--- a/Casita Gabriela vizsgaremek projektfeladat.docx
+++ b/Casita Gabriela vizsgaremek projektfeladat.docx
@@ -11,41 +11,13 @@
           <w:szCs w:val="34"/>
         </w:rPr>
       </w:pPr>
-      <w:proofErr w:type="spellStart"/>
       <w:r>
         <w:rPr>
           <w:b/>
           <w:sz w:val="34"/>
           <w:szCs w:val="34"/>
         </w:rPr>
-        <w:t>Casita</w:t>
-      </w:r>
-      <w:proofErr w:type="spellEnd"/>
-      <w:r>
-        <w:rPr>
-          <w:b/>
-          <w:sz w:val="34"/>
-          <w:szCs w:val="34"/>
-        </w:rPr>
-        <w:t xml:space="preserve"> </w:t>
-      </w:r>
-      <w:proofErr w:type="spellStart"/>
-      <w:r>
-        <w:rPr>
-          <w:b/>
-          <w:sz w:val="34"/>
-          <w:szCs w:val="34"/>
-        </w:rPr>
-        <w:t>Gabriela</w:t>
-      </w:r>
-      <w:proofErr w:type="spellEnd"/>
-      <w:r>
-        <w:rPr>
-          <w:b/>
-          <w:sz w:val="34"/>
-          <w:szCs w:val="34"/>
-        </w:rPr>
-        <w:t xml:space="preserve"> vizsgaremek projektfeladat</w:t>
+        <w:t>Casita Gabriela vizsgaremek projektfeladat</w:t>
       </w:r>
     </w:p>
     <w:p>
@@ -113,7 +85,7 @@
         </w:numPr>
       </w:pPr>
       <w:r>
-        <w:t>Fájl- és mappastruktúra helykitöltő (a projekt szerinti elnevezésekkel)</w:t>
+        <w:t>Fájl- és mappastruktúra</w:t>
       </w:r>
     </w:p>
     <w:p>
@@ -137,7 +109,7 @@
         </w:numPr>
       </w:pPr>
       <w:r>
-        <w:t>ER kapcsolatok és adatintegritás</w:t>
+        <w:t>EK-diagram, adatbázis-kapcsolatok</w:t>
       </w:r>
     </w:p>
     <w:p>
@@ -184,13 +156,8 @@
           <w:numId w:val="33"/>
         </w:numPr>
       </w:pPr>
-      <w:proofErr w:type="spellStart"/>
-      <w:r>
-        <w:t>Admin</w:t>
-      </w:r>
-      <w:proofErr w:type="spellEnd"/>
-      <w:r>
-        <w:t xml:space="preserve"> felület funkciói és napi munkafolyamatok</w:t>
+      <w:r>
+        <w:t>Admin felület funkciói és napi munkafolyamatok</w:t>
       </w:r>
     </w:p>
     <w:p>
@@ -250,13 +217,8 @@
         </w:numPr>
       </w:pPr>
       <w:r>
-        <w:t xml:space="preserve">Fejlesztési javaslatok és </w:t>
-      </w:r>
-      <w:proofErr w:type="spellStart"/>
-      <w:r>
-        <w:t>roadmap</w:t>
-      </w:r>
-      <w:proofErr w:type="spellEnd"/>
+        <w:t>Fejlesztési javaslatok és roadmap</w:t>
+      </w:r>
     </w:p>
     <w:p>
       <w:pPr>
@@ -267,7 +229,7 @@
         </w:numPr>
       </w:pPr>
       <w:r>
-        <w:t>Mellékletek helyei képek és diagramok számára</w:t>
+        <w:t>Mellékletek</w:t>
       </w:r>
     </w:p>
     <w:p>
@@ -298,21 +260,8 @@
         <w:t>Projekt neve:</w:t>
       </w:r>
       <w:r>
-        <w:t xml:space="preserve"> </w:t>
-      </w:r>
-      <w:proofErr w:type="spellStart"/>
-      <w:r>
-        <w:t>Casita</w:t>
-      </w:r>
-      <w:proofErr w:type="spellEnd"/>
-      <w:r>
-        <w:t xml:space="preserve"> </w:t>
-      </w:r>
-      <w:proofErr w:type="spellStart"/>
-      <w:r>
-        <w:t>Gabriela</w:t>
-      </w:r>
-      <w:proofErr w:type="spellEnd"/>
+        <w:t xml:space="preserve"> Casita Gabriela</w:t>
+      </w:r>
     </w:p>
     <w:p/>
     <w:p>
@@ -323,15 +272,7 @@
         <w:t>Részvevők:</w:t>
       </w:r>
       <w:r>
-        <w:t xml:space="preserve"> Bede Árpád, </w:t>
-      </w:r>
-      <w:proofErr w:type="spellStart"/>
-      <w:r>
-        <w:t>Csurgai</w:t>
-      </w:r>
-      <w:proofErr w:type="spellEnd"/>
-      <w:r>
-        <w:t xml:space="preserve"> Christopher – csapatvezető</w:t>
+        <w:t xml:space="preserve"> Bede Árpád, Csurgai Christopher – csapatvezető</w:t>
       </w:r>
     </w:p>
     <w:p/>
@@ -343,15 +284,7 @@
         <w:t>Leírás:</w:t>
       </w:r>
       <w:r>
-        <w:t xml:space="preserve"> A Spanyolországban lévő </w:t>
-      </w:r>
-      <w:proofErr w:type="spellStart"/>
-      <w:r>
-        <w:t>Casa</w:t>
-      </w:r>
-      <w:proofErr w:type="spellEnd"/>
-      <w:r>
-        <w:t xml:space="preserve"> Gabriel nevű szállodának egy foglalórendszer készítése. A felhasználó tud szűrni szobákat a saját preferenciáinak megfelelően bejelentkezési és kijelentkezési időpontokkal. Az oldal kinézetében és alapvető funkcióiban hasonló a szálláshelyfoglaló és összegyűjtő oldalakhoz, mint pl. a szállás.hu, annyi különbséggel, hogy itt egyetlen helyről van szó.</w:t>
+        <w:t xml:space="preserve"> A Spanyolországban lévő Casa Gabriel nevű szállodának egy foglalórendszer készítése. A felhasználó tud szűrni szobákat a saját preferenciáinak megfelelően bejelentkezési és kijelentkezési időpontokkal. Az oldal kinézetében és alapvető funkcióiban hasonló a szálláshelyfoglaló és összegyűjtő oldalakhoz, mint pl. a szállás.hu, annyi különbséggel, hogy itt egyetlen helyről van szó.</w:t>
       </w:r>
     </w:p>
     <w:p/>
@@ -385,39 +318,7 @@
         <w:spacing w:before="240" w:after="240"/>
       </w:pPr>
       <w:r>
-        <w:t xml:space="preserve">A </w:t>
-      </w:r>
-      <w:proofErr w:type="spellStart"/>
-      <w:r>
-        <w:t>Casita</w:t>
-      </w:r>
-      <w:proofErr w:type="spellEnd"/>
-      <w:r>
-        <w:t xml:space="preserve"> </w:t>
-      </w:r>
-      <w:proofErr w:type="spellStart"/>
-      <w:r>
-        <w:t>Gabriela</w:t>
-      </w:r>
-      <w:proofErr w:type="spellEnd"/>
-      <w:r>
-        <w:t xml:space="preserve"> projekt célja egy </w:t>
-      </w:r>
-      <w:proofErr w:type="spellStart"/>
-      <w:r>
-        <w:t>Casa</w:t>
-      </w:r>
-      <w:proofErr w:type="spellEnd"/>
-      <w:r>
-        <w:t xml:space="preserve"> Gabriel nevű spanyolországi szállodához kapcsolódó, professzionális és megbízható webes felület és foglalórendszer megvalósítása. A weboldal </w:t>
-      </w:r>
-      <w:proofErr w:type="spellStart"/>
-      <w:r>
-        <w:t>arculata</w:t>
-      </w:r>
-      <w:proofErr w:type="spellEnd"/>
-      <w:r>
-        <w:t xml:space="preserve"> követi a szálloda hangulatát: meleg, vendégszerető megjelenés, nagy felbontású fényképek és könnyen olvasható tipográfia. A kezdőoldal elsődleges feladata bemutatni a hely szobáit, érzékeltetni a szobák hangulatát és irányt mutatni a foglalási folyamat felé. A látogató rögtön rátalál a legfontosabb információkra: szobatípusok rövid bemutatása, árak, foglalni kívánó személyek száma, maga a foglalófelület, elérhetőség.</w:t>
+        <w:t>A Casita Gabriela projekt célja egy Casa Gabriel nevű spanyolországi szállodához kapcsolódó, professzionális és megbízható webes felület és foglalórendszer megvalósítása. A weboldal arculata követi a szálloda hangulatát: meleg, vendégszerető megjelenés, nagy felbontású fényképek és könnyen olvasható tipográfia. A kezdőoldal elsődleges feladata bemutatni a hely szobáit, érzékeltetni a szobák hangulatát és irányt mutatni a foglalási folyamat felé. A látogató rögtön rátalál a legfontosabb információkra: szobatípusok rövid bemutatása, árak, foglalni kívánó személyek száma, maga a foglalófelület, elérhetőség.</w:t>
       </w:r>
     </w:p>
     <w:p>
@@ -462,15 +363,7 @@
         <w:spacing w:before="240" w:after="240"/>
       </w:pPr>
       <w:r>
-        <w:t xml:space="preserve">A foglalási folyamat </w:t>
-      </w:r>
-      <w:proofErr w:type="spellStart"/>
-      <w:r>
-        <w:t>végigvezeti</w:t>
-      </w:r>
-      <w:proofErr w:type="spellEnd"/>
-      <w:r>
-        <w:t xml:space="preserve"> a vendéget minden olyan ponton, amely a szállás kiválasztásához és lefoglalásához szükséges. A keresésnél a felhasználó először megadja a be- és kijelentkezés dátumát és a vendégek számát, majd a rendszer felsorolja az adott időszakban rendelkezésre álló szobákat. Minden szobakártya tartalmaz egy fotógalériát, részletes leírást, a szoba alapárát és egy rákattint a részletek megtekintéséhez és a foglalás leadásához. A szoba oldalon láthatóak a szoba pontos adatai, a választható kiegészítők listája és a becsült végösszeg.</w:t>
+        <w:t>A foglalási folyamat végigvezeti a vendéget minden olyan ponton, amely a szállás kiválasztásához és lefoglalásához szükséges. A keresésnél a felhasználó először megadja a be- és kijelentkezés dátumát és a vendégek számát, majd a rendszer felsorolja az adott időszakban rendelkezésre álló szobákat. Minden szobakártya tartalmaz egy fotógalériát, részletes leírást, a szoba alapárát és egy rákattint a részletek megtekintéséhez és a foglalás leadásához. A szoba oldalon láthatóak a szoba pontos adatai, a választható kiegészítők listája és a becsült végösszeg.</w:t>
       </w:r>
     </w:p>
     <w:p>
@@ -478,15 +371,7 @@
         <w:spacing w:before="240" w:after="240"/>
       </w:pPr>
       <w:r>
-        <w:t xml:space="preserve">A vendég a kiválasztás után kitölti a szükséges adatait: név, e-mail cím, telefonszám és egyéb releváns információk. A rendszer lehetőséget ad arra, hogy a vendég megjegyzést </w:t>
-      </w:r>
-      <w:proofErr w:type="spellStart"/>
-      <w:r>
-        <w:t>fűzzön</w:t>
-      </w:r>
-      <w:proofErr w:type="spellEnd"/>
-      <w:r>
-        <w:t xml:space="preserve"> a foglaláshoz, például különleges igények vagy érkezési időpont. A foglalás elküldése után a rendszer automatikusan létrehozza a foglalási rekordot, majd a szálloda adminisztrációja kap egy értesítést, amely alapján eldönthető a foglalás véglegesítése. A vendég a foglalásról visszaigazolást kap e-mailben, amely tartalmazza a foglalás részleteit és az esetleges további teendőket.</w:t>
+        <w:t>A vendég a kiválasztás után kitölti a szükséges adatait: név, e-mail cím, telefonszám és egyéb releváns információk. A rendszer lehetőséget ad arra, hogy a vendég megjegyzést fűzzön a foglaláshoz, például különleges igények vagy érkezési időpont. A foglalás elküldése után a rendszer automatikusan létrehozza a foglalási rekordot, majd a szálloda adminisztrációja kap egy értesítést, amely alapján eldönthető a foglalás véglegesítése. A vendég a foglalásról visszaigazolást kap e-mailben, amely tartalmazza a foglalás részleteit és az esetleges további teendőket.</w:t>
       </w:r>
     </w:p>
     <w:p>
@@ -494,23 +379,7 @@
         <w:spacing w:before="240" w:after="240"/>
       </w:pPr>
       <w:r>
-        <w:t xml:space="preserve">A foglalások állapotát a rendszer egyértelműen kezeli. Egy foglalás lehet várakozó státuszú, amíg az </w:t>
-      </w:r>
-      <w:proofErr w:type="spellStart"/>
-      <w:r>
-        <w:t>admin</w:t>
-      </w:r>
-      <w:proofErr w:type="spellEnd"/>
-      <w:r>
-        <w:t xml:space="preserve"> jóvá nem hagyja, megerősített státuszú vagy elutasított/lemondott. A státuszok változtatása az </w:t>
-      </w:r>
-      <w:proofErr w:type="spellStart"/>
-      <w:r>
-        <w:t>admin</w:t>
-      </w:r>
-      <w:proofErr w:type="spellEnd"/>
-      <w:r>
-        <w:t xml:space="preserve"> felületen keresztül történik, az egyéni üzenetváltás pedig e-mailben vagy az oldalon megadott űrlappal, ezzel biztosítható a kommunikáció és a szükséges korrekciók kezelése.</w:t>
+        <w:t>A foglalások állapotát a rendszer egyértelműen kezeli. Egy foglalás lehet várakozó státuszú, amíg az admin jóvá nem hagyja, megerősített státuszú vagy elutasított/lemondott. A státuszok változtatása az admin felületen keresztül történik, az egyéni üzenetváltás pedig e-mailben vagy az oldalon megadott űrlappal, ezzel biztosítható a kommunikáció és a szükséges korrekciók kezelése.</w:t>
       </w:r>
     </w:p>
     <w:p>
@@ -528,7 +397,6 @@
       </w:pPr>
       <w:bookmarkStart w:id="2" w:name="_fshcsaue9172" w:colFirst="0" w:colLast="0"/>
       <w:bookmarkEnd w:id="2"/>
-      <w:proofErr w:type="spellStart"/>
       <w:r>
         <w:rPr>
           <w:b/>
@@ -536,17 +404,56 @@
           <w:sz w:val="26"/>
           <w:szCs w:val="26"/>
         </w:rPr>
-        <w:t>Admin</w:t>
-      </w:r>
-      <w:proofErr w:type="spellEnd"/>
-      <w:r>
+        <w:t>Admin felület és napi üzemeltetés</w:t>
+      </w:r>
+    </w:p>
+    <w:p>
+      <w:pPr>
+        <w:spacing w:before="240" w:after="240"/>
+      </w:pPr>
+      <w:r>
+        <w:t>Az admin felület a szálloda dolgozóinak hatékony eszköze: egy helyen kezelhetőek a beérkező foglalások, szerkeszthetők a szobák adatai és nyomon követhetők a naplózott események. Az admin belépése után átlátható listát lát minden beérkezett foglalásról. A szobákra kattintva egy foglalás részleteinek megnyitásakor megjelennek a foglaláshoz tartozó szükséges vendégadatok, a foglalás dátuma, így a recepciós gyorsan kommunikálhat a vendéggel vagy módosíthatja a foglalást.</w:t>
+      </w:r>
+    </w:p>
+    <w:p>
+      <w:pPr>
+        <w:spacing w:before="240" w:after="240"/>
+      </w:pPr>
+      <w:r>
+        <w:t>A nézet ábrázolja a szobák foglaltságát, a be- és kijelentkezéseket. Az admin felületen új foglalás is rögzíthető manuálisan, például telefonon beérkező kéréseknél. A szobák adatlapján szerkeszthető a szoba leírása, alapára egyéb információkkal együtt; az admin egyszerűen fel tud tölteni képeket és frissíteni az adatokat.</w:t>
+      </w:r>
+    </w:p>
+    <w:p>
+      <w:pPr>
+        <w:spacing w:before="240" w:after="240"/>
+      </w:pPr>
+      <w:r>
+        <w:t>A rendszer rendelkezik e-mail levelezőrendszerrel, ahol a visszaigazolás, a módosításról szóló értesítés és a lemondási visszaigazolás kerül továbbításra, így a vendégkapcsolat egységes, nyomonkövethető és azonnali marad.</w:t>
+      </w:r>
+    </w:p>
+    <w:p>
+      <w:pPr>
+        <w:pStyle w:val="Cmsor3"/>
+        <w:keepNext w:val="0"/>
+        <w:keepLines w:val="0"/>
+        <w:spacing w:before="280"/>
         <w:rPr>
           <w:b/>
           <w:color w:val="000000"/>
           <w:sz w:val="26"/>
           <w:szCs w:val="26"/>
         </w:rPr>
-        <w:t xml:space="preserve"> felület és napi üzemeltetés</w:t>
+      </w:pPr>
+      <w:bookmarkStart w:id="3" w:name="_eoei8j4nvnhq" w:colFirst="0" w:colLast="0"/>
+      <w:bookmarkEnd w:id="3"/>
+      <w:r>
+        <w:rPr>
+          <w:b/>
+          <w:color w:val="000000"/>
+          <w:sz w:val="26"/>
+          <w:szCs w:val="26"/>
+        </w:rPr>
+        <w:t>E-mail rendszer és belső kommunikáció</w:t>
       </w:r>
     </w:p>
     <w:p>
@@ -554,23 +461,8 @@
         <w:spacing w:before="240" w:after="240"/>
       </w:pPr>
       <w:r>
-        <w:t xml:space="preserve">Az </w:t>
-      </w:r>
-      <w:proofErr w:type="spellStart"/>
-      <w:r>
-        <w:t>admin</w:t>
-      </w:r>
-      <w:proofErr w:type="spellEnd"/>
-      <w:r>
-        <w:t xml:space="preserve"> felület a szálloda dolgozóinak hatékony eszköze: egy helyen kezelhetőek a beérkező foglalások, szerkeszthetők a szobák adatai és nyomon követhetők a naplózott események. Az </w:t>
-      </w:r>
-      <w:proofErr w:type="spellStart"/>
-      <w:r>
-        <w:t>admin</w:t>
-      </w:r>
-      <w:proofErr w:type="spellEnd"/>
-      <w:r>
-        <w:t xml:space="preserve"> belépése után átlátható listát lát minden beérkezett foglalásról. A szobákra kattintva egy foglalás részleteinek megnyitásakor megjelennek a foglaláshoz tartozó szükséges vendégadatok, a foglalás dátuma, így a recepciós gyorsan kommunikálhat a vendéggel vagy módosíthatja a foglalást.</w:t>
+        <w:lastRenderedPageBreak/>
+        <w:t>Az oldal e-mail rendszere a foglalási folyamat szerves része, fontos szerepet tölt be a vendégek tájékoztatásában és az adminisztráció támogatásában. A rendszer automatikusan küldi a vendégnek a foglalási visszaigazolást, amely tartalmazza a foglalás azonosítóját, a bérelt szoba adatait, a be- és kijelentkezési időpontokat és a megjegyzésként kapott kéréseket. Az admin szintén kap értesítést minden új foglalásról, valamint a foglalások státuszváltozásairól.</w:t>
       </w:r>
     </w:p>
     <w:p>
@@ -578,23 +470,7 @@
         <w:spacing w:before="240" w:after="240"/>
       </w:pPr>
       <w:r>
-        <w:t xml:space="preserve">A nézet ábrázolja a szobák foglaltságát, a be- és kijelentkezéseket. Az </w:t>
-      </w:r>
-      <w:proofErr w:type="spellStart"/>
-      <w:r>
-        <w:t>admin</w:t>
-      </w:r>
-      <w:proofErr w:type="spellEnd"/>
-      <w:r>
-        <w:t xml:space="preserve"> felületen új foglalás is rögzíthető manuálisan, például telefonon beérkező kéréseknél. A szobák adatlapján szerkeszthető a szoba leírása, alapára egyéb információkkal együtt; az </w:t>
-      </w:r>
-      <w:proofErr w:type="spellStart"/>
-      <w:r>
-        <w:t>admin</w:t>
-      </w:r>
-      <w:proofErr w:type="spellEnd"/>
-      <w:r>
-        <w:t xml:space="preserve"> egyszerűen fel tud tölteni képeket és frissíteni az adatokat.</w:t>
+        <w:t>Az e-mailek sablonjai rugalmasan szerkeszthetők, a sablonmezők automatikusan kitöltődnek a foglalási adatokkal. A küldési folyamat technikailag egy egyszerű SMTP kapcsolaton keresztül történik, a rendszer rögzíti a sikeres és sikertelen kézbesítéseket. Az e-mail naplózás lehetővé teszi a kézbesítési problémák felderítését és a vendéggel való gyors egyeztetést szükség esetén.</w:t>
       </w:r>
     </w:p>
     <w:p>
@@ -602,15 +478,7 @@
         <w:spacing w:before="240" w:after="240"/>
       </w:pPr>
       <w:r>
-        <w:t xml:space="preserve">A rendszer rendelkezik e-mail levelezőrendszerrel, ahol a visszaigazolás, a módosításról szóló értesítés és a lemondási visszaigazolás kerül továbbításra, így a vendégkapcsolat egységes, </w:t>
-      </w:r>
-      <w:proofErr w:type="spellStart"/>
-      <w:r>
-        <w:t>nyomonkövethető</w:t>
-      </w:r>
-      <w:proofErr w:type="spellEnd"/>
-      <w:r>
-        <w:t xml:space="preserve"> és azonnali marad.</w:t>
+        <w:t>A weboldal lehetőséget ad arra is, hogy az admin kézzel indítson értesítéseket, például különleges üzeneteket küldjön érkező vendégeknek, vagy gyorsan tájékoztassa a foglalót a változásokról. Ez a rugalmasság támogatja a személyes ügyfélszolgálatot és a vendégélmény finomhangolását.</w:t>
       </w:r>
     </w:p>
     <w:p>
@@ -626,8 +494,8 @@
           <w:szCs w:val="26"/>
         </w:rPr>
       </w:pPr>
-      <w:bookmarkStart w:id="3" w:name="_eoei8j4nvnhq" w:colFirst="0" w:colLast="0"/>
-      <w:bookmarkEnd w:id="3"/>
+      <w:bookmarkStart w:id="4" w:name="_uqgiv9paqcfo" w:colFirst="0" w:colLast="0"/>
+      <w:bookmarkEnd w:id="4"/>
       <w:r>
         <w:rPr>
           <w:b/>
@@ -635,7 +503,7 @@
           <w:sz w:val="26"/>
           <w:szCs w:val="26"/>
         </w:rPr>
-        <w:t>E-mail rendszer és belső kommunikáció</w:t>
+        <w:t>Adatmodell és táblák</w:t>
       </w:r>
     </w:p>
     <w:p>
@@ -643,16 +511,7 @@
         <w:spacing w:before="240" w:after="240"/>
       </w:pPr>
       <w:r>
-        <w:lastRenderedPageBreak/>
-        <w:t xml:space="preserve">Az oldal e-mail rendszere a foglalási folyamat szerves része, fontos szerepet tölt be a vendégek tájékoztatásában és az adminisztráció támogatásában. A rendszer automatikusan küldi a vendégnek a foglalási visszaigazolást, amely tartalmazza a foglalás azonosítóját, a bérelt szoba adatait, a be- és kijelentkezési időpontokat és a megjegyzésként kapott kéréseket. Az </w:t>
-      </w:r>
-      <w:proofErr w:type="spellStart"/>
-      <w:r>
-        <w:t>admin</w:t>
-      </w:r>
-      <w:proofErr w:type="spellEnd"/>
-      <w:r>
-        <w:t xml:space="preserve"> szintén kap értesítést minden új foglalásról, valamint a foglalások státuszváltozásairól.</w:t>
+        <w:t xml:space="preserve">A rendszer adatbázisa tíz, jól definiált táblára épül, amelyek együtt biztosítják az üzleti logika működését és a keresési hatékonyságot. A Users tábla tárolja a rendszerbe belépő adminisztrátorok és recepciósok adatait, köztük a nevüket, e-mail címüket és a jelszó hash értékét. A Szoba táblák részletesen leírnak minden egyes szobát: azon belül a szoba azonosítója, szobaszám, típusmegjelölés, maximális vendégszám, alapár és a leírás, valamint a szoba állapota. A Foglalások tábla tartalmazza a minden foglalásra vonatkozó adatokat: melyik szobához kapcsolódik, a vendég neve és e-mail címe, a be- és kijelentkezési dátumok, vendégek száma és a foglalás aktuális státusza. </w:t>
       </w:r>
     </w:p>
     <w:p>
@@ -660,23 +519,7 @@
         <w:spacing w:before="240" w:after="240"/>
       </w:pPr>
       <w:r>
-        <w:t>Az e-mailek sablonjai rugalmasan szerkeszthetők, a sablonmezők automatikusan kitöltődnek a foglalási adatokkal. A küldési folyamat technikailag egy egyszerű SMTP kapcsolaton keresztül történik, a rendszer rögzíti a sikeres és sikertelen kézbesítéseket. Az e-mail naplózás lehetővé teszi a kézbesítési problémák felderítését és a vendéggel való gyors egyeztetést szükség esetén.</w:t>
-      </w:r>
-    </w:p>
-    <w:p>
-      <w:pPr>
-        <w:spacing w:before="240" w:after="240"/>
-      </w:pPr>
-      <w:r>
-        <w:t xml:space="preserve">A weboldal lehetőséget ad arra is, hogy az </w:t>
-      </w:r>
-      <w:proofErr w:type="spellStart"/>
-      <w:r>
-        <w:t>admin</w:t>
-      </w:r>
-      <w:proofErr w:type="spellEnd"/>
-      <w:r>
-        <w:t xml:space="preserve"> kézzel indítson értesítéseket, például különleges üzeneteket küldjön érkező vendégeknek, vagy gyorsan tájékoztassa a foglalót a változásokról. Ez a rugalmasság támogatja a személyes ügyfélszolgálatot és a vendégélmény finomhangolását.</w:t>
+        <w:t>Az összefüggések egyértelműek: a Foglalás rekordok hivatkoznak a Szoba tábla bejegyzéseire, a Form mezőiben pedig megtalálhatók az űrlappal kapcsolatos adatok. A táblák struktúrája lehetővé teszi a gyors lekérdezést mind a vendégoldali elérhetőség-ellenőrzéshez, mind az adminisztráció napi munkájához.</w:t>
       </w:r>
     </w:p>
     <w:p>
@@ -692,8 +535,8 @@
           <w:szCs w:val="26"/>
         </w:rPr>
       </w:pPr>
-      <w:bookmarkStart w:id="4" w:name="_uqgiv9paqcfo" w:colFirst="0" w:colLast="0"/>
-      <w:bookmarkEnd w:id="4"/>
+      <w:bookmarkStart w:id="5" w:name="_5lsqj7hrby1t" w:colFirst="0" w:colLast="0"/>
+      <w:bookmarkEnd w:id="5"/>
       <w:r>
         <w:rPr>
           <w:b/>
@@ -701,7 +544,7 @@
           <w:sz w:val="26"/>
           <w:szCs w:val="26"/>
         </w:rPr>
-        <w:t>Adatmodell és táblák</w:t>
+        <w:t>Adatvédelem, biztonság</w:t>
       </w:r>
     </w:p>
     <w:p>
@@ -709,39 +552,7 @@
         <w:spacing w:before="240" w:after="240"/>
       </w:pPr>
       <w:r>
-        <w:t xml:space="preserve">A rendszer adatbázisa tíz, jól definiált táblára épül, amelyek együtt biztosítják az üzleti logika működését és a keresési hatékonyságot. A </w:t>
-      </w:r>
-      <w:proofErr w:type="spellStart"/>
-      <w:r>
-        <w:t>Users</w:t>
-      </w:r>
-      <w:proofErr w:type="spellEnd"/>
-      <w:r>
-        <w:t xml:space="preserve"> tábla tárolja a rendszerbe belépő adminisztrátorok és recepciósok adatait, köztük a nevüket, e-mail címüket és a jelszó </w:t>
-      </w:r>
-      <w:proofErr w:type="spellStart"/>
-      <w:r>
-        <w:t>hash</w:t>
-      </w:r>
-      <w:proofErr w:type="spellEnd"/>
-      <w:r>
-        <w:t xml:space="preserve"> értékét. A Szoba táblák részletesen leírnak minden egyes szobát: azon belül a szoba azonosítója, szobaszám, típusmegjelölés, maximális vendégszám, alapár és a leírás, valamint a szoba állapota. A Foglalások tábla tartalmazza a minden foglalásra vonatkozó adatokat: melyik szobához kapcsolódik, a vendég neve és e-mail címe, a be- és kijelentkezési dátumok, vendégek száma és a foglalás aktuális státusza. </w:t>
-      </w:r>
-    </w:p>
-    <w:p>
-      <w:pPr>
-        <w:spacing w:before="240" w:after="240"/>
-      </w:pPr>
-      <w:r>
-        <w:t xml:space="preserve">Az összefüggések egyértelműek: a Foglalás rekordok hivatkoznak a Szoba tábla bejegyzéseire, a </w:t>
-      </w:r>
-      <w:proofErr w:type="spellStart"/>
-      <w:r>
-        <w:t>Form</w:t>
-      </w:r>
-      <w:proofErr w:type="spellEnd"/>
-      <w:r>
-        <w:t xml:space="preserve"> mezőiben pedig megtalálhatók az űrlappal kapcsolatos adatok. A táblák struktúrája lehetővé teszi a gyors lekérdezést mind a vendégoldali elérhetőség-ellenőrzéshez, mind az adminisztráció napi munkájához.</w:t>
+        <w:t>A vendégek személyes adatai a foglaláshoz szükséges minimális körben kerülnek rögzítésre, és minden adatkezelési művelet naplózásra kerül. A webes kapcsolat titkosított csatornán halad, a belépési jelszavak hash-elve tárolódnak, így a rendszer védelme megfelel a gyakorlatban alkalmazott alapvető biztonsági elvárásoknak. A fizetési tranzakciók nem kerülnek kezelésre a rendszerben; a foglalás adminisztrációját követően a vendégnek a szálloda ad tájékoztatást a fizetési módokról.</w:t>
       </w:r>
     </w:p>
     <w:p>
@@ -757,8 +568,8 @@
           <w:szCs w:val="26"/>
         </w:rPr>
       </w:pPr>
-      <w:bookmarkStart w:id="5" w:name="_5lsqj7hrby1t" w:colFirst="0" w:colLast="0"/>
-      <w:bookmarkEnd w:id="5"/>
+      <w:bookmarkStart w:id="6" w:name="_dreyfvhz749p" w:colFirst="0" w:colLast="0"/>
+      <w:bookmarkEnd w:id="6"/>
       <w:r>
         <w:rPr>
           <w:b/>
@@ -766,7 +577,7 @@
           <w:sz w:val="26"/>
           <w:szCs w:val="26"/>
         </w:rPr>
-        <w:t>Adatvédelem, biztonság</w:t>
+        <w:t>Megvalósítási fázisok és átadás</w:t>
       </w:r>
     </w:p>
     <w:p>
@@ -774,73 +585,16 @@
         <w:spacing w:before="240" w:after="240"/>
       </w:pPr>
       <w:r>
-        <w:t xml:space="preserve">A vendégek személyes adatai a foglaláshoz szükséges minimális körben kerülnek rögzítésre, és minden adatkezelési művelet naplózásra kerül. A webes kapcsolat titkosított csatornán halad, a belépési jelszavak </w:t>
-      </w:r>
-      <w:proofErr w:type="spellStart"/>
-      <w:r>
-        <w:t>hash</w:t>
-      </w:r>
-      <w:proofErr w:type="spellEnd"/>
-      <w:r>
-        <w:t>-elve tárolódnak, így a rendszer védelme megfelel a gyakorlatban alkalmazott alapvető biztonsági elvárásoknak. A fizetési tranzakciók nem kerülnek kezelésre a rendszerben; a foglalás adminisztrációját követően a vendégnek a szálloda ad tájékoztatást a fizetési módokról.</w:t>
+        <w:t xml:space="preserve">A fejlesztés éles üzembe helyezése előtt részletes tesztelés történik: minden foglalási forgatókönyv végigpróbálásra kerül, a naptárnézet és a státuszkezelés működését több szempontból is ellenőrizzük a levélküldéssel együtt. Az átadáskor a szálloda kap egy rövid </w:t>
+      </w:r>
+      <w:r>
+        <w:lastRenderedPageBreak/>
+        <w:t>üzemeltetési dokumentációt és a szükséges belépési adatokat az admin felülethez. A projekt célja, hogy a KKK és egyéb elvárások szerint teljesüljön, illetve a mindennapi működés egyszerű legyen, a vendégek pedig átlátható foglalási élményben részesüljenek.</w:t>
       </w:r>
     </w:p>
     <w:p>
       <w:pPr>
         <w:pStyle w:val="Cmsor3"/>
-        <w:keepNext w:val="0"/>
-        <w:keepLines w:val="0"/>
-        <w:spacing w:before="280"/>
-        <w:rPr>
-          <w:b/>
-          <w:color w:val="000000"/>
-          <w:sz w:val="26"/>
-          <w:szCs w:val="26"/>
-        </w:rPr>
-      </w:pPr>
-      <w:bookmarkStart w:id="6" w:name="_dreyfvhz749p" w:colFirst="0" w:colLast="0"/>
-      <w:bookmarkEnd w:id="6"/>
-      <w:r>
-        <w:rPr>
-          <w:b/>
-          <w:color w:val="000000"/>
-          <w:sz w:val="26"/>
-          <w:szCs w:val="26"/>
-        </w:rPr>
-        <w:t>Megvalósítási fázisok és átadás</w:t>
-      </w:r>
-    </w:p>
-    <w:p>
-      <w:pPr>
-        <w:spacing w:before="240" w:after="240"/>
-      </w:pPr>
-      <w:r>
-        <w:t xml:space="preserve">A fejlesztés éles üzembe helyezése előtt részletes tesztelés történik: minden foglalási forgatókönyv </w:t>
-      </w:r>
-      <w:proofErr w:type="spellStart"/>
-      <w:r>
-        <w:t>végigpróbálásra</w:t>
-      </w:r>
-      <w:proofErr w:type="spellEnd"/>
-      <w:r>
-        <w:t xml:space="preserve"> kerül, a naptárnézet és a státuszkezelés működését több szempontból is ellenőrizzük a levélküldéssel együtt. Az átadáskor a szálloda kap egy rövid </w:t>
-      </w:r>
-      <w:r>
-        <w:lastRenderedPageBreak/>
-        <w:t xml:space="preserve">üzemeltetési dokumentációt és a szükséges belépési adatokat az </w:t>
-      </w:r>
-      <w:proofErr w:type="spellStart"/>
-      <w:r>
-        <w:t>admin</w:t>
-      </w:r>
-      <w:proofErr w:type="spellEnd"/>
-      <w:r>
-        <w:t xml:space="preserve"> felülethez. A projekt célja, hogy a KKK és egyéb elvárások szerint teljesüljön, illetve a mindennapi működés egyszerű legyen, a vendégek pedig átlátható foglalási élményben részesüljenek.</w:t>
-      </w:r>
-    </w:p>
-    <w:p>
-      <w:pPr>
-        <w:pStyle w:val="Cmsor3"/>
       </w:pPr>
       <w:r>
         <w:t>2. Projekt áttekintés és célok</w:t>
@@ -851,39 +605,7 @@
         <w:pStyle w:val="NormlWeb"/>
       </w:pPr>
       <w:r>
-        <w:t xml:space="preserve">A </w:t>
-      </w:r>
-      <w:proofErr w:type="spellStart"/>
-      <w:r>
-        <w:t>Casita</w:t>
-      </w:r>
-      <w:proofErr w:type="spellEnd"/>
-      <w:r>
-        <w:t xml:space="preserve"> </w:t>
-      </w:r>
-      <w:proofErr w:type="spellStart"/>
-      <w:r>
-        <w:t>Gabriela</w:t>
-      </w:r>
-      <w:proofErr w:type="spellEnd"/>
-      <w:r>
-        <w:t xml:space="preserve"> projekt célja egy egyedi, megbízható és felhasználóbarát webes foglalórendszer megvalósítása a </w:t>
-      </w:r>
-      <w:proofErr w:type="spellStart"/>
-      <w:r>
-        <w:t>Casa</w:t>
-      </w:r>
-      <w:proofErr w:type="spellEnd"/>
-      <w:r>
-        <w:t xml:space="preserve"> Gabriel szálloda számára. A rendszer lehetővé teszi a vendégek számára, hogy dátum és vendégszám megadásával szűrjék a szobákat, megtekintsék a részletes leírásokat és képeket, majd néhány lépésben leadják a foglalást. Az adminisztráció számára egy átlátható </w:t>
-      </w:r>
-      <w:proofErr w:type="spellStart"/>
-      <w:r>
-        <w:t>admin</w:t>
-      </w:r>
-      <w:proofErr w:type="spellEnd"/>
-      <w:r>
-        <w:t xml:space="preserve"> felület biztosítja a foglalások kezelését, státuszok kezelését és a vendégkommunikációt.</w:t>
+        <w:t>A Casita Gabriela projekt célja egy egyedi, megbízható és felhasználóbarát webes foglalórendszer megvalósítása a Casa Gabriel szálloda számára. A rendszer lehetővé teszi a vendégek számára, hogy dátum és vendégszám megadásával szűrjék a szobákat, megtekintsék a részletes leírásokat és képeket, majd néhány lépésben leadják a foglalást. Az adminisztráció számára egy átlátható admin felület biztosítja a foglalások kezelését, státuszok kezelését és a vendégkommunikációt.</w:t>
       </w:r>
     </w:p>
     <w:p>
@@ -918,15 +640,7 @@
         </w:numPr>
       </w:pPr>
       <w:r>
-        <w:t xml:space="preserve">a szálloda </w:t>
-      </w:r>
-      <w:proofErr w:type="spellStart"/>
-      <w:r>
-        <w:t>arculatához</w:t>
-      </w:r>
-      <w:proofErr w:type="spellEnd"/>
-      <w:r>
-        <w:t xml:space="preserve"> illeszkedő, reszponzív felhasználói felület;</w:t>
+        <w:t>a szálloda arculatához illeszkedő, reszponzív felhasználói felület;</w:t>
       </w:r>
     </w:p>
     <w:p>
@@ -1029,15 +743,7 @@
         </w:numPr>
       </w:pPr>
       <w:r>
-        <w:t xml:space="preserve">Foglalás kezdetben várakozó státuszba kerül; </w:t>
-      </w:r>
-      <w:proofErr w:type="spellStart"/>
-      <w:r>
-        <w:t>admin</w:t>
-      </w:r>
-      <w:proofErr w:type="spellEnd"/>
-      <w:r>
-        <w:t xml:space="preserve"> jóváhagyja vagy elutasítja.</w:t>
+        <w:t>Foglalás kezdetben várakozó státuszba kerül; admin jóváhagyja vagy elutasítja.</w:t>
       </w:r>
     </w:p>
     <w:p>
@@ -1084,23 +790,7 @@
         </w:numPr>
       </w:pPr>
       <w:r>
-        <w:t xml:space="preserve">Telefonos foglalás: </w:t>
-      </w:r>
-      <w:proofErr w:type="spellStart"/>
-      <w:r>
-        <w:t>admin</w:t>
-      </w:r>
-      <w:proofErr w:type="spellEnd"/>
-      <w:r>
-        <w:t xml:space="preserve"> manuálisan rögzíti a foglalást az </w:t>
-      </w:r>
-      <w:proofErr w:type="spellStart"/>
-      <w:r>
-        <w:t>admin</w:t>
-      </w:r>
-      <w:proofErr w:type="spellEnd"/>
-      <w:r>
-        <w:t xml:space="preserve"> felületen.</w:t>
+        <w:t>Telefonos foglalás: admin manuálisan rögzíti a foglalást az admin felületen.</w:t>
       </w:r>
     </w:p>
     <w:p>
@@ -1112,15 +802,7 @@
         </w:numPr>
       </w:pPr>
       <w:r>
-        <w:t xml:space="preserve">Módosítás: vendég vagy </w:t>
-      </w:r>
-      <w:proofErr w:type="spellStart"/>
-      <w:r>
-        <w:t>admin</w:t>
-      </w:r>
-      <w:proofErr w:type="spellEnd"/>
-      <w:r>
-        <w:t xml:space="preserve"> módosítja a foglalást; rendszer értesítést küld.</w:t>
+        <w:t>Módosítás: vendég vagy admin módosítja a foglalást; rendszer értesítést küld.</w:t>
       </w:r>
     </w:p>
     <w:p>
@@ -1132,15 +814,2540 @@
         </w:numPr>
       </w:pPr>
       <w:r>
-        <w:t xml:space="preserve">Lemondás: vendég lemondja; státusz frissül és visszaigazolás </w:t>
-      </w:r>
-      <w:proofErr w:type="spellStart"/>
-      <w:r>
-        <w:t>küldődik</w:t>
-      </w:r>
-      <w:proofErr w:type="spellEnd"/>
-      <w:r>
-        <w:t>.</w:t>
+        <w:t>Lemondás: vendég lemondja; státusz frissül és visszaigazolás küldődik.</w:t>
+      </w:r>
+    </w:p>
+    <w:p>
+      <w:pPr>
+        <w:pStyle w:val="Cmsor3"/>
+      </w:pPr>
+      <w:r>
+        <w:t>4. Fejlesztőkörnyezet és technológiák</w:t>
+      </w:r>
+    </w:p>
+    <w:p>
+      <w:pPr>
+        <w:pStyle w:val="NormlWeb"/>
+      </w:pPr>
+      <w:r>
+        <w:rPr>
+          <w:rStyle w:val="Kiemels2"/>
+        </w:rPr>
+        <w:t>Frontend</w:t>
+      </w:r>
+    </w:p>
+    <w:p>
+      <w:pPr>
+        <w:pStyle w:val="NormlWeb"/>
+        <w:numPr>
+          <w:ilvl w:val="0"/>
+          <w:numId w:val="83"/>
+        </w:numPr>
+      </w:pPr>
+      <w:r>
+        <w:rPr>
+          <w:rStyle w:val="Kiemels2"/>
+        </w:rPr>
+        <w:t>React</w:t>
+      </w:r>
+      <w:r>
+        <w:t xml:space="preserve"> (komponensalapú felépítés)</w:t>
+      </w:r>
+    </w:p>
+    <w:p>
+      <w:pPr>
+        <w:pStyle w:val="NormlWeb"/>
+        <w:numPr>
+          <w:ilvl w:val="0"/>
+          <w:numId w:val="83"/>
+        </w:numPr>
+      </w:pPr>
+      <w:r>
+        <w:rPr>
+          <w:rStyle w:val="Kiemels2"/>
+        </w:rPr>
+        <w:t>Vite</w:t>
+      </w:r>
+      <w:r>
+        <w:t xml:space="preserve"> (fejlesztői build eszköz)</w:t>
+      </w:r>
+    </w:p>
+    <w:p>
+      <w:pPr>
+        <w:pStyle w:val="NormlWeb"/>
+        <w:numPr>
+          <w:ilvl w:val="0"/>
+          <w:numId w:val="83"/>
+        </w:numPr>
+      </w:pPr>
+      <w:r>
+        <w:rPr>
+          <w:rStyle w:val="Kiemels2"/>
+        </w:rPr>
+        <w:t>Tailwind CSS</w:t>
+      </w:r>
+      <w:r>
+        <w:t xml:space="preserve"> (utility-first stílus)</w:t>
+      </w:r>
+    </w:p>
+    <w:p>
+      <w:pPr>
+        <w:pStyle w:val="NormlWeb"/>
+        <w:numPr>
+          <w:ilvl w:val="0"/>
+          <w:numId w:val="83"/>
+        </w:numPr>
+      </w:pPr>
+      <w:r>
+        <w:rPr>
+          <w:rStyle w:val="Kiemels2"/>
+        </w:rPr>
+        <w:t>Axios</w:t>
+      </w:r>
+      <w:r>
+        <w:t xml:space="preserve"> (API hívások)</w:t>
+      </w:r>
+    </w:p>
+    <w:p>
+      <w:pPr>
+        <w:pStyle w:val="NormlWeb"/>
+        <w:numPr>
+          <w:ilvl w:val="0"/>
+          <w:numId w:val="83"/>
+        </w:numPr>
+      </w:pPr>
+      <w:r>
+        <w:rPr>
+          <w:rStyle w:val="Kiemels2"/>
+        </w:rPr>
+        <w:t>React Router</w:t>
+      </w:r>
+      <w:r>
+        <w:t xml:space="preserve"> (útvonalkezelés)</w:t>
+      </w:r>
+    </w:p>
+    <w:p>
+      <w:pPr>
+        <w:pStyle w:val="NormlWeb"/>
+      </w:pPr>
+      <w:r>
+        <w:rPr>
+          <w:rStyle w:val="Kiemels2"/>
+        </w:rPr>
+        <w:lastRenderedPageBreak/>
+        <w:t>Backend</w:t>
+      </w:r>
+    </w:p>
+    <w:p>
+      <w:pPr>
+        <w:pStyle w:val="NormlWeb"/>
+        <w:numPr>
+          <w:ilvl w:val="0"/>
+          <w:numId w:val="84"/>
+        </w:numPr>
+      </w:pPr>
+      <w:r>
+        <w:rPr>
+          <w:rStyle w:val="Kiemels2"/>
+        </w:rPr>
+        <w:t>Node.js</w:t>
+      </w:r>
+      <w:r>
+        <w:t xml:space="preserve"> (szerveroldal)</w:t>
+      </w:r>
+    </w:p>
+    <w:p>
+      <w:pPr>
+        <w:pStyle w:val="NormlWeb"/>
+        <w:numPr>
+          <w:ilvl w:val="0"/>
+          <w:numId w:val="84"/>
+        </w:numPr>
+      </w:pPr>
+      <w:r>
+        <w:rPr>
+          <w:rStyle w:val="Kiemels2"/>
+        </w:rPr>
+        <w:t>Express.js</w:t>
+      </w:r>
+      <w:r>
+        <w:t xml:space="preserve"> (REST API)</w:t>
+      </w:r>
+    </w:p>
+    <w:p>
+      <w:pPr>
+        <w:pStyle w:val="NormlWeb"/>
+        <w:numPr>
+          <w:ilvl w:val="0"/>
+          <w:numId w:val="84"/>
+        </w:numPr>
+      </w:pPr>
+      <w:r>
+        <w:rPr>
+          <w:rStyle w:val="Kiemels2"/>
+        </w:rPr>
+        <w:t>Prisma</w:t>
+      </w:r>
+      <w:r>
+        <w:t xml:space="preserve"> ORM (adatbázis réteghez)</w:t>
+      </w:r>
+    </w:p>
+    <w:p>
+      <w:pPr>
+        <w:pStyle w:val="NormlWeb"/>
+        <w:numPr>
+          <w:ilvl w:val="0"/>
+          <w:numId w:val="84"/>
+        </w:numPr>
+      </w:pPr>
+      <w:r>
+        <w:rPr>
+          <w:rStyle w:val="Kiemels2"/>
+        </w:rPr>
+        <w:t>MariaDB</w:t>
+      </w:r>
+      <w:r>
+        <w:t xml:space="preserve"> / MySQL kompatibilis adatbázis (adatbázis dump alapján)</w:t>
+      </w:r>
+    </w:p>
+    <w:p>
+      <w:pPr>
+        <w:pStyle w:val="NormlWeb"/>
+        <w:numPr>
+          <w:ilvl w:val="0"/>
+          <w:numId w:val="84"/>
+        </w:numPr>
+      </w:pPr>
+      <w:r>
+        <w:rPr>
+          <w:rStyle w:val="Kiemels2"/>
+        </w:rPr>
+        <w:t>bcrypt</w:t>
+      </w:r>
+      <w:r>
+        <w:t xml:space="preserve"> (jelszóhash)</w:t>
+      </w:r>
+    </w:p>
+    <w:p>
+      <w:pPr>
+        <w:pStyle w:val="NormlWeb"/>
+        <w:numPr>
+          <w:ilvl w:val="0"/>
+          <w:numId w:val="84"/>
+        </w:numPr>
+      </w:pPr>
+      <w:r>
+        <w:rPr>
+          <w:rStyle w:val="Kiemels2"/>
+        </w:rPr>
+        <w:t>jsonwebtoken</w:t>
+      </w:r>
+      <w:r>
+        <w:t xml:space="preserve"> (JWT alapú autentikáció)</w:t>
+      </w:r>
+    </w:p>
+    <w:p>
+      <w:pPr>
+        <w:pStyle w:val="NormlWeb"/>
+        <w:numPr>
+          <w:ilvl w:val="0"/>
+          <w:numId w:val="84"/>
+        </w:numPr>
+      </w:pPr>
+      <w:r>
+        <w:rPr>
+          <w:rStyle w:val="Kiemels2"/>
+        </w:rPr>
+        <w:t>Nodemailer</w:t>
+      </w:r>
+      <w:r>
+        <w:t xml:space="preserve"> (SMTP e-mail küldés)</w:t>
+      </w:r>
+    </w:p>
+    <w:p>
+      <w:pPr>
+        <w:pStyle w:val="NormlWeb"/>
+      </w:pPr>
+      <w:r>
+        <w:rPr>
+          <w:rStyle w:val="Kiemels2"/>
+        </w:rPr>
+        <w:t>Fejlesztői eszközök</w:t>
+      </w:r>
+    </w:p>
+    <w:p>
+      <w:pPr>
+        <w:pStyle w:val="NormlWeb"/>
+        <w:numPr>
+          <w:ilvl w:val="0"/>
+          <w:numId w:val="85"/>
+        </w:numPr>
+      </w:pPr>
+      <w:r>
+        <w:t>Visual Studio Code</w:t>
+      </w:r>
+    </w:p>
+    <w:p>
+      <w:pPr>
+        <w:pStyle w:val="NormlWeb"/>
+        <w:numPr>
+          <w:ilvl w:val="0"/>
+          <w:numId w:val="85"/>
+        </w:numPr>
+      </w:pPr>
+      <w:r>
+        <w:t>Postman vagy Insomnia az API teszteléshez</w:t>
+      </w:r>
+    </w:p>
+    <w:p>
+      <w:pPr>
+        <w:pStyle w:val="NormlWeb"/>
+        <w:numPr>
+          <w:ilvl w:val="0"/>
+          <w:numId w:val="85"/>
+        </w:numPr>
+      </w:pPr>
+      <w:r>
+        <w:t>Git és GitHub a verziókezeléshez</w:t>
+      </w:r>
+    </w:p>
+    <w:p>
+      <w:pPr>
+        <w:pStyle w:val="NormlWeb"/>
+        <w:numPr>
+          <w:ilvl w:val="0"/>
+          <w:numId w:val="85"/>
+        </w:numPr>
+      </w:pPr>
+      <w:r>
+        <w:t>Docker opcionális fejlesztési környezethez</w:t>
+      </w:r>
+    </w:p>
+    <w:p>
+      <w:pPr>
+        <w:pStyle w:val="NormlWeb"/>
+      </w:pPr>
+      <w:r>
+        <w:rPr>
+          <w:rStyle w:val="Kiemels2"/>
+        </w:rPr>
+        <w:t>Ajánlott verziók</w:t>
+      </w:r>
+    </w:p>
+    <w:p>
+      <w:pPr>
+        <w:pStyle w:val="NormlWeb"/>
+        <w:numPr>
+          <w:ilvl w:val="0"/>
+          <w:numId w:val="86"/>
+        </w:numPr>
+      </w:pPr>
+      <w:r>
+        <w:t>Node.js 20+; React 18+; Prisma 5+; MariaDB 10.4+; Vite 4+.</w:t>
+      </w:r>
+    </w:p>
+    <w:p>
+      <w:pPr>
+        <w:pStyle w:val="Cmsor3"/>
+      </w:pPr>
+      <w:r>
+        <w:t>5. Fájl- és mappastruktúra helykitöltő</w:t>
+      </w:r>
+    </w:p>
+    <w:p>
+      <w:pPr>
+        <w:pStyle w:val="NormlWeb"/>
+      </w:pPr>
+      <w:r>
+        <w:t xml:space="preserve">Az alábbi struktúra </w:t>
+      </w:r>
+      <w:r>
+        <w:rPr>
+          <w:rStyle w:val="Kiemels2"/>
+        </w:rPr>
+        <w:t>példa</w:t>
+      </w:r>
+      <w:r>
+        <w:t xml:space="preserve"> a projekted szerinti elnevezésekkel. Ha te más elnevezést használsz, illeszd be a saját verziódat ide. A dokumentumban hagytam helyet, hogy a te pontos struktúrádat be tudd másolni.</w:t>
+      </w:r>
+    </w:p>
+    <w:p>
+      <w:pPr>
+        <w:pStyle w:val="NormlWeb"/>
+      </w:pPr>
+      <w:r>
+        <w:rPr>
+          <w:rStyle w:val="Kiemels2"/>
+        </w:rPr>
+        <w:t>Frontend</w:t>
+      </w:r>
+    </w:p>
+    <w:p>
+      <w:r>
+        <w:t>Kód</w:t>
+      </w:r>
+    </w:p>
+    <w:p>
+      <w:pPr>
+        <w:pStyle w:val="HTML-kntformzott"/>
+        <w:rPr>
+          <w:rStyle w:val="HTML-kd"/>
+        </w:rPr>
+      </w:pPr>
+      <w:r>
+        <w:rPr>
+          <w:rStyle w:val="HTML-kd"/>
+        </w:rPr>
+        <w:t>frontend</w:t>
+      </w:r>
+    </w:p>
+    <w:p>
+      <w:pPr>
+        <w:pStyle w:val="HTML-kntformzott"/>
+        <w:rPr>
+          <w:rStyle w:val="HTML-kd"/>
+        </w:rPr>
+      </w:pPr>
+      <w:r>
+        <w:rPr>
+          <w:rStyle w:val="HTML-kd"/>
+        </w:rPr>
+        <w:t xml:space="preserve">  public</w:t>
+      </w:r>
+    </w:p>
+    <w:p>
+      <w:pPr>
+        <w:pStyle w:val="HTML-kntformzott"/>
+        <w:rPr>
+          <w:rStyle w:val="HTML-kd"/>
+        </w:rPr>
+      </w:pPr>
+      <w:r>
+        <w:rPr>
+          <w:rStyle w:val="HTML-kd"/>
+        </w:rPr>
+        <w:t xml:space="preserve">  src</w:t>
+      </w:r>
+    </w:p>
+    <w:p>
+      <w:pPr>
+        <w:pStyle w:val="HTML-kntformzott"/>
+        <w:rPr>
+          <w:rStyle w:val="HTML-kd"/>
+        </w:rPr>
+      </w:pPr>
+      <w:r>
+        <w:rPr>
+          <w:rStyle w:val="HTML-kd"/>
+        </w:rPr>
+        <w:t xml:space="preserve">    assets</w:t>
+      </w:r>
+    </w:p>
+    <w:p>
+      <w:pPr>
+        <w:pStyle w:val="HTML-kntformzott"/>
+        <w:rPr>
+          <w:rStyle w:val="HTML-kd"/>
+        </w:rPr>
+      </w:pPr>
+      <w:r>
+        <w:rPr>
+          <w:rStyle w:val="HTML-kd"/>
+        </w:rPr>
+        <w:t xml:space="preserve">    components</w:t>
+      </w:r>
+    </w:p>
+    <w:p>
+      <w:pPr>
+        <w:pStyle w:val="HTML-kntformzott"/>
+        <w:rPr>
+          <w:rStyle w:val="HTML-kd"/>
+        </w:rPr>
+      </w:pPr>
+      <w:r>
+        <w:rPr>
+          <w:rStyle w:val="HTML-kd"/>
+        </w:rPr>
+        <w:t xml:space="preserve">    pages</w:t>
+      </w:r>
+    </w:p>
+    <w:p>
+      <w:pPr>
+        <w:pStyle w:val="HTML-kntformzott"/>
+        <w:rPr>
+          <w:rStyle w:val="HTML-kd"/>
+        </w:rPr>
+      </w:pPr>
+      <w:r>
+        <w:rPr>
+          <w:rStyle w:val="HTML-kd"/>
+        </w:rPr>
+        <w:t xml:space="preserve">    services</w:t>
+      </w:r>
+    </w:p>
+    <w:p>
+      <w:pPr>
+        <w:pStyle w:val="HTML-kntformzott"/>
+        <w:rPr>
+          <w:rStyle w:val="HTML-kd"/>
+        </w:rPr>
+      </w:pPr>
+      <w:r>
+        <w:rPr>
+          <w:rStyle w:val="HTML-kd"/>
+        </w:rPr>
+        <w:t xml:space="preserve">    App.jsx</w:t>
+      </w:r>
+    </w:p>
+    <w:p>
+      <w:pPr>
+        <w:pStyle w:val="HTML-kntformzott"/>
+        <w:rPr>
+          <w:rStyle w:val="HTML-kd"/>
+        </w:rPr>
+      </w:pPr>
+      <w:r>
+        <w:rPr>
+          <w:rStyle w:val="HTML-kd"/>
+        </w:rPr>
+        <w:t xml:space="preserve">    main.jsx</w:t>
+      </w:r>
+    </w:p>
+    <w:p>
+      <w:pPr>
+        <w:pStyle w:val="HTML-kntformzott"/>
+        <w:rPr>
+          <w:rStyle w:val="HTML-kd"/>
+        </w:rPr>
+      </w:pPr>
+      <w:r>
+        <w:rPr>
+          <w:rStyle w:val="HTML-kd"/>
+        </w:rPr>
+        <w:t xml:space="preserve">  package.json</w:t>
+      </w:r>
+    </w:p>
+    <w:p>
+      <w:pPr>
+        <w:pStyle w:val="HTML-kntformzott"/>
+        <w:rPr>
+          <w:rStyle w:val="HTML-kd"/>
+        </w:rPr>
+      </w:pPr>
+      <w:r>
+        <w:rPr>
+          <w:rStyle w:val="HTML-kd"/>
+        </w:rPr>
+        <w:t xml:space="preserve">  vite.config.js</w:t>
+      </w:r>
+    </w:p>
+    <w:p>
+      <w:pPr>
+        <w:pStyle w:val="NormlWeb"/>
+      </w:pPr>
+      <w:r>
+        <w:rPr>
+          <w:rStyle w:val="Kiemels2"/>
+        </w:rPr>
+        <w:t>Backend</w:t>
+      </w:r>
+    </w:p>
+    <w:p>
+      <w:r>
+        <w:t>Kód</w:t>
+      </w:r>
+    </w:p>
+    <w:p>
+      <w:pPr>
+        <w:pStyle w:val="HTML-kntformzott"/>
+        <w:rPr>
+          <w:rStyle w:val="HTML-kd"/>
+        </w:rPr>
+      </w:pPr>
+      <w:r>
+        <w:rPr>
+          <w:rStyle w:val="HTML-kd"/>
+        </w:rPr>
+        <w:t>backend</w:t>
+      </w:r>
+    </w:p>
+    <w:p>
+      <w:pPr>
+        <w:pStyle w:val="HTML-kntformzott"/>
+        <w:rPr>
+          <w:rStyle w:val="HTML-kd"/>
+        </w:rPr>
+      </w:pPr>
+      <w:r>
+        <w:rPr>
+          <w:rStyle w:val="HTML-kd"/>
+        </w:rPr>
+        <w:t xml:space="preserve">  prisma</w:t>
+      </w:r>
+    </w:p>
+    <w:p>
+      <w:pPr>
+        <w:pStyle w:val="HTML-kntformzott"/>
+        <w:rPr>
+          <w:rStyle w:val="HTML-kd"/>
+        </w:rPr>
+      </w:pPr>
+      <w:r>
+        <w:rPr>
+          <w:rStyle w:val="HTML-kd"/>
+        </w:rPr>
+        <w:t xml:space="preserve">    schema.prisma</w:t>
+      </w:r>
+    </w:p>
+    <w:p>
+      <w:pPr>
+        <w:pStyle w:val="HTML-kntformzott"/>
+        <w:rPr>
+          <w:rStyle w:val="HTML-kd"/>
+        </w:rPr>
+      </w:pPr>
+      <w:r>
+        <w:rPr>
+          <w:rStyle w:val="HTML-kd"/>
+        </w:rPr>
+        <w:t xml:space="preserve">  src</w:t>
+      </w:r>
+    </w:p>
+    <w:p>
+      <w:pPr>
+        <w:pStyle w:val="HTML-kntformzott"/>
+        <w:rPr>
+          <w:rStyle w:val="HTML-kd"/>
+        </w:rPr>
+      </w:pPr>
+      <w:r>
+        <w:rPr>
+          <w:rStyle w:val="HTML-kd"/>
+        </w:rPr>
+        <w:t xml:space="preserve">    controllers</w:t>
+      </w:r>
+    </w:p>
+    <w:p>
+      <w:pPr>
+        <w:pStyle w:val="HTML-kntformzott"/>
+        <w:rPr>
+          <w:rStyle w:val="HTML-kd"/>
+        </w:rPr>
+      </w:pPr>
+      <w:r>
+        <w:rPr>
+          <w:rStyle w:val="HTML-kd"/>
+        </w:rPr>
+        <w:t xml:space="preserve">    routes</w:t>
+      </w:r>
+    </w:p>
+    <w:p>
+      <w:pPr>
+        <w:pStyle w:val="HTML-kntformzott"/>
+        <w:rPr>
+          <w:rStyle w:val="HTML-kd"/>
+        </w:rPr>
+      </w:pPr>
+      <w:r>
+        <w:rPr>
+          <w:rStyle w:val="HTML-kd"/>
+        </w:rPr>
+        <w:t xml:space="preserve">    middleware</w:t>
+      </w:r>
+    </w:p>
+    <w:p>
+      <w:pPr>
+        <w:pStyle w:val="HTML-kntformzott"/>
+        <w:rPr>
+          <w:rStyle w:val="HTML-kd"/>
+        </w:rPr>
+      </w:pPr>
+      <w:r>
+        <w:rPr>
+          <w:rStyle w:val="HTML-kd"/>
+        </w:rPr>
+        <w:t xml:space="preserve">    services</w:t>
+      </w:r>
+    </w:p>
+    <w:p>
+      <w:pPr>
+        <w:pStyle w:val="HTML-kntformzott"/>
+        <w:rPr>
+          <w:rStyle w:val="HTML-kd"/>
+        </w:rPr>
+      </w:pPr>
+      <w:r>
+        <w:rPr>
+          <w:rStyle w:val="HTML-kd"/>
+        </w:rPr>
+        <w:lastRenderedPageBreak/>
+        <w:t xml:space="preserve">    utils</w:t>
+      </w:r>
+    </w:p>
+    <w:p>
+      <w:pPr>
+        <w:pStyle w:val="HTML-kntformzott"/>
+        <w:rPr>
+          <w:rStyle w:val="HTML-kd"/>
+        </w:rPr>
+      </w:pPr>
+      <w:r>
+        <w:rPr>
+          <w:rStyle w:val="HTML-kd"/>
+        </w:rPr>
+        <w:t xml:space="preserve">    server.js</w:t>
+      </w:r>
+    </w:p>
+    <w:p>
+      <w:pPr>
+        <w:pStyle w:val="HTML-kntformzott"/>
+        <w:rPr>
+          <w:rStyle w:val="HTML-kd"/>
+        </w:rPr>
+      </w:pPr>
+      <w:r>
+        <w:rPr>
+          <w:rStyle w:val="HTML-kd"/>
+        </w:rPr>
+        <w:t xml:space="preserve">  .env</w:t>
+      </w:r>
+    </w:p>
+    <w:p>
+      <w:pPr>
+        <w:pStyle w:val="HTML-kntformzott"/>
+        <w:rPr>
+          <w:rStyle w:val="HTML-kd"/>
+        </w:rPr>
+      </w:pPr>
+      <w:r>
+        <w:rPr>
+          <w:rStyle w:val="HTML-kd"/>
+        </w:rPr>
+        <w:t xml:space="preserve">  package.json</w:t>
+      </w:r>
+    </w:p>
+    <w:p>
+      <w:pPr>
+        <w:pStyle w:val="NormlWeb"/>
+      </w:pPr>
+      <w:r>
+        <w:rPr>
+          <w:rStyle w:val="Kiemels2"/>
+        </w:rPr>
+        <w:t>Megjegyzés</w:t>
+      </w:r>
+    </w:p>
+    <w:p>
+      <w:pPr>
+        <w:pStyle w:val="NormlWeb"/>
+        <w:numPr>
+          <w:ilvl w:val="0"/>
+          <w:numId w:val="87"/>
+        </w:numPr>
+      </w:pPr>
+      <w:r>
+        <w:t xml:space="preserve">A </w:t>
+      </w:r>
+      <w:r>
+        <w:rPr>
+          <w:rStyle w:val="HTML-kd"/>
+        </w:rPr>
+        <w:t>controllers</w:t>
+      </w:r>
+      <w:r>
+        <w:t xml:space="preserve"> tartalmazza az üzleti logikát;</w:t>
+      </w:r>
+    </w:p>
+    <w:p>
+      <w:pPr>
+        <w:pStyle w:val="NormlWeb"/>
+        <w:numPr>
+          <w:ilvl w:val="0"/>
+          <w:numId w:val="87"/>
+        </w:numPr>
+      </w:pPr>
+      <w:r>
+        <w:t xml:space="preserve">a </w:t>
+      </w:r>
+      <w:r>
+        <w:rPr>
+          <w:rStyle w:val="HTML-kd"/>
+        </w:rPr>
+        <w:t>routes</w:t>
+      </w:r>
+      <w:r>
+        <w:t xml:space="preserve"> a végpontokat;</w:t>
+      </w:r>
+    </w:p>
+    <w:p>
+      <w:pPr>
+        <w:pStyle w:val="NormlWeb"/>
+        <w:numPr>
+          <w:ilvl w:val="0"/>
+          <w:numId w:val="87"/>
+        </w:numPr>
+      </w:pPr>
+      <w:r>
+        <w:t xml:space="preserve">a </w:t>
+      </w:r>
+      <w:r>
+        <w:rPr>
+          <w:rStyle w:val="HTML-kd"/>
+        </w:rPr>
+        <w:t>services</w:t>
+      </w:r>
+      <w:r>
+        <w:t xml:space="preserve"> a külső integrációkat (SMTP, képfeltöltés);</w:t>
+      </w:r>
+    </w:p>
+    <w:p>
+      <w:pPr>
+        <w:pStyle w:val="NormlWeb"/>
+        <w:numPr>
+          <w:ilvl w:val="0"/>
+          <w:numId w:val="87"/>
+        </w:numPr>
+      </w:pPr>
+      <w:r>
+        <w:t xml:space="preserve">a </w:t>
+      </w:r>
+      <w:r>
+        <w:rPr>
+          <w:rStyle w:val="HTML-kd"/>
+        </w:rPr>
+        <w:t>prisma/schema.prisma</w:t>
+      </w:r>
+      <w:r>
+        <w:t xml:space="preserve"> a modell definícióját tartalmazza.</w:t>
+      </w:r>
+    </w:p>
+    <w:p>
+      <w:pPr>
+        <w:pStyle w:val="Cmsor3"/>
+      </w:pPr>
+      <w:r>
+        <w:t>6. Adatbázis részletes leírása és mezők</w:t>
+      </w:r>
+    </w:p>
+    <w:p>
+      <w:pPr>
+        <w:pStyle w:val="NormlWeb"/>
+      </w:pPr>
+      <w:r>
+        <w:t xml:space="preserve">Az adatbázis neve: </w:t>
+      </w:r>
+      <w:r>
+        <w:rPr>
+          <w:rStyle w:val="Kiemels2"/>
+        </w:rPr>
+        <w:t>casita_gabriela</w:t>
+      </w:r>
+      <w:r>
+        <w:t>. Az alábbi táblák és mezők a feltöltött SQL dump alapján kerültek részletezésre.</w:t>
+      </w:r>
+    </w:p>
+    <w:p>
+      <w:pPr>
+        <w:pStyle w:val="NormlWeb"/>
+      </w:pPr>
+      <w:r>
+        <w:rPr>
+          <w:rStyle w:val="Kiemels2"/>
+        </w:rPr>
+        <w:t>users</w:t>
+      </w:r>
+    </w:p>
+    <w:p>
+      <w:pPr>
+        <w:pStyle w:val="NormlWeb"/>
+        <w:numPr>
+          <w:ilvl w:val="0"/>
+          <w:numId w:val="88"/>
+        </w:numPr>
+      </w:pPr>
+      <w:r>
+        <w:rPr>
+          <w:rStyle w:val="Kiemels2"/>
+        </w:rPr>
+        <w:t>id</w:t>
+      </w:r>
+      <w:r>
+        <w:t xml:space="preserve"> INT AUTO_INCREMENT PRIMARY KEY</w:t>
+      </w:r>
+    </w:p>
+    <w:p>
+      <w:pPr>
+        <w:pStyle w:val="NormlWeb"/>
+        <w:numPr>
+          <w:ilvl w:val="0"/>
+          <w:numId w:val="88"/>
+        </w:numPr>
+      </w:pPr>
+      <w:r>
+        <w:rPr>
+          <w:rStyle w:val="Kiemels2"/>
+        </w:rPr>
+        <w:t>name</w:t>
+      </w:r>
+      <w:r>
+        <w:t xml:space="preserve"> TEXT</w:t>
+      </w:r>
+    </w:p>
+    <w:p>
+      <w:pPr>
+        <w:pStyle w:val="NormlWeb"/>
+        <w:numPr>
+          <w:ilvl w:val="0"/>
+          <w:numId w:val="88"/>
+        </w:numPr>
+      </w:pPr>
+      <w:r>
+        <w:rPr>
+          <w:rStyle w:val="Kiemels2"/>
+        </w:rPr>
+        <w:t>password</w:t>
+      </w:r>
+      <w:r>
+        <w:t xml:space="preserve"> VARCHAR(100) — bcrypt hash</w:t>
+      </w:r>
+    </w:p>
+    <w:p>
+      <w:pPr>
+        <w:pStyle w:val="NormlWeb"/>
+        <w:numPr>
+          <w:ilvl w:val="0"/>
+          <w:numId w:val="88"/>
+        </w:numPr>
+      </w:pPr>
+      <w:r>
+        <w:rPr>
+          <w:rStyle w:val="Kiemels2"/>
+        </w:rPr>
+        <w:t>phone_number</w:t>
+      </w:r>
+      <w:r>
+        <w:t xml:space="preserve"> VARCHAR(20)</w:t>
+      </w:r>
+    </w:p>
+    <w:p>
+      <w:pPr>
+        <w:pStyle w:val="NormlWeb"/>
+        <w:numPr>
+          <w:ilvl w:val="0"/>
+          <w:numId w:val="88"/>
+        </w:numPr>
+      </w:pPr>
+      <w:r>
+        <w:rPr>
+          <w:rStyle w:val="Kiemels2"/>
+        </w:rPr>
+        <w:t>birth_date</w:t>
+      </w:r>
+      <w:r>
+        <w:t xml:space="preserve"> DATE</w:t>
+      </w:r>
+    </w:p>
+    <w:p>
+      <w:pPr>
+        <w:pStyle w:val="NormlWeb"/>
+        <w:numPr>
+          <w:ilvl w:val="0"/>
+          <w:numId w:val="88"/>
+        </w:numPr>
+      </w:pPr>
+      <w:r>
+        <w:rPr>
+          <w:rStyle w:val="Kiemels2"/>
+        </w:rPr>
+        <w:t>address</w:t>
+      </w:r>
+      <w:r>
+        <w:t xml:space="preserve"> VARCHAR(255)</w:t>
+      </w:r>
+    </w:p>
+    <w:p>
+      <w:pPr>
+        <w:pStyle w:val="NormlWeb"/>
+        <w:numPr>
+          <w:ilvl w:val="0"/>
+          <w:numId w:val="88"/>
+        </w:numPr>
+      </w:pPr>
+      <w:r>
+        <w:rPr>
+          <w:rStyle w:val="Kiemels2"/>
+        </w:rPr>
+        <w:t>identity_card</w:t>
+      </w:r>
+      <w:r>
+        <w:t xml:space="preserve"> VARCHAR(50)</w:t>
+      </w:r>
+    </w:p>
+    <w:p>
+      <w:pPr>
+        <w:pStyle w:val="NormlWeb"/>
+        <w:numPr>
+          <w:ilvl w:val="0"/>
+          <w:numId w:val="88"/>
+        </w:numPr>
+      </w:pPr>
+      <w:r>
+        <w:rPr>
+          <w:rStyle w:val="Kiemels2"/>
+        </w:rPr>
+        <w:t>email</w:t>
+      </w:r>
+      <w:r>
+        <w:t xml:space="preserve"> VARCHAR(255) UNIQUE</w:t>
+      </w:r>
+    </w:p>
+    <w:p>
+      <w:pPr>
+        <w:pStyle w:val="NormlWeb"/>
+        <w:numPr>
+          <w:ilvl w:val="0"/>
+          <w:numId w:val="88"/>
+        </w:numPr>
+      </w:pPr>
+      <w:r>
+        <w:rPr>
+          <w:rStyle w:val="Kiemels2"/>
+        </w:rPr>
+        <w:t>isAdmin</w:t>
+      </w:r>
+      <w:r>
+        <w:t xml:space="preserve"> TINYINT(1) DEFAULT 0</w:t>
+      </w:r>
+    </w:p>
+    <w:p>
+      <w:pPr>
+        <w:pStyle w:val="NormlWeb"/>
+      </w:pPr>
+      <w:r>
+        <w:rPr>
+          <w:rStyle w:val="Kiemels2"/>
+        </w:rPr>
+        <w:t>room</w:t>
+      </w:r>
+    </w:p>
+    <w:p>
+      <w:pPr>
+        <w:pStyle w:val="NormlWeb"/>
+        <w:numPr>
+          <w:ilvl w:val="0"/>
+          <w:numId w:val="89"/>
+        </w:numPr>
+      </w:pPr>
+      <w:r>
+        <w:rPr>
+          <w:rStyle w:val="Kiemels2"/>
+        </w:rPr>
+        <w:t>id</w:t>
+      </w:r>
+      <w:r>
+        <w:t xml:space="preserve"> INT AUTO_INCREMENT PRIMARY KEY</w:t>
+      </w:r>
+    </w:p>
+    <w:p>
+      <w:pPr>
+        <w:pStyle w:val="NormlWeb"/>
+        <w:numPr>
+          <w:ilvl w:val="0"/>
+          <w:numId w:val="89"/>
+        </w:numPr>
+      </w:pPr>
+      <w:r>
+        <w:rPr>
+          <w:rStyle w:val="Kiemels2"/>
+        </w:rPr>
+        <w:t>name</w:t>
+      </w:r>
+      <w:r>
+        <w:t xml:space="preserve"> VARCHAR(30)</w:t>
+      </w:r>
+    </w:p>
+    <w:p>
+      <w:pPr>
+        <w:pStyle w:val="NormlWeb"/>
+        <w:numPr>
+          <w:ilvl w:val="0"/>
+          <w:numId w:val="89"/>
+        </w:numPr>
+      </w:pPr>
+      <w:r>
+        <w:rPr>
+          <w:rStyle w:val="Kiemels2"/>
+        </w:rPr>
+        <w:t>description</w:t>
+      </w:r>
+      <w:r>
+        <w:t xml:space="preserve"> VARCHAR(1000)</w:t>
+      </w:r>
+    </w:p>
+    <w:p>
+      <w:pPr>
+        <w:pStyle w:val="NormlWeb"/>
+        <w:numPr>
+          <w:ilvl w:val="0"/>
+          <w:numId w:val="89"/>
+        </w:numPr>
+      </w:pPr>
+      <w:r>
+        <w:rPr>
+          <w:rStyle w:val="Kiemels2"/>
+        </w:rPr>
+        <w:t>price</w:t>
+      </w:r>
+      <w:r>
+        <w:t xml:space="preserve"> INT</w:t>
+      </w:r>
+    </w:p>
+    <w:p>
+      <w:pPr>
+        <w:pStyle w:val="NormlWeb"/>
+        <w:numPr>
+          <w:ilvl w:val="0"/>
+          <w:numId w:val="89"/>
+        </w:numPr>
+      </w:pPr>
+      <w:r>
+        <w:rPr>
+          <w:rStyle w:val="Kiemels2"/>
+        </w:rPr>
+        <w:t>ac_availablity</w:t>
+      </w:r>
+      <w:r>
+        <w:t xml:space="preserve"> TINYINT(1) — légkondicionáló elérhetősége</w:t>
+      </w:r>
+    </w:p>
+    <w:p>
+      <w:pPr>
+        <w:pStyle w:val="NormlWeb"/>
+        <w:numPr>
+          <w:ilvl w:val="0"/>
+          <w:numId w:val="89"/>
+        </w:numPr>
+      </w:pPr>
+      <w:r>
+        <w:rPr>
+          <w:rStyle w:val="Kiemels2"/>
+        </w:rPr>
+        <w:t>category</w:t>
+      </w:r>
+      <w:r>
+        <w:t xml:space="preserve"> VARCHAR(20)</w:t>
+      </w:r>
+    </w:p>
+    <w:p>
+      <w:pPr>
+        <w:pStyle w:val="NormlWeb"/>
+        <w:numPr>
+          <w:ilvl w:val="0"/>
+          <w:numId w:val="89"/>
+        </w:numPr>
+      </w:pPr>
+      <w:r>
+        <w:rPr>
+          <w:rStyle w:val="Kiemels2"/>
+        </w:rPr>
+        <w:t>space</w:t>
+      </w:r>
+      <w:r>
+        <w:t xml:space="preserve"> INT — maximális vendégszám vagy négyzetméter</w:t>
+      </w:r>
+    </w:p>
+    <w:p>
+      <w:pPr>
+        <w:pStyle w:val="NormlWeb"/>
+        <w:numPr>
+          <w:ilvl w:val="0"/>
+          <w:numId w:val="89"/>
+        </w:numPr>
+      </w:pPr>
+      <w:r>
+        <w:rPr>
+          <w:rStyle w:val="Kiemels2"/>
+        </w:rPr>
+        <w:t>images</w:t>
+      </w:r>
+      <w:r>
+        <w:t xml:space="preserve"> MEDIUMBLOB — képek bináris tárolása (javasolt alternatíva: </w:t>
+      </w:r>
+      <w:r>
+        <w:rPr>
+          <w:rStyle w:val="HTML-kd"/>
+        </w:rPr>
+        <w:t>room_images</w:t>
+      </w:r>
+      <w:r>
+        <w:t xml:space="preserve"> tábla)</w:t>
+      </w:r>
+    </w:p>
+    <w:p>
+      <w:pPr>
+        <w:pStyle w:val="NormlWeb"/>
+      </w:pPr>
+      <w:r>
+        <w:rPr>
+          <w:rStyle w:val="Kiemels2"/>
+        </w:rPr>
+        <w:t>booking</w:t>
+      </w:r>
+    </w:p>
+    <w:p>
+      <w:pPr>
+        <w:pStyle w:val="NormlWeb"/>
+        <w:numPr>
+          <w:ilvl w:val="0"/>
+          <w:numId w:val="90"/>
+        </w:numPr>
+      </w:pPr>
+      <w:r>
+        <w:rPr>
+          <w:rStyle w:val="Kiemels2"/>
+        </w:rPr>
+        <w:t>id</w:t>
+      </w:r>
+      <w:r>
+        <w:t xml:space="preserve"> INT AUTO_INCREMENT PRIMARY KEY</w:t>
+      </w:r>
+    </w:p>
+    <w:p>
+      <w:pPr>
+        <w:pStyle w:val="NormlWeb"/>
+        <w:numPr>
+          <w:ilvl w:val="0"/>
+          <w:numId w:val="90"/>
+        </w:numPr>
+      </w:pPr>
+      <w:r>
+        <w:rPr>
+          <w:rStyle w:val="Kiemels2"/>
+        </w:rPr>
+        <w:t>arrival_date</w:t>
+      </w:r>
+      <w:r>
+        <w:t xml:space="preserve"> DATE</w:t>
+      </w:r>
+    </w:p>
+    <w:p>
+      <w:pPr>
+        <w:pStyle w:val="NormlWeb"/>
+        <w:numPr>
+          <w:ilvl w:val="0"/>
+          <w:numId w:val="90"/>
+        </w:numPr>
+      </w:pPr>
+      <w:r>
+        <w:rPr>
+          <w:rStyle w:val="Kiemels2"/>
+        </w:rPr>
+        <w:t>departure_date</w:t>
+      </w:r>
+      <w:r>
+        <w:t xml:space="preserve"> DATE</w:t>
+      </w:r>
+    </w:p>
+    <w:p>
+      <w:pPr>
+        <w:pStyle w:val="NormlWeb"/>
+        <w:numPr>
+          <w:ilvl w:val="0"/>
+          <w:numId w:val="90"/>
+        </w:numPr>
+      </w:pPr>
+      <w:r>
+        <w:rPr>
+          <w:rStyle w:val="Kiemels2"/>
+        </w:rPr>
+        <w:t>people</w:t>
+      </w:r>
+      <w:r>
+        <w:t xml:space="preserve"> INT</w:t>
+      </w:r>
+    </w:p>
+    <w:p>
+      <w:pPr>
+        <w:pStyle w:val="NormlWeb"/>
+        <w:numPr>
+          <w:ilvl w:val="0"/>
+          <w:numId w:val="90"/>
+        </w:numPr>
+      </w:pPr>
+      <w:r>
+        <w:rPr>
+          <w:rStyle w:val="Kiemels2"/>
+        </w:rPr>
+        <w:t>booking_date</w:t>
+      </w:r>
+      <w:r>
+        <w:t xml:space="preserve"> DATE</w:t>
+      </w:r>
+    </w:p>
+    <w:p>
+      <w:pPr>
+        <w:pStyle w:val="NormlWeb"/>
+        <w:numPr>
+          <w:ilvl w:val="0"/>
+          <w:numId w:val="90"/>
+        </w:numPr>
+      </w:pPr>
+      <w:r>
+        <w:rPr>
+          <w:rStyle w:val="Kiemels2"/>
+        </w:rPr>
+        <w:t>status</w:t>
+      </w:r>
+      <w:r>
+        <w:t xml:space="preserve"> VARCHAR(50) — Pending, Confirmed, Cancelled</w:t>
+      </w:r>
+    </w:p>
+    <w:p>
+      <w:pPr>
+        <w:pStyle w:val="NormlWeb"/>
+        <w:numPr>
+          <w:ilvl w:val="0"/>
+          <w:numId w:val="90"/>
+        </w:numPr>
+      </w:pPr>
+      <w:r>
+        <w:rPr>
+          <w:rStyle w:val="Kiemels2"/>
+        </w:rPr>
+        <w:t>user_id</w:t>
+      </w:r>
+      <w:r>
+        <w:t xml:space="preserve"> INT FOREIGN KEY -&gt; users.id</w:t>
+      </w:r>
+    </w:p>
+    <w:p>
+      <w:pPr>
+        <w:pStyle w:val="NormlWeb"/>
+        <w:numPr>
+          <w:ilvl w:val="0"/>
+          <w:numId w:val="90"/>
+        </w:numPr>
+      </w:pPr>
+      <w:r>
+        <w:rPr>
+          <w:rStyle w:val="Kiemels2"/>
+        </w:rPr>
+        <w:lastRenderedPageBreak/>
+        <w:t>room_id</w:t>
+      </w:r>
+      <w:r>
+        <w:t xml:space="preserve"> INT FOREIGN KEY -&gt; room.id</w:t>
+      </w:r>
+    </w:p>
+    <w:p>
+      <w:pPr>
+        <w:pStyle w:val="NormlWeb"/>
+      </w:pPr>
+      <w:r>
+        <w:rPr>
+          <w:rStyle w:val="Kiemels2"/>
+        </w:rPr>
+        <w:t>room_review</w:t>
+      </w:r>
+    </w:p>
+    <w:p>
+      <w:pPr>
+        <w:pStyle w:val="NormlWeb"/>
+        <w:numPr>
+          <w:ilvl w:val="0"/>
+          <w:numId w:val="91"/>
+        </w:numPr>
+      </w:pPr>
+      <w:r>
+        <w:rPr>
+          <w:rStyle w:val="Kiemels2"/>
+        </w:rPr>
+        <w:t>id</w:t>
+      </w:r>
+      <w:r>
+        <w:t xml:space="preserve"> INT AUTO_INCREMENT PRIMARY KEY</w:t>
+      </w:r>
+    </w:p>
+    <w:p>
+      <w:pPr>
+        <w:pStyle w:val="NormlWeb"/>
+        <w:numPr>
+          <w:ilvl w:val="0"/>
+          <w:numId w:val="91"/>
+        </w:numPr>
+      </w:pPr>
+      <w:r>
+        <w:rPr>
+          <w:rStyle w:val="Kiemels2"/>
+        </w:rPr>
+        <w:t>stars</w:t>
+      </w:r>
+      <w:r>
+        <w:t xml:space="preserve"> INT (1–5)</w:t>
+      </w:r>
+    </w:p>
+    <w:p>
+      <w:pPr>
+        <w:pStyle w:val="NormlWeb"/>
+        <w:numPr>
+          <w:ilvl w:val="0"/>
+          <w:numId w:val="91"/>
+        </w:numPr>
+      </w:pPr>
+      <w:r>
+        <w:rPr>
+          <w:rStyle w:val="Kiemels2"/>
+        </w:rPr>
+        <w:t>comment</w:t>
+      </w:r>
+      <w:r>
+        <w:t xml:space="preserve"> VARCHAR(200)</w:t>
+      </w:r>
+    </w:p>
+    <w:p>
+      <w:pPr>
+        <w:pStyle w:val="NormlWeb"/>
+        <w:numPr>
+          <w:ilvl w:val="0"/>
+          <w:numId w:val="91"/>
+        </w:numPr>
+      </w:pPr>
+      <w:r>
+        <w:rPr>
+          <w:rStyle w:val="Kiemels2"/>
+        </w:rPr>
+        <w:t>room_id</w:t>
+      </w:r>
+      <w:r>
+        <w:t xml:space="preserve"> INT FOREIGN KEY -&gt; room.id</w:t>
+      </w:r>
+    </w:p>
+    <w:p>
+      <w:pPr>
+        <w:pStyle w:val="NormlWeb"/>
+      </w:pPr>
+      <w:r>
+        <w:rPr>
+          <w:rStyle w:val="Kiemels2"/>
+        </w:rPr>
+        <w:t>form</w:t>
+      </w:r>
+    </w:p>
+    <w:p>
+      <w:pPr>
+        <w:pStyle w:val="NormlWeb"/>
+        <w:numPr>
+          <w:ilvl w:val="0"/>
+          <w:numId w:val="92"/>
+        </w:numPr>
+      </w:pPr>
+      <w:r>
+        <w:rPr>
+          <w:rStyle w:val="Kiemels2"/>
+        </w:rPr>
+        <w:t>id</w:t>
+      </w:r>
+      <w:r>
+        <w:t xml:space="preserve"> INT AUTO_INCREMENT PRIMARY KEY</w:t>
+      </w:r>
+    </w:p>
+    <w:p>
+      <w:pPr>
+        <w:pStyle w:val="NormlWeb"/>
+        <w:numPr>
+          <w:ilvl w:val="0"/>
+          <w:numId w:val="92"/>
+        </w:numPr>
+      </w:pPr>
+      <w:r>
+        <w:rPr>
+          <w:rStyle w:val="Kiemels2"/>
+        </w:rPr>
+        <w:t>name</w:t>
+      </w:r>
+      <w:r>
+        <w:t xml:space="preserve"> TEXT</w:t>
+      </w:r>
+    </w:p>
+    <w:p>
+      <w:pPr>
+        <w:pStyle w:val="NormlWeb"/>
+        <w:numPr>
+          <w:ilvl w:val="0"/>
+          <w:numId w:val="92"/>
+        </w:numPr>
+      </w:pPr>
+      <w:r>
+        <w:rPr>
+          <w:rStyle w:val="Kiemels2"/>
+        </w:rPr>
+        <w:t>email</w:t>
+      </w:r>
+      <w:r>
+        <w:t xml:space="preserve"> VARCHAR(50)</w:t>
+      </w:r>
+    </w:p>
+    <w:p>
+      <w:pPr>
+        <w:pStyle w:val="NormlWeb"/>
+        <w:numPr>
+          <w:ilvl w:val="0"/>
+          <w:numId w:val="92"/>
+        </w:numPr>
+      </w:pPr>
+      <w:r>
+        <w:rPr>
+          <w:rStyle w:val="Kiemels2"/>
+        </w:rPr>
+        <w:t>phone_number</w:t>
+      </w:r>
+      <w:r>
+        <w:t xml:space="preserve"> VARCHAR(20)</w:t>
+      </w:r>
+    </w:p>
+    <w:p>
+      <w:pPr>
+        <w:pStyle w:val="NormlWeb"/>
+        <w:numPr>
+          <w:ilvl w:val="0"/>
+          <w:numId w:val="92"/>
+        </w:numPr>
+      </w:pPr>
+      <w:r>
+        <w:rPr>
+          <w:rStyle w:val="Kiemels2"/>
+        </w:rPr>
+        <w:t>topic</w:t>
+      </w:r>
+      <w:r>
+        <w:t xml:space="preserve"> VARCHAR(50)</w:t>
+      </w:r>
+    </w:p>
+    <w:p>
+      <w:pPr>
+        <w:pStyle w:val="NormlWeb"/>
+        <w:numPr>
+          <w:ilvl w:val="0"/>
+          <w:numId w:val="92"/>
+        </w:numPr>
+      </w:pPr>
+      <w:r>
+        <w:rPr>
+          <w:rStyle w:val="Kiemels2"/>
+        </w:rPr>
+        <w:t>description</w:t>
+      </w:r>
+      <w:r>
+        <w:t xml:space="preserve"> VARCHAR(1000)</w:t>
+      </w:r>
+    </w:p>
+    <w:p>
+      <w:pPr>
+        <w:pStyle w:val="NormlWeb"/>
+      </w:pPr>
+      <w:r>
+        <w:rPr>
+          <w:rStyle w:val="Kiemels2"/>
+        </w:rPr>
+        <w:t>Indexek és kulcsok</w:t>
+      </w:r>
+    </w:p>
+    <w:p>
+      <w:pPr>
+        <w:pStyle w:val="NormlWeb"/>
+        <w:numPr>
+          <w:ilvl w:val="0"/>
+          <w:numId w:val="93"/>
+        </w:numPr>
+      </w:pPr>
+      <w:r>
+        <w:rPr>
+          <w:rStyle w:val="HTML-kd"/>
+        </w:rPr>
+        <w:t>booking.user_id</w:t>
+      </w:r>
+      <w:r>
+        <w:t xml:space="preserve"> és </w:t>
+      </w:r>
+      <w:r>
+        <w:rPr>
+          <w:rStyle w:val="HTML-kd"/>
+        </w:rPr>
+        <w:t>booking.room_id</w:t>
+      </w:r>
+      <w:r>
+        <w:t xml:space="preserve"> idegen kulcsok;</w:t>
+      </w:r>
+    </w:p>
+    <w:p>
+      <w:pPr>
+        <w:pStyle w:val="NormlWeb"/>
+        <w:numPr>
+          <w:ilvl w:val="0"/>
+          <w:numId w:val="93"/>
+        </w:numPr>
+      </w:pPr>
+      <w:r>
+        <w:rPr>
+          <w:rStyle w:val="HTML-kd"/>
+        </w:rPr>
+        <w:t>users.email</w:t>
+      </w:r>
+      <w:r>
+        <w:t xml:space="preserve"> egyedi index;</w:t>
+      </w:r>
+    </w:p>
+    <w:p>
+      <w:pPr>
+        <w:pStyle w:val="NormlWeb"/>
+        <w:numPr>
+          <w:ilvl w:val="0"/>
+          <w:numId w:val="93"/>
+        </w:numPr>
+      </w:pPr>
+      <w:r>
+        <w:t xml:space="preserve">javasolt indexek: </w:t>
+      </w:r>
+      <w:r>
+        <w:rPr>
+          <w:rStyle w:val="HTML-kd"/>
+        </w:rPr>
+        <w:t>booking(arrival_date)</w:t>
+      </w:r>
+      <w:r>
+        <w:t xml:space="preserve">, </w:t>
+      </w:r>
+      <w:r>
+        <w:rPr>
+          <w:rStyle w:val="HTML-kd"/>
+        </w:rPr>
+        <w:t>booking(departure_date)</w:t>
+      </w:r>
+      <w:r>
+        <w:t xml:space="preserve">, </w:t>
+      </w:r>
+      <w:r>
+        <w:rPr>
+          <w:rStyle w:val="HTML-kd"/>
+        </w:rPr>
+        <w:t>booking(room_id)</w:t>
+      </w:r>
+      <w:r>
+        <w:t xml:space="preserve"> a lekérdezési teljesítményhez.</w:t>
+      </w:r>
+    </w:p>
+    <w:p>
+      <w:pPr>
+        <w:pStyle w:val="Cmsor3"/>
+      </w:pPr>
+      <w:r>
+        <w:t>7. ER kapcsolatok és adatintegritás</w:t>
+      </w:r>
+    </w:p>
+    <w:p>
+      <w:pPr>
+        <w:pStyle w:val="NormlWeb"/>
+      </w:pPr>
+      <w:r>
+        <w:rPr>
+          <w:rStyle w:val="Kiemels2"/>
+        </w:rPr>
+        <w:t>Fő kapcsolatok</w:t>
+      </w:r>
+    </w:p>
+    <w:p>
+      <w:pPr>
+        <w:pStyle w:val="NormlWeb"/>
+        <w:numPr>
+          <w:ilvl w:val="0"/>
+          <w:numId w:val="94"/>
+        </w:numPr>
+      </w:pPr>
+      <w:r>
+        <w:rPr>
+          <w:rStyle w:val="HTML-kd"/>
+        </w:rPr>
+        <w:t>users</w:t>
+      </w:r>
+      <w:r>
+        <w:t xml:space="preserve"> 1 — N </w:t>
+      </w:r>
+      <w:r>
+        <w:rPr>
+          <w:rStyle w:val="HTML-kd"/>
+        </w:rPr>
+        <w:t>booking</w:t>
+      </w:r>
+    </w:p>
+    <w:p>
+      <w:pPr>
+        <w:pStyle w:val="NormlWeb"/>
+        <w:numPr>
+          <w:ilvl w:val="0"/>
+          <w:numId w:val="94"/>
+        </w:numPr>
+      </w:pPr>
+      <w:r>
+        <w:rPr>
+          <w:rStyle w:val="HTML-kd"/>
+        </w:rPr>
+        <w:t>room</w:t>
+      </w:r>
+      <w:r>
+        <w:t xml:space="preserve"> 1 — N </w:t>
+      </w:r>
+      <w:r>
+        <w:rPr>
+          <w:rStyle w:val="HTML-kd"/>
+        </w:rPr>
+        <w:t>booking</w:t>
+      </w:r>
+    </w:p>
+    <w:p>
+      <w:pPr>
+        <w:pStyle w:val="NormlWeb"/>
+        <w:numPr>
+          <w:ilvl w:val="0"/>
+          <w:numId w:val="94"/>
+        </w:numPr>
+      </w:pPr>
+      <w:r>
+        <w:rPr>
+          <w:rStyle w:val="HTML-kd"/>
+        </w:rPr>
+        <w:t>room</w:t>
+      </w:r>
+      <w:r>
+        <w:t xml:space="preserve"> 1 — N </w:t>
+      </w:r>
+      <w:r>
+        <w:rPr>
+          <w:rStyle w:val="HTML-kd"/>
+        </w:rPr>
+        <w:t>room_review</w:t>
+      </w:r>
+    </w:p>
+    <w:p>
+      <w:pPr>
+        <w:pStyle w:val="NormlWeb"/>
+      </w:pPr>
+      <w:r>
+        <w:rPr>
+          <w:rStyle w:val="Kiemels2"/>
+        </w:rPr>
+        <w:t>Adatintegritás biztosítása</w:t>
+      </w:r>
+    </w:p>
+    <w:p>
+      <w:pPr>
+        <w:pStyle w:val="NormlWeb"/>
+        <w:numPr>
+          <w:ilvl w:val="0"/>
+          <w:numId w:val="95"/>
+        </w:numPr>
+      </w:pPr>
+      <w:r>
+        <w:t>idegen kulcsok használata a tranzakciós integritásért;</w:t>
+      </w:r>
+    </w:p>
+    <w:p>
+      <w:pPr>
+        <w:pStyle w:val="NormlWeb"/>
+        <w:numPr>
+          <w:ilvl w:val="0"/>
+          <w:numId w:val="95"/>
+        </w:numPr>
+      </w:pPr>
+      <w:r>
+        <w:t>foglalás létrehozásakor tranzakció alkalmazása, hogy a foglalás és a kapcsolódó naplóbejegyzések egyszerre mentődjenek;</w:t>
+      </w:r>
+    </w:p>
+    <w:p>
+      <w:pPr>
+        <w:pStyle w:val="NormlWeb"/>
+        <w:numPr>
+          <w:ilvl w:val="0"/>
+          <w:numId w:val="95"/>
+        </w:numPr>
+      </w:pPr>
+      <w:r>
+        <w:t>adatvalidáció backend oldalon minden bejövő kérésnél.</w:t>
+      </w:r>
+    </w:p>
+    <w:p>
+      <w:pPr>
+        <w:pStyle w:val="NormlWeb"/>
+      </w:pPr>
+      <w:r>
+        <w:rPr>
+          <w:rStyle w:val="Kiemels2"/>
+        </w:rPr>
+        <w:t>ER diagram helye</w:t>
+      </w:r>
+    </w:p>
+    <w:p>
+      <w:pPr>
+        <w:pStyle w:val="NormlWeb"/>
+        <w:numPr>
+          <w:ilvl w:val="0"/>
+          <w:numId w:val="96"/>
+        </w:numPr>
+      </w:pPr>
+      <w:r>
+        <w:rPr>
+          <w:rStyle w:val="Kiemels2"/>
+        </w:rPr>
+        <w:t>Kép helye</w:t>
+      </w:r>
+      <w:r>
+        <w:t>: ide illessz be egy ER diagramot (PNG vagy SVG), amely vizuálisan ábrázolja a fenti kapcsolatokat.</w:t>
+      </w:r>
+    </w:p>
+    <w:p>
+      <w:pPr>
+        <w:pStyle w:val="Cmsor3"/>
+      </w:pPr>
+      <w:r>
+        <w:t>8. Backend architektúra és API végpontok részletesen</w:t>
+      </w:r>
+    </w:p>
+    <w:p>
+      <w:pPr>
+        <w:pStyle w:val="NormlWeb"/>
+      </w:pPr>
+      <w:r>
+        <w:t>A backend REST API-kat szolgáltat a frontend számára. Minden végpontnál szerepel a HTTP metódus, az útvonal, a bemenet és a várt válasz.</w:t>
+      </w:r>
+    </w:p>
+    <w:p>
+      <w:pPr>
+        <w:pStyle w:val="NormlWeb"/>
+      </w:pPr>
+      <w:r>
+        <w:rPr>
+          <w:rStyle w:val="Kiemels2"/>
+        </w:rPr>
+        <w:lastRenderedPageBreak/>
+        <w:t>Autentikáció</w:t>
+      </w:r>
+    </w:p>
+    <w:p>
+      <w:pPr>
+        <w:pStyle w:val="NormlWeb"/>
+        <w:numPr>
+          <w:ilvl w:val="0"/>
+          <w:numId w:val="97"/>
+        </w:numPr>
+      </w:pPr>
+      <w:r>
+        <w:rPr>
+          <w:rStyle w:val="HTML-kd"/>
+        </w:rPr>
+        <w:t>POST /api/auth/register</w:t>
+      </w:r>
+    </w:p>
+    <w:p>
+      <w:pPr>
+        <w:pStyle w:val="NormlWeb"/>
+        <w:numPr>
+          <w:ilvl w:val="1"/>
+          <w:numId w:val="97"/>
+        </w:numPr>
+      </w:pPr>
+      <w:r>
+        <w:rPr>
+          <w:rStyle w:val="Kiemels2"/>
+        </w:rPr>
+        <w:t>Bemenet</w:t>
+      </w:r>
+      <w:r>
+        <w:t xml:space="preserve">: </w:t>
+      </w:r>
+      <w:r>
+        <w:rPr>
+          <w:rStyle w:val="HTML-kd"/>
+        </w:rPr>
+        <w:t>{ name, email, password, phone_number }</w:t>
+      </w:r>
+    </w:p>
+    <w:p>
+      <w:pPr>
+        <w:pStyle w:val="NormlWeb"/>
+        <w:numPr>
+          <w:ilvl w:val="1"/>
+          <w:numId w:val="97"/>
+        </w:numPr>
+      </w:pPr>
+      <w:r>
+        <w:rPr>
+          <w:rStyle w:val="Kiemels2"/>
+        </w:rPr>
+        <w:t>Művelet</w:t>
+      </w:r>
+      <w:r>
+        <w:t>: e-mail ellenőrzés, jelszó hash-elés, felhasználó mentése</w:t>
+      </w:r>
+    </w:p>
+    <w:p>
+      <w:pPr>
+        <w:pStyle w:val="NormlWeb"/>
+        <w:numPr>
+          <w:ilvl w:val="1"/>
+          <w:numId w:val="97"/>
+        </w:numPr>
+      </w:pPr>
+      <w:r>
+        <w:rPr>
+          <w:rStyle w:val="Kiemels2"/>
+        </w:rPr>
+        <w:t>Válasz</w:t>
+      </w:r>
+      <w:r>
+        <w:t>: 201 Created vagy 409 Conflict</w:t>
+      </w:r>
+    </w:p>
+    <w:p>
+      <w:pPr>
+        <w:pStyle w:val="NormlWeb"/>
+        <w:numPr>
+          <w:ilvl w:val="0"/>
+          <w:numId w:val="97"/>
+        </w:numPr>
+      </w:pPr>
+      <w:r>
+        <w:rPr>
+          <w:rStyle w:val="HTML-kd"/>
+        </w:rPr>
+        <w:t>POST /api/auth/login</w:t>
+      </w:r>
+    </w:p>
+    <w:p>
+      <w:pPr>
+        <w:pStyle w:val="NormlWeb"/>
+        <w:numPr>
+          <w:ilvl w:val="1"/>
+          <w:numId w:val="97"/>
+        </w:numPr>
+      </w:pPr>
+      <w:r>
+        <w:rPr>
+          <w:rStyle w:val="Kiemels2"/>
+        </w:rPr>
+        <w:t>Bemenet</w:t>
+      </w:r>
+      <w:r>
+        <w:t xml:space="preserve">: </w:t>
+      </w:r>
+      <w:r>
+        <w:rPr>
+          <w:rStyle w:val="HTML-kd"/>
+        </w:rPr>
+        <w:t>{ email, password }</w:t>
+      </w:r>
+    </w:p>
+    <w:p>
+      <w:pPr>
+        <w:pStyle w:val="NormlWeb"/>
+        <w:numPr>
+          <w:ilvl w:val="1"/>
+          <w:numId w:val="97"/>
+        </w:numPr>
+      </w:pPr>
+      <w:r>
+        <w:rPr>
+          <w:rStyle w:val="Kiemels2"/>
+        </w:rPr>
+        <w:t>Művelet</w:t>
+      </w:r>
+      <w:r>
+        <w:t>: jelszó ellenőrzés, JWT generálás</w:t>
+      </w:r>
+    </w:p>
+    <w:p>
+      <w:pPr>
+        <w:pStyle w:val="NormlWeb"/>
+        <w:numPr>
+          <w:ilvl w:val="1"/>
+          <w:numId w:val="97"/>
+        </w:numPr>
+      </w:pPr>
+      <w:r>
+        <w:rPr>
+          <w:rStyle w:val="Kiemels2"/>
+        </w:rPr>
+        <w:t>Válasz</w:t>
+      </w:r>
+      <w:r>
+        <w:t xml:space="preserve">: </w:t>
+      </w:r>
+      <w:r>
+        <w:rPr>
+          <w:rStyle w:val="HTML-kd"/>
+        </w:rPr>
+        <w:t>{ token, user }</w:t>
+      </w:r>
+      <w:r>
+        <w:t xml:space="preserve"> vagy 401 Unauthorized</w:t>
+      </w:r>
+    </w:p>
+    <w:p>
+      <w:pPr>
+        <w:pStyle w:val="NormlWeb"/>
+      </w:pPr>
+      <w:r>
+        <w:rPr>
+          <w:rStyle w:val="Kiemels2"/>
+        </w:rPr>
+        <w:t>Szobák</w:t>
+      </w:r>
+    </w:p>
+    <w:p>
+      <w:pPr>
+        <w:pStyle w:val="NormlWeb"/>
+        <w:numPr>
+          <w:ilvl w:val="0"/>
+          <w:numId w:val="98"/>
+        </w:numPr>
+      </w:pPr>
+      <w:r>
+        <w:rPr>
+          <w:rStyle w:val="HTML-kd"/>
+        </w:rPr>
+        <w:t>GET /api/rooms</w:t>
+      </w:r>
+    </w:p>
+    <w:p>
+      <w:pPr>
+        <w:pStyle w:val="NormlWeb"/>
+        <w:numPr>
+          <w:ilvl w:val="1"/>
+          <w:numId w:val="98"/>
+        </w:numPr>
+      </w:pPr>
+      <w:r>
+        <w:rPr>
+          <w:rStyle w:val="Kiemels2"/>
+        </w:rPr>
+        <w:t>Query</w:t>
+      </w:r>
+      <w:r>
+        <w:t xml:space="preserve">: </w:t>
+      </w:r>
+      <w:r>
+        <w:rPr>
+          <w:rStyle w:val="HTML-kd"/>
+        </w:rPr>
+        <w:t>arrival</w:t>
+      </w:r>
+      <w:r>
+        <w:t xml:space="preserve">, </w:t>
+      </w:r>
+      <w:r>
+        <w:rPr>
+          <w:rStyle w:val="HTML-kd"/>
+        </w:rPr>
+        <w:t>departure</w:t>
+      </w:r>
+      <w:r>
+        <w:t xml:space="preserve">, </w:t>
+      </w:r>
+      <w:r>
+        <w:rPr>
+          <w:rStyle w:val="HTML-kd"/>
+        </w:rPr>
+        <w:t>people</w:t>
+      </w:r>
+      <w:r>
+        <w:t xml:space="preserve">, </w:t>
+      </w:r>
+      <w:r>
+        <w:rPr>
+          <w:rStyle w:val="HTML-kd"/>
+        </w:rPr>
+        <w:t>category</w:t>
+      </w:r>
+    </w:p>
+    <w:p>
+      <w:pPr>
+        <w:pStyle w:val="NormlWeb"/>
+        <w:numPr>
+          <w:ilvl w:val="1"/>
+          <w:numId w:val="98"/>
+        </w:numPr>
+      </w:pPr>
+      <w:r>
+        <w:rPr>
+          <w:rStyle w:val="Kiemels2"/>
+        </w:rPr>
+        <w:t>Művelet</w:t>
+      </w:r>
+      <w:r>
+        <w:t>: elérhetőség ellenőrzése, szűrés</w:t>
+      </w:r>
+    </w:p>
+    <w:p>
+      <w:pPr>
+        <w:pStyle w:val="NormlWeb"/>
+        <w:numPr>
+          <w:ilvl w:val="1"/>
+          <w:numId w:val="98"/>
+        </w:numPr>
+      </w:pPr>
+      <w:r>
+        <w:rPr>
+          <w:rStyle w:val="Kiemels2"/>
+        </w:rPr>
+        <w:t>Válasz</w:t>
+      </w:r>
+      <w:r>
+        <w:t>: lista szobákról</w:t>
+      </w:r>
+    </w:p>
+    <w:p>
+      <w:pPr>
+        <w:pStyle w:val="NormlWeb"/>
+        <w:numPr>
+          <w:ilvl w:val="0"/>
+          <w:numId w:val="98"/>
+        </w:numPr>
+      </w:pPr>
+      <w:r>
+        <w:rPr>
+          <w:rStyle w:val="HTML-kd"/>
+        </w:rPr>
+        <w:t>GET /api/rooms/:id</w:t>
+      </w:r>
+    </w:p>
+    <w:p>
+      <w:pPr>
+        <w:pStyle w:val="NormlWeb"/>
+        <w:numPr>
+          <w:ilvl w:val="1"/>
+          <w:numId w:val="98"/>
+        </w:numPr>
+      </w:pPr>
+      <w:r>
+        <w:rPr>
+          <w:rStyle w:val="Kiemels2"/>
+        </w:rPr>
+        <w:t>Válasz</w:t>
+      </w:r>
+      <w:r>
+        <w:t>: szoba részletei, képek, értékelések</w:t>
+      </w:r>
+    </w:p>
+    <w:p>
+      <w:pPr>
+        <w:pStyle w:val="NormlWeb"/>
+        <w:numPr>
+          <w:ilvl w:val="0"/>
+          <w:numId w:val="98"/>
+        </w:numPr>
+      </w:pPr>
+      <w:r>
+        <w:rPr>
+          <w:rStyle w:val="HTML-kd"/>
+        </w:rPr>
+        <w:t>POST /api/rooms</w:t>
+      </w:r>
+      <w:r>
+        <w:t xml:space="preserve"> (admin)</w:t>
+      </w:r>
+    </w:p>
+    <w:p>
+      <w:pPr>
+        <w:pStyle w:val="NormlWeb"/>
+        <w:numPr>
+          <w:ilvl w:val="1"/>
+          <w:numId w:val="98"/>
+        </w:numPr>
+      </w:pPr>
+      <w:r>
+        <w:rPr>
+          <w:rStyle w:val="Kiemels2"/>
+        </w:rPr>
+        <w:t>Bemenet</w:t>
+      </w:r>
+      <w:r>
+        <w:t>: szoba adatai, képek</w:t>
+      </w:r>
+    </w:p>
+    <w:p>
+      <w:pPr>
+        <w:pStyle w:val="NormlWeb"/>
+        <w:numPr>
+          <w:ilvl w:val="1"/>
+          <w:numId w:val="98"/>
+        </w:numPr>
+      </w:pPr>
+      <w:r>
+        <w:rPr>
+          <w:rStyle w:val="Kiemels2"/>
+        </w:rPr>
+        <w:t>Válasz</w:t>
+      </w:r>
+      <w:r>
+        <w:t>: 201 Created</w:t>
+      </w:r>
+    </w:p>
+    <w:p>
+      <w:pPr>
+        <w:pStyle w:val="NormlWeb"/>
+        <w:numPr>
+          <w:ilvl w:val="0"/>
+          <w:numId w:val="98"/>
+        </w:numPr>
+      </w:pPr>
+      <w:r>
+        <w:rPr>
+          <w:rStyle w:val="HTML-kd"/>
+        </w:rPr>
+        <w:t>PUT /api/rooms/:id</w:t>
+      </w:r>
+      <w:r>
+        <w:t xml:space="preserve"> (admin)</w:t>
+      </w:r>
+    </w:p>
+    <w:p>
+      <w:pPr>
+        <w:pStyle w:val="NormlWeb"/>
+        <w:numPr>
+          <w:ilvl w:val="1"/>
+          <w:numId w:val="98"/>
+        </w:numPr>
+      </w:pPr>
+      <w:r>
+        <w:rPr>
+          <w:rStyle w:val="Kiemels2"/>
+        </w:rPr>
+        <w:t>Művelet</w:t>
+      </w:r>
+      <w:r>
+        <w:t>: szoba frissítése</w:t>
+      </w:r>
+    </w:p>
+    <w:p>
+      <w:pPr>
+        <w:pStyle w:val="NormlWeb"/>
+      </w:pPr>
+      <w:r>
+        <w:rPr>
+          <w:rStyle w:val="Kiemels2"/>
+        </w:rPr>
+        <w:t>Foglalások</w:t>
+      </w:r>
+    </w:p>
+    <w:p>
+      <w:pPr>
+        <w:pStyle w:val="NormlWeb"/>
+        <w:numPr>
+          <w:ilvl w:val="0"/>
+          <w:numId w:val="99"/>
+        </w:numPr>
+      </w:pPr>
+      <w:r>
+        <w:rPr>
+          <w:rStyle w:val="HTML-kd"/>
+        </w:rPr>
+        <w:t>POST /api/bookings</w:t>
+      </w:r>
+    </w:p>
+    <w:p>
+      <w:pPr>
+        <w:pStyle w:val="NormlWeb"/>
+        <w:numPr>
+          <w:ilvl w:val="1"/>
+          <w:numId w:val="99"/>
+        </w:numPr>
+      </w:pPr>
+      <w:r>
+        <w:rPr>
+          <w:rStyle w:val="Kiemels2"/>
+        </w:rPr>
+        <w:t>Bemenet</w:t>
+      </w:r>
+      <w:r>
+        <w:t xml:space="preserve">: </w:t>
+      </w:r>
+      <w:r>
+        <w:rPr>
+          <w:rStyle w:val="HTML-kd"/>
+        </w:rPr>
+        <w:t>{ arrival_date, departure_date, people, user_id, room_id, note }</w:t>
+      </w:r>
+    </w:p>
+    <w:p>
+      <w:pPr>
+        <w:pStyle w:val="NormlWeb"/>
+        <w:numPr>
+          <w:ilvl w:val="1"/>
+          <w:numId w:val="99"/>
+        </w:numPr>
+      </w:pPr>
+      <w:r>
+        <w:rPr>
+          <w:rStyle w:val="Kiemels2"/>
+        </w:rPr>
+        <w:t>Művelet</w:t>
+      </w:r>
+      <w:r>
+        <w:t xml:space="preserve">: dátumütközés ellenőrzés, foglalás létrehozása </w:t>
+      </w:r>
+      <w:r>
+        <w:rPr>
+          <w:rStyle w:val="HTML-kd"/>
+        </w:rPr>
+        <w:t>Pending</w:t>
+      </w:r>
+      <w:r>
+        <w:t xml:space="preserve"> státusszal, e-mail értesítés küldése</w:t>
+      </w:r>
+    </w:p>
+    <w:p>
+      <w:pPr>
+        <w:pStyle w:val="NormlWeb"/>
+        <w:numPr>
+          <w:ilvl w:val="1"/>
+          <w:numId w:val="99"/>
+        </w:numPr>
+      </w:pPr>
+      <w:r>
+        <w:rPr>
+          <w:rStyle w:val="Kiemels2"/>
+        </w:rPr>
+        <w:t>Válasz</w:t>
+      </w:r>
+      <w:r>
+        <w:t>: 201 Created vagy 409 Conflict</w:t>
+      </w:r>
+    </w:p>
+    <w:p>
+      <w:pPr>
+        <w:pStyle w:val="NormlWeb"/>
+        <w:numPr>
+          <w:ilvl w:val="0"/>
+          <w:numId w:val="99"/>
+        </w:numPr>
+      </w:pPr>
+      <w:r>
+        <w:rPr>
+          <w:rStyle w:val="HTML-kd"/>
+        </w:rPr>
+        <w:t>GET /api/bookings</w:t>
+      </w:r>
+      <w:r>
+        <w:t xml:space="preserve"> (admin)</w:t>
+      </w:r>
+    </w:p>
+    <w:p>
+      <w:pPr>
+        <w:pStyle w:val="NormlWeb"/>
+        <w:numPr>
+          <w:ilvl w:val="1"/>
+          <w:numId w:val="99"/>
+        </w:numPr>
+      </w:pPr>
+      <w:r>
+        <w:rPr>
+          <w:rStyle w:val="Kiemels2"/>
+        </w:rPr>
+        <w:t>Művelet</w:t>
+      </w:r>
+      <w:r>
+        <w:t>: foglalások listázása, szűrés státusz és dátum szerint</w:t>
+      </w:r>
+    </w:p>
+    <w:p>
+      <w:pPr>
+        <w:pStyle w:val="NormlWeb"/>
+        <w:numPr>
+          <w:ilvl w:val="0"/>
+          <w:numId w:val="99"/>
+        </w:numPr>
+      </w:pPr>
+      <w:r>
+        <w:rPr>
+          <w:rStyle w:val="HTML-kd"/>
+        </w:rPr>
+        <w:t>PUT /api/bookings/:id/status</w:t>
+      </w:r>
+      <w:r>
+        <w:t xml:space="preserve"> (admin)</w:t>
+      </w:r>
+    </w:p>
+    <w:p>
+      <w:pPr>
+        <w:pStyle w:val="NormlWeb"/>
+        <w:numPr>
+          <w:ilvl w:val="1"/>
+          <w:numId w:val="99"/>
+        </w:numPr>
+      </w:pPr>
+      <w:r>
+        <w:rPr>
+          <w:rStyle w:val="Kiemels2"/>
+        </w:rPr>
+        <w:t>Bemenet</w:t>
+      </w:r>
+      <w:r>
+        <w:t xml:space="preserve">: </w:t>
+      </w:r>
+      <w:r>
+        <w:rPr>
+          <w:rStyle w:val="HTML-kd"/>
+        </w:rPr>
+        <w:t>{ status }</w:t>
+      </w:r>
+    </w:p>
+    <w:p>
+      <w:pPr>
+        <w:pStyle w:val="NormlWeb"/>
+        <w:numPr>
+          <w:ilvl w:val="1"/>
+          <w:numId w:val="99"/>
+        </w:numPr>
+      </w:pPr>
+      <w:r>
+        <w:rPr>
+          <w:rStyle w:val="Kiemels2"/>
+        </w:rPr>
+        <w:t>Művelet</w:t>
+      </w:r>
+      <w:r>
+        <w:t>: státuszváltás, e-mail értesítés</w:t>
+      </w:r>
+    </w:p>
+    <w:p>
+      <w:pPr>
+        <w:pStyle w:val="NormlWeb"/>
+      </w:pPr>
+      <w:r>
+        <w:rPr>
+          <w:rStyle w:val="Kiemels2"/>
+        </w:rPr>
+        <w:t>Kapcsolatfelvétel</w:t>
+      </w:r>
+    </w:p>
+    <w:p>
+      <w:pPr>
+        <w:pStyle w:val="NormlWeb"/>
+        <w:numPr>
+          <w:ilvl w:val="0"/>
+          <w:numId w:val="100"/>
+        </w:numPr>
+      </w:pPr>
+      <w:r>
+        <w:rPr>
+          <w:rStyle w:val="HTML-kd"/>
+        </w:rPr>
+        <w:t>POST /api/forms</w:t>
+      </w:r>
+    </w:p>
+    <w:p>
+      <w:pPr>
+        <w:pStyle w:val="NormlWeb"/>
+        <w:numPr>
+          <w:ilvl w:val="1"/>
+          <w:numId w:val="100"/>
+        </w:numPr>
+      </w:pPr>
+      <w:r>
+        <w:rPr>
+          <w:rStyle w:val="Kiemels2"/>
+        </w:rPr>
+        <w:t>Bemenet</w:t>
+      </w:r>
+      <w:r>
+        <w:t>: kapcsolat űrlap adatai</w:t>
+      </w:r>
+    </w:p>
+    <w:p>
+      <w:pPr>
+        <w:pStyle w:val="NormlWeb"/>
+        <w:numPr>
+          <w:ilvl w:val="1"/>
+          <w:numId w:val="100"/>
+        </w:numPr>
+      </w:pPr>
+      <w:r>
+        <w:rPr>
+          <w:rStyle w:val="Kiemels2"/>
+        </w:rPr>
+        <w:t>Művelet</w:t>
+      </w:r>
+      <w:r>
+        <w:t>: mentés és értesítés az admin felé</w:t>
+      </w:r>
+    </w:p>
+    <w:p>
+      <w:pPr>
+        <w:pStyle w:val="NormlWeb"/>
+      </w:pPr>
+      <w:r>
+        <w:rPr>
+          <w:rStyle w:val="Kiemels2"/>
+        </w:rPr>
+        <w:t>Middleware és hibakezelés</w:t>
+      </w:r>
+    </w:p>
+    <w:p>
+      <w:pPr>
+        <w:pStyle w:val="NormlWeb"/>
+        <w:numPr>
+          <w:ilvl w:val="0"/>
+          <w:numId w:val="101"/>
+        </w:numPr>
+      </w:pPr>
+      <w:r>
+        <w:rPr>
+          <w:rStyle w:val="HTML-kd"/>
+        </w:rPr>
+        <w:t>authMiddleware.js</w:t>
+      </w:r>
+      <w:r>
+        <w:t xml:space="preserve"> ellenőrzi a JWT-t és a jogosultságot;</w:t>
+      </w:r>
+    </w:p>
+    <w:p>
+      <w:pPr>
+        <w:pStyle w:val="NormlWeb"/>
+        <w:numPr>
+          <w:ilvl w:val="0"/>
+          <w:numId w:val="101"/>
+        </w:numPr>
+      </w:pPr>
+      <w:r>
+        <w:rPr>
+          <w:rStyle w:val="HTML-kd"/>
+        </w:rPr>
+        <w:t>errorHandler.js</w:t>
+      </w:r>
+      <w:r>
+        <w:t xml:space="preserve"> egységes JSON hibaválaszokat ad.</w:t>
+      </w:r>
+    </w:p>
+    <w:p>
+      <w:pPr>
+        <w:pStyle w:val="NormlWeb"/>
+      </w:pPr>
+      <w:r>
+        <w:rPr>
+          <w:rStyle w:val="Kiemels2"/>
+        </w:rPr>
+        <w:lastRenderedPageBreak/>
+        <w:t>Logolás</w:t>
+      </w:r>
+    </w:p>
+    <w:p>
+      <w:pPr>
+        <w:pStyle w:val="NormlWeb"/>
+        <w:numPr>
+          <w:ilvl w:val="0"/>
+          <w:numId w:val="102"/>
+        </w:numPr>
+      </w:pPr>
+      <w:r>
+        <w:t>minden kritikus művelet naplózása (foglalás létrehozva, státusz változott, e-mail küldés sikertelen).</w:t>
       </w:r>
     </w:p>
     <w:p>
@@ -1310,6 +3517,155 @@
     </w:lvl>
   </w:abstractNum>
   <w:abstractNum w:abstractNumId="1" w15:restartNumberingAfterBreak="0">
+    <w:nsid w:val="047708D3"/>
+    <w:multiLevelType w:val="multilevel"/>
+    <w:tmpl w:val="4D7E5024"/>
+    <w:lvl w:ilvl="0">
+      <w:start w:val="1"/>
+      <w:numFmt w:val="bullet"/>
+      <w:lvlText w:val=""/>
+      <w:lvlJc w:val="left"/>
+      <w:pPr>
+        <w:tabs>
+          <w:tab w:val="num" w:pos="720"/>
+        </w:tabs>
+        <w:ind w:left="720" w:hanging="360"/>
+      </w:pPr>
+      <w:rPr>
+        <w:rFonts w:ascii="Symbol" w:hAnsi="Symbol" w:hint="default"/>
+        <w:sz w:val="20"/>
+      </w:rPr>
+    </w:lvl>
+    <w:lvl w:ilvl="1" w:tentative="1">
+      <w:start w:val="1"/>
+      <w:numFmt w:val="bullet"/>
+      <w:lvlText w:val="o"/>
+      <w:lvlJc w:val="left"/>
+      <w:pPr>
+        <w:tabs>
+          <w:tab w:val="num" w:pos="1440"/>
+        </w:tabs>
+        <w:ind w:left="1440" w:hanging="360"/>
+      </w:pPr>
+      <w:rPr>
+        <w:rFonts w:ascii="Courier New" w:hAnsi="Courier New" w:hint="default"/>
+        <w:sz w:val="20"/>
+      </w:rPr>
+    </w:lvl>
+    <w:lvl w:ilvl="2" w:tentative="1">
+      <w:start w:val="1"/>
+      <w:numFmt w:val="bullet"/>
+      <w:lvlText w:val=""/>
+      <w:lvlJc w:val="left"/>
+      <w:pPr>
+        <w:tabs>
+          <w:tab w:val="num" w:pos="2160"/>
+        </w:tabs>
+        <w:ind w:left="2160" w:hanging="360"/>
+      </w:pPr>
+      <w:rPr>
+        <w:rFonts w:ascii="Wingdings" w:hAnsi="Wingdings" w:hint="default"/>
+        <w:sz w:val="20"/>
+      </w:rPr>
+    </w:lvl>
+    <w:lvl w:ilvl="3" w:tentative="1">
+      <w:start w:val="1"/>
+      <w:numFmt w:val="bullet"/>
+      <w:lvlText w:val=""/>
+      <w:lvlJc w:val="left"/>
+      <w:pPr>
+        <w:tabs>
+          <w:tab w:val="num" w:pos="2880"/>
+        </w:tabs>
+        <w:ind w:left="2880" w:hanging="360"/>
+      </w:pPr>
+      <w:rPr>
+        <w:rFonts w:ascii="Wingdings" w:hAnsi="Wingdings" w:hint="default"/>
+        <w:sz w:val="20"/>
+      </w:rPr>
+    </w:lvl>
+    <w:lvl w:ilvl="4" w:tentative="1">
+      <w:start w:val="1"/>
+      <w:numFmt w:val="bullet"/>
+      <w:lvlText w:val=""/>
+      <w:lvlJc w:val="left"/>
+      <w:pPr>
+        <w:tabs>
+          <w:tab w:val="num" w:pos="3600"/>
+        </w:tabs>
+        <w:ind w:left="3600" w:hanging="360"/>
+      </w:pPr>
+      <w:rPr>
+        <w:rFonts w:ascii="Wingdings" w:hAnsi="Wingdings" w:hint="default"/>
+        <w:sz w:val="20"/>
+      </w:rPr>
+    </w:lvl>
+    <w:lvl w:ilvl="5" w:tentative="1">
+      <w:start w:val="1"/>
+      <w:numFmt w:val="bullet"/>
+      <w:lvlText w:val=""/>
+      <w:lvlJc w:val="left"/>
+      <w:pPr>
+        <w:tabs>
+          <w:tab w:val="num" w:pos="4320"/>
+        </w:tabs>
+        <w:ind w:left="4320" w:hanging="360"/>
+      </w:pPr>
+      <w:rPr>
+        <w:rFonts w:ascii="Wingdings" w:hAnsi="Wingdings" w:hint="default"/>
+        <w:sz w:val="20"/>
+      </w:rPr>
+    </w:lvl>
+    <w:lvl w:ilvl="6" w:tentative="1">
+      <w:start w:val="1"/>
+      <w:numFmt w:val="bullet"/>
+      <w:lvlText w:val=""/>
+      <w:lvlJc w:val="left"/>
+      <w:pPr>
+        <w:tabs>
+          <w:tab w:val="num" w:pos="5040"/>
+        </w:tabs>
+        <w:ind w:left="5040" w:hanging="360"/>
+      </w:pPr>
+      <w:rPr>
+        <w:rFonts w:ascii="Wingdings" w:hAnsi="Wingdings" w:hint="default"/>
+        <w:sz w:val="20"/>
+      </w:rPr>
+    </w:lvl>
+    <w:lvl w:ilvl="7" w:tentative="1">
+      <w:start w:val="1"/>
+      <w:numFmt w:val="bullet"/>
+      <w:lvlText w:val=""/>
+      <w:lvlJc w:val="left"/>
+      <w:pPr>
+        <w:tabs>
+          <w:tab w:val="num" w:pos="5760"/>
+        </w:tabs>
+        <w:ind w:left="5760" w:hanging="360"/>
+      </w:pPr>
+      <w:rPr>
+        <w:rFonts w:ascii="Wingdings" w:hAnsi="Wingdings" w:hint="default"/>
+        <w:sz w:val="20"/>
+      </w:rPr>
+    </w:lvl>
+    <w:lvl w:ilvl="8" w:tentative="1">
+      <w:start w:val="1"/>
+      <w:numFmt w:val="bullet"/>
+      <w:lvlText w:val=""/>
+      <w:lvlJc w:val="left"/>
+      <w:pPr>
+        <w:tabs>
+          <w:tab w:val="num" w:pos="6480"/>
+        </w:tabs>
+        <w:ind w:left="6480" w:hanging="360"/>
+      </w:pPr>
+      <w:rPr>
+        <w:rFonts w:ascii="Wingdings" w:hAnsi="Wingdings" w:hint="default"/>
+        <w:sz w:val="20"/>
+      </w:rPr>
+    </w:lvl>
+  </w:abstractNum>
+  <w:abstractNum w:abstractNumId="2" w15:restartNumberingAfterBreak="0">
     <w:nsid w:val="04903DF3"/>
     <w:multiLevelType w:val="multilevel"/>
     <w:tmpl w:val="B28ADF4C"/>
@@ -1458,7 +3814,7 @@
       </w:rPr>
     </w:lvl>
   </w:abstractNum>
-  <w:abstractNum w:abstractNumId="2" w15:restartNumberingAfterBreak="0">
+  <w:abstractNum w:abstractNumId="3" w15:restartNumberingAfterBreak="0">
     <w:nsid w:val="05BA5C18"/>
     <w:multiLevelType w:val="multilevel"/>
     <w:tmpl w:val="8E609404"/>
@@ -1607,7 +3963,7 @@
       </w:rPr>
     </w:lvl>
   </w:abstractNum>
-  <w:abstractNum w:abstractNumId="3" w15:restartNumberingAfterBreak="0">
+  <w:abstractNum w:abstractNumId="4" w15:restartNumberingAfterBreak="0">
     <w:nsid w:val="06052ECF"/>
     <w:multiLevelType w:val="multilevel"/>
     <w:tmpl w:val="FAAC4290"/>
@@ -1756,7 +4112,156 @@
       </w:rPr>
     </w:lvl>
   </w:abstractNum>
-  <w:abstractNum w:abstractNumId="4" w15:restartNumberingAfterBreak="0">
+  <w:abstractNum w:abstractNumId="5" w15:restartNumberingAfterBreak="0">
+    <w:nsid w:val="06D42B2A"/>
+    <w:multiLevelType w:val="multilevel"/>
+    <w:tmpl w:val="333ABBAA"/>
+    <w:lvl w:ilvl="0">
+      <w:start w:val="1"/>
+      <w:numFmt w:val="bullet"/>
+      <w:lvlText w:val=""/>
+      <w:lvlJc w:val="left"/>
+      <w:pPr>
+        <w:tabs>
+          <w:tab w:val="num" w:pos="720"/>
+        </w:tabs>
+        <w:ind w:left="720" w:hanging="360"/>
+      </w:pPr>
+      <w:rPr>
+        <w:rFonts w:ascii="Symbol" w:hAnsi="Symbol" w:hint="default"/>
+        <w:sz w:val="20"/>
+      </w:rPr>
+    </w:lvl>
+    <w:lvl w:ilvl="1" w:tentative="1">
+      <w:start w:val="1"/>
+      <w:numFmt w:val="bullet"/>
+      <w:lvlText w:val="o"/>
+      <w:lvlJc w:val="left"/>
+      <w:pPr>
+        <w:tabs>
+          <w:tab w:val="num" w:pos="1440"/>
+        </w:tabs>
+        <w:ind w:left="1440" w:hanging="360"/>
+      </w:pPr>
+      <w:rPr>
+        <w:rFonts w:ascii="Courier New" w:hAnsi="Courier New" w:hint="default"/>
+        <w:sz w:val="20"/>
+      </w:rPr>
+    </w:lvl>
+    <w:lvl w:ilvl="2" w:tentative="1">
+      <w:start w:val="1"/>
+      <w:numFmt w:val="bullet"/>
+      <w:lvlText w:val=""/>
+      <w:lvlJc w:val="left"/>
+      <w:pPr>
+        <w:tabs>
+          <w:tab w:val="num" w:pos="2160"/>
+        </w:tabs>
+        <w:ind w:left="2160" w:hanging="360"/>
+      </w:pPr>
+      <w:rPr>
+        <w:rFonts w:ascii="Wingdings" w:hAnsi="Wingdings" w:hint="default"/>
+        <w:sz w:val="20"/>
+      </w:rPr>
+    </w:lvl>
+    <w:lvl w:ilvl="3" w:tentative="1">
+      <w:start w:val="1"/>
+      <w:numFmt w:val="bullet"/>
+      <w:lvlText w:val=""/>
+      <w:lvlJc w:val="left"/>
+      <w:pPr>
+        <w:tabs>
+          <w:tab w:val="num" w:pos="2880"/>
+        </w:tabs>
+        <w:ind w:left="2880" w:hanging="360"/>
+      </w:pPr>
+      <w:rPr>
+        <w:rFonts w:ascii="Wingdings" w:hAnsi="Wingdings" w:hint="default"/>
+        <w:sz w:val="20"/>
+      </w:rPr>
+    </w:lvl>
+    <w:lvl w:ilvl="4" w:tentative="1">
+      <w:start w:val="1"/>
+      <w:numFmt w:val="bullet"/>
+      <w:lvlText w:val=""/>
+      <w:lvlJc w:val="left"/>
+      <w:pPr>
+        <w:tabs>
+          <w:tab w:val="num" w:pos="3600"/>
+        </w:tabs>
+        <w:ind w:left="3600" w:hanging="360"/>
+      </w:pPr>
+      <w:rPr>
+        <w:rFonts w:ascii="Wingdings" w:hAnsi="Wingdings" w:hint="default"/>
+        <w:sz w:val="20"/>
+      </w:rPr>
+    </w:lvl>
+    <w:lvl w:ilvl="5" w:tentative="1">
+      <w:start w:val="1"/>
+      <w:numFmt w:val="bullet"/>
+      <w:lvlText w:val=""/>
+      <w:lvlJc w:val="left"/>
+      <w:pPr>
+        <w:tabs>
+          <w:tab w:val="num" w:pos="4320"/>
+        </w:tabs>
+        <w:ind w:left="4320" w:hanging="360"/>
+      </w:pPr>
+      <w:rPr>
+        <w:rFonts w:ascii="Wingdings" w:hAnsi="Wingdings" w:hint="default"/>
+        <w:sz w:val="20"/>
+      </w:rPr>
+    </w:lvl>
+    <w:lvl w:ilvl="6" w:tentative="1">
+      <w:start w:val="1"/>
+      <w:numFmt w:val="bullet"/>
+      <w:lvlText w:val=""/>
+      <w:lvlJc w:val="left"/>
+      <w:pPr>
+        <w:tabs>
+          <w:tab w:val="num" w:pos="5040"/>
+        </w:tabs>
+        <w:ind w:left="5040" w:hanging="360"/>
+      </w:pPr>
+      <w:rPr>
+        <w:rFonts w:ascii="Wingdings" w:hAnsi="Wingdings" w:hint="default"/>
+        <w:sz w:val="20"/>
+      </w:rPr>
+    </w:lvl>
+    <w:lvl w:ilvl="7" w:tentative="1">
+      <w:start w:val="1"/>
+      <w:numFmt w:val="bullet"/>
+      <w:lvlText w:val=""/>
+      <w:lvlJc w:val="left"/>
+      <w:pPr>
+        <w:tabs>
+          <w:tab w:val="num" w:pos="5760"/>
+        </w:tabs>
+        <w:ind w:left="5760" w:hanging="360"/>
+      </w:pPr>
+      <w:rPr>
+        <w:rFonts w:ascii="Wingdings" w:hAnsi="Wingdings" w:hint="default"/>
+        <w:sz w:val="20"/>
+      </w:rPr>
+    </w:lvl>
+    <w:lvl w:ilvl="8" w:tentative="1">
+      <w:start w:val="1"/>
+      <w:numFmt w:val="bullet"/>
+      <w:lvlText w:val=""/>
+      <w:lvlJc w:val="left"/>
+      <w:pPr>
+        <w:tabs>
+          <w:tab w:val="num" w:pos="6480"/>
+        </w:tabs>
+        <w:ind w:left="6480" w:hanging="360"/>
+      </w:pPr>
+      <w:rPr>
+        <w:rFonts w:ascii="Wingdings" w:hAnsi="Wingdings" w:hint="default"/>
+        <w:sz w:val="20"/>
+      </w:rPr>
+    </w:lvl>
+  </w:abstractNum>
+  <w:abstractNum w:abstractNumId="6" w15:restartNumberingAfterBreak="0">
     <w:nsid w:val="08056167"/>
     <w:multiLevelType w:val="multilevel"/>
     <w:tmpl w:val="09A8C4A8"/>
@@ -1873,7 +4378,7 @@
       </w:pPr>
     </w:lvl>
   </w:abstractNum>
-  <w:abstractNum w:abstractNumId="5" w15:restartNumberingAfterBreak="0">
+  <w:abstractNum w:abstractNumId="7" w15:restartNumberingAfterBreak="0">
     <w:nsid w:val="091B7D99"/>
     <w:multiLevelType w:val="multilevel"/>
     <w:tmpl w:val="4978124A"/>
@@ -2022,7 +4527,7 @@
       </w:rPr>
     </w:lvl>
   </w:abstractNum>
-  <w:abstractNum w:abstractNumId="6" w15:restartNumberingAfterBreak="0">
+  <w:abstractNum w:abstractNumId="8" w15:restartNumberingAfterBreak="0">
     <w:nsid w:val="0A1E3F49"/>
     <w:multiLevelType w:val="multilevel"/>
     <w:tmpl w:val="4DEA6C4A"/>
@@ -2171,7 +4676,7 @@
       </w:rPr>
     </w:lvl>
   </w:abstractNum>
-  <w:abstractNum w:abstractNumId="7" w15:restartNumberingAfterBreak="0">
+  <w:abstractNum w:abstractNumId="9" w15:restartNumberingAfterBreak="0">
     <w:nsid w:val="0BB55F4F"/>
     <w:multiLevelType w:val="multilevel"/>
     <w:tmpl w:val="523415E6"/>
@@ -2320,7 +4825,156 @@
       </w:rPr>
     </w:lvl>
   </w:abstractNum>
-  <w:abstractNum w:abstractNumId="8" w15:restartNumberingAfterBreak="0">
+  <w:abstractNum w:abstractNumId="10" w15:restartNumberingAfterBreak="0">
+    <w:nsid w:val="0BF26BAA"/>
+    <w:multiLevelType w:val="multilevel"/>
+    <w:tmpl w:val="4C16773E"/>
+    <w:lvl w:ilvl="0">
+      <w:start w:val="1"/>
+      <w:numFmt w:val="bullet"/>
+      <w:lvlText w:val=""/>
+      <w:lvlJc w:val="left"/>
+      <w:pPr>
+        <w:tabs>
+          <w:tab w:val="num" w:pos="720"/>
+        </w:tabs>
+        <w:ind w:left="720" w:hanging="360"/>
+      </w:pPr>
+      <w:rPr>
+        <w:rFonts w:ascii="Symbol" w:hAnsi="Symbol" w:hint="default"/>
+        <w:sz w:val="20"/>
+      </w:rPr>
+    </w:lvl>
+    <w:lvl w:ilvl="1" w:tentative="1">
+      <w:start w:val="1"/>
+      <w:numFmt w:val="bullet"/>
+      <w:lvlText w:val="o"/>
+      <w:lvlJc w:val="left"/>
+      <w:pPr>
+        <w:tabs>
+          <w:tab w:val="num" w:pos="1440"/>
+        </w:tabs>
+        <w:ind w:left="1440" w:hanging="360"/>
+      </w:pPr>
+      <w:rPr>
+        <w:rFonts w:ascii="Courier New" w:hAnsi="Courier New" w:hint="default"/>
+        <w:sz w:val="20"/>
+      </w:rPr>
+    </w:lvl>
+    <w:lvl w:ilvl="2" w:tentative="1">
+      <w:start w:val="1"/>
+      <w:numFmt w:val="bullet"/>
+      <w:lvlText w:val=""/>
+      <w:lvlJc w:val="left"/>
+      <w:pPr>
+        <w:tabs>
+          <w:tab w:val="num" w:pos="2160"/>
+        </w:tabs>
+        <w:ind w:left="2160" w:hanging="360"/>
+      </w:pPr>
+      <w:rPr>
+        <w:rFonts w:ascii="Wingdings" w:hAnsi="Wingdings" w:hint="default"/>
+        <w:sz w:val="20"/>
+      </w:rPr>
+    </w:lvl>
+    <w:lvl w:ilvl="3" w:tentative="1">
+      <w:start w:val="1"/>
+      <w:numFmt w:val="bullet"/>
+      <w:lvlText w:val=""/>
+      <w:lvlJc w:val="left"/>
+      <w:pPr>
+        <w:tabs>
+          <w:tab w:val="num" w:pos="2880"/>
+        </w:tabs>
+        <w:ind w:left="2880" w:hanging="360"/>
+      </w:pPr>
+      <w:rPr>
+        <w:rFonts w:ascii="Wingdings" w:hAnsi="Wingdings" w:hint="default"/>
+        <w:sz w:val="20"/>
+      </w:rPr>
+    </w:lvl>
+    <w:lvl w:ilvl="4" w:tentative="1">
+      <w:start w:val="1"/>
+      <w:numFmt w:val="bullet"/>
+      <w:lvlText w:val=""/>
+      <w:lvlJc w:val="left"/>
+      <w:pPr>
+        <w:tabs>
+          <w:tab w:val="num" w:pos="3600"/>
+        </w:tabs>
+        <w:ind w:left="3600" w:hanging="360"/>
+      </w:pPr>
+      <w:rPr>
+        <w:rFonts w:ascii="Wingdings" w:hAnsi="Wingdings" w:hint="default"/>
+        <w:sz w:val="20"/>
+      </w:rPr>
+    </w:lvl>
+    <w:lvl w:ilvl="5" w:tentative="1">
+      <w:start w:val="1"/>
+      <w:numFmt w:val="bullet"/>
+      <w:lvlText w:val=""/>
+      <w:lvlJc w:val="left"/>
+      <w:pPr>
+        <w:tabs>
+          <w:tab w:val="num" w:pos="4320"/>
+        </w:tabs>
+        <w:ind w:left="4320" w:hanging="360"/>
+      </w:pPr>
+      <w:rPr>
+        <w:rFonts w:ascii="Wingdings" w:hAnsi="Wingdings" w:hint="default"/>
+        <w:sz w:val="20"/>
+      </w:rPr>
+    </w:lvl>
+    <w:lvl w:ilvl="6" w:tentative="1">
+      <w:start w:val="1"/>
+      <w:numFmt w:val="bullet"/>
+      <w:lvlText w:val=""/>
+      <w:lvlJc w:val="left"/>
+      <w:pPr>
+        <w:tabs>
+          <w:tab w:val="num" w:pos="5040"/>
+        </w:tabs>
+        <w:ind w:left="5040" w:hanging="360"/>
+      </w:pPr>
+      <w:rPr>
+        <w:rFonts w:ascii="Wingdings" w:hAnsi="Wingdings" w:hint="default"/>
+        <w:sz w:val="20"/>
+      </w:rPr>
+    </w:lvl>
+    <w:lvl w:ilvl="7" w:tentative="1">
+      <w:start w:val="1"/>
+      <w:numFmt w:val="bullet"/>
+      <w:lvlText w:val=""/>
+      <w:lvlJc w:val="left"/>
+      <w:pPr>
+        <w:tabs>
+          <w:tab w:val="num" w:pos="5760"/>
+        </w:tabs>
+        <w:ind w:left="5760" w:hanging="360"/>
+      </w:pPr>
+      <w:rPr>
+        <w:rFonts w:ascii="Wingdings" w:hAnsi="Wingdings" w:hint="default"/>
+        <w:sz w:val="20"/>
+      </w:rPr>
+    </w:lvl>
+    <w:lvl w:ilvl="8" w:tentative="1">
+      <w:start w:val="1"/>
+      <w:numFmt w:val="bullet"/>
+      <w:lvlText w:val=""/>
+      <w:lvlJc w:val="left"/>
+      <w:pPr>
+        <w:tabs>
+          <w:tab w:val="num" w:pos="6480"/>
+        </w:tabs>
+        <w:ind w:left="6480" w:hanging="360"/>
+      </w:pPr>
+      <w:rPr>
+        <w:rFonts w:ascii="Wingdings" w:hAnsi="Wingdings" w:hint="default"/>
+        <w:sz w:val="20"/>
+      </w:rPr>
+    </w:lvl>
+  </w:abstractNum>
+  <w:abstractNum w:abstractNumId="11" w15:restartNumberingAfterBreak="0">
     <w:nsid w:val="0C7C20A6"/>
     <w:multiLevelType w:val="multilevel"/>
     <w:tmpl w:val="7AEAC250"/>
@@ -2469,7 +5123,7 @@
       </w:rPr>
     </w:lvl>
   </w:abstractNum>
-  <w:abstractNum w:abstractNumId="9" w15:restartNumberingAfterBreak="0">
+  <w:abstractNum w:abstractNumId="12" w15:restartNumberingAfterBreak="0">
     <w:nsid w:val="0CAA012C"/>
     <w:multiLevelType w:val="multilevel"/>
     <w:tmpl w:val="591AA14C"/>
@@ -2618,7 +5272,7 @@
       </w:rPr>
     </w:lvl>
   </w:abstractNum>
-  <w:abstractNum w:abstractNumId="10" w15:restartNumberingAfterBreak="0">
+  <w:abstractNum w:abstractNumId="13" w15:restartNumberingAfterBreak="0">
     <w:nsid w:val="0CE85557"/>
     <w:multiLevelType w:val="multilevel"/>
     <w:tmpl w:val="6986C19C"/>
@@ -2731,7 +5385,454 @@
       </w:pPr>
     </w:lvl>
   </w:abstractNum>
-  <w:abstractNum w:abstractNumId="11" w15:restartNumberingAfterBreak="0">
+  <w:abstractNum w:abstractNumId="14" w15:restartNumberingAfterBreak="0">
+    <w:nsid w:val="0E0C0483"/>
+    <w:multiLevelType w:val="multilevel"/>
+    <w:tmpl w:val="7840C436"/>
+    <w:lvl w:ilvl="0">
+      <w:start w:val="1"/>
+      <w:numFmt w:val="bullet"/>
+      <w:lvlText w:val=""/>
+      <w:lvlJc w:val="left"/>
+      <w:pPr>
+        <w:tabs>
+          <w:tab w:val="num" w:pos="720"/>
+        </w:tabs>
+        <w:ind w:left="720" w:hanging="360"/>
+      </w:pPr>
+      <w:rPr>
+        <w:rFonts w:ascii="Symbol" w:hAnsi="Symbol" w:hint="default"/>
+        <w:sz w:val="20"/>
+      </w:rPr>
+    </w:lvl>
+    <w:lvl w:ilvl="1">
+      <w:start w:val="1"/>
+      <w:numFmt w:val="bullet"/>
+      <w:lvlText w:val="o"/>
+      <w:lvlJc w:val="left"/>
+      <w:pPr>
+        <w:tabs>
+          <w:tab w:val="num" w:pos="1440"/>
+        </w:tabs>
+        <w:ind w:left="1440" w:hanging="360"/>
+      </w:pPr>
+      <w:rPr>
+        <w:rFonts w:ascii="Courier New" w:hAnsi="Courier New" w:hint="default"/>
+        <w:sz w:val="20"/>
+      </w:rPr>
+    </w:lvl>
+    <w:lvl w:ilvl="2" w:tentative="1">
+      <w:start w:val="1"/>
+      <w:numFmt w:val="bullet"/>
+      <w:lvlText w:val=""/>
+      <w:lvlJc w:val="left"/>
+      <w:pPr>
+        <w:tabs>
+          <w:tab w:val="num" w:pos="2160"/>
+        </w:tabs>
+        <w:ind w:left="2160" w:hanging="360"/>
+      </w:pPr>
+      <w:rPr>
+        <w:rFonts w:ascii="Wingdings" w:hAnsi="Wingdings" w:hint="default"/>
+        <w:sz w:val="20"/>
+      </w:rPr>
+    </w:lvl>
+    <w:lvl w:ilvl="3" w:tentative="1">
+      <w:start w:val="1"/>
+      <w:numFmt w:val="bullet"/>
+      <w:lvlText w:val=""/>
+      <w:lvlJc w:val="left"/>
+      <w:pPr>
+        <w:tabs>
+          <w:tab w:val="num" w:pos="2880"/>
+        </w:tabs>
+        <w:ind w:left="2880" w:hanging="360"/>
+      </w:pPr>
+      <w:rPr>
+        <w:rFonts w:ascii="Wingdings" w:hAnsi="Wingdings" w:hint="default"/>
+        <w:sz w:val="20"/>
+      </w:rPr>
+    </w:lvl>
+    <w:lvl w:ilvl="4" w:tentative="1">
+      <w:start w:val="1"/>
+      <w:numFmt w:val="bullet"/>
+      <w:lvlText w:val=""/>
+      <w:lvlJc w:val="left"/>
+      <w:pPr>
+        <w:tabs>
+          <w:tab w:val="num" w:pos="3600"/>
+        </w:tabs>
+        <w:ind w:left="3600" w:hanging="360"/>
+      </w:pPr>
+      <w:rPr>
+        <w:rFonts w:ascii="Wingdings" w:hAnsi="Wingdings" w:hint="default"/>
+        <w:sz w:val="20"/>
+      </w:rPr>
+    </w:lvl>
+    <w:lvl w:ilvl="5" w:tentative="1">
+      <w:start w:val="1"/>
+      <w:numFmt w:val="bullet"/>
+      <w:lvlText w:val=""/>
+      <w:lvlJc w:val="left"/>
+      <w:pPr>
+        <w:tabs>
+          <w:tab w:val="num" w:pos="4320"/>
+        </w:tabs>
+        <w:ind w:left="4320" w:hanging="360"/>
+      </w:pPr>
+      <w:rPr>
+        <w:rFonts w:ascii="Wingdings" w:hAnsi="Wingdings" w:hint="default"/>
+        <w:sz w:val="20"/>
+      </w:rPr>
+    </w:lvl>
+    <w:lvl w:ilvl="6" w:tentative="1">
+      <w:start w:val="1"/>
+      <w:numFmt w:val="bullet"/>
+      <w:lvlText w:val=""/>
+      <w:lvlJc w:val="left"/>
+      <w:pPr>
+        <w:tabs>
+          <w:tab w:val="num" w:pos="5040"/>
+        </w:tabs>
+        <w:ind w:left="5040" w:hanging="360"/>
+      </w:pPr>
+      <w:rPr>
+        <w:rFonts w:ascii="Wingdings" w:hAnsi="Wingdings" w:hint="default"/>
+        <w:sz w:val="20"/>
+      </w:rPr>
+    </w:lvl>
+    <w:lvl w:ilvl="7" w:tentative="1">
+      <w:start w:val="1"/>
+      <w:numFmt w:val="bullet"/>
+      <w:lvlText w:val=""/>
+      <w:lvlJc w:val="left"/>
+      <w:pPr>
+        <w:tabs>
+          <w:tab w:val="num" w:pos="5760"/>
+        </w:tabs>
+        <w:ind w:left="5760" w:hanging="360"/>
+      </w:pPr>
+      <w:rPr>
+        <w:rFonts w:ascii="Wingdings" w:hAnsi="Wingdings" w:hint="default"/>
+        <w:sz w:val="20"/>
+      </w:rPr>
+    </w:lvl>
+    <w:lvl w:ilvl="8" w:tentative="1">
+      <w:start w:val="1"/>
+      <w:numFmt w:val="bullet"/>
+      <w:lvlText w:val=""/>
+      <w:lvlJc w:val="left"/>
+      <w:pPr>
+        <w:tabs>
+          <w:tab w:val="num" w:pos="6480"/>
+        </w:tabs>
+        <w:ind w:left="6480" w:hanging="360"/>
+      </w:pPr>
+      <w:rPr>
+        <w:rFonts w:ascii="Wingdings" w:hAnsi="Wingdings" w:hint="default"/>
+        <w:sz w:val="20"/>
+      </w:rPr>
+    </w:lvl>
+  </w:abstractNum>
+  <w:abstractNum w:abstractNumId="15" w15:restartNumberingAfterBreak="0">
+    <w:nsid w:val="0E99397F"/>
+    <w:multiLevelType w:val="multilevel"/>
+    <w:tmpl w:val="EE5E42A0"/>
+    <w:lvl w:ilvl="0">
+      <w:start w:val="1"/>
+      <w:numFmt w:val="bullet"/>
+      <w:lvlText w:val=""/>
+      <w:lvlJc w:val="left"/>
+      <w:pPr>
+        <w:tabs>
+          <w:tab w:val="num" w:pos="720"/>
+        </w:tabs>
+        <w:ind w:left="720" w:hanging="360"/>
+      </w:pPr>
+      <w:rPr>
+        <w:rFonts w:ascii="Symbol" w:hAnsi="Symbol" w:hint="default"/>
+        <w:sz w:val="20"/>
+      </w:rPr>
+    </w:lvl>
+    <w:lvl w:ilvl="1" w:tentative="1">
+      <w:start w:val="1"/>
+      <w:numFmt w:val="bullet"/>
+      <w:lvlText w:val="o"/>
+      <w:lvlJc w:val="left"/>
+      <w:pPr>
+        <w:tabs>
+          <w:tab w:val="num" w:pos="1440"/>
+        </w:tabs>
+        <w:ind w:left="1440" w:hanging="360"/>
+      </w:pPr>
+      <w:rPr>
+        <w:rFonts w:ascii="Courier New" w:hAnsi="Courier New" w:hint="default"/>
+        <w:sz w:val="20"/>
+      </w:rPr>
+    </w:lvl>
+    <w:lvl w:ilvl="2" w:tentative="1">
+      <w:start w:val="1"/>
+      <w:numFmt w:val="bullet"/>
+      <w:lvlText w:val=""/>
+      <w:lvlJc w:val="left"/>
+      <w:pPr>
+        <w:tabs>
+          <w:tab w:val="num" w:pos="2160"/>
+        </w:tabs>
+        <w:ind w:left="2160" w:hanging="360"/>
+      </w:pPr>
+      <w:rPr>
+        <w:rFonts w:ascii="Wingdings" w:hAnsi="Wingdings" w:hint="default"/>
+        <w:sz w:val="20"/>
+      </w:rPr>
+    </w:lvl>
+    <w:lvl w:ilvl="3" w:tentative="1">
+      <w:start w:val="1"/>
+      <w:numFmt w:val="bullet"/>
+      <w:lvlText w:val=""/>
+      <w:lvlJc w:val="left"/>
+      <w:pPr>
+        <w:tabs>
+          <w:tab w:val="num" w:pos="2880"/>
+        </w:tabs>
+        <w:ind w:left="2880" w:hanging="360"/>
+      </w:pPr>
+      <w:rPr>
+        <w:rFonts w:ascii="Wingdings" w:hAnsi="Wingdings" w:hint="default"/>
+        <w:sz w:val="20"/>
+      </w:rPr>
+    </w:lvl>
+    <w:lvl w:ilvl="4" w:tentative="1">
+      <w:start w:val="1"/>
+      <w:numFmt w:val="bullet"/>
+      <w:lvlText w:val=""/>
+      <w:lvlJc w:val="left"/>
+      <w:pPr>
+        <w:tabs>
+          <w:tab w:val="num" w:pos="3600"/>
+        </w:tabs>
+        <w:ind w:left="3600" w:hanging="360"/>
+      </w:pPr>
+      <w:rPr>
+        <w:rFonts w:ascii="Wingdings" w:hAnsi="Wingdings" w:hint="default"/>
+        <w:sz w:val="20"/>
+      </w:rPr>
+    </w:lvl>
+    <w:lvl w:ilvl="5" w:tentative="1">
+      <w:start w:val="1"/>
+      <w:numFmt w:val="bullet"/>
+      <w:lvlText w:val=""/>
+      <w:lvlJc w:val="left"/>
+      <w:pPr>
+        <w:tabs>
+          <w:tab w:val="num" w:pos="4320"/>
+        </w:tabs>
+        <w:ind w:left="4320" w:hanging="360"/>
+      </w:pPr>
+      <w:rPr>
+        <w:rFonts w:ascii="Wingdings" w:hAnsi="Wingdings" w:hint="default"/>
+        <w:sz w:val="20"/>
+      </w:rPr>
+    </w:lvl>
+    <w:lvl w:ilvl="6" w:tentative="1">
+      <w:start w:val="1"/>
+      <w:numFmt w:val="bullet"/>
+      <w:lvlText w:val=""/>
+      <w:lvlJc w:val="left"/>
+      <w:pPr>
+        <w:tabs>
+          <w:tab w:val="num" w:pos="5040"/>
+        </w:tabs>
+        <w:ind w:left="5040" w:hanging="360"/>
+      </w:pPr>
+      <w:rPr>
+        <w:rFonts w:ascii="Wingdings" w:hAnsi="Wingdings" w:hint="default"/>
+        <w:sz w:val="20"/>
+      </w:rPr>
+    </w:lvl>
+    <w:lvl w:ilvl="7" w:tentative="1">
+      <w:start w:val="1"/>
+      <w:numFmt w:val="bullet"/>
+      <w:lvlText w:val=""/>
+      <w:lvlJc w:val="left"/>
+      <w:pPr>
+        <w:tabs>
+          <w:tab w:val="num" w:pos="5760"/>
+        </w:tabs>
+        <w:ind w:left="5760" w:hanging="360"/>
+      </w:pPr>
+      <w:rPr>
+        <w:rFonts w:ascii="Wingdings" w:hAnsi="Wingdings" w:hint="default"/>
+        <w:sz w:val="20"/>
+      </w:rPr>
+    </w:lvl>
+    <w:lvl w:ilvl="8" w:tentative="1">
+      <w:start w:val="1"/>
+      <w:numFmt w:val="bullet"/>
+      <w:lvlText w:val=""/>
+      <w:lvlJc w:val="left"/>
+      <w:pPr>
+        <w:tabs>
+          <w:tab w:val="num" w:pos="6480"/>
+        </w:tabs>
+        <w:ind w:left="6480" w:hanging="360"/>
+      </w:pPr>
+      <w:rPr>
+        <w:rFonts w:ascii="Wingdings" w:hAnsi="Wingdings" w:hint="default"/>
+        <w:sz w:val="20"/>
+      </w:rPr>
+    </w:lvl>
+  </w:abstractNum>
+  <w:abstractNum w:abstractNumId="16" w15:restartNumberingAfterBreak="0">
+    <w:nsid w:val="0FD04A1F"/>
+    <w:multiLevelType w:val="multilevel"/>
+    <w:tmpl w:val="74DEF2DA"/>
+    <w:lvl w:ilvl="0">
+      <w:start w:val="1"/>
+      <w:numFmt w:val="bullet"/>
+      <w:lvlText w:val=""/>
+      <w:lvlJc w:val="left"/>
+      <w:pPr>
+        <w:tabs>
+          <w:tab w:val="num" w:pos="720"/>
+        </w:tabs>
+        <w:ind w:left="720" w:hanging="360"/>
+      </w:pPr>
+      <w:rPr>
+        <w:rFonts w:ascii="Symbol" w:hAnsi="Symbol" w:hint="default"/>
+        <w:sz w:val="20"/>
+      </w:rPr>
+    </w:lvl>
+    <w:lvl w:ilvl="1" w:tentative="1">
+      <w:start w:val="1"/>
+      <w:numFmt w:val="bullet"/>
+      <w:lvlText w:val="o"/>
+      <w:lvlJc w:val="left"/>
+      <w:pPr>
+        <w:tabs>
+          <w:tab w:val="num" w:pos="1440"/>
+        </w:tabs>
+        <w:ind w:left="1440" w:hanging="360"/>
+      </w:pPr>
+      <w:rPr>
+        <w:rFonts w:ascii="Courier New" w:hAnsi="Courier New" w:hint="default"/>
+        <w:sz w:val="20"/>
+      </w:rPr>
+    </w:lvl>
+    <w:lvl w:ilvl="2" w:tentative="1">
+      <w:start w:val="1"/>
+      <w:numFmt w:val="bullet"/>
+      <w:lvlText w:val=""/>
+      <w:lvlJc w:val="left"/>
+      <w:pPr>
+        <w:tabs>
+          <w:tab w:val="num" w:pos="2160"/>
+        </w:tabs>
+        <w:ind w:left="2160" w:hanging="360"/>
+      </w:pPr>
+      <w:rPr>
+        <w:rFonts w:ascii="Wingdings" w:hAnsi="Wingdings" w:hint="default"/>
+        <w:sz w:val="20"/>
+      </w:rPr>
+    </w:lvl>
+    <w:lvl w:ilvl="3" w:tentative="1">
+      <w:start w:val="1"/>
+      <w:numFmt w:val="bullet"/>
+      <w:lvlText w:val=""/>
+      <w:lvlJc w:val="left"/>
+      <w:pPr>
+        <w:tabs>
+          <w:tab w:val="num" w:pos="2880"/>
+        </w:tabs>
+        <w:ind w:left="2880" w:hanging="360"/>
+      </w:pPr>
+      <w:rPr>
+        <w:rFonts w:ascii="Wingdings" w:hAnsi="Wingdings" w:hint="default"/>
+        <w:sz w:val="20"/>
+      </w:rPr>
+    </w:lvl>
+    <w:lvl w:ilvl="4" w:tentative="1">
+      <w:start w:val="1"/>
+      <w:numFmt w:val="bullet"/>
+      <w:lvlText w:val=""/>
+      <w:lvlJc w:val="left"/>
+      <w:pPr>
+        <w:tabs>
+          <w:tab w:val="num" w:pos="3600"/>
+        </w:tabs>
+        <w:ind w:left="3600" w:hanging="360"/>
+      </w:pPr>
+      <w:rPr>
+        <w:rFonts w:ascii="Wingdings" w:hAnsi="Wingdings" w:hint="default"/>
+        <w:sz w:val="20"/>
+      </w:rPr>
+    </w:lvl>
+    <w:lvl w:ilvl="5" w:tentative="1">
+      <w:start w:val="1"/>
+      <w:numFmt w:val="bullet"/>
+      <w:lvlText w:val=""/>
+      <w:lvlJc w:val="left"/>
+      <w:pPr>
+        <w:tabs>
+          <w:tab w:val="num" w:pos="4320"/>
+        </w:tabs>
+        <w:ind w:left="4320" w:hanging="360"/>
+      </w:pPr>
+      <w:rPr>
+        <w:rFonts w:ascii="Wingdings" w:hAnsi="Wingdings" w:hint="default"/>
+        <w:sz w:val="20"/>
+      </w:rPr>
+    </w:lvl>
+    <w:lvl w:ilvl="6" w:tentative="1">
+      <w:start w:val="1"/>
+      <w:numFmt w:val="bullet"/>
+      <w:lvlText w:val=""/>
+      <w:lvlJc w:val="left"/>
+      <w:pPr>
+        <w:tabs>
+          <w:tab w:val="num" w:pos="5040"/>
+        </w:tabs>
+        <w:ind w:left="5040" w:hanging="360"/>
+      </w:pPr>
+      <w:rPr>
+        <w:rFonts w:ascii="Wingdings" w:hAnsi="Wingdings" w:hint="default"/>
+        <w:sz w:val="20"/>
+      </w:rPr>
+    </w:lvl>
+    <w:lvl w:ilvl="7" w:tentative="1">
+      <w:start w:val="1"/>
+      <w:numFmt w:val="bullet"/>
+      <w:lvlText w:val=""/>
+      <w:lvlJc w:val="left"/>
+      <w:pPr>
+        <w:tabs>
+          <w:tab w:val="num" w:pos="5760"/>
+        </w:tabs>
+        <w:ind w:left="5760" w:hanging="360"/>
+      </w:pPr>
+      <w:rPr>
+        <w:rFonts w:ascii="Wingdings" w:hAnsi="Wingdings" w:hint="default"/>
+        <w:sz w:val="20"/>
+      </w:rPr>
+    </w:lvl>
+    <w:lvl w:ilvl="8" w:tentative="1">
+      <w:start w:val="1"/>
+      <w:numFmt w:val="bullet"/>
+      <w:lvlText w:val=""/>
+      <w:lvlJc w:val="left"/>
+      <w:pPr>
+        <w:tabs>
+          <w:tab w:val="num" w:pos="6480"/>
+        </w:tabs>
+        <w:ind w:left="6480" w:hanging="360"/>
+      </w:pPr>
+      <w:rPr>
+        <w:rFonts w:ascii="Wingdings" w:hAnsi="Wingdings" w:hint="default"/>
+        <w:sz w:val="20"/>
+      </w:rPr>
+    </w:lvl>
+  </w:abstractNum>
+  <w:abstractNum w:abstractNumId="17" w15:restartNumberingAfterBreak="0">
     <w:nsid w:val="12D52CE8"/>
     <w:multiLevelType w:val="multilevel"/>
     <w:tmpl w:val="DA96596A"/>
@@ -2880,7 +5981,7 @@
       </w:rPr>
     </w:lvl>
   </w:abstractNum>
-  <w:abstractNum w:abstractNumId="12" w15:restartNumberingAfterBreak="0">
+  <w:abstractNum w:abstractNumId="18" w15:restartNumberingAfterBreak="0">
     <w:nsid w:val="169B6EF0"/>
     <w:multiLevelType w:val="multilevel"/>
     <w:tmpl w:val="614C1B34"/>
@@ -3029,7 +6130,7 @@
       </w:rPr>
     </w:lvl>
   </w:abstractNum>
-  <w:abstractNum w:abstractNumId="13" w15:restartNumberingAfterBreak="0">
+  <w:abstractNum w:abstractNumId="19" w15:restartNumberingAfterBreak="0">
     <w:nsid w:val="19935884"/>
     <w:multiLevelType w:val="multilevel"/>
     <w:tmpl w:val="149AA3F2"/>
@@ -3178,7 +6279,7 @@
       </w:rPr>
     </w:lvl>
   </w:abstractNum>
-  <w:abstractNum w:abstractNumId="14" w15:restartNumberingAfterBreak="0">
+  <w:abstractNum w:abstractNumId="20" w15:restartNumberingAfterBreak="0">
     <w:nsid w:val="19C00229"/>
     <w:multiLevelType w:val="multilevel"/>
     <w:tmpl w:val="1DB4F1E0"/>
@@ -3327,7 +6428,7 @@
       </w:rPr>
     </w:lvl>
   </w:abstractNum>
-  <w:abstractNum w:abstractNumId="15" w15:restartNumberingAfterBreak="0">
+  <w:abstractNum w:abstractNumId="21" w15:restartNumberingAfterBreak="0">
     <w:nsid w:val="1BE96CDF"/>
     <w:multiLevelType w:val="multilevel"/>
     <w:tmpl w:val="DAC2CF44"/>
@@ -3476,7 +6577,7 @@
       </w:rPr>
     </w:lvl>
   </w:abstractNum>
-  <w:abstractNum w:abstractNumId="16" w15:restartNumberingAfterBreak="0">
+  <w:abstractNum w:abstractNumId="22" w15:restartNumberingAfterBreak="0">
     <w:nsid w:val="1FA77179"/>
     <w:multiLevelType w:val="multilevel"/>
     <w:tmpl w:val="DCC65C0E"/>
@@ -3625,7 +6726,7 @@
       </w:rPr>
     </w:lvl>
   </w:abstractNum>
-  <w:abstractNum w:abstractNumId="17" w15:restartNumberingAfterBreak="0">
+  <w:abstractNum w:abstractNumId="23" w15:restartNumberingAfterBreak="0">
     <w:nsid w:val="20A3371C"/>
     <w:multiLevelType w:val="multilevel"/>
     <w:tmpl w:val="C8B202D8"/>
@@ -3774,7 +6875,7 @@
       </w:rPr>
     </w:lvl>
   </w:abstractNum>
-  <w:abstractNum w:abstractNumId="18" w15:restartNumberingAfterBreak="0">
+  <w:abstractNum w:abstractNumId="24" w15:restartNumberingAfterBreak="0">
     <w:nsid w:val="218B0C7C"/>
     <w:multiLevelType w:val="multilevel"/>
     <w:tmpl w:val="26120830"/>
@@ -3923,7 +7024,7 @@
       </w:rPr>
     </w:lvl>
   </w:abstractNum>
-  <w:abstractNum w:abstractNumId="19" w15:restartNumberingAfterBreak="0">
+  <w:abstractNum w:abstractNumId="25" w15:restartNumberingAfterBreak="0">
     <w:nsid w:val="2235144A"/>
     <w:multiLevelType w:val="multilevel"/>
     <w:tmpl w:val="2EBAED92"/>
@@ -4072,7 +7173,7 @@
       </w:rPr>
     </w:lvl>
   </w:abstractNum>
-  <w:abstractNum w:abstractNumId="20" w15:restartNumberingAfterBreak="0">
+  <w:abstractNum w:abstractNumId="26" w15:restartNumberingAfterBreak="0">
     <w:nsid w:val="22873DC2"/>
     <w:multiLevelType w:val="multilevel"/>
     <w:tmpl w:val="EDDE1046"/>
@@ -4221,7 +7322,7 @@
       </w:rPr>
     </w:lvl>
   </w:abstractNum>
-  <w:abstractNum w:abstractNumId="21" w15:restartNumberingAfterBreak="0">
+  <w:abstractNum w:abstractNumId="27" w15:restartNumberingAfterBreak="0">
     <w:nsid w:val="23DD0724"/>
     <w:multiLevelType w:val="multilevel"/>
     <w:tmpl w:val="31109AB6"/>
@@ -4370,7 +7471,7 @@
       </w:rPr>
     </w:lvl>
   </w:abstractNum>
-  <w:abstractNum w:abstractNumId="22" w15:restartNumberingAfterBreak="0">
+  <w:abstractNum w:abstractNumId="28" w15:restartNumberingAfterBreak="0">
     <w:nsid w:val="244224D6"/>
     <w:multiLevelType w:val="multilevel"/>
     <w:tmpl w:val="AD0C2DBC"/>
@@ -4519,7 +7620,7 @@
       </w:rPr>
     </w:lvl>
   </w:abstractNum>
-  <w:abstractNum w:abstractNumId="23" w15:restartNumberingAfterBreak="0">
+  <w:abstractNum w:abstractNumId="29" w15:restartNumberingAfterBreak="0">
     <w:nsid w:val="25626845"/>
     <w:multiLevelType w:val="multilevel"/>
     <w:tmpl w:val="EA22C4D6"/>
@@ -4668,7 +7769,305 @@
       </w:rPr>
     </w:lvl>
   </w:abstractNum>
-  <w:abstractNum w:abstractNumId="24" w15:restartNumberingAfterBreak="0">
+  <w:abstractNum w:abstractNumId="30" w15:restartNumberingAfterBreak="0">
+    <w:nsid w:val="267E5D09"/>
+    <w:multiLevelType w:val="multilevel"/>
+    <w:tmpl w:val="F454FE5C"/>
+    <w:lvl w:ilvl="0">
+      <w:start w:val="1"/>
+      <w:numFmt w:val="bullet"/>
+      <w:lvlText w:val=""/>
+      <w:lvlJc w:val="left"/>
+      <w:pPr>
+        <w:tabs>
+          <w:tab w:val="num" w:pos="720"/>
+        </w:tabs>
+        <w:ind w:left="720" w:hanging="360"/>
+      </w:pPr>
+      <w:rPr>
+        <w:rFonts w:ascii="Symbol" w:hAnsi="Symbol" w:hint="default"/>
+        <w:sz w:val="20"/>
+      </w:rPr>
+    </w:lvl>
+    <w:lvl w:ilvl="1">
+      <w:start w:val="1"/>
+      <w:numFmt w:val="bullet"/>
+      <w:lvlText w:val="o"/>
+      <w:lvlJc w:val="left"/>
+      <w:pPr>
+        <w:tabs>
+          <w:tab w:val="num" w:pos="1440"/>
+        </w:tabs>
+        <w:ind w:left="1440" w:hanging="360"/>
+      </w:pPr>
+      <w:rPr>
+        <w:rFonts w:ascii="Courier New" w:hAnsi="Courier New" w:hint="default"/>
+        <w:sz w:val="20"/>
+      </w:rPr>
+    </w:lvl>
+    <w:lvl w:ilvl="2" w:tentative="1">
+      <w:start w:val="1"/>
+      <w:numFmt w:val="bullet"/>
+      <w:lvlText w:val=""/>
+      <w:lvlJc w:val="left"/>
+      <w:pPr>
+        <w:tabs>
+          <w:tab w:val="num" w:pos="2160"/>
+        </w:tabs>
+        <w:ind w:left="2160" w:hanging="360"/>
+      </w:pPr>
+      <w:rPr>
+        <w:rFonts w:ascii="Wingdings" w:hAnsi="Wingdings" w:hint="default"/>
+        <w:sz w:val="20"/>
+      </w:rPr>
+    </w:lvl>
+    <w:lvl w:ilvl="3" w:tentative="1">
+      <w:start w:val="1"/>
+      <w:numFmt w:val="bullet"/>
+      <w:lvlText w:val=""/>
+      <w:lvlJc w:val="left"/>
+      <w:pPr>
+        <w:tabs>
+          <w:tab w:val="num" w:pos="2880"/>
+        </w:tabs>
+        <w:ind w:left="2880" w:hanging="360"/>
+      </w:pPr>
+      <w:rPr>
+        <w:rFonts w:ascii="Wingdings" w:hAnsi="Wingdings" w:hint="default"/>
+        <w:sz w:val="20"/>
+      </w:rPr>
+    </w:lvl>
+    <w:lvl w:ilvl="4" w:tentative="1">
+      <w:start w:val="1"/>
+      <w:numFmt w:val="bullet"/>
+      <w:lvlText w:val=""/>
+      <w:lvlJc w:val="left"/>
+      <w:pPr>
+        <w:tabs>
+          <w:tab w:val="num" w:pos="3600"/>
+        </w:tabs>
+        <w:ind w:left="3600" w:hanging="360"/>
+      </w:pPr>
+      <w:rPr>
+        <w:rFonts w:ascii="Wingdings" w:hAnsi="Wingdings" w:hint="default"/>
+        <w:sz w:val="20"/>
+      </w:rPr>
+    </w:lvl>
+    <w:lvl w:ilvl="5" w:tentative="1">
+      <w:start w:val="1"/>
+      <w:numFmt w:val="bullet"/>
+      <w:lvlText w:val=""/>
+      <w:lvlJc w:val="left"/>
+      <w:pPr>
+        <w:tabs>
+          <w:tab w:val="num" w:pos="4320"/>
+        </w:tabs>
+        <w:ind w:left="4320" w:hanging="360"/>
+      </w:pPr>
+      <w:rPr>
+        <w:rFonts w:ascii="Wingdings" w:hAnsi="Wingdings" w:hint="default"/>
+        <w:sz w:val="20"/>
+      </w:rPr>
+    </w:lvl>
+    <w:lvl w:ilvl="6" w:tentative="1">
+      <w:start w:val="1"/>
+      <w:numFmt w:val="bullet"/>
+      <w:lvlText w:val=""/>
+      <w:lvlJc w:val="left"/>
+      <w:pPr>
+        <w:tabs>
+          <w:tab w:val="num" w:pos="5040"/>
+        </w:tabs>
+        <w:ind w:left="5040" w:hanging="360"/>
+      </w:pPr>
+      <w:rPr>
+        <w:rFonts w:ascii="Wingdings" w:hAnsi="Wingdings" w:hint="default"/>
+        <w:sz w:val="20"/>
+      </w:rPr>
+    </w:lvl>
+    <w:lvl w:ilvl="7" w:tentative="1">
+      <w:start w:val="1"/>
+      <w:numFmt w:val="bullet"/>
+      <w:lvlText w:val=""/>
+      <w:lvlJc w:val="left"/>
+      <w:pPr>
+        <w:tabs>
+          <w:tab w:val="num" w:pos="5760"/>
+        </w:tabs>
+        <w:ind w:left="5760" w:hanging="360"/>
+      </w:pPr>
+      <w:rPr>
+        <w:rFonts w:ascii="Wingdings" w:hAnsi="Wingdings" w:hint="default"/>
+        <w:sz w:val="20"/>
+      </w:rPr>
+    </w:lvl>
+    <w:lvl w:ilvl="8" w:tentative="1">
+      <w:start w:val="1"/>
+      <w:numFmt w:val="bullet"/>
+      <w:lvlText w:val=""/>
+      <w:lvlJc w:val="left"/>
+      <w:pPr>
+        <w:tabs>
+          <w:tab w:val="num" w:pos="6480"/>
+        </w:tabs>
+        <w:ind w:left="6480" w:hanging="360"/>
+      </w:pPr>
+      <w:rPr>
+        <w:rFonts w:ascii="Wingdings" w:hAnsi="Wingdings" w:hint="default"/>
+        <w:sz w:val="20"/>
+      </w:rPr>
+    </w:lvl>
+  </w:abstractNum>
+  <w:abstractNum w:abstractNumId="31" w15:restartNumberingAfterBreak="0">
+    <w:nsid w:val="26D72D97"/>
+    <w:multiLevelType w:val="multilevel"/>
+    <w:tmpl w:val="80548234"/>
+    <w:lvl w:ilvl="0">
+      <w:start w:val="1"/>
+      <w:numFmt w:val="bullet"/>
+      <w:lvlText w:val=""/>
+      <w:lvlJc w:val="left"/>
+      <w:pPr>
+        <w:tabs>
+          <w:tab w:val="num" w:pos="720"/>
+        </w:tabs>
+        <w:ind w:left="720" w:hanging="360"/>
+      </w:pPr>
+      <w:rPr>
+        <w:rFonts w:ascii="Symbol" w:hAnsi="Symbol" w:hint="default"/>
+        <w:sz w:val="20"/>
+      </w:rPr>
+    </w:lvl>
+    <w:lvl w:ilvl="1" w:tentative="1">
+      <w:start w:val="1"/>
+      <w:numFmt w:val="bullet"/>
+      <w:lvlText w:val="o"/>
+      <w:lvlJc w:val="left"/>
+      <w:pPr>
+        <w:tabs>
+          <w:tab w:val="num" w:pos="1440"/>
+        </w:tabs>
+        <w:ind w:left="1440" w:hanging="360"/>
+      </w:pPr>
+      <w:rPr>
+        <w:rFonts w:ascii="Courier New" w:hAnsi="Courier New" w:hint="default"/>
+        <w:sz w:val="20"/>
+      </w:rPr>
+    </w:lvl>
+    <w:lvl w:ilvl="2" w:tentative="1">
+      <w:start w:val="1"/>
+      <w:numFmt w:val="bullet"/>
+      <w:lvlText w:val=""/>
+      <w:lvlJc w:val="left"/>
+      <w:pPr>
+        <w:tabs>
+          <w:tab w:val="num" w:pos="2160"/>
+        </w:tabs>
+        <w:ind w:left="2160" w:hanging="360"/>
+      </w:pPr>
+      <w:rPr>
+        <w:rFonts w:ascii="Wingdings" w:hAnsi="Wingdings" w:hint="default"/>
+        <w:sz w:val="20"/>
+      </w:rPr>
+    </w:lvl>
+    <w:lvl w:ilvl="3" w:tentative="1">
+      <w:start w:val="1"/>
+      <w:numFmt w:val="bullet"/>
+      <w:lvlText w:val=""/>
+      <w:lvlJc w:val="left"/>
+      <w:pPr>
+        <w:tabs>
+          <w:tab w:val="num" w:pos="2880"/>
+        </w:tabs>
+        <w:ind w:left="2880" w:hanging="360"/>
+      </w:pPr>
+      <w:rPr>
+        <w:rFonts w:ascii="Wingdings" w:hAnsi="Wingdings" w:hint="default"/>
+        <w:sz w:val="20"/>
+      </w:rPr>
+    </w:lvl>
+    <w:lvl w:ilvl="4" w:tentative="1">
+      <w:start w:val="1"/>
+      <w:numFmt w:val="bullet"/>
+      <w:lvlText w:val=""/>
+      <w:lvlJc w:val="left"/>
+      <w:pPr>
+        <w:tabs>
+          <w:tab w:val="num" w:pos="3600"/>
+        </w:tabs>
+        <w:ind w:left="3600" w:hanging="360"/>
+      </w:pPr>
+      <w:rPr>
+        <w:rFonts w:ascii="Wingdings" w:hAnsi="Wingdings" w:hint="default"/>
+        <w:sz w:val="20"/>
+      </w:rPr>
+    </w:lvl>
+    <w:lvl w:ilvl="5" w:tentative="1">
+      <w:start w:val="1"/>
+      <w:numFmt w:val="bullet"/>
+      <w:lvlText w:val=""/>
+      <w:lvlJc w:val="left"/>
+      <w:pPr>
+        <w:tabs>
+          <w:tab w:val="num" w:pos="4320"/>
+        </w:tabs>
+        <w:ind w:left="4320" w:hanging="360"/>
+      </w:pPr>
+      <w:rPr>
+        <w:rFonts w:ascii="Wingdings" w:hAnsi="Wingdings" w:hint="default"/>
+        <w:sz w:val="20"/>
+      </w:rPr>
+    </w:lvl>
+    <w:lvl w:ilvl="6" w:tentative="1">
+      <w:start w:val="1"/>
+      <w:numFmt w:val="bullet"/>
+      <w:lvlText w:val=""/>
+      <w:lvlJc w:val="left"/>
+      <w:pPr>
+        <w:tabs>
+          <w:tab w:val="num" w:pos="5040"/>
+        </w:tabs>
+        <w:ind w:left="5040" w:hanging="360"/>
+      </w:pPr>
+      <w:rPr>
+        <w:rFonts w:ascii="Wingdings" w:hAnsi="Wingdings" w:hint="default"/>
+        <w:sz w:val="20"/>
+      </w:rPr>
+    </w:lvl>
+    <w:lvl w:ilvl="7" w:tentative="1">
+      <w:start w:val="1"/>
+      <w:numFmt w:val="bullet"/>
+      <w:lvlText w:val=""/>
+      <w:lvlJc w:val="left"/>
+      <w:pPr>
+        <w:tabs>
+          <w:tab w:val="num" w:pos="5760"/>
+        </w:tabs>
+        <w:ind w:left="5760" w:hanging="360"/>
+      </w:pPr>
+      <w:rPr>
+        <w:rFonts w:ascii="Wingdings" w:hAnsi="Wingdings" w:hint="default"/>
+        <w:sz w:val="20"/>
+      </w:rPr>
+    </w:lvl>
+    <w:lvl w:ilvl="8" w:tentative="1">
+      <w:start w:val="1"/>
+      <w:numFmt w:val="bullet"/>
+      <w:lvlText w:val=""/>
+      <w:lvlJc w:val="left"/>
+      <w:pPr>
+        <w:tabs>
+          <w:tab w:val="num" w:pos="6480"/>
+        </w:tabs>
+        <w:ind w:left="6480" w:hanging="360"/>
+      </w:pPr>
+      <w:rPr>
+        <w:rFonts w:ascii="Wingdings" w:hAnsi="Wingdings" w:hint="default"/>
+        <w:sz w:val="20"/>
+      </w:rPr>
+    </w:lvl>
+  </w:abstractNum>
+  <w:abstractNum w:abstractNumId="32" w15:restartNumberingAfterBreak="0">
     <w:nsid w:val="26F248AB"/>
     <w:multiLevelType w:val="multilevel"/>
     <w:tmpl w:val="0DD01F2E"/>
@@ -4817,7 +8216,7 @@
       </w:rPr>
     </w:lvl>
   </w:abstractNum>
-  <w:abstractNum w:abstractNumId="25" w15:restartNumberingAfterBreak="0">
+  <w:abstractNum w:abstractNumId="33" w15:restartNumberingAfterBreak="0">
     <w:nsid w:val="28410464"/>
     <w:multiLevelType w:val="multilevel"/>
     <w:tmpl w:val="2724160C"/>
@@ -4930,7 +8329,7 @@
       </w:pPr>
     </w:lvl>
   </w:abstractNum>
-  <w:abstractNum w:abstractNumId="26" w15:restartNumberingAfterBreak="0">
+  <w:abstractNum w:abstractNumId="34" w15:restartNumberingAfterBreak="0">
     <w:nsid w:val="295B302A"/>
     <w:multiLevelType w:val="multilevel"/>
     <w:tmpl w:val="E8EEAD40"/>
@@ -5079,7 +8478,156 @@
       </w:rPr>
     </w:lvl>
   </w:abstractNum>
-  <w:abstractNum w:abstractNumId="27" w15:restartNumberingAfterBreak="0">
+  <w:abstractNum w:abstractNumId="35" w15:restartNumberingAfterBreak="0">
+    <w:nsid w:val="29AB431F"/>
+    <w:multiLevelType w:val="multilevel"/>
+    <w:tmpl w:val="7508141E"/>
+    <w:lvl w:ilvl="0">
+      <w:start w:val="1"/>
+      <w:numFmt w:val="bullet"/>
+      <w:lvlText w:val=""/>
+      <w:lvlJc w:val="left"/>
+      <w:pPr>
+        <w:tabs>
+          <w:tab w:val="num" w:pos="720"/>
+        </w:tabs>
+        <w:ind w:left="720" w:hanging="360"/>
+      </w:pPr>
+      <w:rPr>
+        <w:rFonts w:ascii="Symbol" w:hAnsi="Symbol" w:hint="default"/>
+        <w:sz w:val="20"/>
+      </w:rPr>
+    </w:lvl>
+    <w:lvl w:ilvl="1" w:tentative="1">
+      <w:start w:val="1"/>
+      <w:numFmt w:val="bullet"/>
+      <w:lvlText w:val="o"/>
+      <w:lvlJc w:val="left"/>
+      <w:pPr>
+        <w:tabs>
+          <w:tab w:val="num" w:pos="1440"/>
+        </w:tabs>
+        <w:ind w:left="1440" w:hanging="360"/>
+      </w:pPr>
+      <w:rPr>
+        <w:rFonts w:ascii="Courier New" w:hAnsi="Courier New" w:hint="default"/>
+        <w:sz w:val="20"/>
+      </w:rPr>
+    </w:lvl>
+    <w:lvl w:ilvl="2" w:tentative="1">
+      <w:start w:val="1"/>
+      <w:numFmt w:val="bullet"/>
+      <w:lvlText w:val=""/>
+      <w:lvlJc w:val="left"/>
+      <w:pPr>
+        <w:tabs>
+          <w:tab w:val="num" w:pos="2160"/>
+        </w:tabs>
+        <w:ind w:left="2160" w:hanging="360"/>
+      </w:pPr>
+      <w:rPr>
+        <w:rFonts w:ascii="Wingdings" w:hAnsi="Wingdings" w:hint="default"/>
+        <w:sz w:val="20"/>
+      </w:rPr>
+    </w:lvl>
+    <w:lvl w:ilvl="3" w:tentative="1">
+      <w:start w:val="1"/>
+      <w:numFmt w:val="bullet"/>
+      <w:lvlText w:val=""/>
+      <w:lvlJc w:val="left"/>
+      <w:pPr>
+        <w:tabs>
+          <w:tab w:val="num" w:pos="2880"/>
+        </w:tabs>
+        <w:ind w:left="2880" w:hanging="360"/>
+      </w:pPr>
+      <w:rPr>
+        <w:rFonts w:ascii="Wingdings" w:hAnsi="Wingdings" w:hint="default"/>
+        <w:sz w:val="20"/>
+      </w:rPr>
+    </w:lvl>
+    <w:lvl w:ilvl="4" w:tentative="1">
+      <w:start w:val="1"/>
+      <w:numFmt w:val="bullet"/>
+      <w:lvlText w:val=""/>
+      <w:lvlJc w:val="left"/>
+      <w:pPr>
+        <w:tabs>
+          <w:tab w:val="num" w:pos="3600"/>
+        </w:tabs>
+        <w:ind w:left="3600" w:hanging="360"/>
+      </w:pPr>
+      <w:rPr>
+        <w:rFonts w:ascii="Wingdings" w:hAnsi="Wingdings" w:hint="default"/>
+        <w:sz w:val="20"/>
+      </w:rPr>
+    </w:lvl>
+    <w:lvl w:ilvl="5" w:tentative="1">
+      <w:start w:val="1"/>
+      <w:numFmt w:val="bullet"/>
+      <w:lvlText w:val=""/>
+      <w:lvlJc w:val="left"/>
+      <w:pPr>
+        <w:tabs>
+          <w:tab w:val="num" w:pos="4320"/>
+        </w:tabs>
+        <w:ind w:left="4320" w:hanging="360"/>
+      </w:pPr>
+      <w:rPr>
+        <w:rFonts w:ascii="Wingdings" w:hAnsi="Wingdings" w:hint="default"/>
+        <w:sz w:val="20"/>
+      </w:rPr>
+    </w:lvl>
+    <w:lvl w:ilvl="6" w:tentative="1">
+      <w:start w:val="1"/>
+      <w:numFmt w:val="bullet"/>
+      <w:lvlText w:val=""/>
+      <w:lvlJc w:val="left"/>
+      <w:pPr>
+        <w:tabs>
+          <w:tab w:val="num" w:pos="5040"/>
+        </w:tabs>
+        <w:ind w:left="5040" w:hanging="360"/>
+      </w:pPr>
+      <w:rPr>
+        <w:rFonts w:ascii="Wingdings" w:hAnsi="Wingdings" w:hint="default"/>
+        <w:sz w:val="20"/>
+      </w:rPr>
+    </w:lvl>
+    <w:lvl w:ilvl="7" w:tentative="1">
+      <w:start w:val="1"/>
+      <w:numFmt w:val="bullet"/>
+      <w:lvlText w:val=""/>
+      <w:lvlJc w:val="left"/>
+      <w:pPr>
+        <w:tabs>
+          <w:tab w:val="num" w:pos="5760"/>
+        </w:tabs>
+        <w:ind w:left="5760" w:hanging="360"/>
+      </w:pPr>
+      <w:rPr>
+        <w:rFonts w:ascii="Wingdings" w:hAnsi="Wingdings" w:hint="default"/>
+        <w:sz w:val="20"/>
+      </w:rPr>
+    </w:lvl>
+    <w:lvl w:ilvl="8" w:tentative="1">
+      <w:start w:val="1"/>
+      <w:numFmt w:val="bullet"/>
+      <w:lvlText w:val=""/>
+      <w:lvlJc w:val="left"/>
+      <w:pPr>
+        <w:tabs>
+          <w:tab w:val="num" w:pos="6480"/>
+        </w:tabs>
+        <w:ind w:left="6480" w:hanging="360"/>
+      </w:pPr>
+      <w:rPr>
+        <w:rFonts w:ascii="Wingdings" w:hAnsi="Wingdings" w:hint="default"/>
+        <w:sz w:val="20"/>
+      </w:rPr>
+    </w:lvl>
+  </w:abstractNum>
+  <w:abstractNum w:abstractNumId="36" w15:restartNumberingAfterBreak="0">
     <w:nsid w:val="2AF77D2C"/>
     <w:multiLevelType w:val="multilevel"/>
     <w:tmpl w:val="A0F8B75C"/>
@@ -5228,7 +8776,7 @@
       </w:rPr>
     </w:lvl>
   </w:abstractNum>
-  <w:abstractNum w:abstractNumId="28" w15:restartNumberingAfterBreak="0">
+  <w:abstractNum w:abstractNumId="37" w15:restartNumberingAfterBreak="0">
     <w:nsid w:val="2B8B23BD"/>
     <w:multiLevelType w:val="multilevel"/>
     <w:tmpl w:val="7550FF06"/>
@@ -5377,7 +8925,7 @@
       </w:rPr>
     </w:lvl>
   </w:abstractNum>
-  <w:abstractNum w:abstractNumId="29" w15:restartNumberingAfterBreak="0">
+  <w:abstractNum w:abstractNumId="38" w15:restartNumberingAfterBreak="0">
     <w:nsid w:val="2E9952E3"/>
     <w:multiLevelType w:val="multilevel"/>
     <w:tmpl w:val="1584E86E"/>
@@ -5526,7 +9074,156 @@
       </w:rPr>
     </w:lvl>
   </w:abstractNum>
-  <w:abstractNum w:abstractNumId="30" w15:restartNumberingAfterBreak="0">
+  <w:abstractNum w:abstractNumId="39" w15:restartNumberingAfterBreak="0">
+    <w:nsid w:val="2FA3342A"/>
+    <w:multiLevelType w:val="multilevel"/>
+    <w:tmpl w:val="EE6AEC7A"/>
+    <w:lvl w:ilvl="0">
+      <w:start w:val="1"/>
+      <w:numFmt w:val="bullet"/>
+      <w:lvlText w:val=""/>
+      <w:lvlJc w:val="left"/>
+      <w:pPr>
+        <w:tabs>
+          <w:tab w:val="num" w:pos="720"/>
+        </w:tabs>
+        <w:ind w:left="720" w:hanging="360"/>
+      </w:pPr>
+      <w:rPr>
+        <w:rFonts w:ascii="Symbol" w:hAnsi="Symbol" w:hint="default"/>
+        <w:sz w:val="20"/>
+      </w:rPr>
+    </w:lvl>
+    <w:lvl w:ilvl="1" w:tentative="1">
+      <w:start w:val="1"/>
+      <w:numFmt w:val="bullet"/>
+      <w:lvlText w:val="o"/>
+      <w:lvlJc w:val="left"/>
+      <w:pPr>
+        <w:tabs>
+          <w:tab w:val="num" w:pos="1440"/>
+        </w:tabs>
+        <w:ind w:left="1440" w:hanging="360"/>
+      </w:pPr>
+      <w:rPr>
+        <w:rFonts w:ascii="Courier New" w:hAnsi="Courier New" w:hint="default"/>
+        <w:sz w:val="20"/>
+      </w:rPr>
+    </w:lvl>
+    <w:lvl w:ilvl="2" w:tentative="1">
+      <w:start w:val="1"/>
+      <w:numFmt w:val="bullet"/>
+      <w:lvlText w:val=""/>
+      <w:lvlJc w:val="left"/>
+      <w:pPr>
+        <w:tabs>
+          <w:tab w:val="num" w:pos="2160"/>
+        </w:tabs>
+        <w:ind w:left="2160" w:hanging="360"/>
+      </w:pPr>
+      <w:rPr>
+        <w:rFonts w:ascii="Wingdings" w:hAnsi="Wingdings" w:hint="default"/>
+        <w:sz w:val="20"/>
+      </w:rPr>
+    </w:lvl>
+    <w:lvl w:ilvl="3" w:tentative="1">
+      <w:start w:val="1"/>
+      <w:numFmt w:val="bullet"/>
+      <w:lvlText w:val=""/>
+      <w:lvlJc w:val="left"/>
+      <w:pPr>
+        <w:tabs>
+          <w:tab w:val="num" w:pos="2880"/>
+        </w:tabs>
+        <w:ind w:left="2880" w:hanging="360"/>
+      </w:pPr>
+      <w:rPr>
+        <w:rFonts w:ascii="Wingdings" w:hAnsi="Wingdings" w:hint="default"/>
+        <w:sz w:val="20"/>
+      </w:rPr>
+    </w:lvl>
+    <w:lvl w:ilvl="4" w:tentative="1">
+      <w:start w:val="1"/>
+      <w:numFmt w:val="bullet"/>
+      <w:lvlText w:val=""/>
+      <w:lvlJc w:val="left"/>
+      <w:pPr>
+        <w:tabs>
+          <w:tab w:val="num" w:pos="3600"/>
+        </w:tabs>
+        <w:ind w:left="3600" w:hanging="360"/>
+      </w:pPr>
+      <w:rPr>
+        <w:rFonts w:ascii="Wingdings" w:hAnsi="Wingdings" w:hint="default"/>
+        <w:sz w:val="20"/>
+      </w:rPr>
+    </w:lvl>
+    <w:lvl w:ilvl="5" w:tentative="1">
+      <w:start w:val="1"/>
+      <w:numFmt w:val="bullet"/>
+      <w:lvlText w:val=""/>
+      <w:lvlJc w:val="left"/>
+      <w:pPr>
+        <w:tabs>
+          <w:tab w:val="num" w:pos="4320"/>
+        </w:tabs>
+        <w:ind w:left="4320" w:hanging="360"/>
+      </w:pPr>
+      <w:rPr>
+        <w:rFonts w:ascii="Wingdings" w:hAnsi="Wingdings" w:hint="default"/>
+        <w:sz w:val="20"/>
+      </w:rPr>
+    </w:lvl>
+    <w:lvl w:ilvl="6" w:tentative="1">
+      <w:start w:val="1"/>
+      <w:numFmt w:val="bullet"/>
+      <w:lvlText w:val=""/>
+      <w:lvlJc w:val="left"/>
+      <w:pPr>
+        <w:tabs>
+          <w:tab w:val="num" w:pos="5040"/>
+        </w:tabs>
+        <w:ind w:left="5040" w:hanging="360"/>
+      </w:pPr>
+      <w:rPr>
+        <w:rFonts w:ascii="Wingdings" w:hAnsi="Wingdings" w:hint="default"/>
+        <w:sz w:val="20"/>
+      </w:rPr>
+    </w:lvl>
+    <w:lvl w:ilvl="7" w:tentative="1">
+      <w:start w:val="1"/>
+      <w:numFmt w:val="bullet"/>
+      <w:lvlText w:val=""/>
+      <w:lvlJc w:val="left"/>
+      <w:pPr>
+        <w:tabs>
+          <w:tab w:val="num" w:pos="5760"/>
+        </w:tabs>
+        <w:ind w:left="5760" w:hanging="360"/>
+      </w:pPr>
+      <w:rPr>
+        <w:rFonts w:ascii="Wingdings" w:hAnsi="Wingdings" w:hint="default"/>
+        <w:sz w:val="20"/>
+      </w:rPr>
+    </w:lvl>
+    <w:lvl w:ilvl="8" w:tentative="1">
+      <w:start w:val="1"/>
+      <w:numFmt w:val="bullet"/>
+      <w:lvlText w:val=""/>
+      <w:lvlJc w:val="left"/>
+      <w:pPr>
+        <w:tabs>
+          <w:tab w:val="num" w:pos="6480"/>
+        </w:tabs>
+        <w:ind w:left="6480" w:hanging="360"/>
+      </w:pPr>
+      <w:rPr>
+        <w:rFonts w:ascii="Wingdings" w:hAnsi="Wingdings" w:hint="default"/>
+        <w:sz w:val="20"/>
+      </w:rPr>
+    </w:lvl>
+  </w:abstractNum>
+  <w:abstractNum w:abstractNumId="40" w15:restartNumberingAfterBreak="0">
     <w:nsid w:val="31205182"/>
     <w:multiLevelType w:val="multilevel"/>
     <w:tmpl w:val="62B4321A"/>
@@ -5675,7 +9372,7 @@
       </w:rPr>
     </w:lvl>
   </w:abstractNum>
-  <w:abstractNum w:abstractNumId="31" w15:restartNumberingAfterBreak="0">
+  <w:abstractNum w:abstractNumId="41" w15:restartNumberingAfterBreak="0">
     <w:nsid w:val="31247DCF"/>
     <w:multiLevelType w:val="multilevel"/>
     <w:tmpl w:val="7EC27422"/>
@@ -5824,7 +9521,7 @@
       </w:rPr>
     </w:lvl>
   </w:abstractNum>
-  <w:abstractNum w:abstractNumId="32" w15:restartNumberingAfterBreak="0">
+  <w:abstractNum w:abstractNumId="42" w15:restartNumberingAfterBreak="0">
     <w:nsid w:val="33186E5D"/>
     <w:multiLevelType w:val="multilevel"/>
     <w:tmpl w:val="67441F00"/>
@@ -5973,7 +9670,7 @@
       </w:rPr>
     </w:lvl>
   </w:abstractNum>
-  <w:abstractNum w:abstractNumId="33" w15:restartNumberingAfterBreak="0">
+  <w:abstractNum w:abstractNumId="43" w15:restartNumberingAfterBreak="0">
     <w:nsid w:val="334A6B83"/>
     <w:multiLevelType w:val="multilevel"/>
     <w:tmpl w:val="C2444474"/>
@@ -6122,7 +9819,7 @@
       </w:rPr>
     </w:lvl>
   </w:abstractNum>
-  <w:abstractNum w:abstractNumId="34" w15:restartNumberingAfterBreak="0">
+  <w:abstractNum w:abstractNumId="44" w15:restartNumberingAfterBreak="0">
     <w:nsid w:val="348E6393"/>
     <w:multiLevelType w:val="multilevel"/>
     <w:tmpl w:val="8ED87700"/>
@@ -6271,7 +9968,7 @@
       </w:rPr>
     </w:lvl>
   </w:abstractNum>
-  <w:abstractNum w:abstractNumId="35" w15:restartNumberingAfterBreak="0">
+  <w:abstractNum w:abstractNumId="45" w15:restartNumberingAfterBreak="0">
     <w:nsid w:val="384316F3"/>
     <w:multiLevelType w:val="multilevel"/>
     <w:tmpl w:val="37BC7FA4"/>
@@ -6420,7 +10117,7 @@
       </w:rPr>
     </w:lvl>
   </w:abstractNum>
-  <w:abstractNum w:abstractNumId="36" w15:restartNumberingAfterBreak="0">
+  <w:abstractNum w:abstractNumId="46" w15:restartNumberingAfterBreak="0">
     <w:nsid w:val="386C363D"/>
     <w:multiLevelType w:val="multilevel"/>
     <w:tmpl w:val="E8E6639A"/>
@@ -6569,7 +10266,7 @@
       </w:rPr>
     </w:lvl>
   </w:abstractNum>
-  <w:abstractNum w:abstractNumId="37" w15:restartNumberingAfterBreak="0">
+  <w:abstractNum w:abstractNumId="47" w15:restartNumberingAfterBreak="0">
     <w:nsid w:val="391A63E5"/>
     <w:multiLevelType w:val="multilevel"/>
     <w:tmpl w:val="3C7CCDB0"/>
@@ -6718,7 +10415,7 @@
       </w:rPr>
     </w:lvl>
   </w:abstractNum>
-  <w:abstractNum w:abstractNumId="38" w15:restartNumberingAfterBreak="0">
+  <w:abstractNum w:abstractNumId="48" w15:restartNumberingAfterBreak="0">
     <w:nsid w:val="39220CDF"/>
     <w:multiLevelType w:val="multilevel"/>
     <w:tmpl w:val="D20255A0"/>
@@ -6867,7 +10564,7 @@
       </w:rPr>
     </w:lvl>
   </w:abstractNum>
-  <w:abstractNum w:abstractNumId="39" w15:restartNumberingAfterBreak="0">
+  <w:abstractNum w:abstractNumId="49" w15:restartNumberingAfterBreak="0">
     <w:nsid w:val="3B590D6A"/>
     <w:multiLevelType w:val="multilevel"/>
     <w:tmpl w:val="9D983624"/>
@@ -7016,7 +10713,7 @@
       </w:rPr>
     </w:lvl>
   </w:abstractNum>
-  <w:abstractNum w:abstractNumId="40" w15:restartNumberingAfterBreak="0">
+  <w:abstractNum w:abstractNumId="50" w15:restartNumberingAfterBreak="0">
     <w:nsid w:val="3B8F178A"/>
     <w:multiLevelType w:val="multilevel"/>
     <w:tmpl w:val="952C4178"/>
@@ -7165,7 +10862,7 @@
       </w:rPr>
     </w:lvl>
   </w:abstractNum>
-  <w:abstractNum w:abstractNumId="41" w15:restartNumberingAfterBreak="0">
+  <w:abstractNum w:abstractNumId="51" w15:restartNumberingAfterBreak="0">
     <w:nsid w:val="3BC07973"/>
     <w:multiLevelType w:val="multilevel"/>
     <w:tmpl w:val="217C110C"/>
@@ -7314,7 +11011,7 @@
       </w:rPr>
     </w:lvl>
   </w:abstractNum>
-  <w:abstractNum w:abstractNumId="42" w15:restartNumberingAfterBreak="0">
+  <w:abstractNum w:abstractNumId="52" w15:restartNumberingAfterBreak="0">
     <w:nsid w:val="3BC8308B"/>
     <w:multiLevelType w:val="multilevel"/>
     <w:tmpl w:val="16ECC63C"/>
@@ -7463,7 +11160,7 @@
       </w:rPr>
     </w:lvl>
   </w:abstractNum>
-  <w:abstractNum w:abstractNumId="43" w15:restartNumberingAfterBreak="0">
+  <w:abstractNum w:abstractNumId="53" w15:restartNumberingAfterBreak="0">
     <w:nsid w:val="40496BDA"/>
     <w:multiLevelType w:val="multilevel"/>
     <w:tmpl w:val="A91AE8D0"/>
@@ -7612,7 +11309,7 @@
       </w:rPr>
     </w:lvl>
   </w:abstractNum>
-  <w:abstractNum w:abstractNumId="44" w15:restartNumberingAfterBreak="0">
+  <w:abstractNum w:abstractNumId="54" w15:restartNumberingAfterBreak="0">
     <w:nsid w:val="413D0FB3"/>
     <w:multiLevelType w:val="multilevel"/>
     <w:tmpl w:val="FD7C3EEC"/>
@@ -7761,7 +11458,7 @@
       </w:rPr>
     </w:lvl>
   </w:abstractNum>
-  <w:abstractNum w:abstractNumId="45" w15:restartNumberingAfterBreak="0">
+  <w:abstractNum w:abstractNumId="55" w15:restartNumberingAfterBreak="0">
     <w:nsid w:val="41F64711"/>
     <w:multiLevelType w:val="multilevel"/>
     <w:tmpl w:val="3014D162"/>
@@ -7910,7 +11607,156 @@
       </w:rPr>
     </w:lvl>
   </w:abstractNum>
-  <w:abstractNum w:abstractNumId="46" w15:restartNumberingAfterBreak="0">
+  <w:abstractNum w:abstractNumId="56" w15:restartNumberingAfterBreak="0">
+    <w:nsid w:val="437F1160"/>
+    <w:multiLevelType w:val="multilevel"/>
+    <w:tmpl w:val="9510F148"/>
+    <w:lvl w:ilvl="0">
+      <w:start w:val="1"/>
+      <w:numFmt w:val="bullet"/>
+      <w:lvlText w:val=""/>
+      <w:lvlJc w:val="left"/>
+      <w:pPr>
+        <w:tabs>
+          <w:tab w:val="num" w:pos="720"/>
+        </w:tabs>
+        <w:ind w:left="720" w:hanging="360"/>
+      </w:pPr>
+      <w:rPr>
+        <w:rFonts w:ascii="Symbol" w:hAnsi="Symbol" w:hint="default"/>
+        <w:sz w:val="20"/>
+      </w:rPr>
+    </w:lvl>
+    <w:lvl w:ilvl="1">
+      <w:start w:val="1"/>
+      <w:numFmt w:val="bullet"/>
+      <w:lvlText w:val="o"/>
+      <w:lvlJc w:val="left"/>
+      <w:pPr>
+        <w:tabs>
+          <w:tab w:val="num" w:pos="1440"/>
+        </w:tabs>
+        <w:ind w:left="1440" w:hanging="360"/>
+      </w:pPr>
+      <w:rPr>
+        <w:rFonts w:ascii="Courier New" w:hAnsi="Courier New" w:hint="default"/>
+        <w:sz w:val="20"/>
+      </w:rPr>
+    </w:lvl>
+    <w:lvl w:ilvl="2" w:tentative="1">
+      <w:start w:val="1"/>
+      <w:numFmt w:val="bullet"/>
+      <w:lvlText w:val=""/>
+      <w:lvlJc w:val="left"/>
+      <w:pPr>
+        <w:tabs>
+          <w:tab w:val="num" w:pos="2160"/>
+        </w:tabs>
+        <w:ind w:left="2160" w:hanging="360"/>
+      </w:pPr>
+      <w:rPr>
+        <w:rFonts w:ascii="Wingdings" w:hAnsi="Wingdings" w:hint="default"/>
+        <w:sz w:val="20"/>
+      </w:rPr>
+    </w:lvl>
+    <w:lvl w:ilvl="3" w:tentative="1">
+      <w:start w:val="1"/>
+      <w:numFmt w:val="bullet"/>
+      <w:lvlText w:val=""/>
+      <w:lvlJc w:val="left"/>
+      <w:pPr>
+        <w:tabs>
+          <w:tab w:val="num" w:pos="2880"/>
+        </w:tabs>
+        <w:ind w:left="2880" w:hanging="360"/>
+      </w:pPr>
+      <w:rPr>
+        <w:rFonts w:ascii="Wingdings" w:hAnsi="Wingdings" w:hint="default"/>
+        <w:sz w:val="20"/>
+      </w:rPr>
+    </w:lvl>
+    <w:lvl w:ilvl="4" w:tentative="1">
+      <w:start w:val="1"/>
+      <w:numFmt w:val="bullet"/>
+      <w:lvlText w:val=""/>
+      <w:lvlJc w:val="left"/>
+      <w:pPr>
+        <w:tabs>
+          <w:tab w:val="num" w:pos="3600"/>
+        </w:tabs>
+        <w:ind w:left="3600" w:hanging="360"/>
+      </w:pPr>
+      <w:rPr>
+        <w:rFonts w:ascii="Wingdings" w:hAnsi="Wingdings" w:hint="default"/>
+        <w:sz w:val="20"/>
+      </w:rPr>
+    </w:lvl>
+    <w:lvl w:ilvl="5" w:tentative="1">
+      <w:start w:val="1"/>
+      <w:numFmt w:val="bullet"/>
+      <w:lvlText w:val=""/>
+      <w:lvlJc w:val="left"/>
+      <w:pPr>
+        <w:tabs>
+          <w:tab w:val="num" w:pos="4320"/>
+        </w:tabs>
+        <w:ind w:left="4320" w:hanging="360"/>
+      </w:pPr>
+      <w:rPr>
+        <w:rFonts w:ascii="Wingdings" w:hAnsi="Wingdings" w:hint="default"/>
+        <w:sz w:val="20"/>
+      </w:rPr>
+    </w:lvl>
+    <w:lvl w:ilvl="6" w:tentative="1">
+      <w:start w:val="1"/>
+      <w:numFmt w:val="bullet"/>
+      <w:lvlText w:val=""/>
+      <w:lvlJc w:val="left"/>
+      <w:pPr>
+        <w:tabs>
+          <w:tab w:val="num" w:pos="5040"/>
+        </w:tabs>
+        <w:ind w:left="5040" w:hanging="360"/>
+      </w:pPr>
+      <w:rPr>
+        <w:rFonts w:ascii="Wingdings" w:hAnsi="Wingdings" w:hint="default"/>
+        <w:sz w:val="20"/>
+      </w:rPr>
+    </w:lvl>
+    <w:lvl w:ilvl="7" w:tentative="1">
+      <w:start w:val="1"/>
+      <w:numFmt w:val="bullet"/>
+      <w:lvlText w:val=""/>
+      <w:lvlJc w:val="left"/>
+      <w:pPr>
+        <w:tabs>
+          <w:tab w:val="num" w:pos="5760"/>
+        </w:tabs>
+        <w:ind w:left="5760" w:hanging="360"/>
+      </w:pPr>
+      <w:rPr>
+        <w:rFonts w:ascii="Wingdings" w:hAnsi="Wingdings" w:hint="default"/>
+        <w:sz w:val="20"/>
+      </w:rPr>
+    </w:lvl>
+    <w:lvl w:ilvl="8" w:tentative="1">
+      <w:start w:val="1"/>
+      <w:numFmt w:val="bullet"/>
+      <w:lvlText w:val=""/>
+      <w:lvlJc w:val="left"/>
+      <w:pPr>
+        <w:tabs>
+          <w:tab w:val="num" w:pos="6480"/>
+        </w:tabs>
+        <w:ind w:left="6480" w:hanging="360"/>
+      </w:pPr>
+      <w:rPr>
+        <w:rFonts w:ascii="Wingdings" w:hAnsi="Wingdings" w:hint="default"/>
+        <w:sz w:val="20"/>
+      </w:rPr>
+    </w:lvl>
+  </w:abstractNum>
+  <w:abstractNum w:abstractNumId="57" w15:restartNumberingAfterBreak="0">
     <w:nsid w:val="43A0122F"/>
     <w:multiLevelType w:val="multilevel"/>
     <w:tmpl w:val="8ED2B7E6"/>
@@ -8059,7 +11905,156 @@
       </w:rPr>
     </w:lvl>
   </w:abstractNum>
-  <w:abstractNum w:abstractNumId="47" w15:restartNumberingAfterBreak="0">
+  <w:abstractNum w:abstractNumId="58" w15:restartNumberingAfterBreak="0">
+    <w:nsid w:val="46A20AB0"/>
+    <w:multiLevelType w:val="multilevel"/>
+    <w:tmpl w:val="53E879AE"/>
+    <w:lvl w:ilvl="0">
+      <w:start w:val="1"/>
+      <w:numFmt w:val="bullet"/>
+      <w:lvlText w:val=""/>
+      <w:lvlJc w:val="left"/>
+      <w:pPr>
+        <w:tabs>
+          <w:tab w:val="num" w:pos="720"/>
+        </w:tabs>
+        <w:ind w:left="720" w:hanging="360"/>
+      </w:pPr>
+      <w:rPr>
+        <w:rFonts w:ascii="Symbol" w:hAnsi="Symbol" w:hint="default"/>
+        <w:sz w:val="20"/>
+      </w:rPr>
+    </w:lvl>
+    <w:lvl w:ilvl="1" w:tentative="1">
+      <w:start w:val="1"/>
+      <w:numFmt w:val="bullet"/>
+      <w:lvlText w:val="o"/>
+      <w:lvlJc w:val="left"/>
+      <w:pPr>
+        <w:tabs>
+          <w:tab w:val="num" w:pos="1440"/>
+        </w:tabs>
+        <w:ind w:left="1440" w:hanging="360"/>
+      </w:pPr>
+      <w:rPr>
+        <w:rFonts w:ascii="Courier New" w:hAnsi="Courier New" w:hint="default"/>
+        <w:sz w:val="20"/>
+      </w:rPr>
+    </w:lvl>
+    <w:lvl w:ilvl="2" w:tentative="1">
+      <w:start w:val="1"/>
+      <w:numFmt w:val="bullet"/>
+      <w:lvlText w:val=""/>
+      <w:lvlJc w:val="left"/>
+      <w:pPr>
+        <w:tabs>
+          <w:tab w:val="num" w:pos="2160"/>
+        </w:tabs>
+        <w:ind w:left="2160" w:hanging="360"/>
+      </w:pPr>
+      <w:rPr>
+        <w:rFonts w:ascii="Wingdings" w:hAnsi="Wingdings" w:hint="default"/>
+        <w:sz w:val="20"/>
+      </w:rPr>
+    </w:lvl>
+    <w:lvl w:ilvl="3" w:tentative="1">
+      <w:start w:val="1"/>
+      <w:numFmt w:val="bullet"/>
+      <w:lvlText w:val=""/>
+      <w:lvlJc w:val="left"/>
+      <w:pPr>
+        <w:tabs>
+          <w:tab w:val="num" w:pos="2880"/>
+        </w:tabs>
+        <w:ind w:left="2880" w:hanging="360"/>
+      </w:pPr>
+      <w:rPr>
+        <w:rFonts w:ascii="Wingdings" w:hAnsi="Wingdings" w:hint="default"/>
+        <w:sz w:val="20"/>
+      </w:rPr>
+    </w:lvl>
+    <w:lvl w:ilvl="4" w:tentative="1">
+      <w:start w:val="1"/>
+      <w:numFmt w:val="bullet"/>
+      <w:lvlText w:val=""/>
+      <w:lvlJc w:val="left"/>
+      <w:pPr>
+        <w:tabs>
+          <w:tab w:val="num" w:pos="3600"/>
+        </w:tabs>
+        <w:ind w:left="3600" w:hanging="360"/>
+      </w:pPr>
+      <w:rPr>
+        <w:rFonts w:ascii="Wingdings" w:hAnsi="Wingdings" w:hint="default"/>
+        <w:sz w:val="20"/>
+      </w:rPr>
+    </w:lvl>
+    <w:lvl w:ilvl="5" w:tentative="1">
+      <w:start w:val="1"/>
+      <w:numFmt w:val="bullet"/>
+      <w:lvlText w:val=""/>
+      <w:lvlJc w:val="left"/>
+      <w:pPr>
+        <w:tabs>
+          <w:tab w:val="num" w:pos="4320"/>
+        </w:tabs>
+        <w:ind w:left="4320" w:hanging="360"/>
+      </w:pPr>
+      <w:rPr>
+        <w:rFonts w:ascii="Wingdings" w:hAnsi="Wingdings" w:hint="default"/>
+        <w:sz w:val="20"/>
+      </w:rPr>
+    </w:lvl>
+    <w:lvl w:ilvl="6" w:tentative="1">
+      <w:start w:val="1"/>
+      <w:numFmt w:val="bullet"/>
+      <w:lvlText w:val=""/>
+      <w:lvlJc w:val="left"/>
+      <w:pPr>
+        <w:tabs>
+          <w:tab w:val="num" w:pos="5040"/>
+        </w:tabs>
+        <w:ind w:left="5040" w:hanging="360"/>
+      </w:pPr>
+      <w:rPr>
+        <w:rFonts w:ascii="Wingdings" w:hAnsi="Wingdings" w:hint="default"/>
+        <w:sz w:val="20"/>
+      </w:rPr>
+    </w:lvl>
+    <w:lvl w:ilvl="7" w:tentative="1">
+      <w:start w:val="1"/>
+      <w:numFmt w:val="bullet"/>
+      <w:lvlText w:val=""/>
+      <w:lvlJc w:val="left"/>
+      <w:pPr>
+        <w:tabs>
+          <w:tab w:val="num" w:pos="5760"/>
+        </w:tabs>
+        <w:ind w:left="5760" w:hanging="360"/>
+      </w:pPr>
+      <w:rPr>
+        <w:rFonts w:ascii="Wingdings" w:hAnsi="Wingdings" w:hint="default"/>
+        <w:sz w:val="20"/>
+      </w:rPr>
+    </w:lvl>
+    <w:lvl w:ilvl="8" w:tentative="1">
+      <w:start w:val="1"/>
+      <w:numFmt w:val="bullet"/>
+      <w:lvlText w:val=""/>
+      <w:lvlJc w:val="left"/>
+      <w:pPr>
+        <w:tabs>
+          <w:tab w:val="num" w:pos="6480"/>
+        </w:tabs>
+        <w:ind w:left="6480" w:hanging="360"/>
+      </w:pPr>
+      <w:rPr>
+        <w:rFonts w:ascii="Wingdings" w:hAnsi="Wingdings" w:hint="default"/>
+        <w:sz w:val="20"/>
+      </w:rPr>
+    </w:lvl>
+  </w:abstractNum>
+  <w:abstractNum w:abstractNumId="59" w15:restartNumberingAfterBreak="0">
     <w:nsid w:val="489E0CC7"/>
     <w:multiLevelType w:val="multilevel"/>
     <w:tmpl w:val="D0C0D2B4"/>
@@ -8208,7 +12203,7 @@
       </w:rPr>
     </w:lvl>
   </w:abstractNum>
-  <w:abstractNum w:abstractNumId="48" w15:restartNumberingAfterBreak="0">
+  <w:abstractNum w:abstractNumId="60" w15:restartNumberingAfterBreak="0">
     <w:nsid w:val="495758F1"/>
     <w:multiLevelType w:val="multilevel"/>
     <w:tmpl w:val="99E21F4E"/>
@@ -8357,7 +12352,156 @@
       </w:rPr>
     </w:lvl>
   </w:abstractNum>
-  <w:abstractNum w:abstractNumId="49" w15:restartNumberingAfterBreak="0">
+  <w:abstractNum w:abstractNumId="61" w15:restartNumberingAfterBreak="0">
+    <w:nsid w:val="49C95A87"/>
+    <w:multiLevelType w:val="multilevel"/>
+    <w:tmpl w:val="80027228"/>
+    <w:lvl w:ilvl="0">
+      <w:start w:val="1"/>
+      <w:numFmt w:val="bullet"/>
+      <w:lvlText w:val=""/>
+      <w:lvlJc w:val="left"/>
+      <w:pPr>
+        <w:tabs>
+          <w:tab w:val="num" w:pos="720"/>
+        </w:tabs>
+        <w:ind w:left="720" w:hanging="360"/>
+      </w:pPr>
+      <w:rPr>
+        <w:rFonts w:ascii="Symbol" w:hAnsi="Symbol" w:hint="default"/>
+        <w:sz w:val="20"/>
+      </w:rPr>
+    </w:lvl>
+    <w:lvl w:ilvl="1" w:tentative="1">
+      <w:start w:val="1"/>
+      <w:numFmt w:val="bullet"/>
+      <w:lvlText w:val="o"/>
+      <w:lvlJc w:val="left"/>
+      <w:pPr>
+        <w:tabs>
+          <w:tab w:val="num" w:pos="1440"/>
+        </w:tabs>
+        <w:ind w:left="1440" w:hanging="360"/>
+      </w:pPr>
+      <w:rPr>
+        <w:rFonts w:ascii="Courier New" w:hAnsi="Courier New" w:hint="default"/>
+        <w:sz w:val="20"/>
+      </w:rPr>
+    </w:lvl>
+    <w:lvl w:ilvl="2" w:tentative="1">
+      <w:start w:val="1"/>
+      <w:numFmt w:val="bullet"/>
+      <w:lvlText w:val=""/>
+      <w:lvlJc w:val="left"/>
+      <w:pPr>
+        <w:tabs>
+          <w:tab w:val="num" w:pos="2160"/>
+        </w:tabs>
+        <w:ind w:left="2160" w:hanging="360"/>
+      </w:pPr>
+      <w:rPr>
+        <w:rFonts w:ascii="Wingdings" w:hAnsi="Wingdings" w:hint="default"/>
+        <w:sz w:val="20"/>
+      </w:rPr>
+    </w:lvl>
+    <w:lvl w:ilvl="3" w:tentative="1">
+      <w:start w:val="1"/>
+      <w:numFmt w:val="bullet"/>
+      <w:lvlText w:val=""/>
+      <w:lvlJc w:val="left"/>
+      <w:pPr>
+        <w:tabs>
+          <w:tab w:val="num" w:pos="2880"/>
+        </w:tabs>
+        <w:ind w:left="2880" w:hanging="360"/>
+      </w:pPr>
+      <w:rPr>
+        <w:rFonts w:ascii="Wingdings" w:hAnsi="Wingdings" w:hint="default"/>
+        <w:sz w:val="20"/>
+      </w:rPr>
+    </w:lvl>
+    <w:lvl w:ilvl="4" w:tentative="1">
+      <w:start w:val="1"/>
+      <w:numFmt w:val="bullet"/>
+      <w:lvlText w:val=""/>
+      <w:lvlJc w:val="left"/>
+      <w:pPr>
+        <w:tabs>
+          <w:tab w:val="num" w:pos="3600"/>
+        </w:tabs>
+        <w:ind w:left="3600" w:hanging="360"/>
+      </w:pPr>
+      <w:rPr>
+        <w:rFonts w:ascii="Wingdings" w:hAnsi="Wingdings" w:hint="default"/>
+        <w:sz w:val="20"/>
+      </w:rPr>
+    </w:lvl>
+    <w:lvl w:ilvl="5" w:tentative="1">
+      <w:start w:val="1"/>
+      <w:numFmt w:val="bullet"/>
+      <w:lvlText w:val=""/>
+      <w:lvlJc w:val="left"/>
+      <w:pPr>
+        <w:tabs>
+          <w:tab w:val="num" w:pos="4320"/>
+        </w:tabs>
+        <w:ind w:left="4320" w:hanging="360"/>
+      </w:pPr>
+      <w:rPr>
+        <w:rFonts w:ascii="Wingdings" w:hAnsi="Wingdings" w:hint="default"/>
+        <w:sz w:val="20"/>
+      </w:rPr>
+    </w:lvl>
+    <w:lvl w:ilvl="6" w:tentative="1">
+      <w:start w:val="1"/>
+      <w:numFmt w:val="bullet"/>
+      <w:lvlText w:val=""/>
+      <w:lvlJc w:val="left"/>
+      <w:pPr>
+        <w:tabs>
+          <w:tab w:val="num" w:pos="5040"/>
+        </w:tabs>
+        <w:ind w:left="5040" w:hanging="360"/>
+      </w:pPr>
+      <w:rPr>
+        <w:rFonts w:ascii="Wingdings" w:hAnsi="Wingdings" w:hint="default"/>
+        <w:sz w:val="20"/>
+      </w:rPr>
+    </w:lvl>
+    <w:lvl w:ilvl="7" w:tentative="1">
+      <w:start w:val="1"/>
+      <w:numFmt w:val="bullet"/>
+      <w:lvlText w:val=""/>
+      <w:lvlJc w:val="left"/>
+      <w:pPr>
+        <w:tabs>
+          <w:tab w:val="num" w:pos="5760"/>
+        </w:tabs>
+        <w:ind w:left="5760" w:hanging="360"/>
+      </w:pPr>
+      <w:rPr>
+        <w:rFonts w:ascii="Wingdings" w:hAnsi="Wingdings" w:hint="default"/>
+        <w:sz w:val="20"/>
+      </w:rPr>
+    </w:lvl>
+    <w:lvl w:ilvl="8" w:tentative="1">
+      <w:start w:val="1"/>
+      <w:numFmt w:val="bullet"/>
+      <w:lvlText w:val=""/>
+      <w:lvlJc w:val="left"/>
+      <w:pPr>
+        <w:tabs>
+          <w:tab w:val="num" w:pos="6480"/>
+        </w:tabs>
+        <w:ind w:left="6480" w:hanging="360"/>
+      </w:pPr>
+      <w:rPr>
+        <w:rFonts w:ascii="Wingdings" w:hAnsi="Wingdings" w:hint="default"/>
+        <w:sz w:val="20"/>
+      </w:rPr>
+    </w:lvl>
+  </w:abstractNum>
+  <w:abstractNum w:abstractNumId="62" w15:restartNumberingAfterBreak="0">
     <w:nsid w:val="4D6F5BAA"/>
     <w:multiLevelType w:val="multilevel"/>
     <w:tmpl w:val="8DFC79E2"/>
@@ -8470,7 +12614,7 @@
       </w:pPr>
     </w:lvl>
   </w:abstractNum>
-  <w:abstractNum w:abstractNumId="50" w15:restartNumberingAfterBreak="0">
+  <w:abstractNum w:abstractNumId="63" w15:restartNumberingAfterBreak="0">
     <w:nsid w:val="4D992B6F"/>
     <w:multiLevelType w:val="multilevel"/>
     <w:tmpl w:val="FF6C56C0"/>
@@ -8619,7 +12763,7 @@
       </w:rPr>
     </w:lvl>
   </w:abstractNum>
-  <w:abstractNum w:abstractNumId="51" w15:restartNumberingAfterBreak="0">
+  <w:abstractNum w:abstractNumId="64" w15:restartNumberingAfterBreak="0">
     <w:nsid w:val="4F606B7F"/>
     <w:multiLevelType w:val="multilevel"/>
     <w:tmpl w:val="56AC95B2"/>
@@ -8768,7 +12912,156 @@
       </w:rPr>
     </w:lvl>
   </w:abstractNum>
-  <w:abstractNum w:abstractNumId="52" w15:restartNumberingAfterBreak="0">
+  <w:abstractNum w:abstractNumId="65" w15:restartNumberingAfterBreak="0">
+    <w:nsid w:val="4FC16F29"/>
+    <w:multiLevelType w:val="multilevel"/>
+    <w:tmpl w:val="97D8D6D2"/>
+    <w:lvl w:ilvl="0">
+      <w:start w:val="1"/>
+      <w:numFmt w:val="bullet"/>
+      <w:lvlText w:val=""/>
+      <w:lvlJc w:val="left"/>
+      <w:pPr>
+        <w:tabs>
+          <w:tab w:val="num" w:pos="720"/>
+        </w:tabs>
+        <w:ind w:left="720" w:hanging="360"/>
+      </w:pPr>
+      <w:rPr>
+        <w:rFonts w:ascii="Symbol" w:hAnsi="Symbol" w:hint="default"/>
+        <w:sz w:val="20"/>
+      </w:rPr>
+    </w:lvl>
+    <w:lvl w:ilvl="1" w:tentative="1">
+      <w:start w:val="1"/>
+      <w:numFmt w:val="bullet"/>
+      <w:lvlText w:val="o"/>
+      <w:lvlJc w:val="left"/>
+      <w:pPr>
+        <w:tabs>
+          <w:tab w:val="num" w:pos="1440"/>
+        </w:tabs>
+        <w:ind w:left="1440" w:hanging="360"/>
+      </w:pPr>
+      <w:rPr>
+        <w:rFonts w:ascii="Courier New" w:hAnsi="Courier New" w:hint="default"/>
+        <w:sz w:val="20"/>
+      </w:rPr>
+    </w:lvl>
+    <w:lvl w:ilvl="2" w:tentative="1">
+      <w:start w:val="1"/>
+      <w:numFmt w:val="bullet"/>
+      <w:lvlText w:val=""/>
+      <w:lvlJc w:val="left"/>
+      <w:pPr>
+        <w:tabs>
+          <w:tab w:val="num" w:pos="2160"/>
+        </w:tabs>
+        <w:ind w:left="2160" w:hanging="360"/>
+      </w:pPr>
+      <w:rPr>
+        <w:rFonts w:ascii="Wingdings" w:hAnsi="Wingdings" w:hint="default"/>
+        <w:sz w:val="20"/>
+      </w:rPr>
+    </w:lvl>
+    <w:lvl w:ilvl="3" w:tentative="1">
+      <w:start w:val="1"/>
+      <w:numFmt w:val="bullet"/>
+      <w:lvlText w:val=""/>
+      <w:lvlJc w:val="left"/>
+      <w:pPr>
+        <w:tabs>
+          <w:tab w:val="num" w:pos="2880"/>
+        </w:tabs>
+        <w:ind w:left="2880" w:hanging="360"/>
+      </w:pPr>
+      <w:rPr>
+        <w:rFonts w:ascii="Wingdings" w:hAnsi="Wingdings" w:hint="default"/>
+        <w:sz w:val="20"/>
+      </w:rPr>
+    </w:lvl>
+    <w:lvl w:ilvl="4" w:tentative="1">
+      <w:start w:val="1"/>
+      <w:numFmt w:val="bullet"/>
+      <w:lvlText w:val=""/>
+      <w:lvlJc w:val="left"/>
+      <w:pPr>
+        <w:tabs>
+          <w:tab w:val="num" w:pos="3600"/>
+        </w:tabs>
+        <w:ind w:left="3600" w:hanging="360"/>
+      </w:pPr>
+      <w:rPr>
+        <w:rFonts w:ascii="Wingdings" w:hAnsi="Wingdings" w:hint="default"/>
+        <w:sz w:val="20"/>
+      </w:rPr>
+    </w:lvl>
+    <w:lvl w:ilvl="5" w:tentative="1">
+      <w:start w:val="1"/>
+      <w:numFmt w:val="bullet"/>
+      <w:lvlText w:val=""/>
+      <w:lvlJc w:val="left"/>
+      <w:pPr>
+        <w:tabs>
+          <w:tab w:val="num" w:pos="4320"/>
+        </w:tabs>
+        <w:ind w:left="4320" w:hanging="360"/>
+      </w:pPr>
+      <w:rPr>
+        <w:rFonts w:ascii="Wingdings" w:hAnsi="Wingdings" w:hint="default"/>
+        <w:sz w:val="20"/>
+      </w:rPr>
+    </w:lvl>
+    <w:lvl w:ilvl="6" w:tentative="1">
+      <w:start w:val="1"/>
+      <w:numFmt w:val="bullet"/>
+      <w:lvlText w:val=""/>
+      <w:lvlJc w:val="left"/>
+      <w:pPr>
+        <w:tabs>
+          <w:tab w:val="num" w:pos="5040"/>
+        </w:tabs>
+        <w:ind w:left="5040" w:hanging="360"/>
+      </w:pPr>
+      <w:rPr>
+        <w:rFonts w:ascii="Wingdings" w:hAnsi="Wingdings" w:hint="default"/>
+        <w:sz w:val="20"/>
+      </w:rPr>
+    </w:lvl>
+    <w:lvl w:ilvl="7" w:tentative="1">
+      <w:start w:val="1"/>
+      <w:numFmt w:val="bullet"/>
+      <w:lvlText w:val=""/>
+      <w:lvlJc w:val="left"/>
+      <w:pPr>
+        <w:tabs>
+          <w:tab w:val="num" w:pos="5760"/>
+        </w:tabs>
+        <w:ind w:left="5760" w:hanging="360"/>
+      </w:pPr>
+      <w:rPr>
+        <w:rFonts w:ascii="Wingdings" w:hAnsi="Wingdings" w:hint="default"/>
+        <w:sz w:val="20"/>
+      </w:rPr>
+    </w:lvl>
+    <w:lvl w:ilvl="8" w:tentative="1">
+      <w:start w:val="1"/>
+      <w:numFmt w:val="bullet"/>
+      <w:lvlText w:val=""/>
+      <w:lvlJc w:val="left"/>
+      <w:pPr>
+        <w:tabs>
+          <w:tab w:val="num" w:pos="6480"/>
+        </w:tabs>
+        <w:ind w:left="6480" w:hanging="360"/>
+      </w:pPr>
+      <w:rPr>
+        <w:rFonts w:ascii="Wingdings" w:hAnsi="Wingdings" w:hint="default"/>
+        <w:sz w:val="20"/>
+      </w:rPr>
+    </w:lvl>
+  </w:abstractNum>
+  <w:abstractNum w:abstractNumId="66" w15:restartNumberingAfterBreak="0">
     <w:nsid w:val="51B263A2"/>
     <w:multiLevelType w:val="multilevel"/>
     <w:tmpl w:val="04AA4F84"/>
@@ -8917,7 +13210,7 @@
       </w:rPr>
     </w:lvl>
   </w:abstractNum>
-  <w:abstractNum w:abstractNumId="53" w15:restartNumberingAfterBreak="0">
+  <w:abstractNum w:abstractNumId="67" w15:restartNumberingAfterBreak="0">
     <w:nsid w:val="53A36A89"/>
     <w:multiLevelType w:val="multilevel"/>
     <w:tmpl w:val="978695B2"/>
@@ -9066,7 +13359,7 @@
       </w:rPr>
     </w:lvl>
   </w:abstractNum>
-  <w:abstractNum w:abstractNumId="54" w15:restartNumberingAfterBreak="0">
+  <w:abstractNum w:abstractNumId="68" w15:restartNumberingAfterBreak="0">
     <w:nsid w:val="545621AC"/>
     <w:multiLevelType w:val="multilevel"/>
     <w:tmpl w:val="F118C700"/>
@@ -9215,7 +13508,7 @@
       </w:rPr>
     </w:lvl>
   </w:abstractNum>
-  <w:abstractNum w:abstractNumId="55" w15:restartNumberingAfterBreak="0">
+  <w:abstractNum w:abstractNumId="69" w15:restartNumberingAfterBreak="0">
     <w:nsid w:val="547300A3"/>
     <w:multiLevelType w:val="multilevel"/>
     <w:tmpl w:val="54080E70"/>
@@ -9364,7 +13657,7 @@
       </w:rPr>
     </w:lvl>
   </w:abstractNum>
-  <w:abstractNum w:abstractNumId="56" w15:restartNumberingAfterBreak="0">
+  <w:abstractNum w:abstractNumId="70" w15:restartNumberingAfterBreak="0">
     <w:nsid w:val="54AA3A0D"/>
     <w:multiLevelType w:val="multilevel"/>
     <w:tmpl w:val="9FA0481A"/>
@@ -9513,7 +13806,156 @@
       </w:rPr>
     </w:lvl>
   </w:abstractNum>
-  <w:abstractNum w:abstractNumId="57" w15:restartNumberingAfterBreak="0">
+  <w:abstractNum w:abstractNumId="71" w15:restartNumberingAfterBreak="0">
+    <w:nsid w:val="56176632"/>
+    <w:multiLevelType w:val="multilevel"/>
+    <w:tmpl w:val="BC2EB4E8"/>
+    <w:lvl w:ilvl="0">
+      <w:start w:val="1"/>
+      <w:numFmt w:val="bullet"/>
+      <w:lvlText w:val=""/>
+      <w:lvlJc w:val="left"/>
+      <w:pPr>
+        <w:tabs>
+          <w:tab w:val="num" w:pos="720"/>
+        </w:tabs>
+        <w:ind w:left="720" w:hanging="360"/>
+      </w:pPr>
+      <w:rPr>
+        <w:rFonts w:ascii="Symbol" w:hAnsi="Symbol" w:hint="default"/>
+        <w:sz w:val="20"/>
+      </w:rPr>
+    </w:lvl>
+    <w:lvl w:ilvl="1">
+      <w:start w:val="1"/>
+      <w:numFmt w:val="bullet"/>
+      <w:lvlText w:val="o"/>
+      <w:lvlJc w:val="left"/>
+      <w:pPr>
+        <w:tabs>
+          <w:tab w:val="num" w:pos="1440"/>
+        </w:tabs>
+        <w:ind w:left="1440" w:hanging="360"/>
+      </w:pPr>
+      <w:rPr>
+        <w:rFonts w:ascii="Courier New" w:hAnsi="Courier New" w:hint="default"/>
+        <w:sz w:val="20"/>
+      </w:rPr>
+    </w:lvl>
+    <w:lvl w:ilvl="2" w:tentative="1">
+      <w:start w:val="1"/>
+      <w:numFmt w:val="bullet"/>
+      <w:lvlText w:val=""/>
+      <w:lvlJc w:val="left"/>
+      <w:pPr>
+        <w:tabs>
+          <w:tab w:val="num" w:pos="2160"/>
+        </w:tabs>
+        <w:ind w:left="2160" w:hanging="360"/>
+      </w:pPr>
+      <w:rPr>
+        <w:rFonts w:ascii="Wingdings" w:hAnsi="Wingdings" w:hint="default"/>
+        <w:sz w:val="20"/>
+      </w:rPr>
+    </w:lvl>
+    <w:lvl w:ilvl="3" w:tentative="1">
+      <w:start w:val="1"/>
+      <w:numFmt w:val="bullet"/>
+      <w:lvlText w:val=""/>
+      <w:lvlJc w:val="left"/>
+      <w:pPr>
+        <w:tabs>
+          <w:tab w:val="num" w:pos="2880"/>
+        </w:tabs>
+        <w:ind w:left="2880" w:hanging="360"/>
+      </w:pPr>
+      <w:rPr>
+        <w:rFonts w:ascii="Wingdings" w:hAnsi="Wingdings" w:hint="default"/>
+        <w:sz w:val="20"/>
+      </w:rPr>
+    </w:lvl>
+    <w:lvl w:ilvl="4" w:tentative="1">
+      <w:start w:val="1"/>
+      <w:numFmt w:val="bullet"/>
+      <w:lvlText w:val=""/>
+      <w:lvlJc w:val="left"/>
+      <w:pPr>
+        <w:tabs>
+          <w:tab w:val="num" w:pos="3600"/>
+        </w:tabs>
+        <w:ind w:left="3600" w:hanging="360"/>
+      </w:pPr>
+      <w:rPr>
+        <w:rFonts w:ascii="Wingdings" w:hAnsi="Wingdings" w:hint="default"/>
+        <w:sz w:val="20"/>
+      </w:rPr>
+    </w:lvl>
+    <w:lvl w:ilvl="5" w:tentative="1">
+      <w:start w:val="1"/>
+      <w:numFmt w:val="bullet"/>
+      <w:lvlText w:val=""/>
+      <w:lvlJc w:val="left"/>
+      <w:pPr>
+        <w:tabs>
+          <w:tab w:val="num" w:pos="4320"/>
+        </w:tabs>
+        <w:ind w:left="4320" w:hanging="360"/>
+      </w:pPr>
+      <w:rPr>
+        <w:rFonts w:ascii="Wingdings" w:hAnsi="Wingdings" w:hint="default"/>
+        <w:sz w:val="20"/>
+      </w:rPr>
+    </w:lvl>
+    <w:lvl w:ilvl="6" w:tentative="1">
+      <w:start w:val="1"/>
+      <w:numFmt w:val="bullet"/>
+      <w:lvlText w:val=""/>
+      <w:lvlJc w:val="left"/>
+      <w:pPr>
+        <w:tabs>
+          <w:tab w:val="num" w:pos="5040"/>
+        </w:tabs>
+        <w:ind w:left="5040" w:hanging="360"/>
+      </w:pPr>
+      <w:rPr>
+        <w:rFonts w:ascii="Wingdings" w:hAnsi="Wingdings" w:hint="default"/>
+        <w:sz w:val="20"/>
+      </w:rPr>
+    </w:lvl>
+    <w:lvl w:ilvl="7" w:tentative="1">
+      <w:start w:val="1"/>
+      <w:numFmt w:val="bullet"/>
+      <w:lvlText w:val=""/>
+      <w:lvlJc w:val="left"/>
+      <w:pPr>
+        <w:tabs>
+          <w:tab w:val="num" w:pos="5760"/>
+        </w:tabs>
+        <w:ind w:left="5760" w:hanging="360"/>
+      </w:pPr>
+      <w:rPr>
+        <w:rFonts w:ascii="Wingdings" w:hAnsi="Wingdings" w:hint="default"/>
+        <w:sz w:val="20"/>
+      </w:rPr>
+    </w:lvl>
+    <w:lvl w:ilvl="8" w:tentative="1">
+      <w:start w:val="1"/>
+      <w:numFmt w:val="bullet"/>
+      <w:lvlText w:val=""/>
+      <w:lvlJc w:val="left"/>
+      <w:pPr>
+        <w:tabs>
+          <w:tab w:val="num" w:pos="6480"/>
+        </w:tabs>
+        <w:ind w:left="6480" w:hanging="360"/>
+      </w:pPr>
+      <w:rPr>
+        <w:rFonts w:ascii="Wingdings" w:hAnsi="Wingdings" w:hint="default"/>
+        <w:sz w:val="20"/>
+      </w:rPr>
+    </w:lvl>
+  </w:abstractNum>
+  <w:abstractNum w:abstractNumId="72" w15:restartNumberingAfterBreak="0">
     <w:nsid w:val="56455FE6"/>
     <w:multiLevelType w:val="multilevel"/>
     <w:tmpl w:val="AEC2EA46"/>
@@ -9662,7 +14104,156 @@
       </w:rPr>
     </w:lvl>
   </w:abstractNum>
-  <w:abstractNum w:abstractNumId="58" w15:restartNumberingAfterBreak="0">
+  <w:abstractNum w:abstractNumId="73" w15:restartNumberingAfterBreak="0">
+    <w:nsid w:val="56ED11E5"/>
+    <w:multiLevelType w:val="multilevel"/>
+    <w:tmpl w:val="4502DD30"/>
+    <w:lvl w:ilvl="0">
+      <w:start w:val="1"/>
+      <w:numFmt w:val="bullet"/>
+      <w:lvlText w:val=""/>
+      <w:lvlJc w:val="left"/>
+      <w:pPr>
+        <w:tabs>
+          <w:tab w:val="num" w:pos="720"/>
+        </w:tabs>
+        <w:ind w:left="720" w:hanging="360"/>
+      </w:pPr>
+      <w:rPr>
+        <w:rFonts w:ascii="Symbol" w:hAnsi="Symbol" w:hint="default"/>
+        <w:sz w:val="20"/>
+      </w:rPr>
+    </w:lvl>
+    <w:lvl w:ilvl="1" w:tentative="1">
+      <w:start w:val="1"/>
+      <w:numFmt w:val="bullet"/>
+      <w:lvlText w:val="o"/>
+      <w:lvlJc w:val="left"/>
+      <w:pPr>
+        <w:tabs>
+          <w:tab w:val="num" w:pos="1440"/>
+        </w:tabs>
+        <w:ind w:left="1440" w:hanging="360"/>
+      </w:pPr>
+      <w:rPr>
+        <w:rFonts w:ascii="Courier New" w:hAnsi="Courier New" w:hint="default"/>
+        <w:sz w:val="20"/>
+      </w:rPr>
+    </w:lvl>
+    <w:lvl w:ilvl="2" w:tentative="1">
+      <w:start w:val="1"/>
+      <w:numFmt w:val="bullet"/>
+      <w:lvlText w:val=""/>
+      <w:lvlJc w:val="left"/>
+      <w:pPr>
+        <w:tabs>
+          <w:tab w:val="num" w:pos="2160"/>
+        </w:tabs>
+        <w:ind w:left="2160" w:hanging="360"/>
+      </w:pPr>
+      <w:rPr>
+        <w:rFonts w:ascii="Wingdings" w:hAnsi="Wingdings" w:hint="default"/>
+        <w:sz w:val="20"/>
+      </w:rPr>
+    </w:lvl>
+    <w:lvl w:ilvl="3" w:tentative="1">
+      <w:start w:val="1"/>
+      <w:numFmt w:val="bullet"/>
+      <w:lvlText w:val=""/>
+      <w:lvlJc w:val="left"/>
+      <w:pPr>
+        <w:tabs>
+          <w:tab w:val="num" w:pos="2880"/>
+        </w:tabs>
+        <w:ind w:left="2880" w:hanging="360"/>
+      </w:pPr>
+      <w:rPr>
+        <w:rFonts w:ascii="Wingdings" w:hAnsi="Wingdings" w:hint="default"/>
+        <w:sz w:val="20"/>
+      </w:rPr>
+    </w:lvl>
+    <w:lvl w:ilvl="4" w:tentative="1">
+      <w:start w:val="1"/>
+      <w:numFmt w:val="bullet"/>
+      <w:lvlText w:val=""/>
+      <w:lvlJc w:val="left"/>
+      <w:pPr>
+        <w:tabs>
+          <w:tab w:val="num" w:pos="3600"/>
+        </w:tabs>
+        <w:ind w:left="3600" w:hanging="360"/>
+      </w:pPr>
+      <w:rPr>
+        <w:rFonts w:ascii="Wingdings" w:hAnsi="Wingdings" w:hint="default"/>
+        <w:sz w:val="20"/>
+      </w:rPr>
+    </w:lvl>
+    <w:lvl w:ilvl="5" w:tentative="1">
+      <w:start w:val="1"/>
+      <w:numFmt w:val="bullet"/>
+      <w:lvlText w:val=""/>
+      <w:lvlJc w:val="left"/>
+      <w:pPr>
+        <w:tabs>
+          <w:tab w:val="num" w:pos="4320"/>
+        </w:tabs>
+        <w:ind w:left="4320" w:hanging="360"/>
+      </w:pPr>
+      <w:rPr>
+        <w:rFonts w:ascii="Wingdings" w:hAnsi="Wingdings" w:hint="default"/>
+        <w:sz w:val="20"/>
+      </w:rPr>
+    </w:lvl>
+    <w:lvl w:ilvl="6" w:tentative="1">
+      <w:start w:val="1"/>
+      <w:numFmt w:val="bullet"/>
+      <w:lvlText w:val=""/>
+      <w:lvlJc w:val="left"/>
+      <w:pPr>
+        <w:tabs>
+          <w:tab w:val="num" w:pos="5040"/>
+        </w:tabs>
+        <w:ind w:left="5040" w:hanging="360"/>
+      </w:pPr>
+      <w:rPr>
+        <w:rFonts w:ascii="Wingdings" w:hAnsi="Wingdings" w:hint="default"/>
+        <w:sz w:val="20"/>
+      </w:rPr>
+    </w:lvl>
+    <w:lvl w:ilvl="7" w:tentative="1">
+      <w:start w:val="1"/>
+      <w:numFmt w:val="bullet"/>
+      <w:lvlText w:val=""/>
+      <w:lvlJc w:val="left"/>
+      <w:pPr>
+        <w:tabs>
+          <w:tab w:val="num" w:pos="5760"/>
+        </w:tabs>
+        <w:ind w:left="5760" w:hanging="360"/>
+      </w:pPr>
+      <w:rPr>
+        <w:rFonts w:ascii="Wingdings" w:hAnsi="Wingdings" w:hint="default"/>
+        <w:sz w:val="20"/>
+      </w:rPr>
+    </w:lvl>
+    <w:lvl w:ilvl="8" w:tentative="1">
+      <w:start w:val="1"/>
+      <w:numFmt w:val="bullet"/>
+      <w:lvlText w:val=""/>
+      <w:lvlJc w:val="left"/>
+      <w:pPr>
+        <w:tabs>
+          <w:tab w:val="num" w:pos="6480"/>
+        </w:tabs>
+        <w:ind w:left="6480" w:hanging="360"/>
+      </w:pPr>
+      <w:rPr>
+        <w:rFonts w:ascii="Wingdings" w:hAnsi="Wingdings" w:hint="default"/>
+        <w:sz w:val="20"/>
+      </w:rPr>
+    </w:lvl>
+  </w:abstractNum>
+  <w:abstractNum w:abstractNumId="74" w15:restartNumberingAfterBreak="0">
     <w:nsid w:val="573A01CC"/>
     <w:multiLevelType w:val="multilevel"/>
     <w:tmpl w:val="2D16ED04"/>
@@ -9811,7 +14402,7 @@
       </w:rPr>
     </w:lvl>
   </w:abstractNum>
-  <w:abstractNum w:abstractNumId="59" w15:restartNumberingAfterBreak="0">
+  <w:abstractNum w:abstractNumId="75" w15:restartNumberingAfterBreak="0">
     <w:nsid w:val="59D15F9B"/>
     <w:multiLevelType w:val="multilevel"/>
     <w:tmpl w:val="1B3AF2F4"/>
@@ -9960,7 +14551,7 @@
       </w:rPr>
     </w:lvl>
   </w:abstractNum>
-  <w:abstractNum w:abstractNumId="60" w15:restartNumberingAfterBreak="0">
+  <w:abstractNum w:abstractNumId="76" w15:restartNumberingAfterBreak="0">
     <w:nsid w:val="5A8850C5"/>
     <w:multiLevelType w:val="multilevel"/>
     <w:tmpl w:val="A2727C0C"/>
@@ -10109,7 +14700,7 @@
       </w:rPr>
     </w:lvl>
   </w:abstractNum>
-  <w:abstractNum w:abstractNumId="61" w15:restartNumberingAfterBreak="0">
+  <w:abstractNum w:abstractNumId="77" w15:restartNumberingAfterBreak="0">
     <w:nsid w:val="5B617375"/>
     <w:multiLevelType w:val="multilevel"/>
     <w:tmpl w:val="1C7880CA"/>
@@ -10258,7 +14849,7 @@
       </w:rPr>
     </w:lvl>
   </w:abstractNum>
-  <w:abstractNum w:abstractNumId="62" w15:restartNumberingAfterBreak="0">
+  <w:abstractNum w:abstractNumId="78" w15:restartNumberingAfterBreak="0">
     <w:nsid w:val="5B9814D4"/>
     <w:multiLevelType w:val="multilevel"/>
     <w:tmpl w:val="635081B2"/>
@@ -10407,7 +14998,7 @@
       </w:rPr>
     </w:lvl>
   </w:abstractNum>
-  <w:abstractNum w:abstractNumId="63" w15:restartNumberingAfterBreak="0">
+  <w:abstractNum w:abstractNumId="79" w15:restartNumberingAfterBreak="0">
     <w:nsid w:val="5C8D4F85"/>
     <w:multiLevelType w:val="multilevel"/>
     <w:tmpl w:val="B9326312"/>
@@ -10556,7 +15147,7 @@
       </w:rPr>
     </w:lvl>
   </w:abstractNum>
-  <w:abstractNum w:abstractNumId="64" w15:restartNumberingAfterBreak="0">
+  <w:abstractNum w:abstractNumId="80" w15:restartNumberingAfterBreak="0">
     <w:nsid w:val="5D165533"/>
     <w:multiLevelType w:val="multilevel"/>
     <w:tmpl w:val="9A3EA228"/>
@@ -10705,7 +15296,7 @@
       </w:rPr>
     </w:lvl>
   </w:abstractNum>
-  <w:abstractNum w:abstractNumId="65" w15:restartNumberingAfterBreak="0">
+  <w:abstractNum w:abstractNumId="81" w15:restartNumberingAfterBreak="0">
     <w:nsid w:val="5DAD060E"/>
     <w:multiLevelType w:val="multilevel"/>
     <w:tmpl w:val="FAE81C22"/>
@@ -10854,7 +15445,7 @@
       </w:rPr>
     </w:lvl>
   </w:abstractNum>
-  <w:abstractNum w:abstractNumId="66" w15:restartNumberingAfterBreak="0">
+  <w:abstractNum w:abstractNumId="82" w15:restartNumberingAfterBreak="0">
     <w:nsid w:val="602C4996"/>
     <w:multiLevelType w:val="multilevel"/>
     <w:tmpl w:val="A8E27AD0"/>
@@ -11003,7 +15594,7 @@
       </w:rPr>
     </w:lvl>
   </w:abstractNum>
-  <w:abstractNum w:abstractNumId="67" w15:restartNumberingAfterBreak="0">
+  <w:abstractNum w:abstractNumId="83" w15:restartNumberingAfterBreak="0">
     <w:nsid w:val="603D5758"/>
     <w:multiLevelType w:val="multilevel"/>
     <w:tmpl w:val="47DAFAEA"/>
@@ -11152,7 +15743,7 @@
       </w:rPr>
     </w:lvl>
   </w:abstractNum>
-  <w:abstractNum w:abstractNumId="68" w15:restartNumberingAfterBreak="0">
+  <w:abstractNum w:abstractNumId="84" w15:restartNumberingAfterBreak="0">
     <w:nsid w:val="62A10195"/>
     <w:multiLevelType w:val="multilevel"/>
     <w:tmpl w:val="DAB4CCC0"/>
@@ -11301,7 +15892,7 @@
       </w:rPr>
     </w:lvl>
   </w:abstractNum>
-  <w:abstractNum w:abstractNumId="69" w15:restartNumberingAfterBreak="0">
+  <w:abstractNum w:abstractNumId="85" w15:restartNumberingAfterBreak="0">
     <w:nsid w:val="65C50142"/>
     <w:multiLevelType w:val="multilevel"/>
     <w:tmpl w:val="D88E7D4E"/>
@@ -11450,7 +16041,156 @@
       </w:rPr>
     </w:lvl>
   </w:abstractNum>
-  <w:abstractNum w:abstractNumId="70" w15:restartNumberingAfterBreak="0">
+  <w:abstractNum w:abstractNumId="86" w15:restartNumberingAfterBreak="0">
+    <w:nsid w:val="66F22FBF"/>
+    <w:multiLevelType w:val="multilevel"/>
+    <w:tmpl w:val="CA7467AE"/>
+    <w:lvl w:ilvl="0">
+      <w:start w:val="1"/>
+      <w:numFmt w:val="bullet"/>
+      <w:lvlText w:val=""/>
+      <w:lvlJc w:val="left"/>
+      <w:pPr>
+        <w:tabs>
+          <w:tab w:val="num" w:pos="720"/>
+        </w:tabs>
+        <w:ind w:left="720" w:hanging="360"/>
+      </w:pPr>
+      <w:rPr>
+        <w:rFonts w:ascii="Symbol" w:hAnsi="Symbol" w:hint="default"/>
+        <w:sz w:val="20"/>
+      </w:rPr>
+    </w:lvl>
+    <w:lvl w:ilvl="1" w:tentative="1">
+      <w:start w:val="1"/>
+      <w:numFmt w:val="bullet"/>
+      <w:lvlText w:val="o"/>
+      <w:lvlJc w:val="left"/>
+      <w:pPr>
+        <w:tabs>
+          <w:tab w:val="num" w:pos="1440"/>
+        </w:tabs>
+        <w:ind w:left="1440" w:hanging="360"/>
+      </w:pPr>
+      <w:rPr>
+        <w:rFonts w:ascii="Courier New" w:hAnsi="Courier New" w:hint="default"/>
+        <w:sz w:val="20"/>
+      </w:rPr>
+    </w:lvl>
+    <w:lvl w:ilvl="2" w:tentative="1">
+      <w:start w:val="1"/>
+      <w:numFmt w:val="bullet"/>
+      <w:lvlText w:val=""/>
+      <w:lvlJc w:val="left"/>
+      <w:pPr>
+        <w:tabs>
+          <w:tab w:val="num" w:pos="2160"/>
+        </w:tabs>
+        <w:ind w:left="2160" w:hanging="360"/>
+      </w:pPr>
+      <w:rPr>
+        <w:rFonts w:ascii="Wingdings" w:hAnsi="Wingdings" w:hint="default"/>
+        <w:sz w:val="20"/>
+      </w:rPr>
+    </w:lvl>
+    <w:lvl w:ilvl="3" w:tentative="1">
+      <w:start w:val="1"/>
+      <w:numFmt w:val="bullet"/>
+      <w:lvlText w:val=""/>
+      <w:lvlJc w:val="left"/>
+      <w:pPr>
+        <w:tabs>
+          <w:tab w:val="num" w:pos="2880"/>
+        </w:tabs>
+        <w:ind w:left="2880" w:hanging="360"/>
+      </w:pPr>
+      <w:rPr>
+        <w:rFonts w:ascii="Wingdings" w:hAnsi="Wingdings" w:hint="default"/>
+        <w:sz w:val="20"/>
+      </w:rPr>
+    </w:lvl>
+    <w:lvl w:ilvl="4" w:tentative="1">
+      <w:start w:val="1"/>
+      <w:numFmt w:val="bullet"/>
+      <w:lvlText w:val=""/>
+      <w:lvlJc w:val="left"/>
+      <w:pPr>
+        <w:tabs>
+          <w:tab w:val="num" w:pos="3600"/>
+        </w:tabs>
+        <w:ind w:left="3600" w:hanging="360"/>
+      </w:pPr>
+      <w:rPr>
+        <w:rFonts w:ascii="Wingdings" w:hAnsi="Wingdings" w:hint="default"/>
+        <w:sz w:val="20"/>
+      </w:rPr>
+    </w:lvl>
+    <w:lvl w:ilvl="5" w:tentative="1">
+      <w:start w:val="1"/>
+      <w:numFmt w:val="bullet"/>
+      <w:lvlText w:val=""/>
+      <w:lvlJc w:val="left"/>
+      <w:pPr>
+        <w:tabs>
+          <w:tab w:val="num" w:pos="4320"/>
+        </w:tabs>
+        <w:ind w:left="4320" w:hanging="360"/>
+      </w:pPr>
+      <w:rPr>
+        <w:rFonts w:ascii="Wingdings" w:hAnsi="Wingdings" w:hint="default"/>
+        <w:sz w:val="20"/>
+      </w:rPr>
+    </w:lvl>
+    <w:lvl w:ilvl="6" w:tentative="1">
+      <w:start w:val="1"/>
+      <w:numFmt w:val="bullet"/>
+      <w:lvlText w:val=""/>
+      <w:lvlJc w:val="left"/>
+      <w:pPr>
+        <w:tabs>
+          <w:tab w:val="num" w:pos="5040"/>
+        </w:tabs>
+        <w:ind w:left="5040" w:hanging="360"/>
+      </w:pPr>
+      <w:rPr>
+        <w:rFonts w:ascii="Wingdings" w:hAnsi="Wingdings" w:hint="default"/>
+        <w:sz w:val="20"/>
+      </w:rPr>
+    </w:lvl>
+    <w:lvl w:ilvl="7" w:tentative="1">
+      <w:start w:val="1"/>
+      <w:numFmt w:val="bullet"/>
+      <w:lvlText w:val=""/>
+      <w:lvlJc w:val="left"/>
+      <w:pPr>
+        <w:tabs>
+          <w:tab w:val="num" w:pos="5760"/>
+        </w:tabs>
+        <w:ind w:left="5760" w:hanging="360"/>
+      </w:pPr>
+      <w:rPr>
+        <w:rFonts w:ascii="Wingdings" w:hAnsi="Wingdings" w:hint="default"/>
+        <w:sz w:val="20"/>
+      </w:rPr>
+    </w:lvl>
+    <w:lvl w:ilvl="8" w:tentative="1">
+      <w:start w:val="1"/>
+      <w:numFmt w:val="bullet"/>
+      <w:lvlText w:val=""/>
+      <w:lvlJc w:val="left"/>
+      <w:pPr>
+        <w:tabs>
+          <w:tab w:val="num" w:pos="6480"/>
+        </w:tabs>
+        <w:ind w:left="6480" w:hanging="360"/>
+      </w:pPr>
+      <w:rPr>
+        <w:rFonts w:ascii="Wingdings" w:hAnsi="Wingdings" w:hint="default"/>
+        <w:sz w:val="20"/>
+      </w:rPr>
+    </w:lvl>
+  </w:abstractNum>
+  <w:abstractNum w:abstractNumId="87" w15:restartNumberingAfterBreak="0">
     <w:nsid w:val="6C8E546B"/>
     <w:multiLevelType w:val="multilevel"/>
     <w:tmpl w:val="96E43620"/>
@@ -11599,7 +16339,7 @@
       </w:rPr>
     </w:lvl>
   </w:abstractNum>
-  <w:abstractNum w:abstractNumId="71" w15:restartNumberingAfterBreak="0">
+  <w:abstractNum w:abstractNumId="88" w15:restartNumberingAfterBreak="0">
     <w:nsid w:val="6D2D36EB"/>
     <w:multiLevelType w:val="multilevel"/>
     <w:tmpl w:val="1D4A2808"/>
@@ -11748,7 +16488,7 @@
       </w:rPr>
     </w:lvl>
   </w:abstractNum>
-  <w:abstractNum w:abstractNumId="72" w15:restartNumberingAfterBreak="0">
+  <w:abstractNum w:abstractNumId="89" w15:restartNumberingAfterBreak="0">
     <w:nsid w:val="6E0B70A9"/>
     <w:multiLevelType w:val="multilevel"/>
     <w:tmpl w:val="9BFED9F6"/>
@@ -11897,7 +16637,7 @@
       </w:rPr>
     </w:lvl>
   </w:abstractNum>
-  <w:abstractNum w:abstractNumId="73" w15:restartNumberingAfterBreak="0">
+  <w:abstractNum w:abstractNumId="90" w15:restartNumberingAfterBreak="0">
     <w:nsid w:val="706055F7"/>
     <w:multiLevelType w:val="multilevel"/>
     <w:tmpl w:val="3494922A"/>
@@ -12046,7 +16786,7 @@
       </w:rPr>
     </w:lvl>
   </w:abstractNum>
-  <w:abstractNum w:abstractNumId="74" w15:restartNumberingAfterBreak="0">
+  <w:abstractNum w:abstractNumId="91" w15:restartNumberingAfterBreak="0">
     <w:nsid w:val="70BC2B17"/>
     <w:multiLevelType w:val="multilevel"/>
     <w:tmpl w:val="B28E65DA"/>
@@ -12159,7 +16899,7 @@
       </w:pPr>
     </w:lvl>
   </w:abstractNum>
-  <w:abstractNum w:abstractNumId="75" w15:restartNumberingAfterBreak="0">
+  <w:abstractNum w:abstractNumId="92" w15:restartNumberingAfterBreak="0">
     <w:nsid w:val="729B7ACA"/>
     <w:multiLevelType w:val="multilevel"/>
     <w:tmpl w:val="F5F8F552"/>
@@ -12272,7 +17012,7 @@
       </w:pPr>
     </w:lvl>
   </w:abstractNum>
-  <w:abstractNum w:abstractNumId="76" w15:restartNumberingAfterBreak="0">
+  <w:abstractNum w:abstractNumId="93" w15:restartNumberingAfterBreak="0">
     <w:nsid w:val="7895341B"/>
     <w:multiLevelType w:val="multilevel"/>
     <w:tmpl w:val="61988F62"/>
@@ -12421,7 +17161,156 @@
       </w:rPr>
     </w:lvl>
   </w:abstractNum>
-  <w:abstractNum w:abstractNumId="77" w15:restartNumberingAfterBreak="0">
+  <w:abstractNum w:abstractNumId="94" w15:restartNumberingAfterBreak="0">
+    <w:nsid w:val="790C1464"/>
+    <w:multiLevelType w:val="multilevel"/>
+    <w:tmpl w:val="EF1809EA"/>
+    <w:lvl w:ilvl="0">
+      <w:start w:val="1"/>
+      <w:numFmt w:val="bullet"/>
+      <w:lvlText w:val=""/>
+      <w:lvlJc w:val="left"/>
+      <w:pPr>
+        <w:tabs>
+          <w:tab w:val="num" w:pos="720"/>
+        </w:tabs>
+        <w:ind w:left="720" w:hanging="360"/>
+      </w:pPr>
+      <w:rPr>
+        <w:rFonts w:ascii="Symbol" w:hAnsi="Symbol" w:hint="default"/>
+        <w:sz w:val="20"/>
+      </w:rPr>
+    </w:lvl>
+    <w:lvl w:ilvl="1" w:tentative="1">
+      <w:start w:val="1"/>
+      <w:numFmt w:val="bullet"/>
+      <w:lvlText w:val="o"/>
+      <w:lvlJc w:val="left"/>
+      <w:pPr>
+        <w:tabs>
+          <w:tab w:val="num" w:pos="1440"/>
+        </w:tabs>
+        <w:ind w:left="1440" w:hanging="360"/>
+      </w:pPr>
+      <w:rPr>
+        <w:rFonts w:ascii="Courier New" w:hAnsi="Courier New" w:hint="default"/>
+        <w:sz w:val="20"/>
+      </w:rPr>
+    </w:lvl>
+    <w:lvl w:ilvl="2" w:tentative="1">
+      <w:start w:val="1"/>
+      <w:numFmt w:val="bullet"/>
+      <w:lvlText w:val=""/>
+      <w:lvlJc w:val="left"/>
+      <w:pPr>
+        <w:tabs>
+          <w:tab w:val="num" w:pos="2160"/>
+        </w:tabs>
+        <w:ind w:left="2160" w:hanging="360"/>
+      </w:pPr>
+      <w:rPr>
+        <w:rFonts w:ascii="Wingdings" w:hAnsi="Wingdings" w:hint="default"/>
+        <w:sz w:val="20"/>
+      </w:rPr>
+    </w:lvl>
+    <w:lvl w:ilvl="3" w:tentative="1">
+      <w:start w:val="1"/>
+      <w:numFmt w:val="bullet"/>
+      <w:lvlText w:val=""/>
+      <w:lvlJc w:val="left"/>
+      <w:pPr>
+        <w:tabs>
+          <w:tab w:val="num" w:pos="2880"/>
+        </w:tabs>
+        <w:ind w:left="2880" w:hanging="360"/>
+      </w:pPr>
+      <w:rPr>
+        <w:rFonts w:ascii="Wingdings" w:hAnsi="Wingdings" w:hint="default"/>
+        <w:sz w:val="20"/>
+      </w:rPr>
+    </w:lvl>
+    <w:lvl w:ilvl="4" w:tentative="1">
+      <w:start w:val="1"/>
+      <w:numFmt w:val="bullet"/>
+      <w:lvlText w:val=""/>
+      <w:lvlJc w:val="left"/>
+      <w:pPr>
+        <w:tabs>
+          <w:tab w:val="num" w:pos="3600"/>
+        </w:tabs>
+        <w:ind w:left="3600" w:hanging="360"/>
+      </w:pPr>
+      <w:rPr>
+        <w:rFonts w:ascii="Wingdings" w:hAnsi="Wingdings" w:hint="default"/>
+        <w:sz w:val="20"/>
+      </w:rPr>
+    </w:lvl>
+    <w:lvl w:ilvl="5" w:tentative="1">
+      <w:start w:val="1"/>
+      <w:numFmt w:val="bullet"/>
+      <w:lvlText w:val=""/>
+      <w:lvlJc w:val="left"/>
+      <w:pPr>
+        <w:tabs>
+          <w:tab w:val="num" w:pos="4320"/>
+        </w:tabs>
+        <w:ind w:left="4320" w:hanging="360"/>
+      </w:pPr>
+      <w:rPr>
+        <w:rFonts w:ascii="Wingdings" w:hAnsi="Wingdings" w:hint="default"/>
+        <w:sz w:val="20"/>
+      </w:rPr>
+    </w:lvl>
+    <w:lvl w:ilvl="6" w:tentative="1">
+      <w:start w:val="1"/>
+      <w:numFmt w:val="bullet"/>
+      <w:lvlText w:val=""/>
+      <w:lvlJc w:val="left"/>
+      <w:pPr>
+        <w:tabs>
+          <w:tab w:val="num" w:pos="5040"/>
+        </w:tabs>
+        <w:ind w:left="5040" w:hanging="360"/>
+      </w:pPr>
+      <w:rPr>
+        <w:rFonts w:ascii="Wingdings" w:hAnsi="Wingdings" w:hint="default"/>
+        <w:sz w:val="20"/>
+      </w:rPr>
+    </w:lvl>
+    <w:lvl w:ilvl="7" w:tentative="1">
+      <w:start w:val="1"/>
+      <w:numFmt w:val="bullet"/>
+      <w:lvlText w:val=""/>
+      <w:lvlJc w:val="left"/>
+      <w:pPr>
+        <w:tabs>
+          <w:tab w:val="num" w:pos="5760"/>
+        </w:tabs>
+        <w:ind w:left="5760" w:hanging="360"/>
+      </w:pPr>
+      <w:rPr>
+        <w:rFonts w:ascii="Wingdings" w:hAnsi="Wingdings" w:hint="default"/>
+        <w:sz w:val="20"/>
+      </w:rPr>
+    </w:lvl>
+    <w:lvl w:ilvl="8" w:tentative="1">
+      <w:start w:val="1"/>
+      <w:numFmt w:val="bullet"/>
+      <w:lvlText w:val=""/>
+      <w:lvlJc w:val="left"/>
+      <w:pPr>
+        <w:tabs>
+          <w:tab w:val="num" w:pos="6480"/>
+        </w:tabs>
+        <w:ind w:left="6480" w:hanging="360"/>
+      </w:pPr>
+      <w:rPr>
+        <w:rFonts w:ascii="Wingdings" w:hAnsi="Wingdings" w:hint="default"/>
+        <w:sz w:val="20"/>
+      </w:rPr>
+    </w:lvl>
+  </w:abstractNum>
+  <w:abstractNum w:abstractNumId="95" w15:restartNumberingAfterBreak="0">
     <w:nsid w:val="796C66B1"/>
     <w:multiLevelType w:val="multilevel"/>
     <w:tmpl w:val="AF3C109A"/>
@@ -12570,7 +17459,156 @@
       </w:rPr>
     </w:lvl>
   </w:abstractNum>
-  <w:abstractNum w:abstractNumId="78" w15:restartNumberingAfterBreak="0">
+  <w:abstractNum w:abstractNumId="96" w15:restartNumberingAfterBreak="0">
+    <w:nsid w:val="7A5B49E5"/>
+    <w:multiLevelType w:val="multilevel"/>
+    <w:tmpl w:val="24D099E4"/>
+    <w:lvl w:ilvl="0">
+      <w:start w:val="1"/>
+      <w:numFmt w:val="bullet"/>
+      <w:lvlText w:val=""/>
+      <w:lvlJc w:val="left"/>
+      <w:pPr>
+        <w:tabs>
+          <w:tab w:val="num" w:pos="720"/>
+        </w:tabs>
+        <w:ind w:left="720" w:hanging="360"/>
+      </w:pPr>
+      <w:rPr>
+        <w:rFonts w:ascii="Symbol" w:hAnsi="Symbol" w:hint="default"/>
+        <w:sz w:val="20"/>
+      </w:rPr>
+    </w:lvl>
+    <w:lvl w:ilvl="1" w:tentative="1">
+      <w:start w:val="1"/>
+      <w:numFmt w:val="bullet"/>
+      <w:lvlText w:val="o"/>
+      <w:lvlJc w:val="left"/>
+      <w:pPr>
+        <w:tabs>
+          <w:tab w:val="num" w:pos="1440"/>
+        </w:tabs>
+        <w:ind w:left="1440" w:hanging="360"/>
+      </w:pPr>
+      <w:rPr>
+        <w:rFonts w:ascii="Courier New" w:hAnsi="Courier New" w:hint="default"/>
+        <w:sz w:val="20"/>
+      </w:rPr>
+    </w:lvl>
+    <w:lvl w:ilvl="2" w:tentative="1">
+      <w:start w:val="1"/>
+      <w:numFmt w:val="bullet"/>
+      <w:lvlText w:val=""/>
+      <w:lvlJc w:val="left"/>
+      <w:pPr>
+        <w:tabs>
+          <w:tab w:val="num" w:pos="2160"/>
+        </w:tabs>
+        <w:ind w:left="2160" w:hanging="360"/>
+      </w:pPr>
+      <w:rPr>
+        <w:rFonts w:ascii="Wingdings" w:hAnsi="Wingdings" w:hint="default"/>
+        <w:sz w:val="20"/>
+      </w:rPr>
+    </w:lvl>
+    <w:lvl w:ilvl="3" w:tentative="1">
+      <w:start w:val="1"/>
+      <w:numFmt w:val="bullet"/>
+      <w:lvlText w:val=""/>
+      <w:lvlJc w:val="left"/>
+      <w:pPr>
+        <w:tabs>
+          <w:tab w:val="num" w:pos="2880"/>
+        </w:tabs>
+        <w:ind w:left="2880" w:hanging="360"/>
+      </w:pPr>
+      <w:rPr>
+        <w:rFonts w:ascii="Wingdings" w:hAnsi="Wingdings" w:hint="default"/>
+        <w:sz w:val="20"/>
+      </w:rPr>
+    </w:lvl>
+    <w:lvl w:ilvl="4" w:tentative="1">
+      <w:start w:val="1"/>
+      <w:numFmt w:val="bullet"/>
+      <w:lvlText w:val=""/>
+      <w:lvlJc w:val="left"/>
+      <w:pPr>
+        <w:tabs>
+          <w:tab w:val="num" w:pos="3600"/>
+        </w:tabs>
+        <w:ind w:left="3600" w:hanging="360"/>
+      </w:pPr>
+      <w:rPr>
+        <w:rFonts w:ascii="Wingdings" w:hAnsi="Wingdings" w:hint="default"/>
+        <w:sz w:val="20"/>
+      </w:rPr>
+    </w:lvl>
+    <w:lvl w:ilvl="5" w:tentative="1">
+      <w:start w:val="1"/>
+      <w:numFmt w:val="bullet"/>
+      <w:lvlText w:val=""/>
+      <w:lvlJc w:val="left"/>
+      <w:pPr>
+        <w:tabs>
+          <w:tab w:val="num" w:pos="4320"/>
+        </w:tabs>
+        <w:ind w:left="4320" w:hanging="360"/>
+      </w:pPr>
+      <w:rPr>
+        <w:rFonts w:ascii="Wingdings" w:hAnsi="Wingdings" w:hint="default"/>
+        <w:sz w:val="20"/>
+      </w:rPr>
+    </w:lvl>
+    <w:lvl w:ilvl="6" w:tentative="1">
+      <w:start w:val="1"/>
+      <w:numFmt w:val="bullet"/>
+      <w:lvlText w:val=""/>
+      <w:lvlJc w:val="left"/>
+      <w:pPr>
+        <w:tabs>
+          <w:tab w:val="num" w:pos="5040"/>
+        </w:tabs>
+        <w:ind w:left="5040" w:hanging="360"/>
+      </w:pPr>
+      <w:rPr>
+        <w:rFonts w:ascii="Wingdings" w:hAnsi="Wingdings" w:hint="default"/>
+        <w:sz w:val="20"/>
+      </w:rPr>
+    </w:lvl>
+    <w:lvl w:ilvl="7" w:tentative="1">
+      <w:start w:val="1"/>
+      <w:numFmt w:val="bullet"/>
+      <w:lvlText w:val=""/>
+      <w:lvlJc w:val="left"/>
+      <w:pPr>
+        <w:tabs>
+          <w:tab w:val="num" w:pos="5760"/>
+        </w:tabs>
+        <w:ind w:left="5760" w:hanging="360"/>
+      </w:pPr>
+      <w:rPr>
+        <w:rFonts w:ascii="Wingdings" w:hAnsi="Wingdings" w:hint="default"/>
+        <w:sz w:val="20"/>
+      </w:rPr>
+    </w:lvl>
+    <w:lvl w:ilvl="8" w:tentative="1">
+      <w:start w:val="1"/>
+      <w:numFmt w:val="bullet"/>
+      <w:lvlText w:val=""/>
+      <w:lvlJc w:val="left"/>
+      <w:pPr>
+        <w:tabs>
+          <w:tab w:val="num" w:pos="6480"/>
+        </w:tabs>
+        <w:ind w:left="6480" w:hanging="360"/>
+      </w:pPr>
+      <w:rPr>
+        <w:rFonts w:ascii="Wingdings" w:hAnsi="Wingdings" w:hint="default"/>
+        <w:sz w:val="20"/>
+      </w:rPr>
+    </w:lvl>
+  </w:abstractNum>
+  <w:abstractNum w:abstractNumId="97" w15:restartNumberingAfterBreak="0">
     <w:nsid w:val="7BAD6106"/>
     <w:multiLevelType w:val="multilevel"/>
     <w:tmpl w:val="BDFE5324"/>
@@ -12719,7 +17757,7 @@
       </w:rPr>
     </w:lvl>
   </w:abstractNum>
-  <w:abstractNum w:abstractNumId="79" w15:restartNumberingAfterBreak="0">
+  <w:abstractNum w:abstractNumId="98" w15:restartNumberingAfterBreak="0">
     <w:nsid w:val="7C4C3411"/>
     <w:multiLevelType w:val="multilevel"/>
     <w:tmpl w:val="3B92AACA"/>
@@ -12868,7 +17906,7 @@
       </w:rPr>
     </w:lvl>
   </w:abstractNum>
-  <w:abstractNum w:abstractNumId="80" w15:restartNumberingAfterBreak="0">
+  <w:abstractNum w:abstractNumId="99" w15:restartNumberingAfterBreak="0">
     <w:nsid w:val="7D54642F"/>
     <w:multiLevelType w:val="multilevel"/>
     <w:tmpl w:val="4B8CA31E"/>
@@ -13017,7 +18055,156 @@
       </w:rPr>
     </w:lvl>
   </w:abstractNum>
-  <w:abstractNum w:abstractNumId="81" w15:restartNumberingAfterBreak="0">
+  <w:abstractNum w:abstractNumId="100" w15:restartNumberingAfterBreak="0">
+    <w:nsid w:val="7F053751"/>
+    <w:multiLevelType w:val="multilevel"/>
+    <w:tmpl w:val="AEFA59CE"/>
+    <w:lvl w:ilvl="0">
+      <w:start w:val="1"/>
+      <w:numFmt w:val="bullet"/>
+      <w:lvlText w:val=""/>
+      <w:lvlJc w:val="left"/>
+      <w:pPr>
+        <w:tabs>
+          <w:tab w:val="num" w:pos="720"/>
+        </w:tabs>
+        <w:ind w:left="720" w:hanging="360"/>
+      </w:pPr>
+      <w:rPr>
+        <w:rFonts w:ascii="Symbol" w:hAnsi="Symbol" w:hint="default"/>
+        <w:sz w:val="20"/>
+      </w:rPr>
+    </w:lvl>
+    <w:lvl w:ilvl="1" w:tentative="1">
+      <w:start w:val="1"/>
+      <w:numFmt w:val="bullet"/>
+      <w:lvlText w:val="o"/>
+      <w:lvlJc w:val="left"/>
+      <w:pPr>
+        <w:tabs>
+          <w:tab w:val="num" w:pos="1440"/>
+        </w:tabs>
+        <w:ind w:left="1440" w:hanging="360"/>
+      </w:pPr>
+      <w:rPr>
+        <w:rFonts w:ascii="Courier New" w:hAnsi="Courier New" w:hint="default"/>
+        <w:sz w:val="20"/>
+      </w:rPr>
+    </w:lvl>
+    <w:lvl w:ilvl="2" w:tentative="1">
+      <w:start w:val="1"/>
+      <w:numFmt w:val="bullet"/>
+      <w:lvlText w:val=""/>
+      <w:lvlJc w:val="left"/>
+      <w:pPr>
+        <w:tabs>
+          <w:tab w:val="num" w:pos="2160"/>
+        </w:tabs>
+        <w:ind w:left="2160" w:hanging="360"/>
+      </w:pPr>
+      <w:rPr>
+        <w:rFonts w:ascii="Wingdings" w:hAnsi="Wingdings" w:hint="default"/>
+        <w:sz w:val="20"/>
+      </w:rPr>
+    </w:lvl>
+    <w:lvl w:ilvl="3" w:tentative="1">
+      <w:start w:val="1"/>
+      <w:numFmt w:val="bullet"/>
+      <w:lvlText w:val=""/>
+      <w:lvlJc w:val="left"/>
+      <w:pPr>
+        <w:tabs>
+          <w:tab w:val="num" w:pos="2880"/>
+        </w:tabs>
+        <w:ind w:left="2880" w:hanging="360"/>
+      </w:pPr>
+      <w:rPr>
+        <w:rFonts w:ascii="Wingdings" w:hAnsi="Wingdings" w:hint="default"/>
+        <w:sz w:val="20"/>
+      </w:rPr>
+    </w:lvl>
+    <w:lvl w:ilvl="4" w:tentative="1">
+      <w:start w:val="1"/>
+      <w:numFmt w:val="bullet"/>
+      <w:lvlText w:val=""/>
+      <w:lvlJc w:val="left"/>
+      <w:pPr>
+        <w:tabs>
+          <w:tab w:val="num" w:pos="3600"/>
+        </w:tabs>
+        <w:ind w:left="3600" w:hanging="360"/>
+      </w:pPr>
+      <w:rPr>
+        <w:rFonts w:ascii="Wingdings" w:hAnsi="Wingdings" w:hint="default"/>
+        <w:sz w:val="20"/>
+      </w:rPr>
+    </w:lvl>
+    <w:lvl w:ilvl="5" w:tentative="1">
+      <w:start w:val="1"/>
+      <w:numFmt w:val="bullet"/>
+      <w:lvlText w:val=""/>
+      <w:lvlJc w:val="left"/>
+      <w:pPr>
+        <w:tabs>
+          <w:tab w:val="num" w:pos="4320"/>
+        </w:tabs>
+        <w:ind w:left="4320" w:hanging="360"/>
+      </w:pPr>
+      <w:rPr>
+        <w:rFonts w:ascii="Wingdings" w:hAnsi="Wingdings" w:hint="default"/>
+        <w:sz w:val="20"/>
+      </w:rPr>
+    </w:lvl>
+    <w:lvl w:ilvl="6" w:tentative="1">
+      <w:start w:val="1"/>
+      <w:numFmt w:val="bullet"/>
+      <w:lvlText w:val=""/>
+      <w:lvlJc w:val="left"/>
+      <w:pPr>
+        <w:tabs>
+          <w:tab w:val="num" w:pos="5040"/>
+        </w:tabs>
+        <w:ind w:left="5040" w:hanging="360"/>
+      </w:pPr>
+      <w:rPr>
+        <w:rFonts w:ascii="Wingdings" w:hAnsi="Wingdings" w:hint="default"/>
+        <w:sz w:val="20"/>
+      </w:rPr>
+    </w:lvl>
+    <w:lvl w:ilvl="7" w:tentative="1">
+      <w:start w:val="1"/>
+      <w:numFmt w:val="bullet"/>
+      <w:lvlText w:val=""/>
+      <w:lvlJc w:val="left"/>
+      <w:pPr>
+        <w:tabs>
+          <w:tab w:val="num" w:pos="5760"/>
+        </w:tabs>
+        <w:ind w:left="5760" w:hanging="360"/>
+      </w:pPr>
+      <w:rPr>
+        <w:rFonts w:ascii="Wingdings" w:hAnsi="Wingdings" w:hint="default"/>
+        <w:sz w:val="20"/>
+      </w:rPr>
+    </w:lvl>
+    <w:lvl w:ilvl="8" w:tentative="1">
+      <w:start w:val="1"/>
+      <w:numFmt w:val="bullet"/>
+      <w:lvlText w:val=""/>
+      <w:lvlJc w:val="left"/>
+      <w:pPr>
+        <w:tabs>
+          <w:tab w:val="num" w:pos="6480"/>
+        </w:tabs>
+        <w:ind w:left="6480" w:hanging="360"/>
+      </w:pPr>
+      <w:rPr>
+        <w:rFonts w:ascii="Wingdings" w:hAnsi="Wingdings" w:hint="default"/>
+        <w:sz w:val="20"/>
+      </w:rPr>
+    </w:lvl>
+  </w:abstractNum>
+  <w:abstractNum w:abstractNumId="101" w15:restartNumberingAfterBreak="0">
     <w:nsid w:val="7FDD0C1F"/>
     <w:multiLevelType w:val="multilevel"/>
     <w:tmpl w:val="616A966A"/>
@@ -13167,250 +18354,310 @@
     </w:lvl>
   </w:abstractNum>
   <w:num w:numId="1" w16cid:durableId="1774084159">
-    <w:abstractNumId w:val="4"/>
+    <w:abstractNumId w:val="6"/>
   </w:num>
   <w:num w:numId="2" w16cid:durableId="250087273">
-    <w:abstractNumId w:val="63"/>
+    <w:abstractNumId w:val="79"/>
   </w:num>
   <w:num w:numId="3" w16cid:durableId="753823492">
-    <w:abstractNumId w:val="9"/>
+    <w:abstractNumId w:val="12"/>
   </w:num>
   <w:num w:numId="4" w16cid:durableId="621377941">
-    <w:abstractNumId w:val="49"/>
+    <w:abstractNumId w:val="62"/>
   </w:num>
   <w:num w:numId="5" w16cid:durableId="262079462">
+    <w:abstractNumId w:val="69"/>
+  </w:num>
+  <w:num w:numId="6" w16cid:durableId="175390824">
     <w:abstractNumId w:val="55"/>
   </w:num>
-  <w:num w:numId="6" w16cid:durableId="175390824">
+  <w:num w:numId="7" w16cid:durableId="1793597412">
+    <w:abstractNumId w:val="8"/>
+  </w:num>
+  <w:num w:numId="8" w16cid:durableId="732391695">
     <w:abstractNumId w:val="45"/>
   </w:num>
-  <w:num w:numId="7" w16cid:durableId="1793597412">
-    <w:abstractNumId w:val="6"/>
-  </w:num>
-  <w:num w:numId="8" w16cid:durableId="732391695">
-    <w:abstractNumId w:val="35"/>
-  </w:num>
   <w:num w:numId="9" w16cid:durableId="1846629422">
-    <w:abstractNumId w:val="2"/>
+    <w:abstractNumId w:val="3"/>
   </w:num>
   <w:num w:numId="10" w16cid:durableId="1098522592">
-    <w:abstractNumId w:val="69"/>
+    <w:abstractNumId w:val="85"/>
   </w:num>
   <w:num w:numId="11" w16cid:durableId="104230059">
-    <w:abstractNumId w:val="66"/>
+    <w:abstractNumId w:val="82"/>
   </w:num>
   <w:num w:numId="12" w16cid:durableId="1714580056">
-    <w:abstractNumId w:val="21"/>
+    <w:abstractNumId w:val="27"/>
   </w:num>
   <w:num w:numId="13" w16cid:durableId="1362509032">
-    <w:abstractNumId w:val="11"/>
+    <w:abstractNumId w:val="17"/>
   </w:num>
   <w:num w:numId="14" w16cid:durableId="1597128674">
-    <w:abstractNumId w:val="54"/>
+    <w:abstractNumId w:val="68"/>
   </w:num>
   <w:num w:numId="15" w16cid:durableId="2002657475">
-    <w:abstractNumId w:val="12"/>
+    <w:abstractNumId w:val="18"/>
   </w:num>
   <w:num w:numId="16" w16cid:durableId="579145292">
     <w:abstractNumId w:val="0"/>
   </w:num>
   <w:num w:numId="17" w16cid:durableId="1031761327">
+    <w:abstractNumId w:val="64"/>
+  </w:num>
+  <w:num w:numId="18" w16cid:durableId="987130212">
+    <w:abstractNumId w:val="43"/>
+  </w:num>
+  <w:num w:numId="19" w16cid:durableId="1386642574">
+    <w:abstractNumId w:val="81"/>
+  </w:num>
+  <w:num w:numId="20" w16cid:durableId="381754046">
+    <w:abstractNumId w:val="75"/>
+  </w:num>
+  <w:num w:numId="21" w16cid:durableId="1239705760">
+    <w:abstractNumId w:val="40"/>
+  </w:num>
+  <w:num w:numId="22" w16cid:durableId="1011953870">
+    <w:abstractNumId w:val="24"/>
+  </w:num>
+  <w:num w:numId="23" w16cid:durableId="351343082">
+    <w:abstractNumId w:val="88"/>
+  </w:num>
+  <w:num w:numId="24" w16cid:durableId="1962766590">
+    <w:abstractNumId w:val="92"/>
+  </w:num>
+  <w:num w:numId="25" w16cid:durableId="1842576544">
+    <w:abstractNumId w:val="91"/>
+  </w:num>
+  <w:num w:numId="26" w16cid:durableId="1269511902">
+    <w:abstractNumId w:val="83"/>
+  </w:num>
+  <w:num w:numId="27" w16cid:durableId="298730271">
+    <w:abstractNumId w:val="53"/>
+  </w:num>
+  <w:num w:numId="28" w16cid:durableId="1707827488">
+    <w:abstractNumId w:val="90"/>
+  </w:num>
+  <w:num w:numId="29" w16cid:durableId="750587279">
+    <w:abstractNumId w:val="48"/>
+  </w:num>
+  <w:num w:numId="30" w16cid:durableId="609437615">
+    <w:abstractNumId w:val="67"/>
+  </w:num>
+  <w:num w:numId="31" w16cid:durableId="1476289045">
+    <w:abstractNumId w:val="26"/>
+  </w:num>
+  <w:num w:numId="32" w16cid:durableId="1866750299">
+    <w:abstractNumId w:val="21"/>
+  </w:num>
+  <w:num w:numId="33" w16cid:durableId="2067600896">
+    <w:abstractNumId w:val="13"/>
+  </w:num>
+  <w:num w:numId="34" w16cid:durableId="2055351193">
+    <w:abstractNumId w:val="50"/>
+  </w:num>
+  <w:num w:numId="35" w16cid:durableId="786312182">
+    <w:abstractNumId w:val="76"/>
+  </w:num>
+  <w:num w:numId="36" w16cid:durableId="631635976">
+    <w:abstractNumId w:val="49"/>
+  </w:num>
+  <w:num w:numId="37" w16cid:durableId="778523791">
+    <w:abstractNumId w:val="80"/>
+  </w:num>
+  <w:num w:numId="38" w16cid:durableId="900099042">
+    <w:abstractNumId w:val="47"/>
+  </w:num>
+  <w:num w:numId="39" w16cid:durableId="2014257577">
+    <w:abstractNumId w:val="4"/>
+  </w:num>
+  <w:num w:numId="40" w16cid:durableId="191310434">
+    <w:abstractNumId w:val="7"/>
+  </w:num>
+  <w:num w:numId="41" w16cid:durableId="1374617803">
+    <w:abstractNumId w:val="98"/>
+  </w:num>
+  <w:num w:numId="42" w16cid:durableId="2134249984">
+    <w:abstractNumId w:val="11"/>
+  </w:num>
+  <w:num w:numId="43" w16cid:durableId="579297244">
+    <w:abstractNumId w:val="60"/>
+  </w:num>
+  <w:num w:numId="44" w16cid:durableId="1960065605">
+    <w:abstractNumId w:val="59"/>
+  </w:num>
+  <w:num w:numId="45" w16cid:durableId="314915334">
+    <w:abstractNumId w:val="19"/>
+  </w:num>
+  <w:num w:numId="46" w16cid:durableId="398600932">
+    <w:abstractNumId w:val="54"/>
+  </w:num>
+  <w:num w:numId="47" w16cid:durableId="285429618">
+    <w:abstractNumId w:val="37"/>
+  </w:num>
+  <w:num w:numId="48" w16cid:durableId="897401999">
+    <w:abstractNumId w:val="23"/>
+  </w:num>
+  <w:num w:numId="49" w16cid:durableId="1951159085">
+    <w:abstractNumId w:val="87"/>
+  </w:num>
+  <w:num w:numId="50" w16cid:durableId="1520043386">
+    <w:abstractNumId w:val="42"/>
+  </w:num>
+  <w:num w:numId="51" w16cid:durableId="45299108">
+    <w:abstractNumId w:val="66"/>
+  </w:num>
+  <w:num w:numId="52" w16cid:durableId="19863704">
+    <w:abstractNumId w:val="28"/>
+  </w:num>
+  <w:num w:numId="53" w16cid:durableId="975797343">
+    <w:abstractNumId w:val="32"/>
+  </w:num>
+  <w:num w:numId="54" w16cid:durableId="1708868928">
+    <w:abstractNumId w:val="36"/>
+  </w:num>
+  <w:num w:numId="55" w16cid:durableId="794525017">
+    <w:abstractNumId w:val="95"/>
+  </w:num>
+  <w:num w:numId="56" w16cid:durableId="1988851913">
+    <w:abstractNumId w:val="2"/>
+  </w:num>
+  <w:num w:numId="57" w16cid:durableId="1151140915">
+    <w:abstractNumId w:val="9"/>
+  </w:num>
+  <w:num w:numId="58" w16cid:durableId="1233196296">
+    <w:abstractNumId w:val="46"/>
+  </w:num>
+  <w:num w:numId="59" w16cid:durableId="206332143">
+    <w:abstractNumId w:val="93"/>
+  </w:num>
+  <w:num w:numId="60" w16cid:durableId="786702525">
+    <w:abstractNumId w:val="89"/>
+  </w:num>
+  <w:num w:numId="61" w16cid:durableId="1148593438">
+    <w:abstractNumId w:val="25"/>
+  </w:num>
+  <w:num w:numId="62" w16cid:durableId="505173619">
+    <w:abstractNumId w:val="33"/>
+  </w:num>
+  <w:num w:numId="63" w16cid:durableId="777258893">
     <w:abstractNumId w:val="51"/>
   </w:num>
-  <w:num w:numId="18" w16cid:durableId="987130212">
-    <w:abstractNumId w:val="33"/>
+  <w:num w:numId="64" w16cid:durableId="723255658">
+    <w:abstractNumId w:val="74"/>
   </w:num>
-  <w:num w:numId="19" w16cid:durableId="1386642574">
+  <w:num w:numId="65" w16cid:durableId="266428309">
+    <w:abstractNumId w:val="97"/>
+  </w:num>
+  <w:num w:numId="66" w16cid:durableId="1676304736">
+    <w:abstractNumId w:val="44"/>
+  </w:num>
+  <w:num w:numId="67" w16cid:durableId="874318049">
+    <w:abstractNumId w:val="84"/>
+  </w:num>
+  <w:num w:numId="68" w16cid:durableId="44259878">
+    <w:abstractNumId w:val="78"/>
+  </w:num>
+  <w:num w:numId="69" w16cid:durableId="96873573">
+    <w:abstractNumId w:val="34"/>
+  </w:num>
+  <w:num w:numId="70" w16cid:durableId="658728550">
+    <w:abstractNumId w:val="77"/>
+  </w:num>
+  <w:num w:numId="71" w16cid:durableId="1820340088">
+    <w:abstractNumId w:val="41"/>
+  </w:num>
+  <w:num w:numId="72" w16cid:durableId="804004250">
+    <w:abstractNumId w:val="63"/>
+  </w:num>
+  <w:num w:numId="73" w16cid:durableId="1213884484">
+    <w:abstractNumId w:val="57"/>
+  </w:num>
+  <w:num w:numId="74" w16cid:durableId="103159128">
+    <w:abstractNumId w:val="72"/>
+  </w:num>
+  <w:num w:numId="75" w16cid:durableId="70585262">
+    <w:abstractNumId w:val="101"/>
+  </w:num>
+  <w:num w:numId="76" w16cid:durableId="832456644">
+    <w:abstractNumId w:val="70"/>
+  </w:num>
+  <w:num w:numId="77" w16cid:durableId="598291326">
+    <w:abstractNumId w:val="99"/>
+  </w:num>
+  <w:num w:numId="78" w16cid:durableId="1381130800">
+    <w:abstractNumId w:val="20"/>
+  </w:num>
+  <w:num w:numId="79" w16cid:durableId="129715335">
+    <w:abstractNumId w:val="22"/>
+  </w:num>
+  <w:num w:numId="80" w16cid:durableId="1682006243">
+    <w:abstractNumId w:val="29"/>
+  </w:num>
+  <w:num w:numId="81" w16cid:durableId="795830269">
+    <w:abstractNumId w:val="52"/>
+  </w:num>
+  <w:num w:numId="82" w16cid:durableId="588588743">
+    <w:abstractNumId w:val="38"/>
+  </w:num>
+  <w:num w:numId="83" w16cid:durableId="1607150088">
+    <w:abstractNumId w:val="100"/>
+  </w:num>
+  <w:num w:numId="84" w16cid:durableId="1237276770">
+    <w:abstractNumId w:val="39"/>
+  </w:num>
+  <w:num w:numId="85" w16cid:durableId="1734502538">
+    <w:abstractNumId w:val="94"/>
+  </w:num>
+  <w:num w:numId="86" w16cid:durableId="1503080012">
     <w:abstractNumId w:val="65"/>
   </w:num>
-  <w:num w:numId="20" w16cid:durableId="381754046">
-    <w:abstractNumId w:val="59"/>
+  <w:num w:numId="87" w16cid:durableId="268123981">
+    <w:abstractNumId w:val="10"/>
   </w:num>
-  <w:num w:numId="21" w16cid:durableId="1239705760">
+  <w:num w:numId="88" w16cid:durableId="340812516">
+    <w:abstractNumId w:val="35"/>
+  </w:num>
+  <w:num w:numId="89" w16cid:durableId="1989555427">
+    <w:abstractNumId w:val="5"/>
+  </w:num>
+  <w:num w:numId="90" w16cid:durableId="967979304">
+    <w:abstractNumId w:val="31"/>
+  </w:num>
+  <w:num w:numId="91" w16cid:durableId="1127816622">
+    <w:abstractNumId w:val="15"/>
+  </w:num>
+  <w:num w:numId="92" w16cid:durableId="108284619">
+    <w:abstractNumId w:val="61"/>
+  </w:num>
+  <w:num w:numId="93" w16cid:durableId="490877951">
+    <w:abstractNumId w:val="16"/>
+  </w:num>
+  <w:num w:numId="94" w16cid:durableId="943683754">
+    <w:abstractNumId w:val="96"/>
+  </w:num>
+  <w:num w:numId="95" w16cid:durableId="2133206965">
+    <w:abstractNumId w:val="86"/>
+  </w:num>
+  <w:num w:numId="96" w16cid:durableId="47651397">
+    <w:abstractNumId w:val="1"/>
+  </w:num>
+  <w:num w:numId="97" w16cid:durableId="20324417">
+    <w:abstractNumId w:val="14"/>
+  </w:num>
+  <w:num w:numId="98" w16cid:durableId="1393116379">
     <w:abstractNumId w:val="30"/>
   </w:num>
-  <w:num w:numId="22" w16cid:durableId="1011953870">
-    <w:abstractNumId w:val="18"/>
-  </w:num>
-  <w:num w:numId="23" w16cid:durableId="351343082">
+  <w:num w:numId="99" w16cid:durableId="1724063196">
     <w:abstractNumId w:val="71"/>
   </w:num>
-  <w:num w:numId="24" w16cid:durableId="1962766590">
-    <w:abstractNumId w:val="75"/>
+  <w:num w:numId="100" w16cid:durableId="1848861947">
+    <w:abstractNumId w:val="56"/>
   </w:num>
-  <w:num w:numId="25" w16cid:durableId="1842576544">
-    <w:abstractNumId w:val="74"/>
-  </w:num>
-  <w:num w:numId="26" w16cid:durableId="1269511902">
-    <w:abstractNumId w:val="67"/>
-  </w:num>
-  <w:num w:numId="27" w16cid:durableId="298730271">
-    <w:abstractNumId w:val="43"/>
-  </w:num>
-  <w:num w:numId="28" w16cid:durableId="1707827488">
-    <w:abstractNumId w:val="73"/>
-  </w:num>
-  <w:num w:numId="29" w16cid:durableId="750587279">
-    <w:abstractNumId w:val="38"/>
-  </w:num>
-  <w:num w:numId="30" w16cid:durableId="609437615">
-    <w:abstractNumId w:val="53"/>
-  </w:num>
-  <w:num w:numId="31" w16cid:durableId="1476289045">
-    <w:abstractNumId w:val="20"/>
-  </w:num>
-  <w:num w:numId="32" w16cid:durableId="1866750299">
-    <w:abstractNumId w:val="15"/>
-  </w:num>
-  <w:num w:numId="33" w16cid:durableId="2067600896">
-    <w:abstractNumId w:val="10"/>
-  </w:num>
-  <w:num w:numId="34" w16cid:durableId="2055351193">
-    <w:abstractNumId w:val="40"/>
-  </w:num>
-  <w:num w:numId="35" w16cid:durableId="786312182">
-    <w:abstractNumId w:val="60"/>
-  </w:num>
-  <w:num w:numId="36" w16cid:durableId="631635976">
-    <w:abstractNumId w:val="39"/>
-  </w:num>
-  <w:num w:numId="37" w16cid:durableId="778523791">
-    <w:abstractNumId w:val="64"/>
-  </w:num>
-  <w:num w:numId="38" w16cid:durableId="900099042">
-    <w:abstractNumId w:val="37"/>
-  </w:num>
-  <w:num w:numId="39" w16cid:durableId="2014257577">
-    <w:abstractNumId w:val="3"/>
-  </w:num>
-  <w:num w:numId="40" w16cid:durableId="191310434">
-    <w:abstractNumId w:val="5"/>
-  </w:num>
-  <w:num w:numId="41" w16cid:durableId="1374617803">
-    <w:abstractNumId w:val="79"/>
-  </w:num>
-  <w:num w:numId="42" w16cid:durableId="2134249984">
-    <w:abstractNumId w:val="8"/>
-  </w:num>
-  <w:num w:numId="43" w16cid:durableId="579297244">
-    <w:abstractNumId w:val="48"/>
-  </w:num>
-  <w:num w:numId="44" w16cid:durableId="1960065605">
-    <w:abstractNumId w:val="47"/>
-  </w:num>
-  <w:num w:numId="45" w16cid:durableId="314915334">
-    <w:abstractNumId w:val="13"/>
-  </w:num>
-  <w:num w:numId="46" w16cid:durableId="398600932">
-    <w:abstractNumId w:val="44"/>
-  </w:num>
-  <w:num w:numId="47" w16cid:durableId="285429618">
-    <w:abstractNumId w:val="28"/>
-  </w:num>
-  <w:num w:numId="48" w16cid:durableId="897401999">
-    <w:abstractNumId w:val="17"/>
-  </w:num>
-  <w:num w:numId="49" w16cid:durableId="1951159085">
-    <w:abstractNumId w:val="70"/>
-  </w:num>
-  <w:num w:numId="50" w16cid:durableId="1520043386">
-    <w:abstractNumId w:val="32"/>
-  </w:num>
-  <w:num w:numId="51" w16cid:durableId="45299108">
-    <w:abstractNumId w:val="52"/>
-  </w:num>
-  <w:num w:numId="52" w16cid:durableId="19863704">
-    <w:abstractNumId w:val="22"/>
-  </w:num>
-  <w:num w:numId="53" w16cid:durableId="975797343">
-    <w:abstractNumId w:val="24"/>
-  </w:num>
-  <w:num w:numId="54" w16cid:durableId="1708868928">
-    <w:abstractNumId w:val="27"/>
-  </w:num>
-  <w:num w:numId="55" w16cid:durableId="794525017">
-    <w:abstractNumId w:val="77"/>
-  </w:num>
-  <w:num w:numId="56" w16cid:durableId="1988851913">
-    <w:abstractNumId w:val="1"/>
-  </w:num>
-  <w:num w:numId="57" w16cid:durableId="1151140915">
-    <w:abstractNumId w:val="7"/>
-  </w:num>
-  <w:num w:numId="58" w16cid:durableId="1233196296">
-    <w:abstractNumId w:val="36"/>
-  </w:num>
-  <w:num w:numId="59" w16cid:durableId="206332143">
-    <w:abstractNumId w:val="76"/>
-  </w:num>
-  <w:num w:numId="60" w16cid:durableId="786702525">
-    <w:abstractNumId w:val="72"/>
-  </w:num>
-  <w:num w:numId="61" w16cid:durableId="1148593438">
-    <w:abstractNumId w:val="19"/>
-  </w:num>
-  <w:num w:numId="62" w16cid:durableId="505173619">
-    <w:abstractNumId w:val="25"/>
-  </w:num>
-  <w:num w:numId="63" w16cid:durableId="777258893">
-    <w:abstractNumId w:val="41"/>
-  </w:num>
-  <w:num w:numId="64" w16cid:durableId="723255658">
+  <w:num w:numId="101" w16cid:durableId="1036278118">
     <w:abstractNumId w:val="58"/>
   </w:num>
-  <w:num w:numId="65" w16cid:durableId="266428309">
-    <w:abstractNumId w:val="78"/>
-  </w:num>
-  <w:num w:numId="66" w16cid:durableId="1676304736">
-    <w:abstractNumId w:val="34"/>
-  </w:num>
-  <w:num w:numId="67" w16cid:durableId="874318049">
-    <w:abstractNumId w:val="68"/>
-  </w:num>
-  <w:num w:numId="68" w16cid:durableId="44259878">
-    <w:abstractNumId w:val="62"/>
-  </w:num>
-  <w:num w:numId="69" w16cid:durableId="96873573">
-    <w:abstractNumId w:val="26"/>
-  </w:num>
-  <w:num w:numId="70" w16cid:durableId="658728550">
-    <w:abstractNumId w:val="61"/>
-  </w:num>
-  <w:num w:numId="71" w16cid:durableId="1820340088">
-    <w:abstractNumId w:val="31"/>
-  </w:num>
-  <w:num w:numId="72" w16cid:durableId="804004250">
-    <w:abstractNumId w:val="50"/>
-  </w:num>
-  <w:num w:numId="73" w16cid:durableId="1213884484">
-    <w:abstractNumId w:val="46"/>
-  </w:num>
-  <w:num w:numId="74" w16cid:durableId="103159128">
-    <w:abstractNumId w:val="57"/>
-  </w:num>
-  <w:num w:numId="75" w16cid:durableId="70585262">
-    <w:abstractNumId w:val="81"/>
-  </w:num>
-  <w:num w:numId="76" w16cid:durableId="832456644">
-    <w:abstractNumId w:val="56"/>
-  </w:num>
-  <w:num w:numId="77" w16cid:durableId="598291326">
-    <w:abstractNumId w:val="80"/>
-  </w:num>
-  <w:num w:numId="78" w16cid:durableId="1381130800">
-    <w:abstractNumId w:val="14"/>
-  </w:num>
-  <w:num w:numId="79" w16cid:durableId="129715335">
-    <w:abstractNumId w:val="16"/>
-  </w:num>
-  <w:num w:numId="80" w16cid:durableId="1682006243">
-    <w:abstractNumId w:val="23"/>
-  </w:num>
-  <w:num w:numId="81" w16cid:durableId="795830269">
-    <w:abstractNumId w:val="42"/>
-  </w:num>
-  <w:num w:numId="82" w16cid:durableId="588588743">
-    <w:abstractNumId w:val="29"/>
+  <w:num w:numId="102" w16cid:durableId="380903221">
+    <w:abstractNumId w:val="73"/>
   </w:num>
 </w:numbering>
 </file>

--- a/Casita Gabriela vizsgaremek projektfeladat.docx
+++ b/Casita Gabriela vizsgaremek projektfeladat.docx
@@ -287,6 +287,26 @@
         <w:t xml:space="preserve"> A Spanyolországban lévő Casa Gabriel nevű szállodának egy foglalórendszer készítése. A felhasználó tud szűrni szobákat a saját preferenciáinak megfelelően bejelentkezési és kijelentkezési időpontokkal. Az oldal kinézetében és alapvető funkcióiban hasonló a szálláshelyfoglaló és összegyűjtő oldalakhoz, mint pl. a szállás.hu, annyi különbséggel, hogy itt egyetlen helyről van szó.</w:t>
       </w:r>
     </w:p>
+    <w:p>
+      <w:r>
+        <w:t>A weboldalon alapvetően is jelennek meg szobák, amelyekből a felhasználó tud válogatni.</w:t>
+      </w:r>
+    </w:p>
+    <w:p>
+      <w:r>
+        <w:t>A weboldal és a felhasználó között e-mail rendszer működik a foglalásokkal kapcsolatban.</w:t>
+      </w:r>
+    </w:p>
+    <w:p>
+      <w:r>
+        <w:t>Az admin-nak lehetősége van a foglalások jóváhagyására vagy elutasítására, bár a rendszer automatikusan az adatbázisból az előző foglalások alapján ellenőrzi, és kijelzi a szabad helyeket.</w:t>
+      </w:r>
+    </w:p>
+    <w:p>
+      <w:r>
+        <w:t>A foglalás kizárólag regisztrációval, illetve bejelentkezéssel lehetséges.</w:t>
+      </w:r>
+    </w:p>
     <w:p/>
     <w:p>
       <w:pPr>
@@ -310,7 +330,7 @@
           <w:sz w:val="26"/>
           <w:szCs w:val="26"/>
         </w:rPr>
-        <w:t>Projekt áttekintés</w:t>
+        <w:t>Weboldal áttekintés</w:t>
       </w:r>
     </w:p>
     <w:p>
@@ -318,7 +338,11 @@
         <w:spacing w:before="240" w:after="240"/>
       </w:pPr>
       <w:r>
-        <w:t>A Casita Gabriela projekt célja egy Casa Gabriel nevű spanyolországi szállodához kapcsolódó, professzionális és megbízható webes felület és foglalórendszer megvalósítása. A weboldal arculata követi a szálloda hangulatát: meleg, vendégszerető megjelenés, nagy felbontású fényképek és könnyen olvasható tipográfia. A kezdőoldal elsődleges feladata bemutatni a hely szobáit, érzékeltetni a szobák hangulatát és irányt mutatni a foglalási folyamat felé. A látogató rögtön rátalál a legfontosabb információkra: szobatípusok rövid bemutatása, árak, foglalni kívánó személyek száma, maga a foglalófelület, elérhetőség.</w:t>
+        <w:t xml:space="preserve">A Casita Gabriela projekt célja egy Casa Gabriel nevű spanyolországi szállodához kapcsolódó, professzionális és megbízható webes felület és foglalórendszer megvalósítása. A weboldal arculata követi a szálloda hangulatát: meleg, vendégszerető megjelenés, nagy felbontású fényképek és könnyen olvasható tipográfia. A kezdőoldal elsődleges feladata </w:t>
+      </w:r>
+      <w:r>
+        <w:lastRenderedPageBreak/>
+        <w:t>bemutatni a hely szobáit, érzékeltetni a szobák hangulatát és irányt mutatni a foglalási folyamat felé. A látogató rögtön rátalál a legfontosabb információkra: szobatípusok rövid bemutatása, árak, foglalni kívánó személyek száma, maga a foglalófelület, elérhetőség.</w:t>
       </w:r>
     </w:p>
     <w:p>
@@ -326,11 +350,7 @@
         <w:spacing w:before="240" w:after="240"/>
       </w:pPr>
       <w:r>
-        <w:t xml:space="preserve">A weboldal tartalma gondosan szerkesztett szövegekből és képekből épül fel. Minden szobatípus részletes leírást kap, amely ismerteti a szoba alapfelszereltségét, maximális </w:t>
-      </w:r>
-      <w:r>
-        <w:lastRenderedPageBreak/>
-        <w:t>kapacitását és jellemző hangulatát. A kapcsolat oldalon szerepel a pontos cím, telefonszám és a vendég számára szükséges elérhetőségek.</w:t>
+        <w:t>A weboldal tartalma gondosan szerkesztett szövegekből és képekből épül fel. Minden szobatípus részletes leírást kap, amely ismerteti a szoba alapfelszereltségét, maximális kapacitását és jellemző hangulatát. A kapcsolat oldalon szerepel a pontos cím, telefonszám és a vendég számára szükséges elérhetőségek.</w:t>
       </w:r>
     </w:p>
     <w:p>
@@ -363,7 +383,37 @@
         <w:spacing w:before="240" w:after="240"/>
       </w:pPr>
       <w:r>
-        <w:t>A foglalási folyamat végigvezeti a vendéget minden olyan ponton, amely a szállás kiválasztásához és lefoglalásához szükséges. A keresésnél a felhasználó először megadja a be- és kijelentkezés dátumát és a vendégek számát, majd a rendszer felsorolja az adott időszakban rendelkezésre álló szobákat. Minden szobakártya tartalmaz egy fotógalériát, részletes leírást, a szoba alapárát és egy rákattint a részletek megtekintéséhez és a foglalás leadásához. A szoba oldalon láthatóak a szoba pontos adatai, a választható kiegészítők listája és a becsült végösszeg.</w:t>
+        <w:t>A foglalási folyamat végigvezeti a vendéget minden olyan ponton, amely a szállás kiválasztásához és lefoglalásához szükséges. A keresésnél a felhasználó először megadja a be- és kijelentkezés dátumát és a vendégek számát, majd a rendszer felsorolja az adott időszakban rendelkezésre álló szobákat. Minden szoba</w:t>
+      </w:r>
+      <w:r>
+        <w:t xml:space="preserve"> oldal</w:t>
+      </w:r>
+      <w:r>
+        <w:t xml:space="preserve"> tartalmaz egy fotógalériát, részletes leírást, a szoba alapárát</w:t>
+      </w:r>
+      <w:r>
+        <w:t>, illetve a szükséges adatok után egy kalkulációt a végleges árról.</w:t>
+      </w:r>
+      <w:r>
+        <w:t xml:space="preserve"> </w:t>
+      </w:r>
+      <w:r>
+        <w:t xml:space="preserve">Amennyiben a felhasználó nincs bejelentkezve, a foglalást nem tudja leadni, így azelőtt a bejelentkezési felületre kerülhet továbbításra. </w:t>
+      </w:r>
+      <w:r>
+        <w:t>Alább megtekinthető</w:t>
+      </w:r>
+      <w:r>
+        <w:t xml:space="preserve"> a leírás, illetve a vélemények, </w:t>
+      </w:r>
+      <w:r>
+        <w:t xml:space="preserve">felépítésben </w:t>
+      </w:r>
+      <w:r>
+        <w:t>hasonlóan a szallas.hu-hoz</w:t>
+      </w:r>
+      <w:r>
+        <w:t>.</w:t>
       </w:r>
     </w:p>
     <w:p>
@@ -371,7 +421,10 @@
         <w:spacing w:before="240" w:after="240"/>
       </w:pPr>
       <w:r>
-        <w:t>A vendég a kiválasztás után kitölti a szükséges adatait: név, e-mail cím, telefonszám és egyéb releváns információk. A rendszer lehetőséget ad arra, hogy a vendég megjegyzést fűzzön a foglaláshoz, például különleges igények vagy érkezési időpont. A foglalás elküldése után a rendszer automatikusan létrehozza a foglalási rekordot, majd a szálloda adminisztrációja kap egy értesítést, amely alapján eldönthető a foglalás véglegesítése. A vendég a foglalásról visszaigazolást kap e-mailben, amely tartalmazza a foglalás részleteit és az esetleges további teendőket.</w:t>
+        <w:t>A vendég a kiválasztás után kitölti a szükséges adatait: név, e-mail cím, telefonszám és egyéb releváns információk. A foglalás elküldése után a rendszer automatikusan létrehozza a foglalási rekordot, majd a szálloda adminisztrációja kap egy értesítést, amely alapján eldönthető a foglalás véglegesítése. A vendég a foglalásról visszaigazolást kap e-mailben, amely tartalmazza a foglalás részleteit és az esetleges további teendőket.</w:t>
+      </w:r>
+      <w:r>
+        <w:t xml:space="preserve"> A releváns üzenetek kapcsán (jellemzően a foglalási státusz változása) mind az admin, mind a felhasználó az automata e-mailező rendszer üzeneteit megkapja.</w:t>
       </w:r>
     </w:p>
     <w:p>
@@ -412,7 +465,34 @@
         <w:spacing w:before="240" w:after="240"/>
       </w:pPr>
       <w:r>
-        <w:t>Az admin felület a szálloda dolgozóinak hatékony eszköze: egy helyen kezelhetőek a beérkező foglalások, szerkeszthetők a szobák adatai és nyomon követhetők a naplózott események. Az admin belépése után átlátható listát lát minden beérkezett foglalásról. A szobákra kattintva egy foglalás részleteinek megnyitásakor megjelennek a foglaláshoz tartozó szükséges vendégadatok, a foglalás dátuma, így a recepciós gyorsan kommunikálhat a vendéggel vagy módosíthatja a foglalást.</w:t>
+        <w:t>Az admin felület a szálloda dolgozóinak hatékony eszköze: egy helyen kezelhetőek a beérkező foglalások, szerkeszthetők a szobák adatai</w:t>
+      </w:r>
+      <w:r>
+        <w:t>, illetve hozzáadhatók szobák,</w:t>
+      </w:r>
+      <w:r>
+        <w:t xml:space="preserve"> és nyomon követhetők a naplózott események. Az admin belépése után átlátható listát lát minden beérkezett foglalásról</w:t>
+      </w:r>
+      <w:r>
+        <w:t>, az adott szobára rákattintva, így egyszerűen átlátható a szobákhoz tartozó összes foglalás</w:t>
+      </w:r>
+      <w:r>
+        <w:t xml:space="preserve"> és azok státuszai</w:t>
+      </w:r>
+      <w:r>
+        <w:t xml:space="preserve">. </w:t>
+      </w:r>
+      <w:r>
+        <w:t xml:space="preserve">Az adott jóváhagyások widget-je az admin felületen kinyitható, így minden szükséges </w:t>
+      </w:r>
+      <w:r>
+        <w:t xml:space="preserve">vendégadat, a </w:t>
+      </w:r>
+      <w:r>
+        <w:t>be- és kijelentkezés dátuma, a foglalás időpontja, stb. megtekintésre kerülhet. Így</w:t>
+      </w:r>
+      <w:r>
+        <w:t xml:space="preserve"> a recepciós gyorsan kommunikálhat a vendéggel vagy módosíthatja a foglalást.</w:t>
       </w:r>
     </w:p>
     <w:p>
@@ -420,7 +500,7 @@
         <w:spacing w:before="240" w:after="240"/>
       </w:pPr>
       <w:r>
-        <w:t>A nézet ábrázolja a szobák foglaltságát, a be- és kijelentkezéseket. Az admin felületen új foglalás is rögzíthető manuálisan, például telefonon beérkező kéréseknél. A szobák adatlapján szerkeszthető a szoba leírása, alapára egyéb információkkal együtt; az admin egyszerűen fel tud tölteni képeket és frissíteni az adatokat.</w:t>
+        <w:t>A nézet ábrázolja a szobák foglaltságát, a be- és kijelentkezéseket. A szobák adatlapján szerkeszthető a szoba leírása, alapára egyéb információkkal együtt; az admin egyszerűen fel tud tölteni képeket és frissíteni az adatokat.</w:t>
       </w:r>
     </w:p>
     <w:p>
@@ -428,6 +508,7 @@
         <w:spacing w:before="240" w:after="240"/>
       </w:pPr>
       <w:r>
+        <w:lastRenderedPageBreak/>
         <w:t>A rendszer rendelkezik e-mail levelezőrendszerrel, ahol a visszaigazolás, a módosításról szóló értesítés és a lemondási visszaigazolás kerül továbbításra, így a vendégkapcsolat egységes, nyomonkövethető és azonnali marad.</w:t>
       </w:r>
     </w:p>
@@ -461,8 +542,13 @@
         <w:spacing w:before="240" w:after="240"/>
       </w:pPr>
       <w:r>
-        <w:lastRenderedPageBreak/>
-        <w:t>Az oldal e-mail rendszere a foglalási folyamat szerves része, fontos szerepet tölt be a vendégek tájékoztatásában és az adminisztráció támogatásában. A rendszer automatikusan küldi a vendégnek a foglalási visszaigazolást, amely tartalmazza a foglalás azonosítóját, a bérelt szoba adatait, a be- és kijelentkezési időpontokat és a megjegyzésként kapott kéréseket. Az admin szintén kap értesítést minden új foglalásról, valamint a foglalások státuszváltozásairól.</w:t>
+        <w:t>Az oldal e-mail rendszere a foglalási folyamat szerves része, fontos szerepet tölt be a vendégek tájékoztatásában és az adminisztráció támogatásában. A rendszer automatikusan küldi a vendégnek a foglalási visszaigazolást, amely tartalmazza a foglalás azonosítóját, a bérelt szoba adatait, a be- és kijelentkezési</w:t>
+      </w:r>
+      <w:r>
+        <w:t xml:space="preserve"> dátumokat, illetve egyéb fontos adatokat</w:t>
+      </w:r>
+      <w:r>
+        <w:t>. Az admin szintén kap értesítést minden új foglalásról, valamint a foglalások státuszváltozásairól.</w:t>
       </w:r>
     </w:p>
     <w:p>
@@ -470,7 +556,19 @@
         <w:spacing w:before="240" w:after="240"/>
       </w:pPr>
       <w:r>
-        <w:t>Az e-mailek sablonjai rugalmasan szerkeszthetők, a sablonmezők automatikusan kitöltődnek a foglalási adatokkal. A küldési folyamat technikailag egy egyszerű SMTP kapcsolaton keresztül történik, a rendszer rögzíti a sikeres és sikertelen kézbesítéseket. Az e-mail naplózás lehetővé teszi a kézbesítési problémák felderítését és a vendéggel való gyors egyeztetést szükség esetén.</w:t>
+        <w:t xml:space="preserve">Az e-mailek sablonjai rugalmasan szerkeszthetők, a sablonmezők automatikusan kitöltődnek a foglalási adatokkal. A küldési folyamat technikailag egy egyszerű </w:t>
+      </w:r>
+      <w:r>
+        <w:t>G</w:t>
+      </w:r>
+      <w:r>
+        <w:t>mail</w:t>
+      </w:r>
+      <w:r>
+        <w:t xml:space="preserve"> </w:t>
+      </w:r>
+      <w:r>
+        <w:t>SMTP kapcsolaton keresztül történik, a rendszer rögzíti a sikeres és sikertelen kézbesítéseket. Az e-mail naplózás lehetővé teszi a kézbesítési problémák felderítését és a vendéggel való gyors egyeztetést szükség esetén.</w:t>
       </w:r>
     </w:p>
     <w:p>
@@ -478,7 +576,43 @@
         <w:spacing w:before="240" w:after="240"/>
       </w:pPr>
       <w:r>
-        <w:t>A weboldal lehetőséget ad arra is, hogy az admin kézzel indítson értesítéseket, például különleges üzeneteket küldjön érkező vendégeknek, vagy gyorsan tájékoztassa a foglalót a változásokról. Ez a rugalmasság támogatja a személyes ügyfélszolgálatot és a vendégélmény finomhangolását.</w:t>
+        <w:t>Az Ügyfélszolgálat levelezésváltása a</w:t>
+      </w:r>
+      <w:r>
+        <w:t xml:space="preserve"> felhasználókkal a</w:t>
+      </w:r>
+      <w:r>
+        <w:t xml:space="preserve"> következőféleképpen történik</w:t>
+      </w:r>
+      <w:r>
+        <w:t>:</w:t>
+      </w:r>
+    </w:p>
+    <w:p>
+      <w:pPr>
+        <w:spacing w:before="240" w:after="240"/>
+      </w:pPr>
+      <w:r>
+        <w:t xml:space="preserve">A felhasználó az űrlapon vagy közvetlenül e-mailben küld egy </w:t>
+      </w:r>
+      <w:r>
+        <w:t xml:space="preserve">üzenetet az ügyfélszolgálatnak, majd </w:t>
+      </w:r>
+      <w:r>
+        <w:t>a további levelezések közvetlenül a saját felhasznált levelezőszoftveren (pl. Gmail) keresztül történnek.</w:t>
+      </w:r>
+    </w:p>
+    <w:p>
+      <w:pPr>
+        <w:spacing w:before="240" w:after="240"/>
+      </w:pPr>
+    </w:p>
+    <w:p>
+      <w:pPr>
+        <w:spacing w:before="240" w:after="240"/>
+      </w:pPr>
+      <w:r>
+        <w:t>INNEN FOLYTATNI</w:t>
       </w:r>
     </w:p>
     <w:p>
@@ -552,7 +686,11 @@
         <w:spacing w:before="240" w:after="240"/>
       </w:pPr>
       <w:r>
-        <w:t>A vendégek személyes adatai a foglaláshoz szükséges minimális körben kerülnek rögzítésre, és minden adatkezelési művelet naplózásra kerül. A webes kapcsolat titkosított csatornán halad, a belépési jelszavak hash-elve tárolódnak, így a rendszer védelme megfelel a gyakorlatban alkalmazott alapvető biztonsági elvárásoknak. A fizetési tranzakciók nem kerülnek kezelésre a rendszerben; a foglalás adminisztrációját követően a vendégnek a szálloda ad tájékoztatást a fizetési módokról.</w:t>
+        <w:t xml:space="preserve">A vendégek személyes adatai a foglaláshoz szükséges minimális körben kerülnek rögzítésre, és minden adatkezelési művelet naplózásra kerül. A webes kapcsolat titkosított </w:t>
+      </w:r>
+      <w:r>
+        <w:lastRenderedPageBreak/>
+        <w:t>csatornán halad, a belépési jelszavak hash-elve tárolódnak, így a rendszer védelme megfelel a gyakorlatban alkalmazott alapvető biztonsági elvárásoknak. A fizetési tranzakciók nem kerülnek kezelésre a rendszerben; a foglalás adminisztrációját követően a vendégnek a szálloda ad tájékoztatást a fizetési módokról.</w:t>
       </w:r>
     </w:p>
     <w:p>
@@ -585,11 +723,7 @@
         <w:spacing w:before="240" w:after="240"/>
       </w:pPr>
       <w:r>
-        <w:t xml:space="preserve">A fejlesztés éles üzembe helyezése előtt részletes tesztelés történik: minden foglalási forgatókönyv végigpróbálásra kerül, a naptárnézet és a státuszkezelés működését több szempontból is ellenőrizzük a levélküldéssel együtt. Az átadáskor a szálloda kap egy rövid </w:t>
-      </w:r>
-      <w:r>
-        <w:lastRenderedPageBreak/>
-        <w:t>üzemeltetési dokumentációt és a szükséges belépési adatokat az admin felülethez. A projekt célja, hogy a KKK és egyéb elvárások szerint teljesüljön, illetve a mindennapi működés egyszerű legyen, a vendégek pedig átlátható foglalási élményben részesüljenek.</w:t>
+        <w:t>A fejlesztés éles üzembe helyezése előtt részletes tesztelés történik: minden foglalási forgatókönyv végigpróbálásra kerül, a naptárnézet és a státuszkezelés működését több szempontból is ellenőrizzük a levélküldéssel együtt. Az átadáskor a szálloda kap egy rövid üzemeltetési dokumentációt és a szükséges belépési adatokat az admin felülethez. A projekt célja, hogy a KKK és egyéb elvárások szerint teljesüljön, illetve a mindennapi működés egyszerű legyen, a vendégek pedig átlátható foglalási élményben részesüljenek.</w:t>
       </w:r>
     </w:p>
     <w:p>
@@ -822,6 +956,7 @@
         <w:pStyle w:val="Cmsor3"/>
       </w:pPr>
       <w:r>
+        <w:lastRenderedPageBreak/>
         <w:t>4. Fejlesztőkörnyezet és technológiák</w:t>
       </w:r>
     </w:p>
@@ -934,7 +1069,6 @@
         <w:rPr>
           <w:rStyle w:val="Kiemels2"/>
         </w:rPr>
-        <w:lastRenderedPageBreak/>
         <w:t>Backend</w:t>
       </w:r>
     </w:p>
@@ -1349,6 +1483,7 @@
         <w:rPr>
           <w:rStyle w:val="Kiemels2"/>
         </w:rPr>
+        <w:lastRenderedPageBreak/>
         <w:t>Backend</w:t>
       </w:r>
     </w:p>
@@ -1480,7 +1615,6 @@
         <w:rPr>
           <w:rStyle w:val="HTML-kd"/>
         </w:rPr>
-        <w:lastRenderedPageBreak/>
         <w:t xml:space="preserve">    utils</w:t>
       </w:r>
     </w:p>
@@ -1991,6 +2125,7 @@
         <w:rPr>
           <w:rStyle w:val="Kiemels2"/>
         </w:rPr>
+        <w:lastRenderedPageBreak/>
         <w:t>booking</w:t>
       </w:r>
     </w:p>
@@ -2132,7 +2267,6 @@
         <w:rPr>
           <w:rStyle w:val="Kiemels2"/>
         </w:rPr>
-        <w:lastRenderedPageBreak/>
         <w:t>room_id</w:t>
       </w:r>
       <w:r>
@@ -2582,6 +2716,7 @@
         <w:rPr>
           <w:rStyle w:val="Kiemels2"/>
         </w:rPr>
+        <w:lastRenderedPageBreak/>
         <w:t>ER diagram helye</w:t>
       </w:r>
     </w:p>
@@ -2627,7 +2762,6 @@
         <w:rPr>
           <w:rStyle w:val="Kiemels2"/>
         </w:rPr>
-        <w:lastRenderedPageBreak/>
         <w:t>Autentikáció</w:t>
       </w:r>
     </w:p>
@@ -3240,6 +3374,7 @@
         <w:rPr>
           <w:rStyle w:val="HTML-kd"/>
         </w:rPr>
+        <w:lastRenderedPageBreak/>
         <w:t>POST /api/forms</w:t>
       </w:r>
     </w:p>
@@ -3334,7 +3469,6 @@
         <w:rPr>
           <w:rStyle w:val="Kiemels2"/>
         </w:rPr>
-        <w:lastRenderedPageBreak/>
         <w:t>Logolás</w:t>
       </w:r>
     </w:p>
@@ -3348,6 +3482,1679 @@
       </w:pPr>
       <w:r>
         <w:t>minden kritikus művelet naplózása (foglalás létrehozva, státusz változott, e-mail küldés sikertelen).</w:t>
+      </w:r>
+    </w:p>
+    <w:p>
+      <w:pPr>
+        <w:pStyle w:val="Cmsor3"/>
+      </w:pPr>
+      <w:r>
+        <w:t>9. Frontend architektúra és komponensek részletesen</w:t>
+      </w:r>
+    </w:p>
+    <w:p>
+      <w:pPr>
+        <w:pStyle w:val="NormlWeb"/>
+      </w:pPr>
+      <w:r>
+        <w:rPr>
+          <w:rStyle w:val="Kiemels2"/>
+        </w:rPr>
+        <w:t>Oldalak</w:t>
+      </w:r>
+    </w:p>
+    <w:p>
+      <w:pPr>
+        <w:pStyle w:val="NormlWeb"/>
+        <w:numPr>
+          <w:ilvl w:val="0"/>
+          <w:numId w:val="103"/>
+        </w:numPr>
+      </w:pPr>
+      <w:r>
+        <w:rPr>
+          <w:rStyle w:val="Kiemels2"/>
+        </w:rPr>
+        <w:t>Home</w:t>
+      </w:r>
+      <w:r>
+        <w:t xml:space="preserve"> — hero kép, keresőpanel, kiemelt szobák. (Kép helye: hero)</w:t>
+      </w:r>
+    </w:p>
+    <w:p>
+      <w:pPr>
+        <w:pStyle w:val="NormlWeb"/>
+        <w:numPr>
+          <w:ilvl w:val="0"/>
+          <w:numId w:val="103"/>
+        </w:numPr>
+      </w:pPr>
+      <w:r>
+        <w:rPr>
+          <w:rStyle w:val="Kiemels2"/>
+        </w:rPr>
+        <w:t>Rooms</w:t>
+      </w:r>
+      <w:r>
+        <w:t xml:space="preserve"> — lista nézet, szűrők, lapozás.</w:t>
+      </w:r>
+    </w:p>
+    <w:p>
+      <w:pPr>
+        <w:pStyle w:val="NormlWeb"/>
+        <w:numPr>
+          <w:ilvl w:val="0"/>
+          <w:numId w:val="103"/>
+        </w:numPr>
+      </w:pPr>
+      <w:r>
+        <w:rPr>
+          <w:rStyle w:val="Kiemels2"/>
+        </w:rPr>
+        <w:t>RoomDetails</w:t>
+      </w:r>
+      <w:r>
+        <w:t xml:space="preserve"> — galéria, részletes leírás, foglaló űrlap. (Kép helye: galéria)</w:t>
+      </w:r>
+    </w:p>
+    <w:p>
+      <w:pPr>
+        <w:pStyle w:val="NormlWeb"/>
+        <w:numPr>
+          <w:ilvl w:val="0"/>
+          <w:numId w:val="103"/>
+        </w:numPr>
+      </w:pPr>
+      <w:r>
+        <w:rPr>
+          <w:rStyle w:val="Kiemels2"/>
+        </w:rPr>
+        <w:t>Login</w:t>
+      </w:r>
+      <w:r>
+        <w:t xml:space="preserve"> — admin bejelentkezés.</w:t>
+      </w:r>
+    </w:p>
+    <w:p>
+      <w:pPr>
+        <w:pStyle w:val="NormlWeb"/>
+        <w:numPr>
+          <w:ilvl w:val="0"/>
+          <w:numId w:val="103"/>
+        </w:numPr>
+      </w:pPr>
+      <w:r>
+        <w:rPr>
+          <w:rStyle w:val="Kiemels2"/>
+        </w:rPr>
+        <w:t>Admin</w:t>
+      </w:r>
+      <w:r>
+        <w:t xml:space="preserve"> — dashboard, foglaláslista, szobaszerkesztő.</w:t>
+      </w:r>
+    </w:p>
+    <w:p>
+      <w:pPr>
+        <w:pStyle w:val="NormlWeb"/>
+      </w:pPr>
+      <w:r>
+        <w:rPr>
+          <w:rStyle w:val="Kiemels2"/>
+        </w:rPr>
+        <w:t>Fő komponensek</w:t>
+      </w:r>
+    </w:p>
+    <w:p>
+      <w:pPr>
+        <w:pStyle w:val="NormlWeb"/>
+        <w:numPr>
+          <w:ilvl w:val="0"/>
+          <w:numId w:val="104"/>
+        </w:numPr>
+      </w:pPr>
+      <w:r>
+        <w:rPr>
+          <w:rStyle w:val="Kiemels2"/>
+        </w:rPr>
+        <w:t>Header</w:t>
+      </w:r>
+      <w:r>
+        <w:t xml:space="preserve"> — navigáció, bejelentkezés állapota.</w:t>
+      </w:r>
+    </w:p>
+    <w:p>
+      <w:pPr>
+        <w:pStyle w:val="NormlWeb"/>
+        <w:numPr>
+          <w:ilvl w:val="0"/>
+          <w:numId w:val="104"/>
+        </w:numPr>
+      </w:pPr>
+      <w:r>
+        <w:rPr>
+          <w:rStyle w:val="Kiemels2"/>
+        </w:rPr>
+        <w:t>Footer</w:t>
+      </w:r>
+      <w:r>
+        <w:t xml:space="preserve"> — elérhetőségek, jogi információk.</w:t>
+      </w:r>
+    </w:p>
+    <w:p>
+      <w:pPr>
+        <w:pStyle w:val="NormlWeb"/>
+        <w:numPr>
+          <w:ilvl w:val="0"/>
+          <w:numId w:val="104"/>
+        </w:numPr>
+      </w:pPr>
+      <w:r>
+        <w:rPr>
+          <w:rStyle w:val="Kiemels2"/>
+        </w:rPr>
+        <w:t>RoomCard</w:t>
+      </w:r>
+      <w:r>
+        <w:t xml:space="preserve"> — kép, rövid leírás, ár, foglalás gomb.</w:t>
+      </w:r>
+    </w:p>
+    <w:p>
+      <w:pPr>
+        <w:pStyle w:val="NormlWeb"/>
+        <w:numPr>
+          <w:ilvl w:val="0"/>
+          <w:numId w:val="104"/>
+        </w:numPr>
+      </w:pPr>
+      <w:r>
+        <w:rPr>
+          <w:rStyle w:val="Kiemels2"/>
+        </w:rPr>
+        <w:t>BookingForm</w:t>
+      </w:r>
+      <w:r>
+        <w:t xml:space="preserve"> — dátumválasztó, vendégszám, személyes adatok.</w:t>
+      </w:r>
+    </w:p>
+    <w:p>
+      <w:pPr>
+        <w:pStyle w:val="NormlWeb"/>
+        <w:numPr>
+          <w:ilvl w:val="0"/>
+          <w:numId w:val="104"/>
+        </w:numPr>
+      </w:pPr>
+      <w:r>
+        <w:rPr>
+          <w:rStyle w:val="Kiemels2"/>
+        </w:rPr>
+        <w:t>ImageGallery</w:t>
+      </w:r>
+      <w:r>
+        <w:t xml:space="preserve"> — képek lapozása, nagyítás.</w:t>
+      </w:r>
+    </w:p>
+    <w:p>
+      <w:pPr>
+        <w:pStyle w:val="NormlWeb"/>
+      </w:pPr>
+      <w:r>
+        <w:rPr>
+          <w:rStyle w:val="Kiemels2"/>
+        </w:rPr>
+        <w:t>Állapotkezelés</w:t>
+      </w:r>
+    </w:p>
+    <w:p>
+      <w:pPr>
+        <w:pStyle w:val="NormlWeb"/>
+        <w:numPr>
+          <w:ilvl w:val="0"/>
+          <w:numId w:val="105"/>
+        </w:numPr>
+      </w:pPr>
+      <w:r>
+        <w:t>kisebb projekt esetén React Context elegendő; ha bővülés várható, érdemes Redux vagy más megoldás bevezetése.</w:t>
+      </w:r>
+    </w:p>
+    <w:p>
+      <w:pPr>
+        <w:pStyle w:val="NormlWeb"/>
+      </w:pPr>
+      <w:r>
+        <w:rPr>
+          <w:rStyle w:val="Kiemels2"/>
+        </w:rPr>
+        <w:t>API kommunikáció</w:t>
+      </w:r>
+    </w:p>
+    <w:p>
+      <w:pPr>
+        <w:pStyle w:val="NormlWeb"/>
+        <w:numPr>
+          <w:ilvl w:val="0"/>
+          <w:numId w:val="106"/>
+        </w:numPr>
+      </w:pPr>
+      <w:r>
+        <w:rPr>
+          <w:rStyle w:val="HTML-kd"/>
+        </w:rPr>
+        <w:t>services/apis.js</w:t>
+      </w:r>
+      <w:r>
+        <w:t xml:space="preserve"> tartalmazza az Axios példányt és a wrapper függvényeket (pl. </w:t>
+      </w:r>
+      <w:r>
+        <w:rPr>
+          <w:rStyle w:val="HTML-kd"/>
+        </w:rPr>
+        <w:t>getRooms</w:t>
+      </w:r>
+      <w:r>
+        <w:t xml:space="preserve">, </w:t>
+      </w:r>
+      <w:r>
+        <w:rPr>
+          <w:rStyle w:val="HTML-kd"/>
+        </w:rPr>
+        <w:t>createBooking</w:t>
+      </w:r>
+      <w:r>
+        <w:t xml:space="preserve">, </w:t>
+      </w:r>
+      <w:r>
+        <w:rPr>
+          <w:rStyle w:val="HTML-kd"/>
+        </w:rPr>
+        <w:t>login</w:t>
+      </w:r>
+      <w:r>
+        <w:t>).</w:t>
+      </w:r>
+    </w:p>
+    <w:p>
+      <w:pPr>
+        <w:pStyle w:val="NormlWeb"/>
+      </w:pPr>
+      <w:r>
+        <w:rPr>
+          <w:rStyle w:val="Kiemels2"/>
+        </w:rPr>
+        <w:t>Hozzáférhetőség és UX</w:t>
+      </w:r>
+    </w:p>
+    <w:p>
+      <w:pPr>
+        <w:pStyle w:val="NormlWeb"/>
+        <w:numPr>
+          <w:ilvl w:val="0"/>
+          <w:numId w:val="107"/>
+        </w:numPr>
+      </w:pPr>
+      <w:r>
+        <w:t>űrlapok validálása, érthető hibaüzenetek;</w:t>
+      </w:r>
+    </w:p>
+    <w:p>
+      <w:pPr>
+        <w:pStyle w:val="NormlWeb"/>
+        <w:numPr>
+          <w:ilvl w:val="0"/>
+          <w:numId w:val="107"/>
+        </w:numPr>
+      </w:pPr>
+      <w:r>
+        <w:t>mobilbarát elrendezés;</w:t>
+      </w:r>
+    </w:p>
+    <w:p>
+      <w:pPr>
+        <w:pStyle w:val="NormlWeb"/>
+        <w:numPr>
+          <w:ilvl w:val="0"/>
+          <w:numId w:val="107"/>
+        </w:numPr>
+      </w:pPr>
+      <w:r>
+        <w:t>képek alt szövegekkel az akadálymentességért.</w:t>
+      </w:r>
+    </w:p>
+    <w:p>
+      <w:pPr>
+        <w:pStyle w:val="Cmsor3"/>
+      </w:pPr>
+      <w:r>
+        <w:lastRenderedPageBreak/>
+        <w:t>10. Foglalási folyamat lépésről lépésre és üzleti szabályok</w:t>
+      </w:r>
+    </w:p>
+    <w:p>
+      <w:pPr>
+        <w:pStyle w:val="NormlWeb"/>
+      </w:pPr>
+      <w:r>
+        <w:rPr>
+          <w:rStyle w:val="Kiemels2"/>
+        </w:rPr>
+        <w:t>Részletes lépések</w:t>
+      </w:r>
+    </w:p>
+    <w:p>
+      <w:pPr>
+        <w:pStyle w:val="NormlWeb"/>
+        <w:numPr>
+          <w:ilvl w:val="0"/>
+          <w:numId w:val="108"/>
+        </w:numPr>
+      </w:pPr>
+      <w:r>
+        <w:rPr>
+          <w:rStyle w:val="Kiemels2"/>
+        </w:rPr>
+        <w:t>Keresés</w:t>
+      </w:r>
+      <w:r>
+        <w:t>: vendég megadja érkezési és távozási dátumot, vendégek számát.</w:t>
+      </w:r>
+    </w:p>
+    <w:p>
+      <w:pPr>
+        <w:pStyle w:val="NormlWeb"/>
+        <w:numPr>
+          <w:ilvl w:val="0"/>
+          <w:numId w:val="108"/>
+        </w:numPr>
+      </w:pPr>
+      <w:r>
+        <w:rPr>
+          <w:rStyle w:val="Kiemels2"/>
+        </w:rPr>
+        <w:t>Elérhetőség ellenőrzése</w:t>
+      </w:r>
+      <w:r>
+        <w:t xml:space="preserve">: backend lekérdezi a </w:t>
+      </w:r>
+      <w:r>
+        <w:rPr>
+          <w:rStyle w:val="HTML-kd"/>
+        </w:rPr>
+        <w:t>booking</w:t>
+      </w:r>
+      <w:r>
+        <w:t xml:space="preserve"> táblát a dátumtartományra és a kiválasztott szobára.</w:t>
+      </w:r>
+    </w:p>
+    <w:p>
+      <w:pPr>
+        <w:pStyle w:val="NormlWeb"/>
+        <w:numPr>
+          <w:ilvl w:val="0"/>
+          <w:numId w:val="108"/>
+        </w:numPr>
+      </w:pPr>
+      <w:r>
+        <w:rPr>
+          <w:rStyle w:val="Kiemels2"/>
+        </w:rPr>
+        <w:t>Szoba kiválasztása</w:t>
+      </w:r>
+      <w:r>
+        <w:t>: vendég megtekinti a részleteket és képeket.</w:t>
+      </w:r>
+    </w:p>
+    <w:p>
+      <w:pPr>
+        <w:pStyle w:val="NormlWeb"/>
+        <w:numPr>
+          <w:ilvl w:val="0"/>
+          <w:numId w:val="108"/>
+        </w:numPr>
+      </w:pPr>
+      <w:r>
+        <w:rPr>
+          <w:rStyle w:val="Kiemels2"/>
+        </w:rPr>
+        <w:t>Foglalás leadása</w:t>
+      </w:r>
+      <w:r>
+        <w:t xml:space="preserve">: </w:t>
+      </w:r>
+      <w:r>
+        <w:rPr>
+          <w:rStyle w:val="HTML-kd"/>
+        </w:rPr>
+        <w:t>POST /api/bookings</w:t>
+      </w:r>
+      <w:r>
+        <w:t xml:space="preserve"> hívás; ha nincs átfedés, foglalás létrejön </w:t>
+      </w:r>
+      <w:r>
+        <w:rPr>
+          <w:rStyle w:val="HTML-kd"/>
+        </w:rPr>
+        <w:t>Pending</w:t>
+      </w:r>
+      <w:r>
+        <w:t xml:space="preserve"> státusszal.</w:t>
+      </w:r>
+    </w:p>
+    <w:p>
+      <w:pPr>
+        <w:pStyle w:val="NormlWeb"/>
+        <w:numPr>
+          <w:ilvl w:val="0"/>
+          <w:numId w:val="108"/>
+        </w:numPr>
+      </w:pPr>
+      <w:r>
+        <w:rPr>
+          <w:rStyle w:val="Kiemels2"/>
+        </w:rPr>
+        <w:t>Admin jóváhagyás</w:t>
+      </w:r>
+      <w:r>
+        <w:t xml:space="preserve">: admin ellenőrzi és </w:t>
+      </w:r>
+      <w:r>
+        <w:rPr>
+          <w:rStyle w:val="HTML-kd"/>
+        </w:rPr>
+        <w:t>Confirmed</w:t>
+      </w:r>
+      <w:r>
+        <w:t xml:space="preserve"> státuszra állítja, vagy elutasítja.</w:t>
+      </w:r>
+    </w:p>
+    <w:p>
+      <w:pPr>
+        <w:pStyle w:val="NormlWeb"/>
+        <w:numPr>
+          <w:ilvl w:val="0"/>
+          <w:numId w:val="108"/>
+        </w:numPr>
+      </w:pPr>
+      <w:r>
+        <w:rPr>
+          <w:rStyle w:val="Kiemels2"/>
+        </w:rPr>
+        <w:t>Értesítések</w:t>
+      </w:r>
+      <w:r>
+        <w:t>: minden státuszváltozásról e-mail értesítés.</w:t>
+      </w:r>
+    </w:p>
+    <w:p>
+      <w:pPr>
+        <w:pStyle w:val="NormlWeb"/>
+      </w:pPr>
+      <w:r>
+        <w:rPr>
+          <w:rStyle w:val="Kiemels2"/>
+        </w:rPr>
+        <w:t>Üzleti szabályok</w:t>
+      </w:r>
+    </w:p>
+    <w:p>
+      <w:pPr>
+        <w:pStyle w:val="NormlWeb"/>
+        <w:numPr>
+          <w:ilvl w:val="0"/>
+          <w:numId w:val="109"/>
+        </w:numPr>
+      </w:pPr>
+      <w:r>
+        <w:t>minimális tartózkodás beállítható szobánként;</w:t>
+      </w:r>
+    </w:p>
+    <w:p>
+      <w:pPr>
+        <w:pStyle w:val="NormlWeb"/>
+        <w:numPr>
+          <w:ilvl w:val="0"/>
+          <w:numId w:val="109"/>
+        </w:numPr>
+      </w:pPr>
+      <w:r>
+        <w:t>lemondási feltételek dokumentálása és kommunikálása a vendég felé;</w:t>
+      </w:r>
+    </w:p>
+    <w:p>
+      <w:pPr>
+        <w:pStyle w:val="NormlWeb"/>
+        <w:numPr>
+          <w:ilvl w:val="0"/>
+          <w:numId w:val="109"/>
+        </w:numPr>
+      </w:pPr>
+      <w:r>
+        <w:t xml:space="preserve">ha a </w:t>
+      </w:r>
+      <w:r>
+        <w:rPr>
+          <w:rStyle w:val="HTML-kd"/>
+        </w:rPr>
+        <w:t>images</w:t>
+      </w:r>
+      <w:r>
+        <w:t xml:space="preserve"> mező MEDIUMBLOB, figyelni kell a méretkorlátokra; javasolt fájlrendszer + </w:t>
+      </w:r>
+      <w:r>
+        <w:rPr>
+          <w:rStyle w:val="HTML-kd"/>
+        </w:rPr>
+        <w:t>room_images</w:t>
+      </w:r>
+      <w:r>
+        <w:t xml:space="preserve"> tábla.</w:t>
+      </w:r>
+    </w:p>
+    <w:p>
+      <w:pPr>
+        <w:pStyle w:val="Cmsor3"/>
+      </w:pPr>
+      <w:r>
+        <w:t>11. Admin felület funkciói és napi munkafolyamatok</w:t>
+      </w:r>
+    </w:p>
+    <w:p>
+      <w:pPr>
+        <w:pStyle w:val="NormlWeb"/>
+      </w:pPr>
+      <w:r>
+        <w:rPr>
+          <w:rStyle w:val="Kiemels2"/>
+        </w:rPr>
+        <w:t>Főbb funkciók</w:t>
+      </w:r>
+    </w:p>
+    <w:p>
+      <w:pPr>
+        <w:pStyle w:val="NormlWeb"/>
+        <w:numPr>
+          <w:ilvl w:val="0"/>
+          <w:numId w:val="110"/>
+        </w:numPr>
+      </w:pPr>
+      <w:r>
+        <w:t>Foglalások listázása és státuszkezelés.</w:t>
+      </w:r>
+    </w:p>
+    <w:p>
+      <w:pPr>
+        <w:pStyle w:val="NormlWeb"/>
+        <w:numPr>
+          <w:ilvl w:val="0"/>
+          <w:numId w:val="110"/>
+        </w:numPr>
+      </w:pPr>
+      <w:r>
+        <w:t>Szobák létrehozása, szerkesztése, képfeltöltés.</w:t>
+      </w:r>
+    </w:p>
+    <w:p>
+      <w:pPr>
+        <w:pStyle w:val="NormlWeb"/>
+        <w:numPr>
+          <w:ilvl w:val="0"/>
+          <w:numId w:val="110"/>
+        </w:numPr>
+      </w:pPr>
+      <w:r>
+        <w:t>Manuális foglalás rögzítése telefonos kérés esetén.</w:t>
+      </w:r>
+    </w:p>
+    <w:p>
+      <w:pPr>
+        <w:pStyle w:val="NormlWeb"/>
+        <w:numPr>
+          <w:ilvl w:val="0"/>
+          <w:numId w:val="110"/>
+        </w:numPr>
+      </w:pPr>
+      <w:r>
+        <w:t>E-mail sablonok szerkesztése.</w:t>
+      </w:r>
+    </w:p>
+    <w:p>
+      <w:pPr>
+        <w:pStyle w:val="NormlWeb"/>
+        <w:numPr>
+          <w:ilvl w:val="0"/>
+          <w:numId w:val="110"/>
+        </w:numPr>
+      </w:pPr>
+      <w:r>
+        <w:t>Naplózás és egyszerű riportok.</w:t>
+      </w:r>
+    </w:p>
+    <w:p>
+      <w:pPr>
+        <w:pStyle w:val="NormlWeb"/>
+      </w:pPr>
+      <w:r>
+        <w:rPr>
+          <w:rStyle w:val="Kiemels2"/>
+        </w:rPr>
+        <w:t>Napi munkafolyamat példa</w:t>
+      </w:r>
+    </w:p>
+    <w:p>
+      <w:pPr>
+        <w:pStyle w:val="NormlWeb"/>
+        <w:numPr>
+          <w:ilvl w:val="0"/>
+          <w:numId w:val="111"/>
+        </w:numPr>
+      </w:pPr>
+      <w:r>
+        <w:t>Reggel: ellenőrzés a mai érkezések és távozások listáján.</w:t>
+      </w:r>
+    </w:p>
+    <w:p>
+      <w:pPr>
+        <w:pStyle w:val="NormlWeb"/>
+        <w:numPr>
+          <w:ilvl w:val="0"/>
+          <w:numId w:val="111"/>
+        </w:numPr>
+      </w:pPr>
+      <w:r>
+        <w:t>Új foglalások feldolgozása: jóváhagyás, vendég értesítése.</w:t>
+      </w:r>
+    </w:p>
+    <w:p>
+      <w:pPr>
+        <w:pStyle w:val="NormlWeb"/>
+        <w:numPr>
+          <w:ilvl w:val="0"/>
+          <w:numId w:val="111"/>
+        </w:numPr>
+      </w:pPr>
+      <w:r>
+        <w:t>Képek és szobaárak frissítése szükség szerint.</w:t>
+      </w:r>
+    </w:p>
+    <w:p>
+      <w:pPr>
+        <w:pStyle w:val="NormlWeb"/>
+        <w:numPr>
+          <w:ilvl w:val="0"/>
+          <w:numId w:val="111"/>
+        </w:numPr>
+      </w:pPr>
+      <w:r>
+        <w:t>Hibák és kézbesítési problémák naplózása és kezelése.</w:t>
+      </w:r>
+    </w:p>
+    <w:p>
+      <w:pPr>
+        <w:pStyle w:val="NormlWeb"/>
+      </w:pPr>
+      <w:r>
+        <w:rPr>
+          <w:rStyle w:val="Kiemels2"/>
+        </w:rPr>
+        <w:t>Kép helye</w:t>
+      </w:r>
+    </w:p>
+    <w:p>
+      <w:pPr>
+        <w:pStyle w:val="NormlWeb"/>
+        <w:numPr>
+          <w:ilvl w:val="0"/>
+          <w:numId w:val="112"/>
+        </w:numPr>
+      </w:pPr>
+      <w:r>
+        <w:t>Admin dashboard vázlat: ide illessz be egy képernyőtervet.</w:t>
+      </w:r>
+    </w:p>
+    <w:p>
+      <w:pPr>
+        <w:pStyle w:val="Cmsor3"/>
+      </w:pPr>
+      <w:r>
+        <w:t>12. E-mail rendszer, sablonok és naplózás</w:t>
+      </w:r>
+    </w:p>
+    <w:p>
+      <w:pPr>
+        <w:pStyle w:val="NormlWeb"/>
+      </w:pPr>
+      <w:r>
+        <w:rPr>
+          <w:rStyle w:val="Kiemels2"/>
+        </w:rPr>
+        <w:t>Működés</w:t>
+      </w:r>
+    </w:p>
+    <w:p>
+      <w:pPr>
+        <w:pStyle w:val="NormlWeb"/>
+        <w:numPr>
+          <w:ilvl w:val="0"/>
+          <w:numId w:val="113"/>
+        </w:numPr>
+      </w:pPr>
+      <w:r>
+        <w:t>SMTP alapú küldés Nodemailer-rel.</w:t>
+      </w:r>
+    </w:p>
+    <w:p>
+      <w:pPr>
+        <w:pStyle w:val="NormlWeb"/>
+        <w:numPr>
+          <w:ilvl w:val="0"/>
+          <w:numId w:val="113"/>
+        </w:numPr>
+      </w:pPr>
+      <w:r>
+        <w:t>Sablonok HTML formátumban, változókkal (</w:t>
+      </w:r>
+      <w:r>
+        <w:rPr>
+          <w:rStyle w:val="HTML-kd"/>
+        </w:rPr>
+        <w:t>{{guestName}}</w:t>
+      </w:r>
+      <w:r>
+        <w:t xml:space="preserve">, </w:t>
+      </w:r>
+      <w:r>
+        <w:rPr>
+          <w:rStyle w:val="HTML-kd"/>
+        </w:rPr>
+        <w:t>{{bookingId}}</w:t>
+      </w:r>
+      <w:r>
+        <w:t>).</w:t>
+      </w:r>
+    </w:p>
+    <w:p>
+      <w:pPr>
+        <w:pStyle w:val="NormlWeb"/>
+        <w:numPr>
+          <w:ilvl w:val="0"/>
+          <w:numId w:val="113"/>
+        </w:numPr>
+      </w:pPr>
+      <w:r>
+        <w:t>Küldési kísérletek naplózása: sikeres, sikertelen, hibakód.</w:t>
+      </w:r>
+    </w:p>
+    <w:p>
+      <w:pPr>
+        <w:pStyle w:val="NormlWeb"/>
+      </w:pPr>
+      <w:r>
+        <w:rPr>
+          <w:rStyle w:val="Kiemels2"/>
+        </w:rPr>
+        <w:lastRenderedPageBreak/>
+        <w:t>Alap sablonok</w:t>
+      </w:r>
+    </w:p>
+    <w:p>
+      <w:pPr>
+        <w:pStyle w:val="NormlWeb"/>
+        <w:numPr>
+          <w:ilvl w:val="0"/>
+          <w:numId w:val="114"/>
+        </w:numPr>
+      </w:pPr>
+      <w:r>
+        <w:t>Foglalás visszaigazolása.</w:t>
+      </w:r>
+    </w:p>
+    <w:p>
+      <w:pPr>
+        <w:pStyle w:val="NormlWeb"/>
+        <w:numPr>
+          <w:ilvl w:val="0"/>
+          <w:numId w:val="114"/>
+        </w:numPr>
+      </w:pPr>
+      <w:r>
+        <w:t>Foglalás jóváhagyása/elutasítása.</w:t>
+      </w:r>
+    </w:p>
+    <w:p>
+      <w:pPr>
+        <w:pStyle w:val="NormlWeb"/>
+        <w:numPr>
+          <w:ilvl w:val="0"/>
+          <w:numId w:val="114"/>
+        </w:numPr>
+      </w:pPr>
+      <w:r>
+        <w:t>Foglalás módosítása.</w:t>
+      </w:r>
+    </w:p>
+    <w:p>
+      <w:pPr>
+        <w:pStyle w:val="NormlWeb"/>
+        <w:numPr>
+          <w:ilvl w:val="0"/>
+          <w:numId w:val="114"/>
+        </w:numPr>
+      </w:pPr>
+      <w:r>
+        <w:t>Lemondási visszaigazolás.</w:t>
+      </w:r>
+    </w:p>
+    <w:p>
+      <w:pPr>
+        <w:pStyle w:val="NormlWeb"/>
+      </w:pPr>
+      <w:r>
+        <w:rPr>
+          <w:rStyle w:val="Kiemels2"/>
+        </w:rPr>
+        <w:t>Hiba- és kézbesítési napló</w:t>
+      </w:r>
+    </w:p>
+    <w:p>
+      <w:pPr>
+        <w:pStyle w:val="NormlWeb"/>
+        <w:numPr>
+          <w:ilvl w:val="0"/>
+          <w:numId w:val="115"/>
+        </w:numPr>
+      </w:pPr>
+      <w:r>
+        <w:t>minden küldési kísérlet mentésre kerül: timestamp, címzett, státusz, hibaüzenet.</w:t>
+      </w:r>
+    </w:p>
+    <w:p>
+      <w:pPr>
+        <w:pStyle w:val="NormlWeb"/>
+        <w:numPr>
+          <w:ilvl w:val="0"/>
+          <w:numId w:val="115"/>
+        </w:numPr>
+      </w:pPr>
+      <w:r>
+        <w:t>admin felületen keresztül kereshető naplók.</w:t>
+      </w:r>
+    </w:p>
+    <w:p>
+      <w:pPr>
+        <w:pStyle w:val="Cmsor3"/>
+      </w:pPr>
+      <w:r>
+        <w:t>13. Tesztelés, minőségbiztosítás és tesztforgatókönyvek</w:t>
+      </w:r>
+    </w:p>
+    <w:p>
+      <w:pPr>
+        <w:pStyle w:val="NormlWeb"/>
+      </w:pPr>
+      <w:r>
+        <w:rPr>
+          <w:rStyle w:val="Kiemels2"/>
+        </w:rPr>
+        <w:t>Tesztelési szintek</w:t>
+      </w:r>
+    </w:p>
+    <w:p>
+      <w:pPr>
+        <w:pStyle w:val="NormlWeb"/>
+        <w:numPr>
+          <w:ilvl w:val="0"/>
+          <w:numId w:val="116"/>
+        </w:numPr>
+      </w:pPr>
+      <w:r>
+        <w:t>Egységtesztek: kritikus backend logika (foglalás ellenőrzés, autentikáció).</w:t>
+      </w:r>
+    </w:p>
+    <w:p>
+      <w:pPr>
+        <w:pStyle w:val="NormlWeb"/>
+        <w:numPr>
+          <w:ilvl w:val="0"/>
+          <w:numId w:val="116"/>
+        </w:numPr>
+      </w:pPr>
+      <w:r>
+        <w:t>Integrációs tesztek: API végpontok (Supertest vagy Postman Collection).</w:t>
+      </w:r>
+    </w:p>
+    <w:p>
+      <w:pPr>
+        <w:pStyle w:val="NormlWeb"/>
+        <w:numPr>
+          <w:ilvl w:val="0"/>
+          <w:numId w:val="116"/>
+        </w:numPr>
+      </w:pPr>
+      <w:r>
+        <w:t>End-to-end tesztek: felhasználói folyamatok (Cypress vagy Playwright).</w:t>
+      </w:r>
+    </w:p>
+    <w:p>
+      <w:pPr>
+        <w:pStyle w:val="NormlWeb"/>
+        <w:numPr>
+          <w:ilvl w:val="0"/>
+          <w:numId w:val="116"/>
+        </w:numPr>
+      </w:pPr>
+      <w:r>
+        <w:t>Manuális tesztelés: admin felület és edge-case forgatókönyvek.</w:t>
+      </w:r>
+    </w:p>
+    <w:p>
+      <w:pPr>
+        <w:pStyle w:val="NormlWeb"/>
+      </w:pPr>
+      <w:r>
+        <w:rPr>
+          <w:rStyle w:val="Kiemels2"/>
+        </w:rPr>
+        <w:t>Példa tesztforgatókönyvek</w:t>
+      </w:r>
+    </w:p>
+    <w:p>
+      <w:pPr>
+        <w:pStyle w:val="NormlWeb"/>
+        <w:numPr>
+          <w:ilvl w:val="0"/>
+          <w:numId w:val="117"/>
+        </w:numPr>
+      </w:pPr>
+      <w:r>
+        <w:t>sikeres foglalás létrehozása és visszaigazolás;</w:t>
+      </w:r>
+    </w:p>
+    <w:p>
+      <w:pPr>
+        <w:pStyle w:val="NormlWeb"/>
+        <w:numPr>
+          <w:ilvl w:val="0"/>
+          <w:numId w:val="117"/>
+        </w:numPr>
+      </w:pPr>
+      <w:r>
+        <w:t>dátumütközés kezelése (két foglalás átfedése);</w:t>
+      </w:r>
+    </w:p>
+    <w:p>
+      <w:pPr>
+        <w:pStyle w:val="NormlWeb"/>
+        <w:numPr>
+          <w:ilvl w:val="0"/>
+          <w:numId w:val="117"/>
+        </w:numPr>
+      </w:pPr>
+      <w:r>
+        <w:t>admin státuszváltás és e-mail értesítés;</w:t>
+      </w:r>
+    </w:p>
+    <w:p>
+      <w:pPr>
+        <w:pStyle w:val="NormlWeb"/>
+        <w:numPr>
+          <w:ilvl w:val="0"/>
+          <w:numId w:val="117"/>
+        </w:numPr>
+      </w:pPr>
+      <w:r>
+        <w:t>jogosultságkezelés: admin vs. nem admin;</w:t>
+      </w:r>
+    </w:p>
+    <w:p>
+      <w:pPr>
+        <w:pStyle w:val="NormlWeb"/>
+        <w:numPr>
+          <w:ilvl w:val="0"/>
+          <w:numId w:val="117"/>
+        </w:numPr>
+      </w:pPr>
+      <w:r>
+        <w:t>képfeltöltés és megjelenítés különböző böngészőkben.</w:t>
+      </w:r>
+    </w:p>
+    <w:p>
+      <w:pPr>
+        <w:pStyle w:val="NormlWeb"/>
+      </w:pPr>
+      <w:r>
+        <w:rPr>
+          <w:rStyle w:val="Kiemels2"/>
+        </w:rPr>
+        <w:t>CI javaslat</w:t>
+      </w:r>
+    </w:p>
+    <w:p>
+      <w:pPr>
+        <w:pStyle w:val="NormlWeb"/>
+        <w:numPr>
+          <w:ilvl w:val="0"/>
+          <w:numId w:val="118"/>
+        </w:numPr>
+      </w:pPr>
+      <w:r>
+        <w:t>GitHub Actions vagy más CI futtatása: unit tesztek, lint, build pipeline minden PR-nél.</w:t>
+      </w:r>
+    </w:p>
+    <w:p>
+      <w:pPr>
+        <w:pStyle w:val="Cmsor3"/>
+      </w:pPr>
+      <w:r>
+        <w:t>14. Biztonság, adatvédelem és GDPR megfelelés</w:t>
+      </w:r>
+    </w:p>
+    <w:p>
+      <w:pPr>
+        <w:pStyle w:val="NormlWeb"/>
+      </w:pPr>
+      <w:r>
+        <w:rPr>
+          <w:rStyle w:val="Kiemels2"/>
+        </w:rPr>
+        <w:t>Alapintézkedések</w:t>
+      </w:r>
+    </w:p>
+    <w:p>
+      <w:pPr>
+        <w:pStyle w:val="NormlWeb"/>
+        <w:numPr>
+          <w:ilvl w:val="0"/>
+          <w:numId w:val="119"/>
+        </w:numPr>
+      </w:pPr>
+      <w:r>
+        <w:t>jelszavak hash-elése bcrypt-tel;</w:t>
+      </w:r>
+    </w:p>
+    <w:p>
+      <w:pPr>
+        <w:pStyle w:val="NormlWeb"/>
+        <w:numPr>
+          <w:ilvl w:val="0"/>
+          <w:numId w:val="119"/>
+        </w:numPr>
+      </w:pPr>
+      <w:r>
+        <w:t>HTTPS minden kommunikációnál;</w:t>
+      </w:r>
+    </w:p>
+    <w:p>
+      <w:pPr>
+        <w:pStyle w:val="NormlWeb"/>
+        <w:numPr>
+          <w:ilvl w:val="0"/>
+          <w:numId w:val="119"/>
+        </w:numPr>
+      </w:pPr>
+      <w:r>
+        <w:t>JWT tokenek rövid lejárattal és refresh mechanizmussal;</w:t>
+      </w:r>
+    </w:p>
+    <w:p>
+      <w:pPr>
+        <w:pStyle w:val="NormlWeb"/>
+        <w:numPr>
+          <w:ilvl w:val="0"/>
+          <w:numId w:val="119"/>
+        </w:numPr>
+      </w:pPr>
+      <w:r>
+        <w:t>minimális adatgyűjtés: csak a foglaláshoz szükséges adatok tárolása.</w:t>
+      </w:r>
+    </w:p>
+    <w:p>
+      <w:pPr>
+        <w:pStyle w:val="NormlWeb"/>
+      </w:pPr>
+      <w:r>
+        <w:rPr>
+          <w:rStyle w:val="Kiemels2"/>
+        </w:rPr>
+        <w:t>GDPR</w:t>
+      </w:r>
+    </w:p>
+    <w:p>
+      <w:pPr>
+        <w:pStyle w:val="NormlWeb"/>
+        <w:numPr>
+          <w:ilvl w:val="0"/>
+          <w:numId w:val="120"/>
+        </w:numPr>
+      </w:pPr>
+      <w:r>
+        <w:t>adatkezelési tájékoztató a weboldalon;</w:t>
+      </w:r>
+    </w:p>
+    <w:p>
+      <w:pPr>
+        <w:pStyle w:val="NormlWeb"/>
+        <w:numPr>
+          <w:ilvl w:val="0"/>
+          <w:numId w:val="120"/>
+        </w:numPr>
+      </w:pPr>
+      <w:r>
+        <w:t>vendég kérésére adatok törlése vagy anonimizálása;</w:t>
+      </w:r>
+    </w:p>
+    <w:p>
+      <w:pPr>
+        <w:pStyle w:val="NormlWeb"/>
+        <w:numPr>
+          <w:ilvl w:val="0"/>
+          <w:numId w:val="120"/>
+        </w:numPr>
+      </w:pPr>
+      <w:r>
+        <w:t>naplózás és adatkezelési műveletek dokumentálása.</w:t>
+      </w:r>
+    </w:p>
+    <w:p>
+      <w:pPr>
+        <w:pStyle w:val="NormlWeb"/>
+      </w:pPr>
+      <w:r>
+        <w:rPr>
+          <w:rStyle w:val="Kiemels2"/>
+        </w:rPr>
+        <w:lastRenderedPageBreak/>
+        <w:t>Hozzáférés-kezelés</w:t>
+      </w:r>
+    </w:p>
+    <w:p>
+      <w:pPr>
+        <w:pStyle w:val="NormlWeb"/>
+        <w:numPr>
+          <w:ilvl w:val="0"/>
+          <w:numId w:val="121"/>
+        </w:numPr>
+      </w:pPr>
+      <w:r>
+        <w:t>szerepkör alapú jogosultságok (admin, recepciós, vendég);</w:t>
+      </w:r>
+    </w:p>
+    <w:p>
+      <w:pPr>
+        <w:pStyle w:val="NormlWeb"/>
+        <w:numPr>
+          <w:ilvl w:val="0"/>
+          <w:numId w:val="121"/>
+        </w:numPr>
+      </w:pPr>
+      <w:r>
+        <w:t>audit naplók kritikus műveletekről.</w:t>
+      </w:r>
+    </w:p>
+    <w:p>
+      <w:pPr>
+        <w:pStyle w:val="Cmsor3"/>
+      </w:pPr>
+      <w:r>
+        <w:t>15. Üzemeltetés, telepítés és karbantartás</w:t>
+      </w:r>
+    </w:p>
+    <w:p>
+      <w:pPr>
+        <w:pStyle w:val="NormlWeb"/>
+      </w:pPr>
+      <w:r>
+        <w:rPr>
+          <w:rStyle w:val="Kiemels2"/>
+        </w:rPr>
+        <w:t>Telepítési javaslat</w:t>
+      </w:r>
+    </w:p>
+    <w:p>
+      <w:pPr>
+        <w:pStyle w:val="NormlWeb"/>
+        <w:numPr>
+          <w:ilvl w:val="0"/>
+          <w:numId w:val="122"/>
+        </w:numPr>
+      </w:pPr>
+      <w:r>
+        <w:t>backend és frontend külön konténerben vagy szerveren futtatható;</w:t>
+      </w:r>
+    </w:p>
+    <w:p>
+      <w:pPr>
+        <w:pStyle w:val="NormlWeb"/>
+        <w:numPr>
+          <w:ilvl w:val="0"/>
+          <w:numId w:val="122"/>
+        </w:numPr>
+      </w:pPr>
+      <w:r>
+        <w:t>adatbázis külön szerveren vagy felhőszolgáltatáson;</w:t>
+      </w:r>
+    </w:p>
+    <w:p>
+      <w:pPr>
+        <w:pStyle w:val="NormlWeb"/>
+        <w:numPr>
+          <w:ilvl w:val="0"/>
+          <w:numId w:val="122"/>
+        </w:numPr>
+      </w:pPr>
+      <w:r>
+        <w:t xml:space="preserve">környezeti változók </w:t>
+      </w:r>
+      <w:r>
+        <w:rPr>
+          <w:rStyle w:val="HTML-kd"/>
+        </w:rPr>
+        <w:t>.env</w:t>
+      </w:r>
+      <w:r>
+        <w:t xml:space="preserve"> fájlban, titkos kulcsok biztonságos tárolása.</w:t>
+      </w:r>
+    </w:p>
+    <w:p>
+      <w:pPr>
+        <w:pStyle w:val="NormlWeb"/>
+      </w:pPr>
+      <w:r>
+        <w:rPr>
+          <w:rStyle w:val="Kiemels2"/>
+        </w:rPr>
+        <w:t>Mentések és monitoring</w:t>
+      </w:r>
+    </w:p>
+    <w:p>
+      <w:pPr>
+        <w:pStyle w:val="NormlWeb"/>
+        <w:numPr>
+          <w:ilvl w:val="0"/>
+          <w:numId w:val="123"/>
+        </w:numPr>
+      </w:pPr>
+      <w:r>
+        <w:t>napi adatbázis mentés, heti archiválás;</w:t>
+      </w:r>
+    </w:p>
+    <w:p>
+      <w:pPr>
+        <w:pStyle w:val="NormlWeb"/>
+        <w:numPr>
+          <w:ilvl w:val="0"/>
+          <w:numId w:val="123"/>
+        </w:numPr>
+      </w:pPr>
+      <w:r>
+        <w:t>logok gyűjtése és elemzése;</w:t>
+      </w:r>
+    </w:p>
+    <w:p>
+      <w:pPr>
+        <w:pStyle w:val="NormlWeb"/>
+        <w:numPr>
+          <w:ilvl w:val="0"/>
+          <w:numId w:val="123"/>
+        </w:numPr>
+      </w:pPr>
+      <w:r>
+        <w:t>szerver erőforrások figyelése.</w:t>
+      </w:r>
+    </w:p>
+    <w:p>
+      <w:pPr>
+        <w:pStyle w:val="NormlWeb"/>
+      </w:pPr>
+      <w:r>
+        <w:rPr>
+          <w:rStyle w:val="Kiemels2"/>
+        </w:rPr>
+        <w:t>Frissítések</w:t>
+      </w:r>
+    </w:p>
+    <w:p>
+      <w:pPr>
+        <w:pStyle w:val="NormlWeb"/>
+        <w:numPr>
+          <w:ilvl w:val="0"/>
+          <w:numId w:val="124"/>
+        </w:numPr>
+      </w:pPr>
+      <w:r>
+        <w:t>függőségek rendszeres frissítése;</w:t>
+      </w:r>
+    </w:p>
+    <w:p>
+      <w:pPr>
+        <w:pStyle w:val="NormlWeb"/>
+        <w:numPr>
+          <w:ilvl w:val="0"/>
+          <w:numId w:val="124"/>
+        </w:numPr>
+      </w:pPr>
+      <w:r>
+        <w:t>biztonsági javítások gyors alkalmazása;</w:t>
+      </w:r>
+    </w:p>
+    <w:p>
+      <w:pPr>
+        <w:pStyle w:val="NormlWeb"/>
+        <w:numPr>
+          <w:ilvl w:val="0"/>
+          <w:numId w:val="124"/>
+        </w:numPr>
+      </w:pPr>
+      <w:r>
+        <w:t>mentések tesztelt visszaállítása időszakonként.</w:t>
+      </w:r>
+    </w:p>
+    <w:p>
+      <w:pPr>
+        <w:pStyle w:val="Cmsor3"/>
+      </w:pPr>
+      <w:r>
+        <w:t>16. Fejlesztési javaslatok és roadmap</w:t>
+      </w:r>
+    </w:p>
+    <w:p>
+      <w:pPr>
+        <w:pStyle w:val="NormlWeb"/>
+      </w:pPr>
+      <w:r>
+        <w:rPr>
+          <w:rStyle w:val="Kiemels2"/>
+        </w:rPr>
+        <w:t>Rövid táv</w:t>
+      </w:r>
+    </w:p>
+    <w:p>
+      <w:pPr>
+        <w:pStyle w:val="NormlWeb"/>
+        <w:numPr>
+          <w:ilvl w:val="0"/>
+          <w:numId w:val="125"/>
+        </w:numPr>
+      </w:pPr>
+      <w:r>
+        <w:t xml:space="preserve">képek tárolásának átalakítása fájlrendszer + </w:t>
+      </w:r>
+      <w:r>
+        <w:rPr>
+          <w:rStyle w:val="HTML-kd"/>
+        </w:rPr>
+        <w:t>room_images</w:t>
+      </w:r>
+      <w:r>
+        <w:t xml:space="preserve"> tábla használatára;</w:t>
+      </w:r>
+    </w:p>
+    <w:p>
+      <w:pPr>
+        <w:pStyle w:val="NormlWeb"/>
+        <w:numPr>
+          <w:ilvl w:val="0"/>
+          <w:numId w:val="125"/>
+        </w:numPr>
+      </w:pPr>
+      <w:r>
+        <w:t>admin riportok alapfunkcióinak bevezetése.</w:t>
+      </w:r>
+    </w:p>
+    <w:p>
+      <w:pPr>
+        <w:pStyle w:val="NormlWeb"/>
+      </w:pPr>
+      <w:r>
+        <w:rPr>
+          <w:rStyle w:val="Kiemels2"/>
+        </w:rPr>
+        <w:t>Középtáv</w:t>
+      </w:r>
+    </w:p>
+    <w:p>
+      <w:pPr>
+        <w:pStyle w:val="NormlWeb"/>
+        <w:numPr>
+          <w:ilvl w:val="0"/>
+          <w:numId w:val="126"/>
+        </w:numPr>
+      </w:pPr>
+      <w:r>
+        <w:t>online fizetés integráció (Stripe vagy PayPal);</w:t>
+      </w:r>
+    </w:p>
+    <w:p>
+      <w:pPr>
+        <w:pStyle w:val="NormlWeb"/>
+        <w:numPr>
+          <w:ilvl w:val="0"/>
+          <w:numId w:val="126"/>
+        </w:numPr>
+      </w:pPr>
+      <w:r>
+        <w:t>többnyelvű felület (EN/ES/HU);</w:t>
+      </w:r>
+    </w:p>
+    <w:p>
+      <w:pPr>
+        <w:pStyle w:val="NormlWeb"/>
+        <w:numPr>
+          <w:ilvl w:val="0"/>
+          <w:numId w:val="126"/>
+        </w:numPr>
+      </w:pPr>
+      <w:r>
+        <w:t>vendégprofilok és hűségprogram.</w:t>
+      </w:r>
+    </w:p>
+    <w:p>
+      <w:pPr>
+        <w:pStyle w:val="NormlWeb"/>
+      </w:pPr>
+      <w:r>
+        <w:rPr>
+          <w:rStyle w:val="Kiemels2"/>
+        </w:rPr>
+        <w:t>Hosszú táv</w:t>
+      </w:r>
+    </w:p>
+    <w:p>
+      <w:pPr>
+        <w:pStyle w:val="NormlWeb"/>
+        <w:numPr>
+          <w:ilvl w:val="0"/>
+          <w:numId w:val="127"/>
+        </w:numPr>
+      </w:pPr>
+      <w:r>
+        <w:t>statisztikai modul és BI integráció;</w:t>
+      </w:r>
+    </w:p>
+    <w:p>
+      <w:pPr>
+        <w:pStyle w:val="NormlWeb"/>
+        <w:numPr>
+          <w:ilvl w:val="0"/>
+          <w:numId w:val="127"/>
+        </w:numPr>
+      </w:pPr>
+      <w:r>
+        <w:t>mobilalkalmazás vagy PWA;</w:t>
+      </w:r>
+    </w:p>
+    <w:p>
+      <w:pPr>
+        <w:pStyle w:val="NormlWeb"/>
+        <w:numPr>
+          <w:ilvl w:val="0"/>
+          <w:numId w:val="127"/>
+        </w:numPr>
+      </w:pPr>
+      <w:r>
+        <w:t>automatizált marketing értesítések visszatérő vendégeknek.</w:t>
+      </w:r>
+    </w:p>
+    <w:p>
+      <w:pPr>
+        <w:pStyle w:val="Cmsor3"/>
+      </w:pPr>
+      <w:r>
+        <w:lastRenderedPageBreak/>
+        <w:t>17. Mellékletek helyei képek és diagramok számára</w:t>
+      </w:r>
+    </w:p>
+    <w:p>
+      <w:pPr>
+        <w:pStyle w:val="NormlWeb"/>
+      </w:pPr>
+      <w:r>
+        <w:t xml:space="preserve">A dokumentumban az alábbi helyeken hagytam </w:t>
+      </w:r>
+      <w:r>
+        <w:rPr>
+          <w:rStyle w:val="Kiemels2"/>
+        </w:rPr>
+        <w:t>egyértelmű helykitöltőket</w:t>
+      </w:r>
+      <w:r>
+        <w:t xml:space="preserve"> képek és diagramok beillesztésére. A Word-be illesztéskor a megadott helyekre töltsd fel a megfelelő fájlokat.</w:t>
+      </w:r>
+    </w:p>
+    <w:p>
+      <w:pPr>
+        <w:pStyle w:val="NormlWeb"/>
+        <w:numPr>
+          <w:ilvl w:val="0"/>
+          <w:numId w:val="128"/>
+        </w:numPr>
+      </w:pPr>
+      <w:r>
+        <w:rPr>
+          <w:rStyle w:val="Kiemels2"/>
+        </w:rPr>
+        <w:t>Kép A</w:t>
+      </w:r>
+      <w:r>
+        <w:t>: kezdőoldal hero kép (Bevezető után)</w:t>
+      </w:r>
+    </w:p>
+    <w:p>
+      <w:pPr>
+        <w:pStyle w:val="NormlWeb"/>
+        <w:numPr>
+          <w:ilvl w:val="0"/>
+          <w:numId w:val="128"/>
+        </w:numPr>
+      </w:pPr>
+      <w:r>
+        <w:rPr>
+          <w:rStyle w:val="Kiemels2"/>
+        </w:rPr>
+        <w:t>Kép B</w:t>
+      </w:r>
+      <w:r>
+        <w:t>: RoomCard minta (Frontend komponensek fejezet)</w:t>
+      </w:r>
+    </w:p>
+    <w:p>
+      <w:pPr>
+        <w:pStyle w:val="NormlWeb"/>
+        <w:numPr>
+          <w:ilvl w:val="0"/>
+          <w:numId w:val="128"/>
+        </w:numPr>
+      </w:pPr>
+      <w:r>
+        <w:rPr>
+          <w:rStyle w:val="Kiemels2"/>
+        </w:rPr>
+        <w:t>Kép C</w:t>
+      </w:r>
+      <w:r>
+        <w:t>: Foglalási folyamat diagram (Foglalási folyamat fejezet)</w:t>
+      </w:r>
+    </w:p>
+    <w:p>
+      <w:pPr>
+        <w:pStyle w:val="NormlWeb"/>
+        <w:numPr>
+          <w:ilvl w:val="0"/>
+          <w:numId w:val="128"/>
+        </w:numPr>
+      </w:pPr>
+      <w:r>
+        <w:rPr>
+          <w:rStyle w:val="Kiemels2"/>
+        </w:rPr>
+        <w:t>Kép D</w:t>
+      </w:r>
+      <w:r>
+        <w:t>: ER diagram (ER kapcsolatok fejezet)</w:t>
+      </w:r>
+    </w:p>
+    <w:p>
+      <w:pPr>
+        <w:pStyle w:val="NormlWeb"/>
+        <w:numPr>
+          <w:ilvl w:val="0"/>
+          <w:numId w:val="128"/>
+        </w:numPr>
+      </w:pPr>
+      <w:r>
+        <w:rPr>
+          <w:rStyle w:val="Kiemels2"/>
+        </w:rPr>
+        <w:t>Kép E</w:t>
+      </w:r>
+      <w:r>
+        <w:t>: Admin dashboard vázlat (Admin felület fejezet)</w:t>
+      </w:r>
+    </w:p>
+    <w:p>
+      <w:pPr>
+        <w:pStyle w:val="NormlWeb"/>
+        <w:numPr>
+          <w:ilvl w:val="0"/>
+          <w:numId w:val="128"/>
+        </w:numPr>
+      </w:pPr>
+      <w:r>
+        <w:rPr>
+          <w:rStyle w:val="Kiemels2"/>
+        </w:rPr>
+        <w:t>Kép F</w:t>
+      </w:r>
+      <w:r>
+        <w:t>: API hívás séma vagy Postman gyűjtemény képernyőkép (Backend fejezet)</w:t>
+      </w:r>
+    </w:p>
+    <w:p>
+      <w:pPr>
+        <w:pStyle w:val="NormlWeb"/>
+      </w:pPr>
+      <w:r>
+        <w:rPr>
+          <w:rStyle w:val="Kiemels2"/>
+        </w:rPr>
+        <w:t>Képformátum javaslat</w:t>
+      </w:r>
+      <w:r>
+        <w:t>: PNG vagy JPG, 150–300 DPI, szélesség 1200–2000 px a jó megjelenéshez Word-ben.</w:t>
+      </w:r>
+    </w:p>
+    <w:p>
+      <w:pPr>
+        <w:pStyle w:val="Cmsor3"/>
+      </w:pPr>
+      <w:r>
+        <w:t>18. Összefoglalás és köszönetnyilvánítás</w:t>
+      </w:r>
+    </w:p>
+    <w:p>
+      <w:pPr>
+        <w:pStyle w:val="NormlWeb"/>
+      </w:pPr>
+      <w:r>
+        <w:t>Ez a dokumentáció a Casita Gabriela projekt technikai és felhasználói oldalát részletesen lefedi. A cél egy olyan, vizsgaremek szintű anyag elkészítése volt, amelyet közvetlenül be tudsz illeszteni a Word dokumentumodba: a bevezetőt a dokumentum elejére helyezd, a többi fejezetet pedig a fentiek szerint szerkeszd tovább. Köszönet a projektért és a részletes inputokért — a dokumentum a te munkádra épül, és úgy íródott, hogy a te hangod és szándékaid tükröződjenek benne.</w:t>
       </w:r>
     </w:p>
     <w:p>
@@ -3815,6 +5622,155 @@
     </w:lvl>
   </w:abstractNum>
   <w:abstractNum w:abstractNumId="3" w15:restartNumberingAfterBreak="0">
+    <w:nsid w:val="050258DD"/>
+    <w:multiLevelType w:val="multilevel"/>
+    <w:tmpl w:val="BA0843AA"/>
+    <w:lvl w:ilvl="0">
+      <w:start w:val="1"/>
+      <w:numFmt w:val="bullet"/>
+      <w:lvlText w:val=""/>
+      <w:lvlJc w:val="left"/>
+      <w:pPr>
+        <w:tabs>
+          <w:tab w:val="num" w:pos="720"/>
+        </w:tabs>
+        <w:ind w:left="720" w:hanging="360"/>
+      </w:pPr>
+      <w:rPr>
+        <w:rFonts w:ascii="Symbol" w:hAnsi="Symbol" w:hint="default"/>
+        <w:sz w:val="20"/>
+      </w:rPr>
+    </w:lvl>
+    <w:lvl w:ilvl="1" w:tentative="1">
+      <w:start w:val="1"/>
+      <w:numFmt w:val="bullet"/>
+      <w:lvlText w:val="o"/>
+      <w:lvlJc w:val="left"/>
+      <w:pPr>
+        <w:tabs>
+          <w:tab w:val="num" w:pos="1440"/>
+        </w:tabs>
+        <w:ind w:left="1440" w:hanging="360"/>
+      </w:pPr>
+      <w:rPr>
+        <w:rFonts w:ascii="Courier New" w:hAnsi="Courier New" w:hint="default"/>
+        <w:sz w:val="20"/>
+      </w:rPr>
+    </w:lvl>
+    <w:lvl w:ilvl="2" w:tentative="1">
+      <w:start w:val="1"/>
+      <w:numFmt w:val="bullet"/>
+      <w:lvlText w:val=""/>
+      <w:lvlJc w:val="left"/>
+      <w:pPr>
+        <w:tabs>
+          <w:tab w:val="num" w:pos="2160"/>
+        </w:tabs>
+        <w:ind w:left="2160" w:hanging="360"/>
+      </w:pPr>
+      <w:rPr>
+        <w:rFonts w:ascii="Wingdings" w:hAnsi="Wingdings" w:hint="default"/>
+        <w:sz w:val="20"/>
+      </w:rPr>
+    </w:lvl>
+    <w:lvl w:ilvl="3" w:tentative="1">
+      <w:start w:val="1"/>
+      <w:numFmt w:val="bullet"/>
+      <w:lvlText w:val=""/>
+      <w:lvlJc w:val="left"/>
+      <w:pPr>
+        <w:tabs>
+          <w:tab w:val="num" w:pos="2880"/>
+        </w:tabs>
+        <w:ind w:left="2880" w:hanging="360"/>
+      </w:pPr>
+      <w:rPr>
+        <w:rFonts w:ascii="Wingdings" w:hAnsi="Wingdings" w:hint="default"/>
+        <w:sz w:val="20"/>
+      </w:rPr>
+    </w:lvl>
+    <w:lvl w:ilvl="4" w:tentative="1">
+      <w:start w:val="1"/>
+      <w:numFmt w:val="bullet"/>
+      <w:lvlText w:val=""/>
+      <w:lvlJc w:val="left"/>
+      <w:pPr>
+        <w:tabs>
+          <w:tab w:val="num" w:pos="3600"/>
+        </w:tabs>
+        <w:ind w:left="3600" w:hanging="360"/>
+      </w:pPr>
+      <w:rPr>
+        <w:rFonts w:ascii="Wingdings" w:hAnsi="Wingdings" w:hint="default"/>
+        <w:sz w:val="20"/>
+      </w:rPr>
+    </w:lvl>
+    <w:lvl w:ilvl="5" w:tentative="1">
+      <w:start w:val="1"/>
+      <w:numFmt w:val="bullet"/>
+      <w:lvlText w:val=""/>
+      <w:lvlJc w:val="left"/>
+      <w:pPr>
+        <w:tabs>
+          <w:tab w:val="num" w:pos="4320"/>
+        </w:tabs>
+        <w:ind w:left="4320" w:hanging="360"/>
+      </w:pPr>
+      <w:rPr>
+        <w:rFonts w:ascii="Wingdings" w:hAnsi="Wingdings" w:hint="default"/>
+        <w:sz w:val="20"/>
+      </w:rPr>
+    </w:lvl>
+    <w:lvl w:ilvl="6" w:tentative="1">
+      <w:start w:val="1"/>
+      <w:numFmt w:val="bullet"/>
+      <w:lvlText w:val=""/>
+      <w:lvlJc w:val="left"/>
+      <w:pPr>
+        <w:tabs>
+          <w:tab w:val="num" w:pos="5040"/>
+        </w:tabs>
+        <w:ind w:left="5040" w:hanging="360"/>
+      </w:pPr>
+      <w:rPr>
+        <w:rFonts w:ascii="Wingdings" w:hAnsi="Wingdings" w:hint="default"/>
+        <w:sz w:val="20"/>
+      </w:rPr>
+    </w:lvl>
+    <w:lvl w:ilvl="7" w:tentative="1">
+      <w:start w:val="1"/>
+      <w:numFmt w:val="bullet"/>
+      <w:lvlText w:val=""/>
+      <w:lvlJc w:val="left"/>
+      <w:pPr>
+        <w:tabs>
+          <w:tab w:val="num" w:pos="5760"/>
+        </w:tabs>
+        <w:ind w:left="5760" w:hanging="360"/>
+      </w:pPr>
+      <w:rPr>
+        <w:rFonts w:ascii="Wingdings" w:hAnsi="Wingdings" w:hint="default"/>
+        <w:sz w:val="20"/>
+      </w:rPr>
+    </w:lvl>
+    <w:lvl w:ilvl="8" w:tentative="1">
+      <w:start w:val="1"/>
+      <w:numFmt w:val="bullet"/>
+      <w:lvlText w:val=""/>
+      <w:lvlJc w:val="left"/>
+      <w:pPr>
+        <w:tabs>
+          <w:tab w:val="num" w:pos="6480"/>
+        </w:tabs>
+        <w:ind w:left="6480" w:hanging="360"/>
+      </w:pPr>
+      <w:rPr>
+        <w:rFonts w:ascii="Wingdings" w:hAnsi="Wingdings" w:hint="default"/>
+        <w:sz w:val="20"/>
+      </w:rPr>
+    </w:lvl>
+  </w:abstractNum>
+  <w:abstractNum w:abstractNumId="4" w15:restartNumberingAfterBreak="0">
     <w:nsid w:val="05BA5C18"/>
     <w:multiLevelType w:val="multilevel"/>
     <w:tmpl w:val="8E609404"/>
@@ -3963,7 +5919,7 @@
       </w:rPr>
     </w:lvl>
   </w:abstractNum>
-  <w:abstractNum w:abstractNumId="4" w15:restartNumberingAfterBreak="0">
+  <w:abstractNum w:abstractNumId="5" w15:restartNumberingAfterBreak="0">
     <w:nsid w:val="06052ECF"/>
     <w:multiLevelType w:val="multilevel"/>
     <w:tmpl w:val="FAAC4290"/>
@@ -4112,7 +6068,7 @@
       </w:rPr>
     </w:lvl>
   </w:abstractNum>
-  <w:abstractNum w:abstractNumId="5" w15:restartNumberingAfterBreak="0">
+  <w:abstractNum w:abstractNumId="6" w15:restartNumberingAfterBreak="0">
     <w:nsid w:val="06D42B2A"/>
     <w:multiLevelType w:val="multilevel"/>
     <w:tmpl w:val="333ABBAA"/>
@@ -4261,7 +6217,7 @@
       </w:rPr>
     </w:lvl>
   </w:abstractNum>
-  <w:abstractNum w:abstractNumId="6" w15:restartNumberingAfterBreak="0">
+  <w:abstractNum w:abstractNumId="7" w15:restartNumberingAfterBreak="0">
     <w:nsid w:val="08056167"/>
     <w:multiLevelType w:val="multilevel"/>
     <w:tmpl w:val="09A8C4A8"/>
@@ -4378,7 +6334,7 @@
       </w:pPr>
     </w:lvl>
   </w:abstractNum>
-  <w:abstractNum w:abstractNumId="7" w15:restartNumberingAfterBreak="0">
+  <w:abstractNum w:abstractNumId="8" w15:restartNumberingAfterBreak="0">
     <w:nsid w:val="091B7D99"/>
     <w:multiLevelType w:val="multilevel"/>
     <w:tmpl w:val="4978124A"/>
@@ -4527,7 +6483,7 @@
       </w:rPr>
     </w:lvl>
   </w:abstractNum>
-  <w:abstractNum w:abstractNumId="8" w15:restartNumberingAfterBreak="0">
+  <w:abstractNum w:abstractNumId="9" w15:restartNumberingAfterBreak="0">
     <w:nsid w:val="0A1E3F49"/>
     <w:multiLevelType w:val="multilevel"/>
     <w:tmpl w:val="4DEA6C4A"/>
@@ -4676,7 +6632,7 @@
       </w:rPr>
     </w:lvl>
   </w:abstractNum>
-  <w:abstractNum w:abstractNumId="9" w15:restartNumberingAfterBreak="0">
+  <w:abstractNum w:abstractNumId="10" w15:restartNumberingAfterBreak="0">
     <w:nsid w:val="0BB55F4F"/>
     <w:multiLevelType w:val="multilevel"/>
     <w:tmpl w:val="523415E6"/>
@@ -4825,7 +6781,120 @@
       </w:rPr>
     </w:lvl>
   </w:abstractNum>
-  <w:abstractNum w:abstractNumId="10" w15:restartNumberingAfterBreak="0">
+  <w:abstractNum w:abstractNumId="11" w15:restartNumberingAfterBreak="0">
+    <w:nsid w:val="0BCD5F3F"/>
+    <w:multiLevelType w:val="multilevel"/>
+    <w:tmpl w:val="7F206B5E"/>
+    <w:lvl w:ilvl="0">
+      <w:start w:val="1"/>
+      <w:numFmt w:val="decimal"/>
+      <w:lvlText w:val="%1."/>
+      <w:lvlJc w:val="left"/>
+      <w:pPr>
+        <w:tabs>
+          <w:tab w:val="num" w:pos="720"/>
+        </w:tabs>
+        <w:ind w:left="720" w:hanging="360"/>
+      </w:pPr>
+    </w:lvl>
+    <w:lvl w:ilvl="1" w:tentative="1">
+      <w:start w:val="1"/>
+      <w:numFmt w:val="decimal"/>
+      <w:lvlText w:val="%2."/>
+      <w:lvlJc w:val="left"/>
+      <w:pPr>
+        <w:tabs>
+          <w:tab w:val="num" w:pos="1440"/>
+        </w:tabs>
+        <w:ind w:left="1440" w:hanging="360"/>
+      </w:pPr>
+    </w:lvl>
+    <w:lvl w:ilvl="2" w:tentative="1">
+      <w:start w:val="1"/>
+      <w:numFmt w:val="decimal"/>
+      <w:lvlText w:val="%3."/>
+      <w:lvlJc w:val="left"/>
+      <w:pPr>
+        <w:tabs>
+          <w:tab w:val="num" w:pos="2160"/>
+        </w:tabs>
+        <w:ind w:left="2160" w:hanging="360"/>
+      </w:pPr>
+    </w:lvl>
+    <w:lvl w:ilvl="3" w:tentative="1">
+      <w:start w:val="1"/>
+      <w:numFmt w:val="decimal"/>
+      <w:lvlText w:val="%4."/>
+      <w:lvlJc w:val="left"/>
+      <w:pPr>
+        <w:tabs>
+          <w:tab w:val="num" w:pos="2880"/>
+        </w:tabs>
+        <w:ind w:left="2880" w:hanging="360"/>
+      </w:pPr>
+    </w:lvl>
+    <w:lvl w:ilvl="4" w:tentative="1">
+      <w:start w:val="1"/>
+      <w:numFmt w:val="decimal"/>
+      <w:lvlText w:val="%5."/>
+      <w:lvlJc w:val="left"/>
+      <w:pPr>
+        <w:tabs>
+          <w:tab w:val="num" w:pos="3600"/>
+        </w:tabs>
+        <w:ind w:left="3600" w:hanging="360"/>
+      </w:pPr>
+    </w:lvl>
+    <w:lvl w:ilvl="5" w:tentative="1">
+      <w:start w:val="1"/>
+      <w:numFmt w:val="decimal"/>
+      <w:lvlText w:val="%6."/>
+      <w:lvlJc w:val="left"/>
+      <w:pPr>
+        <w:tabs>
+          <w:tab w:val="num" w:pos="4320"/>
+        </w:tabs>
+        <w:ind w:left="4320" w:hanging="360"/>
+      </w:pPr>
+    </w:lvl>
+    <w:lvl w:ilvl="6" w:tentative="1">
+      <w:start w:val="1"/>
+      <w:numFmt w:val="decimal"/>
+      <w:lvlText w:val="%7."/>
+      <w:lvlJc w:val="left"/>
+      <w:pPr>
+        <w:tabs>
+          <w:tab w:val="num" w:pos="5040"/>
+        </w:tabs>
+        <w:ind w:left="5040" w:hanging="360"/>
+      </w:pPr>
+    </w:lvl>
+    <w:lvl w:ilvl="7" w:tentative="1">
+      <w:start w:val="1"/>
+      <w:numFmt w:val="decimal"/>
+      <w:lvlText w:val="%8."/>
+      <w:lvlJc w:val="left"/>
+      <w:pPr>
+        <w:tabs>
+          <w:tab w:val="num" w:pos="5760"/>
+        </w:tabs>
+        <w:ind w:left="5760" w:hanging="360"/>
+      </w:pPr>
+    </w:lvl>
+    <w:lvl w:ilvl="8" w:tentative="1">
+      <w:start w:val="1"/>
+      <w:numFmt w:val="decimal"/>
+      <w:lvlText w:val="%9."/>
+      <w:lvlJc w:val="left"/>
+      <w:pPr>
+        <w:tabs>
+          <w:tab w:val="num" w:pos="6480"/>
+        </w:tabs>
+        <w:ind w:left="6480" w:hanging="360"/>
+      </w:pPr>
+    </w:lvl>
+  </w:abstractNum>
+  <w:abstractNum w:abstractNumId="12" w15:restartNumberingAfterBreak="0">
     <w:nsid w:val="0BF26BAA"/>
     <w:multiLevelType w:val="multilevel"/>
     <w:tmpl w:val="4C16773E"/>
@@ -4974,7 +7043,7 @@
       </w:rPr>
     </w:lvl>
   </w:abstractNum>
-  <w:abstractNum w:abstractNumId="11" w15:restartNumberingAfterBreak="0">
+  <w:abstractNum w:abstractNumId="13" w15:restartNumberingAfterBreak="0">
     <w:nsid w:val="0C7C20A6"/>
     <w:multiLevelType w:val="multilevel"/>
     <w:tmpl w:val="7AEAC250"/>
@@ -5123,7 +7192,7 @@
       </w:rPr>
     </w:lvl>
   </w:abstractNum>
-  <w:abstractNum w:abstractNumId="12" w15:restartNumberingAfterBreak="0">
+  <w:abstractNum w:abstractNumId="14" w15:restartNumberingAfterBreak="0">
     <w:nsid w:val="0CAA012C"/>
     <w:multiLevelType w:val="multilevel"/>
     <w:tmpl w:val="591AA14C"/>
@@ -5272,7 +7341,7 @@
       </w:rPr>
     </w:lvl>
   </w:abstractNum>
-  <w:abstractNum w:abstractNumId="13" w15:restartNumberingAfterBreak="0">
+  <w:abstractNum w:abstractNumId="15" w15:restartNumberingAfterBreak="0">
     <w:nsid w:val="0CE85557"/>
     <w:multiLevelType w:val="multilevel"/>
     <w:tmpl w:val="6986C19C"/>
@@ -5385,7 +7454,7 @@
       </w:pPr>
     </w:lvl>
   </w:abstractNum>
-  <w:abstractNum w:abstractNumId="14" w15:restartNumberingAfterBreak="0">
+  <w:abstractNum w:abstractNumId="16" w15:restartNumberingAfterBreak="0">
     <w:nsid w:val="0E0C0483"/>
     <w:multiLevelType w:val="multilevel"/>
     <w:tmpl w:val="7840C436"/>
@@ -5534,7 +7603,7 @@
       </w:rPr>
     </w:lvl>
   </w:abstractNum>
-  <w:abstractNum w:abstractNumId="15" w15:restartNumberingAfterBreak="0">
+  <w:abstractNum w:abstractNumId="17" w15:restartNumberingAfterBreak="0">
     <w:nsid w:val="0E99397F"/>
     <w:multiLevelType w:val="multilevel"/>
     <w:tmpl w:val="EE5E42A0"/>
@@ -5683,7 +7752,7 @@
       </w:rPr>
     </w:lvl>
   </w:abstractNum>
-  <w:abstractNum w:abstractNumId="16" w15:restartNumberingAfterBreak="0">
+  <w:abstractNum w:abstractNumId="18" w15:restartNumberingAfterBreak="0">
     <w:nsid w:val="0FD04A1F"/>
     <w:multiLevelType w:val="multilevel"/>
     <w:tmpl w:val="74DEF2DA"/>
@@ -5832,7 +7901,305 @@
       </w:rPr>
     </w:lvl>
   </w:abstractNum>
-  <w:abstractNum w:abstractNumId="17" w15:restartNumberingAfterBreak="0">
+  <w:abstractNum w:abstractNumId="19" w15:restartNumberingAfterBreak="0">
+    <w:nsid w:val="11C14CCD"/>
+    <w:multiLevelType w:val="multilevel"/>
+    <w:tmpl w:val="142E9D56"/>
+    <w:lvl w:ilvl="0">
+      <w:start w:val="1"/>
+      <w:numFmt w:val="bullet"/>
+      <w:lvlText w:val=""/>
+      <w:lvlJc w:val="left"/>
+      <w:pPr>
+        <w:tabs>
+          <w:tab w:val="num" w:pos="720"/>
+        </w:tabs>
+        <w:ind w:left="720" w:hanging="360"/>
+      </w:pPr>
+      <w:rPr>
+        <w:rFonts w:ascii="Symbol" w:hAnsi="Symbol" w:hint="default"/>
+        <w:sz w:val="20"/>
+      </w:rPr>
+    </w:lvl>
+    <w:lvl w:ilvl="1" w:tentative="1">
+      <w:start w:val="1"/>
+      <w:numFmt w:val="bullet"/>
+      <w:lvlText w:val="o"/>
+      <w:lvlJc w:val="left"/>
+      <w:pPr>
+        <w:tabs>
+          <w:tab w:val="num" w:pos="1440"/>
+        </w:tabs>
+        <w:ind w:left="1440" w:hanging="360"/>
+      </w:pPr>
+      <w:rPr>
+        <w:rFonts w:ascii="Courier New" w:hAnsi="Courier New" w:hint="default"/>
+        <w:sz w:val="20"/>
+      </w:rPr>
+    </w:lvl>
+    <w:lvl w:ilvl="2" w:tentative="1">
+      <w:start w:val="1"/>
+      <w:numFmt w:val="bullet"/>
+      <w:lvlText w:val=""/>
+      <w:lvlJc w:val="left"/>
+      <w:pPr>
+        <w:tabs>
+          <w:tab w:val="num" w:pos="2160"/>
+        </w:tabs>
+        <w:ind w:left="2160" w:hanging="360"/>
+      </w:pPr>
+      <w:rPr>
+        <w:rFonts w:ascii="Wingdings" w:hAnsi="Wingdings" w:hint="default"/>
+        <w:sz w:val="20"/>
+      </w:rPr>
+    </w:lvl>
+    <w:lvl w:ilvl="3" w:tentative="1">
+      <w:start w:val="1"/>
+      <w:numFmt w:val="bullet"/>
+      <w:lvlText w:val=""/>
+      <w:lvlJc w:val="left"/>
+      <w:pPr>
+        <w:tabs>
+          <w:tab w:val="num" w:pos="2880"/>
+        </w:tabs>
+        <w:ind w:left="2880" w:hanging="360"/>
+      </w:pPr>
+      <w:rPr>
+        <w:rFonts w:ascii="Wingdings" w:hAnsi="Wingdings" w:hint="default"/>
+        <w:sz w:val="20"/>
+      </w:rPr>
+    </w:lvl>
+    <w:lvl w:ilvl="4" w:tentative="1">
+      <w:start w:val="1"/>
+      <w:numFmt w:val="bullet"/>
+      <w:lvlText w:val=""/>
+      <w:lvlJc w:val="left"/>
+      <w:pPr>
+        <w:tabs>
+          <w:tab w:val="num" w:pos="3600"/>
+        </w:tabs>
+        <w:ind w:left="3600" w:hanging="360"/>
+      </w:pPr>
+      <w:rPr>
+        <w:rFonts w:ascii="Wingdings" w:hAnsi="Wingdings" w:hint="default"/>
+        <w:sz w:val="20"/>
+      </w:rPr>
+    </w:lvl>
+    <w:lvl w:ilvl="5" w:tentative="1">
+      <w:start w:val="1"/>
+      <w:numFmt w:val="bullet"/>
+      <w:lvlText w:val=""/>
+      <w:lvlJc w:val="left"/>
+      <w:pPr>
+        <w:tabs>
+          <w:tab w:val="num" w:pos="4320"/>
+        </w:tabs>
+        <w:ind w:left="4320" w:hanging="360"/>
+      </w:pPr>
+      <w:rPr>
+        <w:rFonts w:ascii="Wingdings" w:hAnsi="Wingdings" w:hint="default"/>
+        <w:sz w:val="20"/>
+      </w:rPr>
+    </w:lvl>
+    <w:lvl w:ilvl="6" w:tentative="1">
+      <w:start w:val="1"/>
+      <w:numFmt w:val="bullet"/>
+      <w:lvlText w:val=""/>
+      <w:lvlJc w:val="left"/>
+      <w:pPr>
+        <w:tabs>
+          <w:tab w:val="num" w:pos="5040"/>
+        </w:tabs>
+        <w:ind w:left="5040" w:hanging="360"/>
+      </w:pPr>
+      <w:rPr>
+        <w:rFonts w:ascii="Wingdings" w:hAnsi="Wingdings" w:hint="default"/>
+        <w:sz w:val="20"/>
+      </w:rPr>
+    </w:lvl>
+    <w:lvl w:ilvl="7" w:tentative="1">
+      <w:start w:val="1"/>
+      <w:numFmt w:val="bullet"/>
+      <w:lvlText w:val=""/>
+      <w:lvlJc w:val="left"/>
+      <w:pPr>
+        <w:tabs>
+          <w:tab w:val="num" w:pos="5760"/>
+        </w:tabs>
+        <w:ind w:left="5760" w:hanging="360"/>
+      </w:pPr>
+      <w:rPr>
+        <w:rFonts w:ascii="Wingdings" w:hAnsi="Wingdings" w:hint="default"/>
+        <w:sz w:val="20"/>
+      </w:rPr>
+    </w:lvl>
+    <w:lvl w:ilvl="8" w:tentative="1">
+      <w:start w:val="1"/>
+      <w:numFmt w:val="bullet"/>
+      <w:lvlText w:val=""/>
+      <w:lvlJc w:val="left"/>
+      <w:pPr>
+        <w:tabs>
+          <w:tab w:val="num" w:pos="6480"/>
+        </w:tabs>
+        <w:ind w:left="6480" w:hanging="360"/>
+      </w:pPr>
+      <w:rPr>
+        <w:rFonts w:ascii="Wingdings" w:hAnsi="Wingdings" w:hint="default"/>
+        <w:sz w:val="20"/>
+      </w:rPr>
+    </w:lvl>
+  </w:abstractNum>
+  <w:abstractNum w:abstractNumId="20" w15:restartNumberingAfterBreak="0">
+    <w:nsid w:val="122E17BB"/>
+    <w:multiLevelType w:val="multilevel"/>
+    <w:tmpl w:val="14C06A84"/>
+    <w:lvl w:ilvl="0">
+      <w:start w:val="1"/>
+      <w:numFmt w:val="bullet"/>
+      <w:lvlText w:val=""/>
+      <w:lvlJc w:val="left"/>
+      <w:pPr>
+        <w:tabs>
+          <w:tab w:val="num" w:pos="720"/>
+        </w:tabs>
+        <w:ind w:left="720" w:hanging="360"/>
+      </w:pPr>
+      <w:rPr>
+        <w:rFonts w:ascii="Symbol" w:hAnsi="Symbol" w:hint="default"/>
+        <w:sz w:val="20"/>
+      </w:rPr>
+    </w:lvl>
+    <w:lvl w:ilvl="1" w:tentative="1">
+      <w:start w:val="1"/>
+      <w:numFmt w:val="bullet"/>
+      <w:lvlText w:val="o"/>
+      <w:lvlJc w:val="left"/>
+      <w:pPr>
+        <w:tabs>
+          <w:tab w:val="num" w:pos="1440"/>
+        </w:tabs>
+        <w:ind w:left="1440" w:hanging="360"/>
+      </w:pPr>
+      <w:rPr>
+        <w:rFonts w:ascii="Courier New" w:hAnsi="Courier New" w:hint="default"/>
+        <w:sz w:val="20"/>
+      </w:rPr>
+    </w:lvl>
+    <w:lvl w:ilvl="2" w:tentative="1">
+      <w:start w:val="1"/>
+      <w:numFmt w:val="bullet"/>
+      <w:lvlText w:val=""/>
+      <w:lvlJc w:val="left"/>
+      <w:pPr>
+        <w:tabs>
+          <w:tab w:val="num" w:pos="2160"/>
+        </w:tabs>
+        <w:ind w:left="2160" w:hanging="360"/>
+      </w:pPr>
+      <w:rPr>
+        <w:rFonts w:ascii="Wingdings" w:hAnsi="Wingdings" w:hint="default"/>
+        <w:sz w:val="20"/>
+      </w:rPr>
+    </w:lvl>
+    <w:lvl w:ilvl="3" w:tentative="1">
+      <w:start w:val="1"/>
+      <w:numFmt w:val="bullet"/>
+      <w:lvlText w:val=""/>
+      <w:lvlJc w:val="left"/>
+      <w:pPr>
+        <w:tabs>
+          <w:tab w:val="num" w:pos="2880"/>
+        </w:tabs>
+        <w:ind w:left="2880" w:hanging="360"/>
+      </w:pPr>
+      <w:rPr>
+        <w:rFonts w:ascii="Wingdings" w:hAnsi="Wingdings" w:hint="default"/>
+        <w:sz w:val="20"/>
+      </w:rPr>
+    </w:lvl>
+    <w:lvl w:ilvl="4" w:tentative="1">
+      <w:start w:val="1"/>
+      <w:numFmt w:val="bullet"/>
+      <w:lvlText w:val=""/>
+      <w:lvlJc w:val="left"/>
+      <w:pPr>
+        <w:tabs>
+          <w:tab w:val="num" w:pos="3600"/>
+        </w:tabs>
+        <w:ind w:left="3600" w:hanging="360"/>
+      </w:pPr>
+      <w:rPr>
+        <w:rFonts w:ascii="Wingdings" w:hAnsi="Wingdings" w:hint="default"/>
+        <w:sz w:val="20"/>
+      </w:rPr>
+    </w:lvl>
+    <w:lvl w:ilvl="5" w:tentative="1">
+      <w:start w:val="1"/>
+      <w:numFmt w:val="bullet"/>
+      <w:lvlText w:val=""/>
+      <w:lvlJc w:val="left"/>
+      <w:pPr>
+        <w:tabs>
+          <w:tab w:val="num" w:pos="4320"/>
+        </w:tabs>
+        <w:ind w:left="4320" w:hanging="360"/>
+      </w:pPr>
+      <w:rPr>
+        <w:rFonts w:ascii="Wingdings" w:hAnsi="Wingdings" w:hint="default"/>
+        <w:sz w:val="20"/>
+      </w:rPr>
+    </w:lvl>
+    <w:lvl w:ilvl="6" w:tentative="1">
+      <w:start w:val="1"/>
+      <w:numFmt w:val="bullet"/>
+      <w:lvlText w:val=""/>
+      <w:lvlJc w:val="left"/>
+      <w:pPr>
+        <w:tabs>
+          <w:tab w:val="num" w:pos="5040"/>
+        </w:tabs>
+        <w:ind w:left="5040" w:hanging="360"/>
+      </w:pPr>
+      <w:rPr>
+        <w:rFonts w:ascii="Wingdings" w:hAnsi="Wingdings" w:hint="default"/>
+        <w:sz w:val="20"/>
+      </w:rPr>
+    </w:lvl>
+    <w:lvl w:ilvl="7" w:tentative="1">
+      <w:start w:val="1"/>
+      <w:numFmt w:val="bullet"/>
+      <w:lvlText w:val=""/>
+      <w:lvlJc w:val="left"/>
+      <w:pPr>
+        <w:tabs>
+          <w:tab w:val="num" w:pos="5760"/>
+        </w:tabs>
+        <w:ind w:left="5760" w:hanging="360"/>
+      </w:pPr>
+      <w:rPr>
+        <w:rFonts w:ascii="Wingdings" w:hAnsi="Wingdings" w:hint="default"/>
+        <w:sz w:val="20"/>
+      </w:rPr>
+    </w:lvl>
+    <w:lvl w:ilvl="8" w:tentative="1">
+      <w:start w:val="1"/>
+      <w:numFmt w:val="bullet"/>
+      <w:lvlText w:val=""/>
+      <w:lvlJc w:val="left"/>
+      <w:pPr>
+        <w:tabs>
+          <w:tab w:val="num" w:pos="6480"/>
+        </w:tabs>
+        <w:ind w:left="6480" w:hanging="360"/>
+      </w:pPr>
+      <w:rPr>
+        <w:rFonts w:ascii="Wingdings" w:hAnsi="Wingdings" w:hint="default"/>
+        <w:sz w:val="20"/>
+      </w:rPr>
+    </w:lvl>
+  </w:abstractNum>
+  <w:abstractNum w:abstractNumId="21" w15:restartNumberingAfterBreak="0">
     <w:nsid w:val="12D52CE8"/>
     <w:multiLevelType w:val="multilevel"/>
     <w:tmpl w:val="DA96596A"/>
@@ -5981,7 +8348,156 @@
       </w:rPr>
     </w:lvl>
   </w:abstractNum>
-  <w:abstractNum w:abstractNumId="18" w15:restartNumberingAfterBreak="0">
+  <w:abstractNum w:abstractNumId="22" w15:restartNumberingAfterBreak="0">
+    <w:nsid w:val="14CE55E8"/>
+    <w:multiLevelType w:val="multilevel"/>
+    <w:tmpl w:val="EB6AF958"/>
+    <w:lvl w:ilvl="0">
+      <w:start w:val="1"/>
+      <w:numFmt w:val="bullet"/>
+      <w:lvlText w:val=""/>
+      <w:lvlJc w:val="left"/>
+      <w:pPr>
+        <w:tabs>
+          <w:tab w:val="num" w:pos="720"/>
+        </w:tabs>
+        <w:ind w:left="720" w:hanging="360"/>
+      </w:pPr>
+      <w:rPr>
+        <w:rFonts w:ascii="Symbol" w:hAnsi="Symbol" w:hint="default"/>
+        <w:sz w:val="20"/>
+      </w:rPr>
+    </w:lvl>
+    <w:lvl w:ilvl="1" w:tentative="1">
+      <w:start w:val="1"/>
+      <w:numFmt w:val="bullet"/>
+      <w:lvlText w:val="o"/>
+      <w:lvlJc w:val="left"/>
+      <w:pPr>
+        <w:tabs>
+          <w:tab w:val="num" w:pos="1440"/>
+        </w:tabs>
+        <w:ind w:left="1440" w:hanging="360"/>
+      </w:pPr>
+      <w:rPr>
+        <w:rFonts w:ascii="Courier New" w:hAnsi="Courier New" w:hint="default"/>
+        <w:sz w:val="20"/>
+      </w:rPr>
+    </w:lvl>
+    <w:lvl w:ilvl="2" w:tentative="1">
+      <w:start w:val="1"/>
+      <w:numFmt w:val="bullet"/>
+      <w:lvlText w:val=""/>
+      <w:lvlJc w:val="left"/>
+      <w:pPr>
+        <w:tabs>
+          <w:tab w:val="num" w:pos="2160"/>
+        </w:tabs>
+        <w:ind w:left="2160" w:hanging="360"/>
+      </w:pPr>
+      <w:rPr>
+        <w:rFonts w:ascii="Wingdings" w:hAnsi="Wingdings" w:hint="default"/>
+        <w:sz w:val="20"/>
+      </w:rPr>
+    </w:lvl>
+    <w:lvl w:ilvl="3" w:tentative="1">
+      <w:start w:val="1"/>
+      <w:numFmt w:val="bullet"/>
+      <w:lvlText w:val=""/>
+      <w:lvlJc w:val="left"/>
+      <w:pPr>
+        <w:tabs>
+          <w:tab w:val="num" w:pos="2880"/>
+        </w:tabs>
+        <w:ind w:left="2880" w:hanging="360"/>
+      </w:pPr>
+      <w:rPr>
+        <w:rFonts w:ascii="Wingdings" w:hAnsi="Wingdings" w:hint="default"/>
+        <w:sz w:val="20"/>
+      </w:rPr>
+    </w:lvl>
+    <w:lvl w:ilvl="4" w:tentative="1">
+      <w:start w:val="1"/>
+      <w:numFmt w:val="bullet"/>
+      <w:lvlText w:val=""/>
+      <w:lvlJc w:val="left"/>
+      <w:pPr>
+        <w:tabs>
+          <w:tab w:val="num" w:pos="3600"/>
+        </w:tabs>
+        <w:ind w:left="3600" w:hanging="360"/>
+      </w:pPr>
+      <w:rPr>
+        <w:rFonts w:ascii="Wingdings" w:hAnsi="Wingdings" w:hint="default"/>
+        <w:sz w:val="20"/>
+      </w:rPr>
+    </w:lvl>
+    <w:lvl w:ilvl="5" w:tentative="1">
+      <w:start w:val="1"/>
+      <w:numFmt w:val="bullet"/>
+      <w:lvlText w:val=""/>
+      <w:lvlJc w:val="left"/>
+      <w:pPr>
+        <w:tabs>
+          <w:tab w:val="num" w:pos="4320"/>
+        </w:tabs>
+        <w:ind w:left="4320" w:hanging="360"/>
+      </w:pPr>
+      <w:rPr>
+        <w:rFonts w:ascii="Wingdings" w:hAnsi="Wingdings" w:hint="default"/>
+        <w:sz w:val="20"/>
+      </w:rPr>
+    </w:lvl>
+    <w:lvl w:ilvl="6" w:tentative="1">
+      <w:start w:val="1"/>
+      <w:numFmt w:val="bullet"/>
+      <w:lvlText w:val=""/>
+      <w:lvlJc w:val="left"/>
+      <w:pPr>
+        <w:tabs>
+          <w:tab w:val="num" w:pos="5040"/>
+        </w:tabs>
+        <w:ind w:left="5040" w:hanging="360"/>
+      </w:pPr>
+      <w:rPr>
+        <w:rFonts w:ascii="Wingdings" w:hAnsi="Wingdings" w:hint="default"/>
+        <w:sz w:val="20"/>
+      </w:rPr>
+    </w:lvl>
+    <w:lvl w:ilvl="7" w:tentative="1">
+      <w:start w:val="1"/>
+      <w:numFmt w:val="bullet"/>
+      <w:lvlText w:val=""/>
+      <w:lvlJc w:val="left"/>
+      <w:pPr>
+        <w:tabs>
+          <w:tab w:val="num" w:pos="5760"/>
+        </w:tabs>
+        <w:ind w:left="5760" w:hanging="360"/>
+      </w:pPr>
+      <w:rPr>
+        <w:rFonts w:ascii="Wingdings" w:hAnsi="Wingdings" w:hint="default"/>
+        <w:sz w:val="20"/>
+      </w:rPr>
+    </w:lvl>
+    <w:lvl w:ilvl="8" w:tentative="1">
+      <w:start w:val="1"/>
+      <w:numFmt w:val="bullet"/>
+      <w:lvlText w:val=""/>
+      <w:lvlJc w:val="left"/>
+      <w:pPr>
+        <w:tabs>
+          <w:tab w:val="num" w:pos="6480"/>
+        </w:tabs>
+        <w:ind w:left="6480" w:hanging="360"/>
+      </w:pPr>
+      <w:rPr>
+        <w:rFonts w:ascii="Wingdings" w:hAnsi="Wingdings" w:hint="default"/>
+        <w:sz w:val="20"/>
+      </w:rPr>
+    </w:lvl>
+  </w:abstractNum>
+  <w:abstractNum w:abstractNumId="23" w15:restartNumberingAfterBreak="0">
     <w:nsid w:val="169B6EF0"/>
     <w:multiLevelType w:val="multilevel"/>
     <w:tmpl w:val="614C1B34"/>
@@ -6130,7 +8646,7 @@
       </w:rPr>
     </w:lvl>
   </w:abstractNum>
-  <w:abstractNum w:abstractNumId="19" w15:restartNumberingAfterBreak="0">
+  <w:abstractNum w:abstractNumId="24" w15:restartNumberingAfterBreak="0">
     <w:nsid w:val="19935884"/>
     <w:multiLevelType w:val="multilevel"/>
     <w:tmpl w:val="149AA3F2"/>
@@ -6279,7 +8795,7 @@
       </w:rPr>
     </w:lvl>
   </w:abstractNum>
-  <w:abstractNum w:abstractNumId="20" w15:restartNumberingAfterBreak="0">
+  <w:abstractNum w:abstractNumId="25" w15:restartNumberingAfterBreak="0">
     <w:nsid w:val="19C00229"/>
     <w:multiLevelType w:val="multilevel"/>
     <w:tmpl w:val="1DB4F1E0"/>
@@ -6428,7 +8944,7 @@
       </w:rPr>
     </w:lvl>
   </w:abstractNum>
-  <w:abstractNum w:abstractNumId="21" w15:restartNumberingAfterBreak="0">
+  <w:abstractNum w:abstractNumId="26" w15:restartNumberingAfterBreak="0">
     <w:nsid w:val="1BE96CDF"/>
     <w:multiLevelType w:val="multilevel"/>
     <w:tmpl w:val="DAC2CF44"/>
@@ -6577,7 +9093,305 @@
       </w:rPr>
     </w:lvl>
   </w:abstractNum>
-  <w:abstractNum w:abstractNumId="22" w15:restartNumberingAfterBreak="0">
+  <w:abstractNum w:abstractNumId="27" w15:restartNumberingAfterBreak="0">
+    <w:nsid w:val="1BF52D44"/>
+    <w:multiLevelType w:val="multilevel"/>
+    <w:tmpl w:val="7362ECB6"/>
+    <w:lvl w:ilvl="0">
+      <w:start w:val="1"/>
+      <w:numFmt w:val="bullet"/>
+      <w:lvlText w:val=""/>
+      <w:lvlJc w:val="left"/>
+      <w:pPr>
+        <w:tabs>
+          <w:tab w:val="num" w:pos="720"/>
+        </w:tabs>
+        <w:ind w:left="720" w:hanging="360"/>
+      </w:pPr>
+      <w:rPr>
+        <w:rFonts w:ascii="Symbol" w:hAnsi="Symbol" w:hint="default"/>
+        <w:sz w:val="20"/>
+      </w:rPr>
+    </w:lvl>
+    <w:lvl w:ilvl="1" w:tentative="1">
+      <w:start w:val="1"/>
+      <w:numFmt w:val="bullet"/>
+      <w:lvlText w:val="o"/>
+      <w:lvlJc w:val="left"/>
+      <w:pPr>
+        <w:tabs>
+          <w:tab w:val="num" w:pos="1440"/>
+        </w:tabs>
+        <w:ind w:left="1440" w:hanging="360"/>
+      </w:pPr>
+      <w:rPr>
+        <w:rFonts w:ascii="Courier New" w:hAnsi="Courier New" w:hint="default"/>
+        <w:sz w:val="20"/>
+      </w:rPr>
+    </w:lvl>
+    <w:lvl w:ilvl="2" w:tentative="1">
+      <w:start w:val="1"/>
+      <w:numFmt w:val="bullet"/>
+      <w:lvlText w:val=""/>
+      <w:lvlJc w:val="left"/>
+      <w:pPr>
+        <w:tabs>
+          <w:tab w:val="num" w:pos="2160"/>
+        </w:tabs>
+        <w:ind w:left="2160" w:hanging="360"/>
+      </w:pPr>
+      <w:rPr>
+        <w:rFonts w:ascii="Wingdings" w:hAnsi="Wingdings" w:hint="default"/>
+        <w:sz w:val="20"/>
+      </w:rPr>
+    </w:lvl>
+    <w:lvl w:ilvl="3" w:tentative="1">
+      <w:start w:val="1"/>
+      <w:numFmt w:val="bullet"/>
+      <w:lvlText w:val=""/>
+      <w:lvlJc w:val="left"/>
+      <w:pPr>
+        <w:tabs>
+          <w:tab w:val="num" w:pos="2880"/>
+        </w:tabs>
+        <w:ind w:left="2880" w:hanging="360"/>
+      </w:pPr>
+      <w:rPr>
+        <w:rFonts w:ascii="Wingdings" w:hAnsi="Wingdings" w:hint="default"/>
+        <w:sz w:val="20"/>
+      </w:rPr>
+    </w:lvl>
+    <w:lvl w:ilvl="4" w:tentative="1">
+      <w:start w:val="1"/>
+      <w:numFmt w:val="bullet"/>
+      <w:lvlText w:val=""/>
+      <w:lvlJc w:val="left"/>
+      <w:pPr>
+        <w:tabs>
+          <w:tab w:val="num" w:pos="3600"/>
+        </w:tabs>
+        <w:ind w:left="3600" w:hanging="360"/>
+      </w:pPr>
+      <w:rPr>
+        <w:rFonts w:ascii="Wingdings" w:hAnsi="Wingdings" w:hint="default"/>
+        <w:sz w:val="20"/>
+      </w:rPr>
+    </w:lvl>
+    <w:lvl w:ilvl="5" w:tentative="1">
+      <w:start w:val="1"/>
+      <w:numFmt w:val="bullet"/>
+      <w:lvlText w:val=""/>
+      <w:lvlJc w:val="left"/>
+      <w:pPr>
+        <w:tabs>
+          <w:tab w:val="num" w:pos="4320"/>
+        </w:tabs>
+        <w:ind w:left="4320" w:hanging="360"/>
+      </w:pPr>
+      <w:rPr>
+        <w:rFonts w:ascii="Wingdings" w:hAnsi="Wingdings" w:hint="default"/>
+        <w:sz w:val="20"/>
+      </w:rPr>
+    </w:lvl>
+    <w:lvl w:ilvl="6" w:tentative="1">
+      <w:start w:val="1"/>
+      <w:numFmt w:val="bullet"/>
+      <w:lvlText w:val=""/>
+      <w:lvlJc w:val="left"/>
+      <w:pPr>
+        <w:tabs>
+          <w:tab w:val="num" w:pos="5040"/>
+        </w:tabs>
+        <w:ind w:left="5040" w:hanging="360"/>
+      </w:pPr>
+      <w:rPr>
+        <w:rFonts w:ascii="Wingdings" w:hAnsi="Wingdings" w:hint="default"/>
+        <w:sz w:val="20"/>
+      </w:rPr>
+    </w:lvl>
+    <w:lvl w:ilvl="7" w:tentative="1">
+      <w:start w:val="1"/>
+      <w:numFmt w:val="bullet"/>
+      <w:lvlText w:val=""/>
+      <w:lvlJc w:val="left"/>
+      <w:pPr>
+        <w:tabs>
+          <w:tab w:val="num" w:pos="5760"/>
+        </w:tabs>
+        <w:ind w:left="5760" w:hanging="360"/>
+      </w:pPr>
+      <w:rPr>
+        <w:rFonts w:ascii="Wingdings" w:hAnsi="Wingdings" w:hint="default"/>
+        <w:sz w:val="20"/>
+      </w:rPr>
+    </w:lvl>
+    <w:lvl w:ilvl="8" w:tentative="1">
+      <w:start w:val="1"/>
+      <w:numFmt w:val="bullet"/>
+      <w:lvlText w:val=""/>
+      <w:lvlJc w:val="left"/>
+      <w:pPr>
+        <w:tabs>
+          <w:tab w:val="num" w:pos="6480"/>
+        </w:tabs>
+        <w:ind w:left="6480" w:hanging="360"/>
+      </w:pPr>
+      <w:rPr>
+        <w:rFonts w:ascii="Wingdings" w:hAnsi="Wingdings" w:hint="default"/>
+        <w:sz w:val="20"/>
+      </w:rPr>
+    </w:lvl>
+  </w:abstractNum>
+  <w:abstractNum w:abstractNumId="28" w15:restartNumberingAfterBreak="0">
+    <w:nsid w:val="1EBA6FD7"/>
+    <w:multiLevelType w:val="multilevel"/>
+    <w:tmpl w:val="B8CA9260"/>
+    <w:lvl w:ilvl="0">
+      <w:start w:val="1"/>
+      <w:numFmt w:val="bullet"/>
+      <w:lvlText w:val=""/>
+      <w:lvlJc w:val="left"/>
+      <w:pPr>
+        <w:tabs>
+          <w:tab w:val="num" w:pos="720"/>
+        </w:tabs>
+        <w:ind w:left="720" w:hanging="360"/>
+      </w:pPr>
+      <w:rPr>
+        <w:rFonts w:ascii="Symbol" w:hAnsi="Symbol" w:hint="default"/>
+        <w:sz w:val="20"/>
+      </w:rPr>
+    </w:lvl>
+    <w:lvl w:ilvl="1" w:tentative="1">
+      <w:start w:val="1"/>
+      <w:numFmt w:val="bullet"/>
+      <w:lvlText w:val="o"/>
+      <w:lvlJc w:val="left"/>
+      <w:pPr>
+        <w:tabs>
+          <w:tab w:val="num" w:pos="1440"/>
+        </w:tabs>
+        <w:ind w:left="1440" w:hanging="360"/>
+      </w:pPr>
+      <w:rPr>
+        <w:rFonts w:ascii="Courier New" w:hAnsi="Courier New" w:hint="default"/>
+        <w:sz w:val="20"/>
+      </w:rPr>
+    </w:lvl>
+    <w:lvl w:ilvl="2" w:tentative="1">
+      <w:start w:val="1"/>
+      <w:numFmt w:val="bullet"/>
+      <w:lvlText w:val=""/>
+      <w:lvlJc w:val="left"/>
+      <w:pPr>
+        <w:tabs>
+          <w:tab w:val="num" w:pos="2160"/>
+        </w:tabs>
+        <w:ind w:left="2160" w:hanging="360"/>
+      </w:pPr>
+      <w:rPr>
+        <w:rFonts w:ascii="Wingdings" w:hAnsi="Wingdings" w:hint="default"/>
+        <w:sz w:val="20"/>
+      </w:rPr>
+    </w:lvl>
+    <w:lvl w:ilvl="3" w:tentative="1">
+      <w:start w:val="1"/>
+      <w:numFmt w:val="bullet"/>
+      <w:lvlText w:val=""/>
+      <w:lvlJc w:val="left"/>
+      <w:pPr>
+        <w:tabs>
+          <w:tab w:val="num" w:pos="2880"/>
+        </w:tabs>
+        <w:ind w:left="2880" w:hanging="360"/>
+      </w:pPr>
+      <w:rPr>
+        <w:rFonts w:ascii="Wingdings" w:hAnsi="Wingdings" w:hint="default"/>
+        <w:sz w:val="20"/>
+      </w:rPr>
+    </w:lvl>
+    <w:lvl w:ilvl="4" w:tentative="1">
+      <w:start w:val="1"/>
+      <w:numFmt w:val="bullet"/>
+      <w:lvlText w:val=""/>
+      <w:lvlJc w:val="left"/>
+      <w:pPr>
+        <w:tabs>
+          <w:tab w:val="num" w:pos="3600"/>
+        </w:tabs>
+        <w:ind w:left="3600" w:hanging="360"/>
+      </w:pPr>
+      <w:rPr>
+        <w:rFonts w:ascii="Wingdings" w:hAnsi="Wingdings" w:hint="default"/>
+        <w:sz w:val="20"/>
+      </w:rPr>
+    </w:lvl>
+    <w:lvl w:ilvl="5" w:tentative="1">
+      <w:start w:val="1"/>
+      <w:numFmt w:val="bullet"/>
+      <w:lvlText w:val=""/>
+      <w:lvlJc w:val="left"/>
+      <w:pPr>
+        <w:tabs>
+          <w:tab w:val="num" w:pos="4320"/>
+        </w:tabs>
+        <w:ind w:left="4320" w:hanging="360"/>
+      </w:pPr>
+      <w:rPr>
+        <w:rFonts w:ascii="Wingdings" w:hAnsi="Wingdings" w:hint="default"/>
+        <w:sz w:val="20"/>
+      </w:rPr>
+    </w:lvl>
+    <w:lvl w:ilvl="6" w:tentative="1">
+      <w:start w:val="1"/>
+      <w:numFmt w:val="bullet"/>
+      <w:lvlText w:val=""/>
+      <w:lvlJc w:val="left"/>
+      <w:pPr>
+        <w:tabs>
+          <w:tab w:val="num" w:pos="5040"/>
+        </w:tabs>
+        <w:ind w:left="5040" w:hanging="360"/>
+      </w:pPr>
+      <w:rPr>
+        <w:rFonts w:ascii="Wingdings" w:hAnsi="Wingdings" w:hint="default"/>
+        <w:sz w:val="20"/>
+      </w:rPr>
+    </w:lvl>
+    <w:lvl w:ilvl="7" w:tentative="1">
+      <w:start w:val="1"/>
+      <w:numFmt w:val="bullet"/>
+      <w:lvlText w:val=""/>
+      <w:lvlJc w:val="left"/>
+      <w:pPr>
+        <w:tabs>
+          <w:tab w:val="num" w:pos="5760"/>
+        </w:tabs>
+        <w:ind w:left="5760" w:hanging="360"/>
+      </w:pPr>
+      <w:rPr>
+        <w:rFonts w:ascii="Wingdings" w:hAnsi="Wingdings" w:hint="default"/>
+        <w:sz w:val="20"/>
+      </w:rPr>
+    </w:lvl>
+    <w:lvl w:ilvl="8" w:tentative="1">
+      <w:start w:val="1"/>
+      <w:numFmt w:val="bullet"/>
+      <w:lvlText w:val=""/>
+      <w:lvlJc w:val="left"/>
+      <w:pPr>
+        <w:tabs>
+          <w:tab w:val="num" w:pos="6480"/>
+        </w:tabs>
+        <w:ind w:left="6480" w:hanging="360"/>
+      </w:pPr>
+      <w:rPr>
+        <w:rFonts w:ascii="Wingdings" w:hAnsi="Wingdings" w:hint="default"/>
+        <w:sz w:val="20"/>
+      </w:rPr>
+    </w:lvl>
+  </w:abstractNum>
+  <w:abstractNum w:abstractNumId="29" w15:restartNumberingAfterBreak="0">
     <w:nsid w:val="1FA77179"/>
     <w:multiLevelType w:val="multilevel"/>
     <w:tmpl w:val="DCC65C0E"/>
@@ -6726,7 +9540,156 @@
       </w:rPr>
     </w:lvl>
   </w:abstractNum>
-  <w:abstractNum w:abstractNumId="23" w15:restartNumberingAfterBreak="0">
+  <w:abstractNum w:abstractNumId="30" w15:restartNumberingAfterBreak="0">
+    <w:nsid w:val="20837610"/>
+    <w:multiLevelType w:val="multilevel"/>
+    <w:tmpl w:val="1F72BF62"/>
+    <w:lvl w:ilvl="0">
+      <w:start w:val="1"/>
+      <w:numFmt w:val="bullet"/>
+      <w:lvlText w:val=""/>
+      <w:lvlJc w:val="left"/>
+      <w:pPr>
+        <w:tabs>
+          <w:tab w:val="num" w:pos="720"/>
+        </w:tabs>
+        <w:ind w:left="720" w:hanging="360"/>
+      </w:pPr>
+      <w:rPr>
+        <w:rFonts w:ascii="Symbol" w:hAnsi="Symbol" w:hint="default"/>
+        <w:sz w:val="20"/>
+      </w:rPr>
+    </w:lvl>
+    <w:lvl w:ilvl="1" w:tentative="1">
+      <w:start w:val="1"/>
+      <w:numFmt w:val="bullet"/>
+      <w:lvlText w:val="o"/>
+      <w:lvlJc w:val="left"/>
+      <w:pPr>
+        <w:tabs>
+          <w:tab w:val="num" w:pos="1440"/>
+        </w:tabs>
+        <w:ind w:left="1440" w:hanging="360"/>
+      </w:pPr>
+      <w:rPr>
+        <w:rFonts w:ascii="Courier New" w:hAnsi="Courier New" w:hint="default"/>
+        <w:sz w:val="20"/>
+      </w:rPr>
+    </w:lvl>
+    <w:lvl w:ilvl="2" w:tentative="1">
+      <w:start w:val="1"/>
+      <w:numFmt w:val="bullet"/>
+      <w:lvlText w:val=""/>
+      <w:lvlJc w:val="left"/>
+      <w:pPr>
+        <w:tabs>
+          <w:tab w:val="num" w:pos="2160"/>
+        </w:tabs>
+        <w:ind w:left="2160" w:hanging="360"/>
+      </w:pPr>
+      <w:rPr>
+        <w:rFonts w:ascii="Wingdings" w:hAnsi="Wingdings" w:hint="default"/>
+        <w:sz w:val="20"/>
+      </w:rPr>
+    </w:lvl>
+    <w:lvl w:ilvl="3" w:tentative="1">
+      <w:start w:val="1"/>
+      <w:numFmt w:val="bullet"/>
+      <w:lvlText w:val=""/>
+      <w:lvlJc w:val="left"/>
+      <w:pPr>
+        <w:tabs>
+          <w:tab w:val="num" w:pos="2880"/>
+        </w:tabs>
+        <w:ind w:left="2880" w:hanging="360"/>
+      </w:pPr>
+      <w:rPr>
+        <w:rFonts w:ascii="Wingdings" w:hAnsi="Wingdings" w:hint="default"/>
+        <w:sz w:val="20"/>
+      </w:rPr>
+    </w:lvl>
+    <w:lvl w:ilvl="4" w:tentative="1">
+      <w:start w:val="1"/>
+      <w:numFmt w:val="bullet"/>
+      <w:lvlText w:val=""/>
+      <w:lvlJc w:val="left"/>
+      <w:pPr>
+        <w:tabs>
+          <w:tab w:val="num" w:pos="3600"/>
+        </w:tabs>
+        <w:ind w:left="3600" w:hanging="360"/>
+      </w:pPr>
+      <w:rPr>
+        <w:rFonts w:ascii="Wingdings" w:hAnsi="Wingdings" w:hint="default"/>
+        <w:sz w:val="20"/>
+      </w:rPr>
+    </w:lvl>
+    <w:lvl w:ilvl="5" w:tentative="1">
+      <w:start w:val="1"/>
+      <w:numFmt w:val="bullet"/>
+      <w:lvlText w:val=""/>
+      <w:lvlJc w:val="left"/>
+      <w:pPr>
+        <w:tabs>
+          <w:tab w:val="num" w:pos="4320"/>
+        </w:tabs>
+        <w:ind w:left="4320" w:hanging="360"/>
+      </w:pPr>
+      <w:rPr>
+        <w:rFonts w:ascii="Wingdings" w:hAnsi="Wingdings" w:hint="default"/>
+        <w:sz w:val="20"/>
+      </w:rPr>
+    </w:lvl>
+    <w:lvl w:ilvl="6" w:tentative="1">
+      <w:start w:val="1"/>
+      <w:numFmt w:val="bullet"/>
+      <w:lvlText w:val=""/>
+      <w:lvlJc w:val="left"/>
+      <w:pPr>
+        <w:tabs>
+          <w:tab w:val="num" w:pos="5040"/>
+        </w:tabs>
+        <w:ind w:left="5040" w:hanging="360"/>
+      </w:pPr>
+      <w:rPr>
+        <w:rFonts w:ascii="Wingdings" w:hAnsi="Wingdings" w:hint="default"/>
+        <w:sz w:val="20"/>
+      </w:rPr>
+    </w:lvl>
+    <w:lvl w:ilvl="7" w:tentative="1">
+      <w:start w:val="1"/>
+      <w:numFmt w:val="bullet"/>
+      <w:lvlText w:val=""/>
+      <w:lvlJc w:val="left"/>
+      <w:pPr>
+        <w:tabs>
+          <w:tab w:val="num" w:pos="5760"/>
+        </w:tabs>
+        <w:ind w:left="5760" w:hanging="360"/>
+      </w:pPr>
+      <w:rPr>
+        <w:rFonts w:ascii="Wingdings" w:hAnsi="Wingdings" w:hint="default"/>
+        <w:sz w:val="20"/>
+      </w:rPr>
+    </w:lvl>
+    <w:lvl w:ilvl="8" w:tentative="1">
+      <w:start w:val="1"/>
+      <w:numFmt w:val="bullet"/>
+      <w:lvlText w:val=""/>
+      <w:lvlJc w:val="left"/>
+      <w:pPr>
+        <w:tabs>
+          <w:tab w:val="num" w:pos="6480"/>
+        </w:tabs>
+        <w:ind w:left="6480" w:hanging="360"/>
+      </w:pPr>
+      <w:rPr>
+        <w:rFonts w:ascii="Wingdings" w:hAnsi="Wingdings" w:hint="default"/>
+        <w:sz w:val="20"/>
+      </w:rPr>
+    </w:lvl>
+  </w:abstractNum>
+  <w:abstractNum w:abstractNumId="31" w15:restartNumberingAfterBreak="0">
     <w:nsid w:val="20A3371C"/>
     <w:multiLevelType w:val="multilevel"/>
     <w:tmpl w:val="C8B202D8"/>
@@ -6875,7 +9838,7 @@
       </w:rPr>
     </w:lvl>
   </w:abstractNum>
-  <w:abstractNum w:abstractNumId="24" w15:restartNumberingAfterBreak="0">
+  <w:abstractNum w:abstractNumId="32" w15:restartNumberingAfterBreak="0">
     <w:nsid w:val="218B0C7C"/>
     <w:multiLevelType w:val="multilevel"/>
     <w:tmpl w:val="26120830"/>
@@ -7024,7 +9987,7 @@
       </w:rPr>
     </w:lvl>
   </w:abstractNum>
-  <w:abstractNum w:abstractNumId="25" w15:restartNumberingAfterBreak="0">
+  <w:abstractNum w:abstractNumId="33" w15:restartNumberingAfterBreak="0">
     <w:nsid w:val="2235144A"/>
     <w:multiLevelType w:val="multilevel"/>
     <w:tmpl w:val="2EBAED92"/>
@@ -7173,7 +10136,7 @@
       </w:rPr>
     </w:lvl>
   </w:abstractNum>
-  <w:abstractNum w:abstractNumId="26" w15:restartNumberingAfterBreak="0">
+  <w:abstractNum w:abstractNumId="34" w15:restartNumberingAfterBreak="0">
     <w:nsid w:val="22873DC2"/>
     <w:multiLevelType w:val="multilevel"/>
     <w:tmpl w:val="EDDE1046"/>
@@ -7322,7 +10285,7 @@
       </w:rPr>
     </w:lvl>
   </w:abstractNum>
-  <w:abstractNum w:abstractNumId="27" w15:restartNumberingAfterBreak="0">
+  <w:abstractNum w:abstractNumId="35" w15:restartNumberingAfterBreak="0">
     <w:nsid w:val="23DD0724"/>
     <w:multiLevelType w:val="multilevel"/>
     <w:tmpl w:val="31109AB6"/>
@@ -7471,7 +10434,7 @@
       </w:rPr>
     </w:lvl>
   </w:abstractNum>
-  <w:abstractNum w:abstractNumId="28" w15:restartNumberingAfterBreak="0">
+  <w:abstractNum w:abstractNumId="36" w15:restartNumberingAfterBreak="0">
     <w:nsid w:val="244224D6"/>
     <w:multiLevelType w:val="multilevel"/>
     <w:tmpl w:val="AD0C2DBC"/>
@@ -7620,7 +10583,7 @@
       </w:rPr>
     </w:lvl>
   </w:abstractNum>
-  <w:abstractNum w:abstractNumId="29" w15:restartNumberingAfterBreak="0">
+  <w:abstractNum w:abstractNumId="37" w15:restartNumberingAfterBreak="0">
     <w:nsid w:val="25626845"/>
     <w:multiLevelType w:val="multilevel"/>
     <w:tmpl w:val="EA22C4D6"/>
@@ -7769,7 +10732,7 @@
       </w:rPr>
     </w:lvl>
   </w:abstractNum>
-  <w:abstractNum w:abstractNumId="30" w15:restartNumberingAfterBreak="0">
+  <w:abstractNum w:abstractNumId="38" w15:restartNumberingAfterBreak="0">
     <w:nsid w:val="267E5D09"/>
     <w:multiLevelType w:val="multilevel"/>
     <w:tmpl w:val="F454FE5C"/>
@@ -7918,7 +10881,7 @@
       </w:rPr>
     </w:lvl>
   </w:abstractNum>
-  <w:abstractNum w:abstractNumId="31" w15:restartNumberingAfterBreak="0">
+  <w:abstractNum w:abstractNumId="39" w15:restartNumberingAfterBreak="0">
     <w:nsid w:val="26D72D97"/>
     <w:multiLevelType w:val="multilevel"/>
     <w:tmpl w:val="80548234"/>
@@ -8067,7 +11030,156 @@
       </w:rPr>
     </w:lvl>
   </w:abstractNum>
-  <w:abstractNum w:abstractNumId="32" w15:restartNumberingAfterBreak="0">
+  <w:abstractNum w:abstractNumId="40" w15:restartNumberingAfterBreak="0">
+    <w:nsid w:val="26DD1EB4"/>
+    <w:multiLevelType w:val="multilevel"/>
+    <w:tmpl w:val="1E0C37B2"/>
+    <w:lvl w:ilvl="0">
+      <w:start w:val="1"/>
+      <w:numFmt w:val="bullet"/>
+      <w:lvlText w:val=""/>
+      <w:lvlJc w:val="left"/>
+      <w:pPr>
+        <w:tabs>
+          <w:tab w:val="num" w:pos="720"/>
+        </w:tabs>
+        <w:ind w:left="720" w:hanging="360"/>
+      </w:pPr>
+      <w:rPr>
+        <w:rFonts w:ascii="Symbol" w:hAnsi="Symbol" w:hint="default"/>
+        <w:sz w:val="20"/>
+      </w:rPr>
+    </w:lvl>
+    <w:lvl w:ilvl="1" w:tentative="1">
+      <w:start w:val="1"/>
+      <w:numFmt w:val="bullet"/>
+      <w:lvlText w:val="o"/>
+      <w:lvlJc w:val="left"/>
+      <w:pPr>
+        <w:tabs>
+          <w:tab w:val="num" w:pos="1440"/>
+        </w:tabs>
+        <w:ind w:left="1440" w:hanging="360"/>
+      </w:pPr>
+      <w:rPr>
+        <w:rFonts w:ascii="Courier New" w:hAnsi="Courier New" w:hint="default"/>
+        <w:sz w:val="20"/>
+      </w:rPr>
+    </w:lvl>
+    <w:lvl w:ilvl="2" w:tentative="1">
+      <w:start w:val="1"/>
+      <w:numFmt w:val="bullet"/>
+      <w:lvlText w:val=""/>
+      <w:lvlJc w:val="left"/>
+      <w:pPr>
+        <w:tabs>
+          <w:tab w:val="num" w:pos="2160"/>
+        </w:tabs>
+        <w:ind w:left="2160" w:hanging="360"/>
+      </w:pPr>
+      <w:rPr>
+        <w:rFonts w:ascii="Wingdings" w:hAnsi="Wingdings" w:hint="default"/>
+        <w:sz w:val="20"/>
+      </w:rPr>
+    </w:lvl>
+    <w:lvl w:ilvl="3" w:tentative="1">
+      <w:start w:val="1"/>
+      <w:numFmt w:val="bullet"/>
+      <w:lvlText w:val=""/>
+      <w:lvlJc w:val="left"/>
+      <w:pPr>
+        <w:tabs>
+          <w:tab w:val="num" w:pos="2880"/>
+        </w:tabs>
+        <w:ind w:left="2880" w:hanging="360"/>
+      </w:pPr>
+      <w:rPr>
+        <w:rFonts w:ascii="Wingdings" w:hAnsi="Wingdings" w:hint="default"/>
+        <w:sz w:val="20"/>
+      </w:rPr>
+    </w:lvl>
+    <w:lvl w:ilvl="4" w:tentative="1">
+      <w:start w:val="1"/>
+      <w:numFmt w:val="bullet"/>
+      <w:lvlText w:val=""/>
+      <w:lvlJc w:val="left"/>
+      <w:pPr>
+        <w:tabs>
+          <w:tab w:val="num" w:pos="3600"/>
+        </w:tabs>
+        <w:ind w:left="3600" w:hanging="360"/>
+      </w:pPr>
+      <w:rPr>
+        <w:rFonts w:ascii="Wingdings" w:hAnsi="Wingdings" w:hint="default"/>
+        <w:sz w:val="20"/>
+      </w:rPr>
+    </w:lvl>
+    <w:lvl w:ilvl="5" w:tentative="1">
+      <w:start w:val="1"/>
+      <w:numFmt w:val="bullet"/>
+      <w:lvlText w:val=""/>
+      <w:lvlJc w:val="left"/>
+      <w:pPr>
+        <w:tabs>
+          <w:tab w:val="num" w:pos="4320"/>
+        </w:tabs>
+        <w:ind w:left="4320" w:hanging="360"/>
+      </w:pPr>
+      <w:rPr>
+        <w:rFonts w:ascii="Wingdings" w:hAnsi="Wingdings" w:hint="default"/>
+        <w:sz w:val="20"/>
+      </w:rPr>
+    </w:lvl>
+    <w:lvl w:ilvl="6" w:tentative="1">
+      <w:start w:val="1"/>
+      <w:numFmt w:val="bullet"/>
+      <w:lvlText w:val=""/>
+      <w:lvlJc w:val="left"/>
+      <w:pPr>
+        <w:tabs>
+          <w:tab w:val="num" w:pos="5040"/>
+        </w:tabs>
+        <w:ind w:left="5040" w:hanging="360"/>
+      </w:pPr>
+      <w:rPr>
+        <w:rFonts w:ascii="Wingdings" w:hAnsi="Wingdings" w:hint="default"/>
+        <w:sz w:val="20"/>
+      </w:rPr>
+    </w:lvl>
+    <w:lvl w:ilvl="7" w:tentative="1">
+      <w:start w:val="1"/>
+      <w:numFmt w:val="bullet"/>
+      <w:lvlText w:val=""/>
+      <w:lvlJc w:val="left"/>
+      <w:pPr>
+        <w:tabs>
+          <w:tab w:val="num" w:pos="5760"/>
+        </w:tabs>
+        <w:ind w:left="5760" w:hanging="360"/>
+      </w:pPr>
+      <w:rPr>
+        <w:rFonts w:ascii="Wingdings" w:hAnsi="Wingdings" w:hint="default"/>
+        <w:sz w:val="20"/>
+      </w:rPr>
+    </w:lvl>
+    <w:lvl w:ilvl="8" w:tentative="1">
+      <w:start w:val="1"/>
+      <w:numFmt w:val="bullet"/>
+      <w:lvlText w:val=""/>
+      <w:lvlJc w:val="left"/>
+      <w:pPr>
+        <w:tabs>
+          <w:tab w:val="num" w:pos="6480"/>
+        </w:tabs>
+        <w:ind w:left="6480" w:hanging="360"/>
+      </w:pPr>
+      <w:rPr>
+        <w:rFonts w:ascii="Wingdings" w:hAnsi="Wingdings" w:hint="default"/>
+        <w:sz w:val="20"/>
+      </w:rPr>
+    </w:lvl>
+  </w:abstractNum>
+  <w:abstractNum w:abstractNumId="41" w15:restartNumberingAfterBreak="0">
     <w:nsid w:val="26F248AB"/>
     <w:multiLevelType w:val="multilevel"/>
     <w:tmpl w:val="0DD01F2E"/>
@@ -8216,7 +11328,7 @@
       </w:rPr>
     </w:lvl>
   </w:abstractNum>
-  <w:abstractNum w:abstractNumId="33" w15:restartNumberingAfterBreak="0">
+  <w:abstractNum w:abstractNumId="42" w15:restartNumberingAfterBreak="0">
     <w:nsid w:val="28410464"/>
     <w:multiLevelType w:val="multilevel"/>
     <w:tmpl w:val="2724160C"/>
@@ -8329,7 +11441,7 @@
       </w:pPr>
     </w:lvl>
   </w:abstractNum>
-  <w:abstractNum w:abstractNumId="34" w15:restartNumberingAfterBreak="0">
+  <w:abstractNum w:abstractNumId="43" w15:restartNumberingAfterBreak="0">
     <w:nsid w:val="295B302A"/>
     <w:multiLevelType w:val="multilevel"/>
     <w:tmpl w:val="E8EEAD40"/>
@@ -8478,7 +11590,7 @@
       </w:rPr>
     </w:lvl>
   </w:abstractNum>
-  <w:abstractNum w:abstractNumId="35" w15:restartNumberingAfterBreak="0">
+  <w:abstractNum w:abstractNumId="44" w15:restartNumberingAfterBreak="0">
     <w:nsid w:val="29AB431F"/>
     <w:multiLevelType w:val="multilevel"/>
     <w:tmpl w:val="7508141E"/>
@@ -8627,7 +11739,7 @@
       </w:rPr>
     </w:lvl>
   </w:abstractNum>
-  <w:abstractNum w:abstractNumId="36" w15:restartNumberingAfterBreak="0">
+  <w:abstractNum w:abstractNumId="45" w15:restartNumberingAfterBreak="0">
     <w:nsid w:val="2AF77D2C"/>
     <w:multiLevelType w:val="multilevel"/>
     <w:tmpl w:val="A0F8B75C"/>
@@ -8776,7 +11888,7 @@
       </w:rPr>
     </w:lvl>
   </w:abstractNum>
-  <w:abstractNum w:abstractNumId="37" w15:restartNumberingAfterBreak="0">
+  <w:abstractNum w:abstractNumId="46" w15:restartNumberingAfterBreak="0">
     <w:nsid w:val="2B8B23BD"/>
     <w:multiLevelType w:val="multilevel"/>
     <w:tmpl w:val="7550FF06"/>
@@ -8925,7 +12037,7 @@
       </w:rPr>
     </w:lvl>
   </w:abstractNum>
-  <w:abstractNum w:abstractNumId="38" w15:restartNumberingAfterBreak="0">
+  <w:abstractNum w:abstractNumId="47" w15:restartNumberingAfterBreak="0">
     <w:nsid w:val="2E9952E3"/>
     <w:multiLevelType w:val="multilevel"/>
     <w:tmpl w:val="1584E86E"/>
@@ -9074,7 +12186,7 @@
       </w:rPr>
     </w:lvl>
   </w:abstractNum>
-  <w:abstractNum w:abstractNumId="39" w15:restartNumberingAfterBreak="0">
+  <w:abstractNum w:abstractNumId="48" w15:restartNumberingAfterBreak="0">
     <w:nsid w:val="2FA3342A"/>
     <w:multiLevelType w:val="multilevel"/>
     <w:tmpl w:val="EE6AEC7A"/>
@@ -9223,7 +12335,7 @@
       </w:rPr>
     </w:lvl>
   </w:abstractNum>
-  <w:abstractNum w:abstractNumId="40" w15:restartNumberingAfterBreak="0">
+  <w:abstractNum w:abstractNumId="49" w15:restartNumberingAfterBreak="0">
     <w:nsid w:val="31205182"/>
     <w:multiLevelType w:val="multilevel"/>
     <w:tmpl w:val="62B4321A"/>
@@ -9372,7 +12484,7 @@
       </w:rPr>
     </w:lvl>
   </w:abstractNum>
-  <w:abstractNum w:abstractNumId="41" w15:restartNumberingAfterBreak="0">
+  <w:abstractNum w:abstractNumId="50" w15:restartNumberingAfterBreak="0">
     <w:nsid w:val="31247DCF"/>
     <w:multiLevelType w:val="multilevel"/>
     <w:tmpl w:val="7EC27422"/>
@@ -9521,7 +12633,7 @@
       </w:rPr>
     </w:lvl>
   </w:abstractNum>
-  <w:abstractNum w:abstractNumId="42" w15:restartNumberingAfterBreak="0">
+  <w:abstractNum w:abstractNumId="51" w15:restartNumberingAfterBreak="0">
     <w:nsid w:val="33186E5D"/>
     <w:multiLevelType w:val="multilevel"/>
     <w:tmpl w:val="67441F00"/>
@@ -9670,7 +12782,7 @@
       </w:rPr>
     </w:lvl>
   </w:abstractNum>
-  <w:abstractNum w:abstractNumId="43" w15:restartNumberingAfterBreak="0">
+  <w:abstractNum w:abstractNumId="52" w15:restartNumberingAfterBreak="0">
     <w:nsid w:val="334A6B83"/>
     <w:multiLevelType w:val="multilevel"/>
     <w:tmpl w:val="C2444474"/>
@@ -9819,7 +12931,7 @@
       </w:rPr>
     </w:lvl>
   </w:abstractNum>
-  <w:abstractNum w:abstractNumId="44" w15:restartNumberingAfterBreak="0">
+  <w:abstractNum w:abstractNumId="53" w15:restartNumberingAfterBreak="0">
     <w:nsid w:val="348E6393"/>
     <w:multiLevelType w:val="multilevel"/>
     <w:tmpl w:val="8ED87700"/>
@@ -9968,7 +13080,7 @@
       </w:rPr>
     </w:lvl>
   </w:abstractNum>
-  <w:abstractNum w:abstractNumId="45" w15:restartNumberingAfterBreak="0">
+  <w:abstractNum w:abstractNumId="54" w15:restartNumberingAfterBreak="0">
     <w:nsid w:val="384316F3"/>
     <w:multiLevelType w:val="multilevel"/>
     <w:tmpl w:val="37BC7FA4"/>
@@ -10117,7 +13229,7 @@
       </w:rPr>
     </w:lvl>
   </w:abstractNum>
-  <w:abstractNum w:abstractNumId="46" w15:restartNumberingAfterBreak="0">
+  <w:abstractNum w:abstractNumId="55" w15:restartNumberingAfterBreak="0">
     <w:nsid w:val="386C363D"/>
     <w:multiLevelType w:val="multilevel"/>
     <w:tmpl w:val="E8E6639A"/>
@@ -10266,7 +13378,7 @@
       </w:rPr>
     </w:lvl>
   </w:abstractNum>
-  <w:abstractNum w:abstractNumId="47" w15:restartNumberingAfterBreak="0">
+  <w:abstractNum w:abstractNumId="56" w15:restartNumberingAfterBreak="0">
     <w:nsid w:val="391A63E5"/>
     <w:multiLevelType w:val="multilevel"/>
     <w:tmpl w:val="3C7CCDB0"/>
@@ -10415,7 +13527,7 @@
       </w:rPr>
     </w:lvl>
   </w:abstractNum>
-  <w:abstractNum w:abstractNumId="48" w15:restartNumberingAfterBreak="0">
+  <w:abstractNum w:abstractNumId="57" w15:restartNumberingAfterBreak="0">
     <w:nsid w:val="39220CDF"/>
     <w:multiLevelType w:val="multilevel"/>
     <w:tmpl w:val="D20255A0"/>
@@ -10564,7 +13676,7 @@
       </w:rPr>
     </w:lvl>
   </w:abstractNum>
-  <w:abstractNum w:abstractNumId="49" w15:restartNumberingAfterBreak="0">
+  <w:abstractNum w:abstractNumId="58" w15:restartNumberingAfterBreak="0">
     <w:nsid w:val="3B590D6A"/>
     <w:multiLevelType w:val="multilevel"/>
     <w:tmpl w:val="9D983624"/>
@@ -10713,7 +13825,7 @@
       </w:rPr>
     </w:lvl>
   </w:abstractNum>
-  <w:abstractNum w:abstractNumId="50" w15:restartNumberingAfterBreak="0">
+  <w:abstractNum w:abstractNumId="59" w15:restartNumberingAfterBreak="0">
     <w:nsid w:val="3B8F178A"/>
     <w:multiLevelType w:val="multilevel"/>
     <w:tmpl w:val="952C4178"/>
@@ -10862,7 +13974,7 @@
       </w:rPr>
     </w:lvl>
   </w:abstractNum>
-  <w:abstractNum w:abstractNumId="51" w15:restartNumberingAfterBreak="0">
+  <w:abstractNum w:abstractNumId="60" w15:restartNumberingAfterBreak="0">
     <w:nsid w:val="3BC07973"/>
     <w:multiLevelType w:val="multilevel"/>
     <w:tmpl w:val="217C110C"/>
@@ -11011,7 +14123,7 @@
       </w:rPr>
     </w:lvl>
   </w:abstractNum>
-  <w:abstractNum w:abstractNumId="52" w15:restartNumberingAfterBreak="0">
+  <w:abstractNum w:abstractNumId="61" w15:restartNumberingAfterBreak="0">
     <w:nsid w:val="3BC8308B"/>
     <w:multiLevelType w:val="multilevel"/>
     <w:tmpl w:val="16ECC63C"/>
@@ -11160,7 +14272,752 @@
       </w:rPr>
     </w:lvl>
   </w:abstractNum>
-  <w:abstractNum w:abstractNumId="53" w15:restartNumberingAfterBreak="0">
+  <w:abstractNum w:abstractNumId="62" w15:restartNumberingAfterBreak="0">
+    <w:nsid w:val="3C2A6338"/>
+    <w:multiLevelType w:val="multilevel"/>
+    <w:tmpl w:val="485C4390"/>
+    <w:lvl w:ilvl="0">
+      <w:start w:val="1"/>
+      <w:numFmt w:val="bullet"/>
+      <w:lvlText w:val=""/>
+      <w:lvlJc w:val="left"/>
+      <w:pPr>
+        <w:tabs>
+          <w:tab w:val="num" w:pos="720"/>
+        </w:tabs>
+        <w:ind w:left="720" w:hanging="360"/>
+      </w:pPr>
+      <w:rPr>
+        <w:rFonts w:ascii="Symbol" w:hAnsi="Symbol" w:hint="default"/>
+        <w:sz w:val="20"/>
+      </w:rPr>
+    </w:lvl>
+    <w:lvl w:ilvl="1" w:tentative="1">
+      <w:start w:val="1"/>
+      <w:numFmt w:val="bullet"/>
+      <w:lvlText w:val="o"/>
+      <w:lvlJc w:val="left"/>
+      <w:pPr>
+        <w:tabs>
+          <w:tab w:val="num" w:pos="1440"/>
+        </w:tabs>
+        <w:ind w:left="1440" w:hanging="360"/>
+      </w:pPr>
+      <w:rPr>
+        <w:rFonts w:ascii="Courier New" w:hAnsi="Courier New" w:hint="default"/>
+        <w:sz w:val="20"/>
+      </w:rPr>
+    </w:lvl>
+    <w:lvl w:ilvl="2" w:tentative="1">
+      <w:start w:val="1"/>
+      <w:numFmt w:val="bullet"/>
+      <w:lvlText w:val=""/>
+      <w:lvlJc w:val="left"/>
+      <w:pPr>
+        <w:tabs>
+          <w:tab w:val="num" w:pos="2160"/>
+        </w:tabs>
+        <w:ind w:left="2160" w:hanging="360"/>
+      </w:pPr>
+      <w:rPr>
+        <w:rFonts w:ascii="Wingdings" w:hAnsi="Wingdings" w:hint="default"/>
+        <w:sz w:val="20"/>
+      </w:rPr>
+    </w:lvl>
+    <w:lvl w:ilvl="3" w:tentative="1">
+      <w:start w:val="1"/>
+      <w:numFmt w:val="bullet"/>
+      <w:lvlText w:val=""/>
+      <w:lvlJc w:val="left"/>
+      <w:pPr>
+        <w:tabs>
+          <w:tab w:val="num" w:pos="2880"/>
+        </w:tabs>
+        <w:ind w:left="2880" w:hanging="360"/>
+      </w:pPr>
+      <w:rPr>
+        <w:rFonts w:ascii="Wingdings" w:hAnsi="Wingdings" w:hint="default"/>
+        <w:sz w:val="20"/>
+      </w:rPr>
+    </w:lvl>
+    <w:lvl w:ilvl="4" w:tentative="1">
+      <w:start w:val="1"/>
+      <w:numFmt w:val="bullet"/>
+      <w:lvlText w:val=""/>
+      <w:lvlJc w:val="left"/>
+      <w:pPr>
+        <w:tabs>
+          <w:tab w:val="num" w:pos="3600"/>
+        </w:tabs>
+        <w:ind w:left="3600" w:hanging="360"/>
+      </w:pPr>
+      <w:rPr>
+        <w:rFonts w:ascii="Wingdings" w:hAnsi="Wingdings" w:hint="default"/>
+        <w:sz w:val="20"/>
+      </w:rPr>
+    </w:lvl>
+    <w:lvl w:ilvl="5" w:tentative="1">
+      <w:start w:val="1"/>
+      <w:numFmt w:val="bullet"/>
+      <w:lvlText w:val=""/>
+      <w:lvlJc w:val="left"/>
+      <w:pPr>
+        <w:tabs>
+          <w:tab w:val="num" w:pos="4320"/>
+        </w:tabs>
+        <w:ind w:left="4320" w:hanging="360"/>
+      </w:pPr>
+      <w:rPr>
+        <w:rFonts w:ascii="Wingdings" w:hAnsi="Wingdings" w:hint="default"/>
+        <w:sz w:val="20"/>
+      </w:rPr>
+    </w:lvl>
+    <w:lvl w:ilvl="6" w:tentative="1">
+      <w:start w:val="1"/>
+      <w:numFmt w:val="bullet"/>
+      <w:lvlText w:val=""/>
+      <w:lvlJc w:val="left"/>
+      <w:pPr>
+        <w:tabs>
+          <w:tab w:val="num" w:pos="5040"/>
+        </w:tabs>
+        <w:ind w:left="5040" w:hanging="360"/>
+      </w:pPr>
+      <w:rPr>
+        <w:rFonts w:ascii="Wingdings" w:hAnsi="Wingdings" w:hint="default"/>
+        <w:sz w:val="20"/>
+      </w:rPr>
+    </w:lvl>
+    <w:lvl w:ilvl="7" w:tentative="1">
+      <w:start w:val="1"/>
+      <w:numFmt w:val="bullet"/>
+      <w:lvlText w:val=""/>
+      <w:lvlJc w:val="left"/>
+      <w:pPr>
+        <w:tabs>
+          <w:tab w:val="num" w:pos="5760"/>
+        </w:tabs>
+        <w:ind w:left="5760" w:hanging="360"/>
+      </w:pPr>
+      <w:rPr>
+        <w:rFonts w:ascii="Wingdings" w:hAnsi="Wingdings" w:hint="default"/>
+        <w:sz w:val="20"/>
+      </w:rPr>
+    </w:lvl>
+    <w:lvl w:ilvl="8" w:tentative="1">
+      <w:start w:val="1"/>
+      <w:numFmt w:val="bullet"/>
+      <w:lvlText w:val=""/>
+      <w:lvlJc w:val="left"/>
+      <w:pPr>
+        <w:tabs>
+          <w:tab w:val="num" w:pos="6480"/>
+        </w:tabs>
+        <w:ind w:left="6480" w:hanging="360"/>
+      </w:pPr>
+      <w:rPr>
+        <w:rFonts w:ascii="Wingdings" w:hAnsi="Wingdings" w:hint="default"/>
+        <w:sz w:val="20"/>
+      </w:rPr>
+    </w:lvl>
+  </w:abstractNum>
+  <w:abstractNum w:abstractNumId="63" w15:restartNumberingAfterBreak="0">
+    <w:nsid w:val="3C3862D4"/>
+    <w:multiLevelType w:val="multilevel"/>
+    <w:tmpl w:val="6A30201A"/>
+    <w:lvl w:ilvl="0">
+      <w:start w:val="1"/>
+      <w:numFmt w:val="bullet"/>
+      <w:lvlText w:val=""/>
+      <w:lvlJc w:val="left"/>
+      <w:pPr>
+        <w:tabs>
+          <w:tab w:val="num" w:pos="720"/>
+        </w:tabs>
+        <w:ind w:left="720" w:hanging="360"/>
+      </w:pPr>
+      <w:rPr>
+        <w:rFonts w:ascii="Symbol" w:hAnsi="Symbol" w:hint="default"/>
+        <w:sz w:val="20"/>
+      </w:rPr>
+    </w:lvl>
+    <w:lvl w:ilvl="1" w:tentative="1">
+      <w:start w:val="1"/>
+      <w:numFmt w:val="bullet"/>
+      <w:lvlText w:val="o"/>
+      <w:lvlJc w:val="left"/>
+      <w:pPr>
+        <w:tabs>
+          <w:tab w:val="num" w:pos="1440"/>
+        </w:tabs>
+        <w:ind w:left="1440" w:hanging="360"/>
+      </w:pPr>
+      <w:rPr>
+        <w:rFonts w:ascii="Courier New" w:hAnsi="Courier New" w:hint="default"/>
+        <w:sz w:val="20"/>
+      </w:rPr>
+    </w:lvl>
+    <w:lvl w:ilvl="2" w:tentative="1">
+      <w:start w:val="1"/>
+      <w:numFmt w:val="bullet"/>
+      <w:lvlText w:val=""/>
+      <w:lvlJc w:val="left"/>
+      <w:pPr>
+        <w:tabs>
+          <w:tab w:val="num" w:pos="2160"/>
+        </w:tabs>
+        <w:ind w:left="2160" w:hanging="360"/>
+      </w:pPr>
+      <w:rPr>
+        <w:rFonts w:ascii="Wingdings" w:hAnsi="Wingdings" w:hint="default"/>
+        <w:sz w:val="20"/>
+      </w:rPr>
+    </w:lvl>
+    <w:lvl w:ilvl="3" w:tentative="1">
+      <w:start w:val="1"/>
+      <w:numFmt w:val="bullet"/>
+      <w:lvlText w:val=""/>
+      <w:lvlJc w:val="left"/>
+      <w:pPr>
+        <w:tabs>
+          <w:tab w:val="num" w:pos="2880"/>
+        </w:tabs>
+        <w:ind w:left="2880" w:hanging="360"/>
+      </w:pPr>
+      <w:rPr>
+        <w:rFonts w:ascii="Wingdings" w:hAnsi="Wingdings" w:hint="default"/>
+        <w:sz w:val="20"/>
+      </w:rPr>
+    </w:lvl>
+    <w:lvl w:ilvl="4" w:tentative="1">
+      <w:start w:val="1"/>
+      <w:numFmt w:val="bullet"/>
+      <w:lvlText w:val=""/>
+      <w:lvlJc w:val="left"/>
+      <w:pPr>
+        <w:tabs>
+          <w:tab w:val="num" w:pos="3600"/>
+        </w:tabs>
+        <w:ind w:left="3600" w:hanging="360"/>
+      </w:pPr>
+      <w:rPr>
+        <w:rFonts w:ascii="Wingdings" w:hAnsi="Wingdings" w:hint="default"/>
+        <w:sz w:val="20"/>
+      </w:rPr>
+    </w:lvl>
+    <w:lvl w:ilvl="5" w:tentative="1">
+      <w:start w:val="1"/>
+      <w:numFmt w:val="bullet"/>
+      <w:lvlText w:val=""/>
+      <w:lvlJc w:val="left"/>
+      <w:pPr>
+        <w:tabs>
+          <w:tab w:val="num" w:pos="4320"/>
+        </w:tabs>
+        <w:ind w:left="4320" w:hanging="360"/>
+      </w:pPr>
+      <w:rPr>
+        <w:rFonts w:ascii="Wingdings" w:hAnsi="Wingdings" w:hint="default"/>
+        <w:sz w:val="20"/>
+      </w:rPr>
+    </w:lvl>
+    <w:lvl w:ilvl="6" w:tentative="1">
+      <w:start w:val="1"/>
+      <w:numFmt w:val="bullet"/>
+      <w:lvlText w:val=""/>
+      <w:lvlJc w:val="left"/>
+      <w:pPr>
+        <w:tabs>
+          <w:tab w:val="num" w:pos="5040"/>
+        </w:tabs>
+        <w:ind w:left="5040" w:hanging="360"/>
+      </w:pPr>
+      <w:rPr>
+        <w:rFonts w:ascii="Wingdings" w:hAnsi="Wingdings" w:hint="default"/>
+        <w:sz w:val="20"/>
+      </w:rPr>
+    </w:lvl>
+    <w:lvl w:ilvl="7" w:tentative="1">
+      <w:start w:val="1"/>
+      <w:numFmt w:val="bullet"/>
+      <w:lvlText w:val=""/>
+      <w:lvlJc w:val="left"/>
+      <w:pPr>
+        <w:tabs>
+          <w:tab w:val="num" w:pos="5760"/>
+        </w:tabs>
+        <w:ind w:left="5760" w:hanging="360"/>
+      </w:pPr>
+      <w:rPr>
+        <w:rFonts w:ascii="Wingdings" w:hAnsi="Wingdings" w:hint="default"/>
+        <w:sz w:val="20"/>
+      </w:rPr>
+    </w:lvl>
+    <w:lvl w:ilvl="8" w:tentative="1">
+      <w:start w:val="1"/>
+      <w:numFmt w:val="bullet"/>
+      <w:lvlText w:val=""/>
+      <w:lvlJc w:val="left"/>
+      <w:pPr>
+        <w:tabs>
+          <w:tab w:val="num" w:pos="6480"/>
+        </w:tabs>
+        <w:ind w:left="6480" w:hanging="360"/>
+      </w:pPr>
+      <w:rPr>
+        <w:rFonts w:ascii="Wingdings" w:hAnsi="Wingdings" w:hint="default"/>
+        <w:sz w:val="20"/>
+      </w:rPr>
+    </w:lvl>
+  </w:abstractNum>
+  <w:abstractNum w:abstractNumId="64" w15:restartNumberingAfterBreak="0">
+    <w:nsid w:val="3CEE386F"/>
+    <w:multiLevelType w:val="multilevel"/>
+    <w:tmpl w:val="7CA40BA2"/>
+    <w:lvl w:ilvl="0">
+      <w:start w:val="1"/>
+      <w:numFmt w:val="bullet"/>
+      <w:lvlText w:val=""/>
+      <w:lvlJc w:val="left"/>
+      <w:pPr>
+        <w:tabs>
+          <w:tab w:val="num" w:pos="720"/>
+        </w:tabs>
+        <w:ind w:left="720" w:hanging="360"/>
+      </w:pPr>
+      <w:rPr>
+        <w:rFonts w:ascii="Symbol" w:hAnsi="Symbol" w:hint="default"/>
+        <w:sz w:val="20"/>
+      </w:rPr>
+    </w:lvl>
+    <w:lvl w:ilvl="1" w:tentative="1">
+      <w:start w:val="1"/>
+      <w:numFmt w:val="bullet"/>
+      <w:lvlText w:val="o"/>
+      <w:lvlJc w:val="left"/>
+      <w:pPr>
+        <w:tabs>
+          <w:tab w:val="num" w:pos="1440"/>
+        </w:tabs>
+        <w:ind w:left="1440" w:hanging="360"/>
+      </w:pPr>
+      <w:rPr>
+        <w:rFonts w:ascii="Courier New" w:hAnsi="Courier New" w:hint="default"/>
+        <w:sz w:val="20"/>
+      </w:rPr>
+    </w:lvl>
+    <w:lvl w:ilvl="2" w:tentative="1">
+      <w:start w:val="1"/>
+      <w:numFmt w:val="bullet"/>
+      <w:lvlText w:val=""/>
+      <w:lvlJc w:val="left"/>
+      <w:pPr>
+        <w:tabs>
+          <w:tab w:val="num" w:pos="2160"/>
+        </w:tabs>
+        <w:ind w:left="2160" w:hanging="360"/>
+      </w:pPr>
+      <w:rPr>
+        <w:rFonts w:ascii="Wingdings" w:hAnsi="Wingdings" w:hint="default"/>
+        <w:sz w:val="20"/>
+      </w:rPr>
+    </w:lvl>
+    <w:lvl w:ilvl="3" w:tentative="1">
+      <w:start w:val="1"/>
+      <w:numFmt w:val="bullet"/>
+      <w:lvlText w:val=""/>
+      <w:lvlJc w:val="left"/>
+      <w:pPr>
+        <w:tabs>
+          <w:tab w:val="num" w:pos="2880"/>
+        </w:tabs>
+        <w:ind w:left="2880" w:hanging="360"/>
+      </w:pPr>
+      <w:rPr>
+        <w:rFonts w:ascii="Wingdings" w:hAnsi="Wingdings" w:hint="default"/>
+        <w:sz w:val="20"/>
+      </w:rPr>
+    </w:lvl>
+    <w:lvl w:ilvl="4" w:tentative="1">
+      <w:start w:val="1"/>
+      <w:numFmt w:val="bullet"/>
+      <w:lvlText w:val=""/>
+      <w:lvlJc w:val="left"/>
+      <w:pPr>
+        <w:tabs>
+          <w:tab w:val="num" w:pos="3600"/>
+        </w:tabs>
+        <w:ind w:left="3600" w:hanging="360"/>
+      </w:pPr>
+      <w:rPr>
+        <w:rFonts w:ascii="Wingdings" w:hAnsi="Wingdings" w:hint="default"/>
+        <w:sz w:val="20"/>
+      </w:rPr>
+    </w:lvl>
+    <w:lvl w:ilvl="5" w:tentative="1">
+      <w:start w:val="1"/>
+      <w:numFmt w:val="bullet"/>
+      <w:lvlText w:val=""/>
+      <w:lvlJc w:val="left"/>
+      <w:pPr>
+        <w:tabs>
+          <w:tab w:val="num" w:pos="4320"/>
+        </w:tabs>
+        <w:ind w:left="4320" w:hanging="360"/>
+      </w:pPr>
+      <w:rPr>
+        <w:rFonts w:ascii="Wingdings" w:hAnsi="Wingdings" w:hint="default"/>
+        <w:sz w:val="20"/>
+      </w:rPr>
+    </w:lvl>
+    <w:lvl w:ilvl="6" w:tentative="1">
+      <w:start w:val="1"/>
+      <w:numFmt w:val="bullet"/>
+      <w:lvlText w:val=""/>
+      <w:lvlJc w:val="left"/>
+      <w:pPr>
+        <w:tabs>
+          <w:tab w:val="num" w:pos="5040"/>
+        </w:tabs>
+        <w:ind w:left="5040" w:hanging="360"/>
+      </w:pPr>
+      <w:rPr>
+        <w:rFonts w:ascii="Wingdings" w:hAnsi="Wingdings" w:hint="default"/>
+        <w:sz w:val="20"/>
+      </w:rPr>
+    </w:lvl>
+    <w:lvl w:ilvl="7" w:tentative="1">
+      <w:start w:val="1"/>
+      <w:numFmt w:val="bullet"/>
+      <w:lvlText w:val=""/>
+      <w:lvlJc w:val="left"/>
+      <w:pPr>
+        <w:tabs>
+          <w:tab w:val="num" w:pos="5760"/>
+        </w:tabs>
+        <w:ind w:left="5760" w:hanging="360"/>
+      </w:pPr>
+      <w:rPr>
+        <w:rFonts w:ascii="Wingdings" w:hAnsi="Wingdings" w:hint="default"/>
+        <w:sz w:val="20"/>
+      </w:rPr>
+    </w:lvl>
+    <w:lvl w:ilvl="8" w:tentative="1">
+      <w:start w:val="1"/>
+      <w:numFmt w:val="bullet"/>
+      <w:lvlText w:val=""/>
+      <w:lvlJc w:val="left"/>
+      <w:pPr>
+        <w:tabs>
+          <w:tab w:val="num" w:pos="6480"/>
+        </w:tabs>
+        <w:ind w:left="6480" w:hanging="360"/>
+      </w:pPr>
+      <w:rPr>
+        <w:rFonts w:ascii="Wingdings" w:hAnsi="Wingdings" w:hint="default"/>
+        <w:sz w:val="20"/>
+      </w:rPr>
+    </w:lvl>
+  </w:abstractNum>
+  <w:abstractNum w:abstractNumId="65" w15:restartNumberingAfterBreak="0">
+    <w:nsid w:val="3E627823"/>
+    <w:multiLevelType w:val="multilevel"/>
+    <w:tmpl w:val="3780983C"/>
+    <w:lvl w:ilvl="0">
+      <w:start w:val="1"/>
+      <w:numFmt w:val="bullet"/>
+      <w:lvlText w:val=""/>
+      <w:lvlJc w:val="left"/>
+      <w:pPr>
+        <w:tabs>
+          <w:tab w:val="num" w:pos="720"/>
+        </w:tabs>
+        <w:ind w:left="720" w:hanging="360"/>
+      </w:pPr>
+      <w:rPr>
+        <w:rFonts w:ascii="Symbol" w:hAnsi="Symbol" w:hint="default"/>
+        <w:sz w:val="20"/>
+      </w:rPr>
+    </w:lvl>
+    <w:lvl w:ilvl="1" w:tentative="1">
+      <w:start w:val="1"/>
+      <w:numFmt w:val="bullet"/>
+      <w:lvlText w:val="o"/>
+      <w:lvlJc w:val="left"/>
+      <w:pPr>
+        <w:tabs>
+          <w:tab w:val="num" w:pos="1440"/>
+        </w:tabs>
+        <w:ind w:left="1440" w:hanging="360"/>
+      </w:pPr>
+      <w:rPr>
+        <w:rFonts w:ascii="Courier New" w:hAnsi="Courier New" w:hint="default"/>
+        <w:sz w:val="20"/>
+      </w:rPr>
+    </w:lvl>
+    <w:lvl w:ilvl="2" w:tentative="1">
+      <w:start w:val="1"/>
+      <w:numFmt w:val="bullet"/>
+      <w:lvlText w:val=""/>
+      <w:lvlJc w:val="left"/>
+      <w:pPr>
+        <w:tabs>
+          <w:tab w:val="num" w:pos="2160"/>
+        </w:tabs>
+        <w:ind w:left="2160" w:hanging="360"/>
+      </w:pPr>
+      <w:rPr>
+        <w:rFonts w:ascii="Wingdings" w:hAnsi="Wingdings" w:hint="default"/>
+        <w:sz w:val="20"/>
+      </w:rPr>
+    </w:lvl>
+    <w:lvl w:ilvl="3" w:tentative="1">
+      <w:start w:val="1"/>
+      <w:numFmt w:val="bullet"/>
+      <w:lvlText w:val=""/>
+      <w:lvlJc w:val="left"/>
+      <w:pPr>
+        <w:tabs>
+          <w:tab w:val="num" w:pos="2880"/>
+        </w:tabs>
+        <w:ind w:left="2880" w:hanging="360"/>
+      </w:pPr>
+      <w:rPr>
+        <w:rFonts w:ascii="Wingdings" w:hAnsi="Wingdings" w:hint="default"/>
+        <w:sz w:val="20"/>
+      </w:rPr>
+    </w:lvl>
+    <w:lvl w:ilvl="4" w:tentative="1">
+      <w:start w:val="1"/>
+      <w:numFmt w:val="bullet"/>
+      <w:lvlText w:val=""/>
+      <w:lvlJc w:val="left"/>
+      <w:pPr>
+        <w:tabs>
+          <w:tab w:val="num" w:pos="3600"/>
+        </w:tabs>
+        <w:ind w:left="3600" w:hanging="360"/>
+      </w:pPr>
+      <w:rPr>
+        <w:rFonts w:ascii="Wingdings" w:hAnsi="Wingdings" w:hint="default"/>
+        <w:sz w:val="20"/>
+      </w:rPr>
+    </w:lvl>
+    <w:lvl w:ilvl="5" w:tentative="1">
+      <w:start w:val="1"/>
+      <w:numFmt w:val="bullet"/>
+      <w:lvlText w:val=""/>
+      <w:lvlJc w:val="left"/>
+      <w:pPr>
+        <w:tabs>
+          <w:tab w:val="num" w:pos="4320"/>
+        </w:tabs>
+        <w:ind w:left="4320" w:hanging="360"/>
+      </w:pPr>
+      <w:rPr>
+        <w:rFonts w:ascii="Wingdings" w:hAnsi="Wingdings" w:hint="default"/>
+        <w:sz w:val="20"/>
+      </w:rPr>
+    </w:lvl>
+    <w:lvl w:ilvl="6" w:tentative="1">
+      <w:start w:val="1"/>
+      <w:numFmt w:val="bullet"/>
+      <w:lvlText w:val=""/>
+      <w:lvlJc w:val="left"/>
+      <w:pPr>
+        <w:tabs>
+          <w:tab w:val="num" w:pos="5040"/>
+        </w:tabs>
+        <w:ind w:left="5040" w:hanging="360"/>
+      </w:pPr>
+      <w:rPr>
+        <w:rFonts w:ascii="Wingdings" w:hAnsi="Wingdings" w:hint="default"/>
+        <w:sz w:val="20"/>
+      </w:rPr>
+    </w:lvl>
+    <w:lvl w:ilvl="7" w:tentative="1">
+      <w:start w:val="1"/>
+      <w:numFmt w:val="bullet"/>
+      <w:lvlText w:val=""/>
+      <w:lvlJc w:val="left"/>
+      <w:pPr>
+        <w:tabs>
+          <w:tab w:val="num" w:pos="5760"/>
+        </w:tabs>
+        <w:ind w:left="5760" w:hanging="360"/>
+      </w:pPr>
+      <w:rPr>
+        <w:rFonts w:ascii="Wingdings" w:hAnsi="Wingdings" w:hint="default"/>
+        <w:sz w:val="20"/>
+      </w:rPr>
+    </w:lvl>
+    <w:lvl w:ilvl="8" w:tentative="1">
+      <w:start w:val="1"/>
+      <w:numFmt w:val="bullet"/>
+      <w:lvlText w:val=""/>
+      <w:lvlJc w:val="left"/>
+      <w:pPr>
+        <w:tabs>
+          <w:tab w:val="num" w:pos="6480"/>
+        </w:tabs>
+        <w:ind w:left="6480" w:hanging="360"/>
+      </w:pPr>
+      <w:rPr>
+        <w:rFonts w:ascii="Wingdings" w:hAnsi="Wingdings" w:hint="default"/>
+        <w:sz w:val="20"/>
+      </w:rPr>
+    </w:lvl>
+  </w:abstractNum>
+  <w:abstractNum w:abstractNumId="66" w15:restartNumberingAfterBreak="0">
+    <w:nsid w:val="3F07390C"/>
+    <w:multiLevelType w:val="multilevel"/>
+    <w:tmpl w:val="8AEC0A94"/>
+    <w:lvl w:ilvl="0">
+      <w:start w:val="1"/>
+      <w:numFmt w:val="bullet"/>
+      <w:lvlText w:val=""/>
+      <w:lvlJc w:val="left"/>
+      <w:pPr>
+        <w:tabs>
+          <w:tab w:val="num" w:pos="720"/>
+        </w:tabs>
+        <w:ind w:left="720" w:hanging="360"/>
+      </w:pPr>
+      <w:rPr>
+        <w:rFonts w:ascii="Symbol" w:hAnsi="Symbol" w:hint="default"/>
+        <w:sz w:val="20"/>
+      </w:rPr>
+    </w:lvl>
+    <w:lvl w:ilvl="1" w:tentative="1">
+      <w:start w:val="1"/>
+      <w:numFmt w:val="bullet"/>
+      <w:lvlText w:val="o"/>
+      <w:lvlJc w:val="left"/>
+      <w:pPr>
+        <w:tabs>
+          <w:tab w:val="num" w:pos="1440"/>
+        </w:tabs>
+        <w:ind w:left="1440" w:hanging="360"/>
+      </w:pPr>
+      <w:rPr>
+        <w:rFonts w:ascii="Courier New" w:hAnsi="Courier New" w:hint="default"/>
+        <w:sz w:val="20"/>
+      </w:rPr>
+    </w:lvl>
+    <w:lvl w:ilvl="2" w:tentative="1">
+      <w:start w:val="1"/>
+      <w:numFmt w:val="bullet"/>
+      <w:lvlText w:val=""/>
+      <w:lvlJc w:val="left"/>
+      <w:pPr>
+        <w:tabs>
+          <w:tab w:val="num" w:pos="2160"/>
+        </w:tabs>
+        <w:ind w:left="2160" w:hanging="360"/>
+      </w:pPr>
+      <w:rPr>
+        <w:rFonts w:ascii="Wingdings" w:hAnsi="Wingdings" w:hint="default"/>
+        <w:sz w:val="20"/>
+      </w:rPr>
+    </w:lvl>
+    <w:lvl w:ilvl="3" w:tentative="1">
+      <w:start w:val="1"/>
+      <w:numFmt w:val="bullet"/>
+      <w:lvlText w:val=""/>
+      <w:lvlJc w:val="left"/>
+      <w:pPr>
+        <w:tabs>
+          <w:tab w:val="num" w:pos="2880"/>
+        </w:tabs>
+        <w:ind w:left="2880" w:hanging="360"/>
+      </w:pPr>
+      <w:rPr>
+        <w:rFonts w:ascii="Wingdings" w:hAnsi="Wingdings" w:hint="default"/>
+        <w:sz w:val="20"/>
+      </w:rPr>
+    </w:lvl>
+    <w:lvl w:ilvl="4" w:tentative="1">
+      <w:start w:val="1"/>
+      <w:numFmt w:val="bullet"/>
+      <w:lvlText w:val=""/>
+      <w:lvlJc w:val="left"/>
+      <w:pPr>
+        <w:tabs>
+          <w:tab w:val="num" w:pos="3600"/>
+        </w:tabs>
+        <w:ind w:left="3600" w:hanging="360"/>
+      </w:pPr>
+      <w:rPr>
+        <w:rFonts w:ascii="Wingdings" w:hAnsi="Wingdings" w:hint="default"/>
+        <w:sz w:val="20"/>
+      </w:rPr>
+    </w:lvl>
+    <w:lvl w:ilvl="5" w:tentative="1">
+      <w:start w:val="1"/>
+      <w:numFmt w:val="bullet"/>
+      <w:lvlText w:val=""/>
+      <w:lvlJc w:val="left"/>
+      <w:pPr>
+        <w:tabs>
+          <w:tab w:val="num" w:pos="4320"/>
+        </w:tabs>
+        <w:ind w:left="4320" w:hanging="360"/>
+      </w:pPr>
+      <w:rPr>
+        <w:rFonts w:ascii="Wingdings" w:hAnsi="Wingdings" w:hint="default"/>
+        <w:sz w:val="20"/>
+      </w:rPr>
+    </w:lvl>
+    <w:lvl w:ilvl="6" w:tentative="1">
+      <w:start w:val="1"/>
+      <w:numFmt w:val="bullet"/>
+      <w:lvlText w:val=""/>
+      <w:lvlJc w:val="left"/>
+      <w:pPr>
+        <w:tabs>
+          <w:tab w:val="num" w:pos="5040"/>
+        </w:tabs>
+        <w:ind w:left="5040" w:hanging="360"/>
+      </w:pPr>
+      <w:rPr>
+        <w:rFonts w:ascii="Wingdings" w:hAnsi="Wingdings" w:hint="default"/>
+        <w:sz w:val="20"/>
+      </w:rPr>
+    </w:lvl>
+    <w:lvl w:ilvl="7" w:tentative="1">
+      <w:start w:val="1"/>
+      <w:numFmt w:val="bullet"/>
+      <w:lvlText w:val=""/>
+      <w:lvlJc w:val="left"/>
+      <w:pPr>
+        <w:tabs>
+          <w:tab w:val="num" w:pos="5760"/>
+        </w:tabs>
+        <w:ind w:left="5760" w:hanging="360"/>
+      </w:pPr>
+      <w:rPr>
+        <w:rFonts w:ascii="Wingdings" w:hAnsi="Wingdings" w:hint="default"/>
+        <w:sz w:val="20"/>
+      </w:rPr>
+    </w:lvl>
+    <w:lvl w:ilvl="8" w:tentative="1">
+      <w:start w:val="1"/>
+      <w:numFmt w:val="bullet"/>
+      <w:lvlText w:val=""/>
+      <w:lvlJc w:val="left"/>
+      <w:pPr>
+        <w:tabs>
+          <w:tab w:val="num" w:pos="6480"/>
+        </w:tabs>
+        <w:ind w:left="6480" w:hanging="360"/>
+      </w:pPr>
+      <w:rPr>
+        <w:rFonts w:ascii="Wingdings" w:hAnsi="Wingdings" w:hint="default"/>
+        <w:sz w:val="20"/>
+      </w:rPr>
+    </w:lvl>
+  </w:abstractNum>
+  <w:abstractNum w:abstractNumId="67" w15:restartNumberingAfterBreak="0">
     <w:nsid w:val="40496BDA"/>
     <w:multiLevelType w:val="multilevel"/>
     <w:tmpl w:val="A91AE8D0"/>
@@ -11309,7 +15166,7 @@
       </w:rPr>
     </w:lvl>
   </w:abstractNum>
-  <w:abstractNum w:abstractNumId="54" w15:restartNumberingAfterBreak="0">
+  <w:abstractNum w:abstractNumId="68" w15:restartNumberingAfterBreak="0">
     <w:nsid w:val="413D0FB3"/>
     <w:multiLevelType w:val="multilevel"/>
     <w:tmpl w:val="FD7C3EEC"/>
@@ -11458,7 +15315,7 @@
       </w:rPr>
     </w:lvl>
   </w:abstractNum>
-  <w:abstractNum w:abstractNumId="55" w15:restartNumberingAfterBreak="0">
+  <w:abstractNum w:abstractNumId="69" w15:restartNumberingAfterBreak="0">
     <w:nsid w:val="41F64711"/>
     <w:multiLevelType w:val="multilevel"/>
     <w:tmpl w:val="3014D162"/>
@@ -11607,7 +15464,7 @@
       </w:rPr>
     </w:lvl>
   </w:abstractNum>
-  <w:abstractNum w:abstractNumId="56" w15:restartNumberingAfterBreak="0">
+  <w:abstractNum w:abstractNumId="70" w15:restartNumberingAfterBreak="0">
     <w:nsid w:val="437F1160"/>
     <w:multiLevelType w:val="multilevel"/>
     <w:tmpl w:val="9510F148"/>
@@ -11756,7 +15613,7 @@
       </w:rPr>
     </w:lvl>
   </w:abstractNum>
-  <w:abstractNum w:abstractNumId="57" w15:restartNumberingAfterBreak="0">
+  <w:abstractNum w:abstractNumId="71" w15:restartNumberingAfterBreak="0">
     <w:nsid w:val="43A0122F"/>
     <w:multiLevelType w:val="multilevel"/>
     <w:tmpl w:val="8ED2B7E6"/>
@@ -11905,7 +15762,7 @@
       </w:rPr>
     </w:lvl>
   </w:abstractNum>
-  <w:abstractNum w:abstractNumId="58" w15:restartNumberingAfterBreak="0">
+  <w:abstractNum w:abstractNumId="72" w15:restartNumberingAfterBreak="0">
     <w:nsid w:val="46A20AB0"/>
     <w:multiLevelType w:val="multilevel"/>
     <w:tmpl w:val="53E879AE"/>
@@ -12054,7 +15911,7 @@
       </w:rPr>
     </w:lvl>
   </w:abstractNum>
-  <w:abstractNum w:abstractNumId="59" w15:restartNumberingAfterBreak="0">
+  <w:abstractNum w:abstractNumId="73" w15:restartNumberingAfterBreak="0">
     <w:nsid w:val="489E0CC7"/>
     <w:multiLevelType w:val="multilevel"/>
     <w:tmpl w:val="D0C0D2B4"/>
@@ -12203,7 +16060,7 @@
       </w:rPr>
     </w:lvl>
   </w:abstractNum>
-  <w:abstractNum w:abstractNumId="60" w15:restartNumberingAfterBreak="0">
+  <w:abstractNum w:abstractNumId="74" w15:restartNumberingAfterBreak="0">
     <w:nsid w:val="495758F1"/>
     <w:multiLevelType w:val="multilevel"/>
     <w:tmpl w:val="99E21F4E"/>
@@ -12352,7 +16209,7 @@
       </w:rPr>
     </w:lvl>
   </w:abstractNum>
-  <w:abstractNum w:abstractNumId="61" w15:restartNumberingAfterBreak="0">
+  <w:abstractNum w:abstractNumId="75" w15:restartNumberingAfterBreak="0">
     <w:nsid w:val="49C95A87"/>
     <w:multiLevelType w:val="multilevel"/>
     <w:tmpl w:val="80027228"/>
@@ -12501,7 +16358,305 @@
       </w:rPr>
     </w:lvl>
   </w:abstractNum>
-  <w:abstractNum w:abstractNumId="62" w15:restartNumberingAfterBreak="0">
+  <w:abstractNum w:abstractNumId="76" w15:restartNumberingAfterBreak="0">
+    <w:nsid w:val="4B4017E9"/>
+    <w:multiLevelType w:val="multilevel"/>
+    <w:tmpl w:val="DA3024F4"/>
+    <w:lvl w:ilvl="0">
+      <w:start w:val="1"/>
+      <w:numFmt w:val="bullet"/>
+      <w:lvlText w:val=""/>
+      <w:lvlJc w:val="left"/>
+      <w:pPr>
+        <w:tabs>
+          <w:tab w:val="num" w:pos="720"/>
+        </w:tabs>
+        <w:ind w:left="720" w:hanging="360"/>
+      </w:pPr>
+      <w:rPr>
+        <w:rFonts w:ascii="Symbol" w:hAnsi="Symbol" w:hint="default"/>
+        <w:sz w:val="20"/>
+      </w:rPr>
+    </w:lvl>
+    <w:lvl w:ilvl="1" w:tentative="1">
+      <w:start w:val="1"/>
+      <w:numFmt w:val="bullet"/>
+      <w:lvlText w:val="o"/>
+      <w:lvlJc w:val="left"/>
+      <w:pPr>
+        <w:tabs>
+          <w:tab w:val="num" w:pos="1440"/>
+        </w:tabs>
+        <w:ind w:left="1440" w:hanging="360"/>
+      </w:pPr>
+      <w:rPr>
+        <w:rFonts w:ascii="Courier New" w:hAnsi="Courier New" w:hint="default"/>
+        <w:sz w:val="20"/>
+      </w:rPr>
+    </w:lvl>
+    <w:lvl w:ilvl="2" w:tentative="1">
+      <w:start w:val="1"/>
+      <w:numFmt w:val="bullet"/>
+      <w:lvlText w:val=""/>
+      <w:lvlJc w:val="left"/>
+      <w:pPr>
+        <w:tabs>
+          <w:tab w:val="num" w:pos="2160"/>
+        </w:tabs>
+        <w:ind w:left="2160" w:hanging="360"/>
+      </w:pPr>
+      <w:rPr>
+        <w:rFonts w:ascii="Wingdings" w:hAnsi="Wingdings" w:hint="default"/>
+        <w:sz w:val="20"/>
+      </w:rPr>
+    </w:lvl>
+    <w:lvl w:ilvl="3" w:tentative="1">
+      <w:start w:val="1"/>
+      <w:numFmt w:val="bullet"/>
+      <w:lvlText w:val=""/>
+      <w:lvlJc w:val="left"/>
+      <w:pPr>
+        <w:tabs>
+          <w:tab w:val="num" w:pos="2880"/>
+        </w:tabs>
+        <w:ind w:left="2880" w:hanging="360"/>
+      </w:pPr>
+      <w:rPr>
+        <w:rFonts w:ascii="Wingdings" w:hAnsi="Wingdings" w:hint="default"/>
+        <w:sz w:val="20"/>
+      </w:rPr>
+    </w:lvl>
+    <w:lvl w:ilvl="4" w:tentative="1">
+      <w:start w:val="1"/>
+      <w:numFmt w:val="bullet"/>
+      <w:lvlText w:val=""/>
+      <w:lvlJc w:val="left"/>
+      <w:pPr>
+        <w:tabs>
+          <w:tab w:val="num" w:pos="3600"/>
+        </w:tabs>
+        <w:ind w:left="3600" w:hanging="360"/>
+      </w:pPr>
+      <w:rPr>
+        <w:rFonts w:ascii="Wingdings" w:hAnsi="Wingdings" w:hint="default"/>
+        <w:sz w:val="20"/>
+      </w:rPr>
+    </w:lvl>
+    <w:lvl w:ilvl="5" w:tentative="1">
+      <w:start w:val="1"/>
+      <w:numFmt w:val="bullet"/>
+      <w:lvlText w:val=""/>
+      <w:lvlJc w:val="left"/>
+      <w:pPr>
+        <w:tabs>
+          <w:tab w:val="num" w:pos="4320"/>
+        </w:tabs>
+        <w:ind w:left="4320" w:hanging="360"/>
+      </w:pPr>
+      <w:rPr>
+        <w:rFonts w:ascii="Wingdings" w:hAnsi="Wingdings" w:hint="default"/>
+        <w:sz w:val="20"/>
+      </w:rPr>
+    </w:lvl>
+    <w:lvl w:ilvl="6" w:tentative="1">
+      <w:start w:val="1"/>
+      <w:numFmt w:val="bullet"/>
+      <w:lvlText w:val=""/>
+      <w:lvlJc w:val="left"/>
+      <w:pPr>
+        <w:tabs>
+          <w:tab w:val="num" w:pos="5040"/>
+        </w:tabs>
+        <w:ind w:left="5040" w:hanging="360"/>
+      </w:pPr>
+      <w:rPr>
+        <w:rFonts w:ascii="Wingdings" w:hAnsi="Wingdings" w:hint="default"/>
+        <w:sz w:val="20"/>
+      </w:rPr>
+    </w:lvl>
+    <w:lvl w:ilvl="7" w:tentative="1">
+      <w:start w:val="1"/>
+      <w:numFmt w:val="bullet"/>
+      <w:lvlText w:val=""/>
+      <w:lvlJc w:val="left"/>
+      <w:pPr>
+        <w:tabs>
+          <w:tab w:val="num" w:pos="5760"/>
+        </w:tabs>
+        <w:ind w:left="5760" w:hanging="360"/>
+      </w:pPr>
+      <w:rPr>
+        <w:rFonts w:ascii="Wingdings" w:hAnsi="Wingdings" w:hint="default"/>
+        <w:sz w:val="20"/>
+      </w:rPr>
+    </w:lvl>
+    <w:lvl w:ilvl="8" w:tentative="1">
+      <w:start w:val="1"/>
+      <w:numFmt w:val="bullet"/>
+      <w:lvlText w:val=""/>
+      <w:lvlJc w:val="left"/>
+      <w:pPr>
+        <w:tabs>
+          <w:tab w:val="num" w:pos="6480"/>
+        </w:tabs>
+        <w:ind w:left="6480" w:hanging="360"/>
+      </w:pPr>
+      <w:rPr>
+        <w:rFonts w:ascii="Wingdings" w:hAnsi="Wingdings" w:hint="default"/>
+        <w:sz w:val="20"/>
+      </w:rPr>
+    </w:lvl>
+  </w:abstractNum>
+  <w:abstractNum w:abstractNumId="77" w15:restartNumberingAfterBreak="0">
+    <w:nsid w:val="4BD8639D"/>
+    <w:multiLevelType w:val="multilevel"/>
+    <w:tmpl w:val="6E1231E0"/>
+    <w:lvl w:ilvl="0">
+      <w:start w:val="1"/>
+      <w:numFmt w:val="bullet"/>
+      <w:lvlText w:val=""/>
+      <w:lvlJc w:val="left"/>
+      <w:pPr>
+        <w:tabs>
+          <w:tab w:val="num" w:pos="720"/>
+        </w:tabs>
+        <w:ind w:left="720" w:hanging="360"/>
+      </w:pPr>
+      <w:rPr>
+        <w:rFonts w:ascii="Symbol" w:hAnsi="Symbol" w:hint="default"/>
+        <w:sz w:val="20"/>
+      </w:rPr>
+    </w:lvl>
+    <w:lvl w:ilvl="1" w:tentative="1">
+      <w:start w:val="1"/>
+      <w:numFmt w:val="bullet"/>
+      <w:lvlText w:val="o"/>
+      <w:lvlJc w:val="left"/>
+      <w:pPr>
+        <w:tabs>
+          <w:tab w:val="num" w:pos="1440"/>
+        </w:tabs>
+        <w:ind w:left="1440" w:hanging="360"/>
+      </w:pPr>
+      <w:rPr>
+        <w:rFonts w:ascii="Courier New" w:hAnsi="Courier New" w:hint="default"/>
+        <w:sz w:val="20"/>
+      </w:rPr>
+    </w:lvl>
+    <w:lvl w:ilvl="2" w:tentative="1">
+      <w:start w:val="1"/>
+      <w:numFmt w:val="bullet"/>
+      <w:lvlText w:val=""/>
+      <w:lvlJc w:val="left"/>
+      <w:pPr>
+        <w:tabs>
+          <w:tab w:val="num" w:pos="2160"/>
+        </w:tabs>
+        <w:ind w:left="2160" w:hanging="360"/>
+      </w:pPr>
+      <w:rPr>
+        <w:rFonts w:ascii="Wingdings" w:hAnsi="Wingdings" w:hint="default"/>
+        <w:sz w:val="20"/>
+      </w:rPr>
+    </w:lvl>
+    <w:lvl w:ilvl="3" w:tentative="1">
+      <w:start w:val="1"/>
+      <w:numFmt w:val="bullet"/>
+      <w:lvlText w:val=""/>
+      <w:lvlJc w:val="left"/>
+      <w:pPr>
+        <w:tabs>
+          <w:tab w:val="num" w:pos="2880"/>
+        </w:tabs>
+        <w:ind w:left="2880" w:hanging="360"/>
+      </w:pPr>
+      <w:rPr>
+        <w:rFonts w:ascii="Wingdings" w:hAnsi="Wingdings" w:hint="default"/>
+        <w:sz w:val="20"/>
+      </w:rPr>
+    </w:lvl>
+    <w:lvl w:ilvl="4" w:tentative="1">
+      <w:start w:val="1"/>
+      <w:numFmt w:val="bullet"/>
+      <w:lvlText w:val=""/>
+      <w:lvlJc w:val="left"/>
+      <w:pPr>
+        <w:tabs>
+          <w:tab w:val="num" w:pos="3600"/>
+        </w:tabs>
+        <w:ind w:left="3600" w:hanging="360"/>
+      </w:pPr>
+      <w:rPr>
+        <w:rFonts w:ascii="Wingdings" w:hAnsi="Wingdings" w:hint="default"/>
+        <w:sz w:val="20"/>
+      </w:rPr>
+    </w:lvl>
+    <w:lvl w:ilvl="5" w:tentative="1">
+      <w:start w:val="1"/>
+      <w:numFmt w:val="bullet"/>
+      <w:lvlText w:val=""/>
+      <w:lvlJc w:val="left"/>
+      <w:pPr>
+        <w:tabs>
+          <w:tab w:val="num" w:pos="4320"/>
+        </w:tabs>
+        <w:ind w:left="4320" w:hanging="360"/>
+      </w:pPr>
+      <w:rPr>
+        <w:rFonts w:ascii="Wingdings" w:hAnsi="Wingdings" w:hint="default"/>
+        <w:sz w:val="20"/>
+      </w:rPr>
+    </w:lvl>
+    <w:lvl w:ilvl="6" w:tentative="1">
+      <w:start w:val="1"/>
+      <w:numFmt w:val="bullet"/>
+      <w:lvlText w:val=""/>
+      <w:lvlJc w:val="left"/>
+      <w:pPr>
+        <w:tabs>
+          <w:tab w:val="num" w:pos="5040"/>
+        </w:tabs>
+        <w:ind w:left="5040" w:hanging="360"/>
+      </w:pPr>
+      <w:rPr>
+        <w:rFonts w:ascii="Wingdings" w:hAnsi="Wingdings" w:hint="default"/>
+        <w:sz w:val="20"/>
+      </w:rPr>
+    </w:lvl>
+    <w:lvl w:ilvl="7" w:tentative="1">
+      <w:start w:val="1"/>
+      <w:numFmt w:val="bullet"/>
+      <w:lvlText w:val=""/>
+      <w:lvlJc w:val="left"/>
+      <w:pPr>
+        <w:tabs>
+          <w:tab w:val="num" w:pos="5760"/>
+        </w:tabs>
+        <w:ind w:left="5760" w:hanging="360"/>
+      </w:pPr>
+      <w:rPr>
+        <w:rFonts w:ascii="Wingdings" w:hAnsi="Wingdings" w:hint="default"/>
+        <w:sz w:val="20"/>
+      </w:rPr>
+    </w:lvl>
+    <w:lvl w:ilvl="8" w:tentative="1">
+      <w:start w:val="1"/>
+      <w:numFmt w:val="bullet"/>
+      <w:lvlText w:val=""/>
+      <w:lvlJc w:val="left"/>
+      <w:pPr>
+        <w:tabs>
+          <w:tab w:val="num" w:pos="6480"/>
+        </w:tabs>
+        <w:ind w:left="6480" w:hanging="360"/>
+      </w:pPr>
+      <w:rPr>
+        <w:rFonts w:ascii="Wingdings" w:hAnsi="Wingdings" w:hint="default"/>
+        <w:sz w:val="20"/>
+      </w:rPr>
+    </w:lvl>
+  </w:abstractNum>
+  <w:abstractNum w:abstractNumId="78" w15:restartNumberingAfterBreak="0">
     <w:nsid w:val="4D6F5BAA"/>
     <w:multiLevelType w:val="multilevel"/>
     <w:tmpl w:val="8DFC79E2"/>
@@ -12614,7 +16769,7 @@
       </w:pPr>
     </w:lvl>
   </w:abstractNum>
-  <w:abstractNum w:abstractNumId="63" w15:restartNumberingAfterBreak="0">
+  <w:abstractNum w:abstractNumId="79" w15:restartNumberingAfterBreak="0">
     <w:nsid w:val="4D992B6F"/>
     <w:multiLevelType w:val="multilevel"/>
     <w:tmpl w:val="FF6C56C0"/>
@@ -12763,7 +16918,156 @@
       </w:rPr>
     </w:lvl>
   </w:abstractNum>
-  <w:abstractNum w:abstractNumId="64" w15:restartNumberingAfterBreak="0">
+  <w:abstractNum w:abstractNumId="80" w15:restartNumberingAfterBreak="0">
+    <w:nsid w:val="4E013E02"/>
+    <w:multiLevelType w:val="multilevel"/>
+    <w:tmpl w:val="0FB4B436"/>
+    <w:lvl w:ilvl="0">
+      <w:start w:val="1"/>
+      <w:numFmt w:val="bullet"/>
+      <w:lvlText w:val=""/>
+      <w:lvlJc w:val="left"/>
+      <w:pPr>
+        <w:tabs>
+          <w:tab w:val="num" w:pos="720"/>
+        </w:tabs>
+        <w:ind w:left="720" w:hanging="360"/>
+      </w:pPr>
+      <w:rPr>
+        <w:rFonts w:ascii="Symbol" w:hAnsi="Symbol" w:hint="default"/>
+        <w:sz w:val="20"/>
+      </w:rPr>
+    </w:lvl>
+    <w:lvl w:ilvl="1" w:tentative="1">
+      <w:start w:val="1"/>
+      <w:numFmt w:val="bullet"/>
+      <w:lvlText w:val="o"/>
+      <w:lvlJc w:val="left"/>
+      <w:pPr>
+        <w:tabs>
+          <w:tab w:val="num" w:pos="1440"/>
+        </w:tabs>
+        <w:ind w:left="1440" w:hanging="360"/>
+      </w:pPr>
+      <w:rPr>
+        <w:rFonts w:ascii="Courier New" w:hAnsi="Courier New" w:hint="default"/>
+        <w:sz w:val="20"/>
+      </w:rPr>
+    </w:lvl>
+    <w:lvl w:ilvl="2" w:tentative="1">
+      <w:start w:val="1"/>
+      <w:numFmt w:val="bullet"/>
+      <w:lvlText w:val=""/>
+      <w:lvlJc w:val="left"/>
+      <w:pPr>
+        <w:tabs>
+          <w:tab w:val="num" w:pos="2160"/>
+        </w:tabs>
+        <w:ind w:left="2160" w:hanging="360"/>
+      </w:pPr>
+      <w:rPr>
+        <w:rFonts w:ascii="Wingdings" w:hAnsi="Wingdings" w:hint="default"/>
+        <w:sz w:val="20"/>
+      </w:rPr>
+    </w:lvl>
+    <w:lvl w:ilvl="3" w:tentative="1">
+      <w:start w:val="1"/>
+      <w:numFmt w:val="bullet"/>
+      <w:lvlText w:val=""/>
+      <w:lvlJc w:val="left"/>
+      <w:pPr>
+        <w:tabs>
+          <w:tab w:val="num" w:pos="2880"/>
+        </w:tabs>
+        <w:ind w:left="2880" w:hanging="360"/>
+      </w:pPr>
+      <w:rPr>
+        <w:rFonts w:ascii="Wingdings" w:hAnsi="Wingdings" w:hint="default"/>
+        <w:sz w:val="20"/>
+      </w:rPr>
+    </w:lvl>
+    <w:lvl w:ilvl="4" w:tentative="1">
+      <w:start w:val="1"/>
+      <w:numFmt w:val="bullet"/>
+      <w:lvlText w:val=""/>
+      <w:lvlJc w:val="left"/>
+      <w:pPr>
+        <w:tabs>
+          <w:tab w:val="num" w:pos="3600"/>
+        </w:tabs>
+        <w:ind w:left="3600" w:hanging="360"/>
+      </w:pPr>
+      <w:rPr>
+        <w:rFonts w:ascii="Wingdings" w:hAnsi="Wingdings" w:hint="default"/>
+        <w:sz w:val="20"/>
+      </w:rPr>
+    </w:lvl>
+    <w:lvl w:ilvl="5" w:tentative="1">
+      <w:start w:val="1"/>
+      <w:numFmt w:val="bullet"/>
+      <w:lvlText w:val=""/>
+      <w:lvlJc w:val="left"/>
+      <w:pPr>
+        <w:tabs>
+          <w:tab w:val="num" w:pos="4320"/>
+        </w:tabs>
+        <w:ind w:left="4320" w:hanging="360"/>
+      </w:pPr>
+      <w:rPr>
+        <w:rFonts w:ascii="Wingdings" w:hAnsi="Wingdings" w:hint="default"/>
+        <w:sz w:val="20"/>
+      </w:rPr>
+    </w:lvl>
+    <w:lvl w:ilvl="6" w:tentative="1">
+      <w:start w:val="1"/>
+      <w:numFmt w:val="bullet"/>
+      <w:lvlText w:val=""/>
+      <w:lvlJc w:val="left"/>
+      <w:pPr>
+        <w:tabs>
+          <w:tab w:val="num" w:pos="5040"/>
+        </w:tabs>
+        <w:ind w:left="5040" w:hanging="360"/>
+      </w:pPr>
+      <w:rPr>
+        <w:rFonts w:ascii="Wingdings" w:hAnsi="Wingdings" w:hint="default"/>
+        <w:sz w:val="20"/>
+      </w:rPr>
+    </w:lvl>
+    <w:lvl w:ilvl="7" w:tentative="1">
+      <w:start w:val="1"/>
+      <w:numFmt w:val="bullet"/>
+      <w:lvlText w:val=""/>
+      <w:lvlJc w:val="left"/>
+      <w:pPr>
+        <w:tabs>
+          <w:tab w:val="num" w:pos="5760"/>
+        </w:tabs>
+        <w:ind w:left="5760" w:hanging="360"/>
+      </w:pPr>
+      <w:rPr>
+        <w:rFonts w:ascii="Wingdings" w:hAnsi="Wingdings" w:hint="default"/>
+        <w:sz w:val="20"/>
+      </w:rPr>
+    </w:lvl>
+    <w:lvl w:ilvl="8" w:tentative="1">
+      <w:start w:val="1"/>
+      <w:numFmt w:val="bullet"/>
+      <w:lvlText w:val=""/>
+      <w:lvlJc w:val="left"/>
+      <w:pPr>
+        <w:tabs>
+          <w:tab w:val="num" w:pos="6480"/>
+        </w:tabs>
+        <w:ind w:left="6480" w:hanging="360"/>
+      </w:pPr>
+      <w:rPr>
+        <w:rFonts w:ascii="Wingdings" w:hAnsi="Wingdings" w:hint="default"/>
+        <w:sz w:val="20"/>
+      </w:rPr>
+    </w:lvl>
+  </w:abstractNum>
+  <w:abstractNum w:abstractNumId="81" w15:restartNumberingAfterBreak="0">
     <w:nsid w:val="4F606B7F"/>
     <w:multiLevelType w:val="multilevel"/>
     <w:tmpl w:val="56AC95B2"/>
@@ -12912,7 +17216,7 @@
       </w:rPr>
     </w:lvl>
   </w:abstractNum>
-  <w:abstractNum w:abstractNumId="65" w15:restartNumberingAfterBreak="0">
+  <w:abstractNum w:abstractNumId="82" w15:restartNumberingAfterBreak="0">
     <w:nsid w:val="4FC16F29"/>
     <w:multiLevelType w:val="multilevel"/>
     <w:tmpl w:val="97D8D6D2"/>
@@ -13061,7 +17365,7 @@
       </w:rPr>
     </w:lvl>
   </w:abstractNum>
-  <w:abstractNum w:abstractNumId="66" w15:restartNumberingAfterBreak="0">
+  <w:abstractNum w:abstractNumId="83" w15:restartNumberingAfterBreak="0">
     <w:nsid w:val="51B263A2"/>
     <w:multiLevelType w:val="multilevel"/>
     <w:tmpl w:val="04AA4F84"/>
@@ -13210,7 +17514,7 @@
       </w:rPr>
     </w:lvl>
   </w:abstractNum>
-  <w:abstractNum w:abstractNumId="67" w15:restartNumberingAfterBreak="0">
+  <w:abstractNum w:abstractNumId="84" w15:restartNumberingAfterBreak="0">
     <w:nsid w:val="53A36A89"/>
     <w:multiLevelType w:val="multilevel"/>
     <w:tmpl w:val="978695B2"/>
@@ -13359,7 +17663,7 @@
       </w:rPr>
     </w:lvl>
   </w:abstractNum>
-  <w:abstractNum w:abstractNumId="68" w15:restartNumberingAfterBreak="0">
+  <w:abstractNum w:abstractNumId="85" w15:restartNumberingAfterBreak="0">
     <w:nsid w:val="545621AC"/>
     <w:multiLevelType w:val="multilevel"/>
     <w:tmpl w:val="F118C700"/>
@@ -13508,7 +17812,7 @@
       </w:rPr>
     </w:lvl>
   </w:abstractNum>
-  <w:abstractNum w:abstractNumId="69" w15:restartNumberingAfterBreak="0">
+  <w:abstractNum w:abstractNumId="86" w15:restartNumberingAfterBreak="0">
     <w:nsid w:val="547300A3"/>
     <w:multiLevelType w:val="multilevel"/>
     <w:tmpl w:val="54080E70"/>
@@ -13657,7 +17961,7 @@
       </w:rPr>
     </w:lvl>
   </w:abstractNum>
-  <w:abstractNum w:abstractNumId="70" w15:restartNumberingAfterBreak="0">
+  <w:abstractNum w:abstractNumId="87" w15:restartNumberingAfterBreak="0">
     <w:nsid w:val="54AA3A0D"/>
     <w:multiLevelType w:val="multilevel"/>
     <w:tmpl w:val="9FA0481A"/>
@@ -13806,7 +18110,7 @@
       </w:rPr>
     </w:lvl>
   </w:abstractNum>
-  <w:abstractNum w:abstractNumId="71" w15:restartNumberingAfterBreak="0">
+  <w:abstractNum w:abstractNumId="88" w15:restartNumberingAfterBreak="0">
     <w:nsid w:val="56176632"/>
     <w:multiLevelType w:val="multilevel"/>
     <w:tmpl w:val="BC2EB4E8"/>
@@ -13955,7 +18259,7 @@
       </w:rPr>
     </w:lvl>
   </w:abstractNum>
-  <w:abstractNum w:abstractNumId="72" w15:restartNumberingAfterBreak="0">
+  <w:abstractNum w:abstractNumId="89" w15:restartNumberingAfterBreak="0">
     <w:nsid w:val="56455FE6"/>
     <w:multiLevelType w:val="multilevel"/>
     <w:tmpl w:val="AEC2EA46"/>
@@ -14104,7 +18408,7 @@
       </w:rPr>
     </w:lvl>
   </w:abstractNum>
-  <w:abstractNum w:abstractNumId="73" w15:restartNumberingAfterBreak="0">
+  <w:abstractNum w:abstractNumId="90" w15:restartNumberingAfterBreak="0">
     <w:nsid w:val="56ED11E5"/>
     <w:multiLevelType w:val="multilevel"/>
     <w:tmpl w:val="4502DD30"/>
@@ -14253,7 +18557,7 @@
       </w:rPr>
     </w:lvl>
   </w:abstractNum>
-  <w:abstractNum w:abstractNumId="74" w15:restartNumberingAfterBreak="0">
+  <w:abstractNum w:abstractNumId="91" w15:restartNumberingAfterBreak="0">
     <w:nsid w:val="573A01CC"/>
     <w:multiLevelType w:val="multilevel"/>
     <w:tmpl w:val="2D16ED04"/>
@@ -14402,7 +18706,156 @@
       </w:rPr>
     </w:lvl>
   </w:abstractNum>
-  <w:abstractNum w:abstractNumId="75" w15:restartNumberingAfterBreak="0">
+  <w:abstractNum w:abstractNumId="92" w15:restartNumberingAfterBreak="0">
+    <w:nsid w:val="59891E6E"/>
+    <w:multiLevelType w:val="multilevel"/>
+    <w:tmpl w:val="5228431A"/>
+    <w:lvl w:ilvl="0">
+      <w:start w:val="1"/>
+      <w:numFmt w:val="bullet"/>
+      <w:lvlText w:val=""/>
+      <w:lvlJc w:val="left"/>
+      <w:pPr>
+        <w:tabs>
+          <w:tab w:val="num" w:pos="720"/>
+        </w:tabs>
+        <w:ind w:left="720" w:hanging="360"/>
+      </w:pPr>
+      <w:rPr>
+        <w:rFonts w:ascii="Symbol" w:hAnsi="Symbol" w:hint="default"/>
+        <w:sz w:val="20"/>
+      </w:rPr>
+    </w:lvl>
+    <w:lvl w:ilvl="1" w:tentative="1">
+      <w:start w:val="1"/>
+      <w:numFmt w:val="bullet"/>
+      <w:lvlText w:val="o"/>
+      <w:lvlJc w:val="left"/>
+      <w:pPr>
+        <w:tabs>
+          <w:tab w:val="num" w:pos="1440"/>
+        </w:tabs>
+        <w:ind w:left="1440" w:hanging="360"/>
+      </w:pPr>
+      <w:rPr>
+        <w:rFonts w:ascii="Courier New" w:hAnsi="Courier New" w:hint="default"/>
+        <w:sz w:val="20"/>
+      </w:rPr>
+    </w:lvl>
+    <w:lvl w:ilvl="2" w:tentative="1">
+      <w:start w:val="1"/>
+      <w:numFmt w:val="bullet"/>
+      <w:lvlText w:val=""/>
+      <w:lvlJc w:val="left"/>
+      <w:pPr>
+        <w:tabs>
+          <w:tab w:val="num" w:pos="2160"/>
+        </w:tabs>
+        <w:ind w:left="2160" w:hanging="360"/>
+      </w:pPr>
+      <w:rPr>
+        <w:rFonts w:ascii="Wingdings" w:hAnsi="Wingdings" w:hint="default"/>
+        <w:sz w:val="20"/>
+      </w:rPr>
+    </w:lvl>
+    <w:lvl w:ilvl="3" w:tentative="1">
+      <w:start w:val="1"/>
+      <w:numFmt w:val="bullet"/>
+      <w:lvlText w:val=""/>
+      <w:lvlJc w:val="left"/>
+      <w:pPr>
+        <w:tabs>
+          <w:tab w:val="num" w:pos="2880"/>
+        </w:tabs>
+        <w:ind w:left="2880" w:hanging="360"/>
+      </w:pPr>
+      <w:rPr>
+        <w:rFonts w:ascii="Wingdings" w:hAnsi="Wingdings" w:hint="default"/>
+        <w:sz w:val="20"/>
+      </w:rPr>
+    </w:lvl>
+    <w:lvl w:ilvl="4" w:tentative="1">
+      <w:start w:val="1"/>
+      <w:numFmt w:val="bullet"/>
+      <w:lvlText w:val=""/>
+      <w:lvlJc w:val="left"/>
+      <w:pPr>
+        <w:tabs>
+          <w:tab w:val="num" w:pos="3600"/>
+        </w:tabs>
+        <w:ind w:left="3600" w:hanging="360"/>
+      </w:pPr>
+      <w:rPr>
+        <w:rFonts w:ascii="Wingdings" w:hAnsi="Wingdings" w:hint="default"/>
+        <w:sz w:val="20"/>
+      </w:rPr>
+    </w:lvl>
+    <w:lvl w:ilvl="5" w:tentative="1">
+      <w:start w:val="1"/>
+      <w:numFmt w:val="bullet"/>
+      <w:lvlText w:val=""/>
+      <w:lvlJc w:val="left"/>
+      <w:pPr>
+        <w:tabs>
+          <w:tab w:val="num" w:pos="4320"/>
+        </w:tabs>
+        <w:ind w:left="4320" w:hanging="360"/>
+      </w:pPr>
+      <w:rPr>
+        <w:rFonts w:ascii="Wingdings" w:hAnsi="Wingdings" w:hint="default"/>
+        <w:sz w:val="20"/>
+      </w:rPr>
+    </w:lvl>
+    <w:lvl w:ilvl="6" w:tentative="1">
+      <w:start w:val="1"/>
+      <w:numFmt w:val="bullet"/>
+      <w:lvlText w:val=""/>
+      <w:lvlJc w:val="left"/>
+      <w:pPr>
+        <w:tabs>
+          <w:tab w:val="num" w:pos="5040"/>
+        </w:tabs>
+        <w:ind w:left="5040" w:hanging="360"/>
+      </w:pPr>
+      <w:rPr>
+        <w:rFonts w:ascii="Wingdings" w:hAnsi="Wingdings" w:hint="default"/>
+        <w:sz w:val="20"/>
+      </w:rPr>
+    </w:lvl>
+    <w:lvl w:ilvl="7" w:tentative="1">
+      <w:start w:val="1"/>
+      <w:numFmt w:val="bullet"/>
+      <w:lvlText w:val=""/>
+      <w:lvlJc w:val="left"/>
+      <w:pPr>
+        <w:tabs>
+          <w:tab w:val="num" w:pos="5760"/>
+        </w:tabs>
+        <w:ind w:left="5760" w:hanging="360"/>
+      </w:pPr>
+      <w:rPr>
+        <w:rFonts w:ascii="Wingdings" w:hAnsi="Wingdings" w:hint="default"/>
+        <w:sz w:val="20"/>
+      </w:rPr>
+    </w:lvl>
+    <w:lvl w:ilvl="8" w:tentative="1">
+      <w:start w:val="1"/>
+      <w:numFmt w:val="bullet"/>
+      <w:lvlText w:val=""/>
+      <w:lvlJc w:val="left"/>
+      <w:pPr>
+        <w:tabs>
+          <w:tab w:val="num" w:pos="6480"/>
+        </w:tabs>
+        <w:ind w:left="6480" w:hanging="360"/>
+      </w:pPr>
+      <w:rPr>
+        <w:rFonts w:ascii="Wingdings" w:hAnsi="Wingdings" w:hint="default"/>
+        <w:sz w:val="20"/>
+      </w:rPr>
+    </w:lvl>
+  </w:abstractNum>
+  <w:abstractNum w:abstractNumId="93" w15:restartNumberingAfterBreak="0">
     <w:nsid w:val="59D15F9B"/>
     <w:multiLevelType w:val="multilevel"/>
     <w:tmpl w:val="1B3AF2F4"/>
@@ -14551,7 +19004,7 @@
       </w:rPr>
     </w:lvl>
   </w:abstractNum>
-  <w:abstractNum w:abstractNumId="76" w15:restartNumberingAfterBreak="0">
+  <w:abstractNum w:abstractNumId="94" w15:restartNumberingAfterBreak="0">
     <w:nsid w:val="5A8850C5"/>
     <w:multiLevelType w:val="multilevel"/>
     <w:tmpl w:val="A2727C0C"/>
@@ -14700,7 +19153,7 @@
       </w:rPr>
     </w:lvl>
   </w:abstractNum>
-  <w:abstractNum w:abstractNumId="77" w15:restartNumberingAfterBreak="0">
+  <w:abstractNum w:abstractNumId="95" w15:restartNumberingAfterBreak="0">
     <w:nsid w:val="5B617375"/>
     <w:multiLevelType w:val="multilevel"/>
     <w:tmpl w:val="1C7880CA"/>
@@ -14849,7 +19302,7 @@
       </w:rPr>
     </w:lvl>
   </w:abstractNum>
-  <w:abstractNum w:abstractNumId="78" w15:restartNumberingAfterBreak="0">
+  <w:abstractNum w:abstractNumId="96" w15:restartNumberingAfterBreak="0">
     <w:nsid w:val="5B9814D4"/>
     <w:multiLevelType w:val="multilevel"/>
     <w:tmpl w:val="635081B2"/>
@@ -14998,7 +19451,7 @@
       </w:rPr>
     </w:lvl>
   </w:abstractNum>
-  <w:abstractNum w:abstractNumId="79" w15:restartNumberingAfterBreak="0">
+  <w:abstractNum w:abstractNumId="97" w15:restartNumberingAfterBreak="0">
     <w:nsid w:val="5C8D4F85"/>
     <w:multiLevelType w:val="multilevel"/>
     <w:tmpl w:val="B9326312"/>
@@ -15147,7 +19600,156 @@
       </w:rPr>
     </w:lvl>
   </w:abstractNum>
-  <w:abstractNum w:abstractNumId="80" w15:restartNumberingAfterBreak="0">
+  <w:abstractNum w:abstractNumId="98" w15:restartNumberingAfterBreak="0">
+    <w:nsid w:val="5CA269BF"/>
+    <w:multiLevelType w:val="multilevel"/>
+    <w:tmpl w:val="02AE121C"/>
+    <w:lvl w:ilvl="0">
+      <w:start w:val="1"/>
+      <w:numFmt w:val="bullet"/>
+      <w:lvlText w:val=""/>
+      <w:lvlJc w:val="left"/>
+      <w:pPr>
+        <w:tabs>
+          <w:tab w:val="num" w:pos="720"/>
+        </w:tabs>
+        <w:ind w:left="720" w:hanging="360"/>
+      </w:pPr>
+      <w:rPr>
+        <w:rFonts w:ascii="Symbol" w:hAnsi="Symbol" w:hint="default"/>
+        <w:sz w:val="20"/>
+      </w:rPr>
+    </w:lvl>
+    <w:lvl w:ilvl="1" w:tentative="1">
+      <w:start w:val="1"/>
+      <w:numFmt w:val="bullet"/>
+      <w:lvlText w:val="o"/>
+      <w:lvlJc w:val="left"/>
+      <w:pPr>
+        <w:tabs>
+          <w:tab w:val="num" w:pos="1440"/>
+        </w:tabs>
+        <w:ind w:left="1440" w:hanging="360"/>
+      </w:pPr>
+      <w:rPr>
+        <w:rFonts w:ascii="Courier New" w:hAnsi="Courier New" w:hint="default"/>
+        <w:sz w:val="20"/>
+      </w:rPr>
+    </w:lvl>
+    <w:lvl w:ilvl="2" w:tentative="1">
+      <w:start w:val="1"/>
+      <w:numFmt w:val="bullet"/>
+      <w:lvlText w:val=""/>
+      <w:lvlJc w:val="left"/>
+      <w:pPr>
+        <w:tabs>
+          <w:tab w:val="num" w:pos="2160"/>
+        </w:tabs>
+        <w:ind w:left="2160" w:hanging="360"/>
+      </w:pPr>
+      <w:rPr>
+        <w:rFonts w:ascii="Wingdings" w:hAnsi="Wingdings" w:hint="default"/>
+        <w:sz w:val="20"/>
+      </w:rPr>
+    </w:lvl>
+    <w:lvl w:ilvl="3" w:tentative="1">
+      <w:start w:val="1"/>
+      <w:numFmt w:val="bullet"/>
+      <w:lvlText w:val=""/>
+      <w:lvlJc w:val="left"/>
+      <w:pPr>
+        <w:tabs>
+          <w:tab w:val="num" w:pos="2880"/>
+        </w:tabs>
+        <w:ind w:left="2880" w:hanging="360"/>
+      </w:pPr>
+      <w:rPr>
+        <w:rFonts w:ascii="Wingdings" w:hAnsi="Wingdings" w:hint="default"/>
+        <w:sz w:val="20"/>
+      </w:rPr>
+    </w:lvl>
+    <w:lvl w:ilvl="4" w:tentative="1">
+      <w:start w:val="1"/>
+      <w:numFmt w:val="bullet"/>
+      <w:lvlText w:val=""/>
+      <w:lvlJc w:val="left"/>
+      <w:pPr>
+        <w:tabs>
+          <w:tab w:val="num" w:pos="3600"/>
+        </w:tabs>
+        <w:ind w:left="3600" w:hanging="360"/>
+      </w:pPr>
+      <w:rPr>
+        <w:rFonts w:ascii="Wingdings" w:hAnsi="Wingdings" w:hint="default"/>
+        <w:sz w:val="20"/>
+      </w:rPr>
+    </w:lvl>
+    <w:lvl w:ilvl="5" w:tentative="1">
+      <w:start w:val="1"/>
+      <w:numFmt w:val="bullet"/>
+      <w:lvlText w:val=""/>
+      <w:lvlJc w:val="left"/>
+      <w:pPr>
+        <w:tabs>
+          <w:tab w:val="num" w:pos="4320"/>
+        </w:tabs>
+        <w:ind w:left="4320" w:hanging="360"/>
+      </w:pPr>
+      <w:rPr>
+        <w:rFonts w:ascii="Wingdings" w:hAnsi="Wingdings" w:hint="default"/>
+        <w:sz w:val="20"/>
+      </w:rPr>
+    </w:lvl>
+    <w:lvl w:ilvl="6" w:tentative="1">
+      <w:start w:val="1"/>
+      <w:numFmt w:val="bullet"/>
+      <w:lvlText w:val=""/>
+      <w:lvlJc w:val="left"/>
+      <w:pPr>
+        <w:tabs>
+          <w:tab w:val="num" w:pos="5040"/>
+        </w:tabs>
+        <w:ind w:left="5040" w:hanging="360"/>
+      </w:pPr>
+      <w:rPr>
+        <w:rFonts w:ascii="Wingdings" w:hAnsi="Wingdings" w:hint="default"/>
+        <w:sz w:val="20"/>
+      </w:rPr>
+    </w:lvl>
+    <w:lvl w:ilvl="7" w:tentative="1">
+      <w:start w:val="1"/>
+      <w:numFmt w:val="bullet"/>
+      <w:lvlText w:val=""/>
+      <w:lvlJc w:val="left"/>
+      <w:pPr>
+        <w:tabs>
+          <w:tab w:val="num" w:pos="5760"/>
+        </w:tabs>
+        <w:ind w:left="5760" w:hanging="360"/>
+      </w:pPr>
+      <w:rPr>
+        <w:rFonts w:ascii="Wingdings" w:hAnsi="Wingdings" w:hint="default"/>
+        <w:sz w:val="20"/>
+      </w:rPr>
+    </w:lvl>
+    <w:lvl w:ilvl="8" w:tentative="1">
+      <w:start w:val="1"/>
+      <w:numFmt w:val="bullet"/>
+      <w:lvlText w:val=""/>
+      <w:lvlJc w:val="left"/>
+      <w:pPr>
+        <w:tabs>
+          <w:tab w:val="num" w:pos="6480"/>
+        </w:tabs>
+        <w:ind w:left="6480" w:hanging="360"/>
+      </w:pPr>
+      <w:rPr>
+        <w:rFonts w:ascii="Wingdings" w:hAnsi="Wingdings" w:hint="default"/>
+        <w:sz w:val="20"/>
+      </w:rPr>
+    </w:lvl>
+  </w:abstractNum>
+  <w:abstractNum w:abstractNumId="99" w15:restartNumberingAfterBreak="0">
     <w:nsid w:val="5D165533"/>
     <w:multiLevelType w:val="multilevel"/>
     <w:tmpl w:val="9A3EA228"/>
@@ -15296,7 +19898,7 @@
       </w:rPr>
     </w:lvl>
   </w:abstractNum>
-  <w:abstractNum w:abstractNumId="81" w15:restartNumberingAfterBreak="0">
+  <w:abstractNum w:abstractNumId="100" w15:restartNumberingAfterBreak="0">
     <w:nsid w:val="5DAD060E"/>
     <w:multiLevelType w:val="multilevel"/>
     <w:tmpl w:val="FAE81C22"/>
@@ -15445,7 +20047,7 @@
       </w:rPr>
     </w:lvl>
   </w:abstractNum>
-  <w:abstractNum w:abstractNumId="82" w15:restartNumberingAfterBreak="0">
+  <w:abstractNum w:abstractNumId="101" w15:restartNumberingAfterBreak="0">
     <w:nsid w:val="602C4996"/>
     <w:multiLevelType w:val="multilevel"/>
     <w:tmpl w:val="A8E27AD0"/>
@@ -15594,7 +20196,7 @@
       </w:rPr>
     </w:lvl>
   </w:abstractNum>
-  <w:abstractNum w:abstractNumId="83" w15:restartNumberingAfterBreak="0">
+  <w:abstractNum w:abstractNumId="102" w15:restartNumberingAfterBreak="0">
     <w:nsid w:val="603D5758"/>
     <w:multiLevelType w:val="multilevel"/>
     <w:tmpl w:val="47DAFAEA"/>
@@ -15743,7 +20345,454 @@
       </w:rPr>
     </w:lvl>
   </w:abstractNum>
-  <w:abstractNum w:abstractNumId="84" w15:restartNumberingAfterBreak="0">
+  <w:abstractNum w:abstractNumId="103" w15:restartNumberingAfterBreak="0">
+    <w:nsid w:val="60B9579F"/>
+    <w:multiLevelType w:val="multilevel"/>
+    <w:tmpl w:val="8C96DF88"/>
+    <w:lvl w:ilvl="0">
+      <w:start w:val="1"/>
+      <w:numFmt w:val="bullet"/>
+      <w:lvlText w:val=""/>
+      <w:lvlJc w:val="left"/>
+      <w:pPr>
+        <w:tabs>
+          <w:tab w:val="num" w:pos="720"/>
+        </w:tabs>
+        <w:ind w:left="720" w:hanging="360"/>
+      </w:pPr>
+      <w:rPr>
+        <w:rFonts w:ascii="Symbol" w:hAnsi="Symbol" w:hint="default"/>
+        <w:sz w:val="20"/>
+      </w:rPr>
+    </w:lvl>
+    <w:lvl w:ilvl="1" w:tentative="1">
+      <w:start w:val="1"/>
+      <w:numFmt w:val="bullet"/>
+      <w:lvlText w:val="o"/>
+      <w:lvlJc w:val="left"/>
+      <w:pPr>
+        <w:tabs>
+          <w:tab w:val="num" w:pos="1440"/>
+        </w:tabs>
+        <w:ind w:left="1440" w:hanging="360"/>
+      </w:pPr>
+      <w:rPr>
+        <w:rFonts w:ascii="Courier New" w:hAnsi="Courier New" w:hint="default"/>
+        <w:sz w:val="20"/>
+      </w:rPr>
+    </w:lvl>
+    <w:lvl w:ilvl="2" w:tentative="1">
+      <w:start w:val="1"/>
+      <w:numFmt w:val="bullet"/>
+      <w:lvlText w:val=""/>
+      <w:lvlJc w:val="left"/>
+      <w:pPr>
+        <w:tabs>
+          <w:tab w:val="num" w:pos="2160"/>
+        </w:tabs>
+        <w:ind w:left="2160" w:hanging="360"/>
+      </w:pPr>
+      <w:rPr>
+        <w:rFonts w:ascii="Wingdings" w:hAnsi="Wingdings" w:hint="default"/>
+        <w:sz w:val="20"/>
+      </w:rPr>
+    </w:lvl>
+    <w:lvl w:ilvl="3" w:tentative="1">
+      <w:start w:val="1"/>
+      <w:numFmt w:val="bullet"/>
+      <w:lvlText w:val=""/>
+      <w:lvlJc w:val="left"/>
+      <w:pPr>
+        <w:tabs>
+          <w:tab w:val="num" w:pos="2880"/>
+        </w:tabs>
+        <w:ind w:left="2880" w:hanging="360"/>
+      </w:pPr>
+      <w:rPr>
+        <w:rFonts w:ascii="Wingdings" w:hAnsi="Wingdings" w:hint="default"/>
+        <w:sz w:val="20"/>
+      </w:rPr>
+    </w:lvl>
+    <w:lvl w:ilvl="4" w:tentative="1">
+      <w:start w:val="1"/>
+      <w:numFmt w:val="bullet"/>
+      <w:lvlText w:val=""/>
+      <w:lvlJc w:val="left"/>
+      <w:pPr>
+        <w:tabs>
+          <w:tab w:val="num" w:pos="3600"/>
+        </w:tabs>
+        <w:ind w:left="3600" w:hanging="360"/>
+      </w:pPr>
+      <w:rPr>
+        <w:rFonts w:ascii="Wingdings" w:hAnsi="Wingdings" w:hint="default"/>
+        <w:sz w:val="20"/>
+      </w:rPr>
+    </w:lvl>
+    <w:lvl w:ilvl="5" w:tentative="1">
+      <w:start w:val="1"/>
+      <w:numFmt w:val="bullet"/>
+      <w:lvlText w:val=""/>
+      <w:lvlJc w:val="left"/>
+      <w:pPr>
+        <w:tabs>
+          <w:tab w:val="num" w:pos="4320"/>
+        </w:tabs>
+        <w:ind w:left="4320" w:hanging="360"/>
+      </w:pPr>
+      <w:rPr>
+        <w:rFonts w:ascii="Wingdings" w:hAnsi="Wingdings" w:hint="default"/>
+        <w:sz w:val="20"/>
+      </w:rPr>
+    </w:lvl>
+    <w:lvl w:ilvl="6" w:tentative="1">
+      <w:start w:val="1"/>
+      <w:numFmt w:val="bullet"/>
+      <w:lvlText w:val=""/>
+      <w:lvlJc w:val="left"/>
+      <w:pPr>
+        <w:tabs>
+          <w:tab w:val="num" w:pos="5040"/>
+        </w:tabs>
+        <w:ind w:left="5040" w:hanging="360"/>
+      </w:pPr>
+      <w:rPr>
+        <w:rFonts w:ascii="Wingdings" w:hAnsi="Wingdings" w:hint="default"/>
+        <w:sz w:val="20"/>
+      </w:rPr>
+    </w:lvl>
+    <w:lvl w:ilvl="7" w:tentative="1">
+      <w:start w:val="1"/>
+      <w:numFmt w:val="bullet"/>
+      <w:lvlText w:val=""/>
+      <w:lvlJc w:val="left"/>
+      <w:pPr>
+        <w:tabs>
+          <w:tab w:val="num" w:pos="5760"/>
+        </w:tabs>
+        <w:ind w:left="5760" w:hanging="360"/>
+      </w:pPr>
+      <w:rPr>
+        <w:rFonts w:ascii="Wingdings" w:hAnsi="Wingdings" w:hint="default"/>
+        <w:sz w:val="20"/>
+      </w:rPr>
+    </w:lvl>
+    <w:lvl w:ilvl="8" w:tentative="1">
+      <w:start w:val="1"/>
+      <w:numFmt w:val="bullet"/>
+      <w:lvlText w:val=""/>
+      <w:lvlJc w:val="left"/>
+      <w:pPr>
+        <w:tabs>
+          <w:tab w:val="num" w:pos="6480"/>
+        </w:tabs>
+        <w:ind w:left="6480" w:hanging="360"/>
+      </w:pPr>
+      <w:rPr>
+        <w:rFonts w:ascii="Wingdings" w:hAnsi="Wingdings" w:hint="default"/>
+        <w:sz w:val="20"/>
+      </w:rPr>
+    </w:lvl>
+  </w:abstractNum>
+  <w:abstractNum w:abstractNumId="104" w15:restartNumberingAfterBreak="0">
+    <w:nsid w:val="610D7BD4"/>
+    <w:multiLevelType w:val="multilevel"/>
+    <w:tmpl w:val="7C7AE5CE"/>
+    <w:lvl w:ilvl="0">
+      <w:start w:val="1"/>
+      <w:numFmt w:val="bullet"/>
+      <w:lvlText w:val=""/>
+      <w:lvlJc w:val="left"/>
+      <w:pPr>
+        <w:tabs>
+          <w:tab w:val="num" w:pos="720"/>
+        </w:tabs>
+        <w:ind w:left="720" w:hanging="360"/>
+      </w:pPr>
+      <w:rPr>
+        <w:rFonts w:ascii="Symbol" w:hAnsi="Symbol" w:hint="default"/>
+        <w:sz w:val="20"/>
+      </w:rPr>
+    </w:lvl>
+    <w:lvl w:ilvl="1" w:tentative="1">
+      <w:start w:val="1"/>
+      <w:numFmt w:val="bullet"/>
+      <w:lvlText w:val="o"/>
+      <w:lvlJc w:val="left"/>
+      <w:pPr>
+        <w:tabs>
+          <w:tab w:val="num" w:pos="1440"/>
+        </w:tabs>
+        <w:ind w:left="1440" w:hanging="360"/>
+      </w:pPr>
+      <w:rPr>
+        <w:rFonts w:ascii="Courier New" w:hAnsi="Courier New" w:hint="default"/>
+        <w:sz w:val="20"/>
+      </w:rPr>
+    </w:lvl>
+    <w:lvl w:ilvl="2" w:tentative="1">
+      <w:start w:val="1"/>
+      <w:numFmt w:val="bullet"/>
+      <w:lvlText w:val=""/>
+      <w:lvlJc w:val="left"/>
+      <w:pPr>
+        <w:tabs>
+          <w:tab w:val="num" w:pos="2160"/>
+        </w:tabs>
+        <w:ind w:left="2160" w:hanging="360"/>
+      </w:pPr>
+      <w:rPr>
+        <w:rFonts w:ascii="Wingdings" w:hAnsi="Wingdings" w:hint="default"/>
+        <w:sz w:val="20"/>
+      </w:rPr>
+    </w:lvl>
+    <w:lvl w:ilvl="3" w:tentative="1">
+      <w:start w:val="1"/>
+      <w:numFmt w:val="bullet"/>
+      <w:lvlText w:val=""/>
+      <w:lvlJc w:val="left"/>
+      <w:pPr>
+        <w:tabs>
+          <w:tab w:val="num" w:pos="2880"/>
+        </w:tabs>
+        <w:ind w:left="2880" w:hanging="360"/>
+      </w:pPr>
+      <w:rPr>
+        <w:rFonts w:ascii="Wingdings" w:hAnsi="Wingdings" w:hint="default"/>
+        <w:sz w:val="20"/>
+      </w:rPr>
+    </w:lvl>
+    <w:lvl w:ilvl="4" w:tentative="1">
+      <w:start w:val="1"/>
+      <w:numFmt w:val="bullet"/>
+      <w:lvlText w:val=""/>
+      <w:lvlJc w:val="left"/>
+      <w:pPr>
+        <w:tabs>
+          <w:tab w:val="num" w:pos="3600"/>
+        </w:tabs>
+        <w:ind w:left="3600" w:hanging="360"/>
+      </w:pPr>
+      <w:rPr>
+        <w:rFonts w:ascii="Wingdings" w:hAnsi="Wingdings" w:hint="default"/>
+        <w:sz w:val="20"/>
+      </w:rPr>
+    </w:lvl>
+    <w:lvl w:ilvl="5" w:tentative="1">
+      <w:start w:val="1"/>
+      <w:numFmt w:val="bullet"/>
+      <w:lvlText w:val=""/>
+      <w:lvlJc w:val="left"/>
+      <w:pPr>
+        <w:tabs>
+          <w:tab w:val="num" w:pos="4320"/>
+        </w:tabs>
+        <w:ind w:left="4320" w:hanging="360"/>
+      </w:pPr>
+      <w:rPr>
+        <w:rFonts w:ascii="Wingdings" w:hAnsi="Wingdings" w:hint="default"/>
+        <w:sz w:val="20"/>
+      </w:rPr>
+    </w:lvl>
+    <w:lvl w:ilvl="6" w:tentative="1">
+      <w:start w:val="1"/>
+      <w:numFmt w:val="bullet"/>
+      <w:lvlText w:val=""/>
+      <w:lvlJc w:val="left"/>
+      <w:pPr>
+        <w:tabs>
+          <w:tab w:val="num" w:pos="5040"/>
+        </w:tabs>
+        <w:ind w:left="5040" w:hanging="360"/>
+      </w:pPr>
+      <w:rPr>
+        <w:rFonts w:ascii="Wingdings" w:hAnsi="Wingdings" w:hint="default"/>
+        <w:sz w:val="20"/>
+      </w:rPr>
+    </w:lvl>
+    <w:lvl w:ilvl="7" w:tentative="1">
+      <w:start w:val="1"/>
+      <w:numFmt w:val="bullet"/>
+      <w:lvlText w:val=""/>
+      <w:lvlJc w:val="left"/>
+      <w:pPr>
+        <w:tabs>
+          <w:tab w:val="num" w:pos="5760"/>
+        </w:tabs>
+        <w:ind w:left="5760" w:hanging="360"/>
+      </w:pPr>
+      <w:rPr>
+        <w:rFonts w:ascii="Wingdings" w:hAnsi="Wingdings" w:hint="default"/>
+        <w:sz w:val="20"/>
+      </w:rPr>
+    </w:lvl>
+    <w:lvl w:ilvl="8" w:tentative="1">
+      <w:start w:val="1"/>
+      <w:numFmt w:val="bullet"/>
+      <w:lvlText w:val=""/>
+      <w:lvlJc w:val="left"/>
+      <w:pPr>
+        <w:tabs>
+          <w:tab w:val="num" w:pos="6480"/>
+        </w:tabs>
+        <w:ind w:left="6480" w:hanging="360"/>
+      </w:pPr>
+      <w:rPr>
+        <w:rFonts w:ascii="Wingdings" w:hAnsi="Wingdings" w:hint="default"/>
+        <w:sz w:val="20"/>
+      </w:rPr>
+    </w:lvl>
+  </w:abstractNum>
+  <w:abstractNum w:abstractNumId="105" w15:restartNumberingAfterBreak="0">
+    <w:nsid w:val="622A248D"/>
+    <w:multiLevelType w:val="multilevel"/>
+    <w:tmpl w:val="DB92F2E4"/>
+    <w:lvl w:ilvl="0">
+      <w:start w:val="1"/>
+      <w:numFmt w:val="bullet"/>
+      <w:lvlText w:val=""/>
+      <w:lvlJc w:val="left"/>
+      <w:pPr>
+        <w:tabs>
+          <w:tab w:val="num" w:pos="720"/>
+        </w:tabs>
+        <w:ind w:left="720" w:hanging="360"/>
+      </w:pPr>
+      <w:rPr>
+        <w:rFonts w:ascii="Symbol" w:hAnsi="Symbol" w:hint="default"/>
+        <w:sz w:val="20"/>
+      </w:rPr>
+    </w:lvl>
+    <w:lvl w:ilvl="1" w:tentative="1">
+      <w:start w:val="1"/>
+      <w:numFmt w:val="bullet"/>
+      <w:lvlText w:val="o"/>
+      <w:lvlJc w:val="left"/>
+      <w:pPr>
+        <w:tabs>
+          <w:tab w:val="num" w:pos="1440"/>
+        </w:tabs>
+        <w:ind w:left="1440" w:hanging="360"/>
+      </w:pPr>
+      <w:rPr>
+        <w:rFonts w:ascii="Courier New" w:hAnsi="Courier New" w:hint="default"/>
+        <w:sz w:val="20"/>
+      </w:rPr>
+    </w:lvl>
+    <w:lvl w:ilvl="2" w:tentative="1">
+      <w:start w:val="1"/>
+      <w:numFmt w:val="bullet"/>
+      <w:lvlText w:val=""/>
+      <w:lvlJc w:val="left"/>
+      <w:pPr>
+        <w:tabs>
+          <w:tab w:val="num" w:pos="2160"/>
+        </w:tabs>
+        <w:ind w:left="2160" w:hanging="360"/>
+      </w:pPr>
+      <w:rPr>
+        <w:rFonts w:ascii="Wingdings" w:hAnsi="Wingdings" w:hint="default"/>
+        <w:sz w:val="20"/>
+      </w:rPr>
+    </w:lvl>
+    <w:lvl w:ilvl="3" w:tentative="1">
+      <w:start w:val="1"/>
+      <w:numFmt w:val="bullet"/>
+      <w:lvlText w:val=""/>
+      <w:lvlJc w:val="left"/>
+      <w:pPr>
+        <w:tabs>
+          <w:tab w:val="num" w:pos="2880"/>
+        </w:tabs>
+        <w:ind w:left="2880" w:hanging="360"/>
+      </w:pPr>
+      <w:rPr>
+        <w:rFonts w:ascii="Wingdings" w:hAnsi="Wingdings" w:hint="default"/>
+        <w:sz w:val="20"/>
+      </w:rPr>
+    </w:lvl>
+    <w:lvl w:ilvl="4" w:tentative="1">
+      <w:start w:val="1"/>
+      <w:numFmt w:val="bullet"/>
+      <w:lvlText w:val=""/>
+      <w:lvlJc w:val="left"/>
+      <w:pPr>
+        <w:tabs>
+          <w:tab w:val="num" w:pos="3600"/>
+        </w:tabs>
+        <w:ind w:left="3600" w:hanging="360"/>
+      </w:pPr>
+      <w:rPr>
+        <w:rFonts w:ascii="Wingdings" w:hAnsi="Wingdings" w:hint="default"/>
+        <w:sz w:val="20"/>
+      </w:rPr>
+    </w:lvl>
+    <w:lvl w:ilvl="5" w:tentative="1">
+      <w:start w:val="1"/>
+      <w:numFmt w:val="bullet"/>
+      <w:lvlText w:val=""/>
+      <w:lvlJc w:val="left"/>
+      <w:pPr>
+        <w:tabs>
+          <w:tab w:val="num" w:pos="4320"/>
+        </w:tabs>
+        <w:ind w:left="4320" w:hanging="360"/>
+      </w:pPr>
+      <w:rPr>
+        <w:rFonts w:ascii="Wingdings" w:hAnsi="Wingdings" w:hint="default"/>
+        <w:sz w:val="20"/>
+      </w:rPr>
+    </w:lvl>
+    <w:lvl w:ilvl="6" w:tentative="1">
+      <w:start w:val="1"/>
+      <w:numFmt w:val="bullet"/>
+      <w:lvlText w:val=""/>
+      <w:lvlJc w:val="left"/>
+      <w:pPr>
+        <w:tabs>
+          <w:tab w:val="num" w:pos="5040"/>
+        </w:tabs>
+        <w:ind w:left="5040" w:hanging="360"/>
+      </w:pPr>
+      <w:rPr>
+        <w:rFonts w:ascii="Wingdings" w:hAnsi="Wingdings" w:hint="default"/>
+        <w:sz w:val="20"/>
+      </w:rPr>
+    </w:lvl>
+    <w:lvl w:ilvl="7" w:tentative="1">
+      <w:start w:val="1"/>
+      <w:numFmt w:val="bullet"/>
+      <w:lvlText w:val=""/>
+      <w:lvlJc w:val="left"/>
+      <w:pPr>
+        <w:tabs>
+          <w:tab w:val="num" w:pos="5760"/>
+        </w:tabs>
+        <w:ind w:left="5760" w:hanging="360"/>
+      </w:pPr>
+      <w:rPr>
+        <w:rFonts w:ascii="Wingdings" w:hAnsi="Wingdings" w:hint="default"/>
+        <w:sz w:val="20"/>
+      </w:rPr>
+    </w:lvl>
+    <w:lvl w:ilvl="8" w:tentative="1">
+      <w:start w:val="1"/>
+      <w:numFmt w:val="bullet"/>
+      <w:lvlText w:val=""/>
+      <w:lvlJc w:val="left"/>
+      <w:pPr>
+        <w:tabs>
+          <w:tab w:val="num" w:pos="6480"/>
+        </w:tabs>
+        <w:ind w:left="6480" w:hanging="360"/>
+      </w:pPr>
+      <w:rPr>
+        <w:rFonts w:ascii="Wingdings" w:hAnsi="Wingdings" w:hint="default"/>
+        <w:sz w:val="20"/>
+      </w:rPr>
+    </w:lvl>
+  </w:abstractNum>
+  <w:abstractNum w:abstractNumId="106" w15:restartNumberingAfterBreak="0">
     <w:nsid w:val="62A10195"/>
     <w:multiLevelType w:val="multilevel"/>
     <w:tmpl w:val="DAB4CCC0"/>
@@ -15892,7 +20941,7 @@
       </w:rPr>
     </w:lvl>
   </w:abstractNum>
-  <w:abstractNum w:abstractNumId="85" w15:restartNumberingAfterBreak="0">
+  <w:abstractNum w:abstractNumId="107" w15:restartNumberingAfterBreak="0">
     <w:nsid w:val="65C50142"/>
     <w:multiLevelType w:val="multilevel"/>
     <w:tmpl w:val="D88E7D4E"/>
@@ -16041,7 +21090,7 @@
       </w:rPr>
     </w:lvl>
   </w:abstractNum>
-  <w:abstractNum w:abstractNumId="86" w15:restartNumberingAfterBreak="0">
+  <w:abstractNum w:abstractNumId="108" w15:restartNumberingAfterBreak="0">
     <w:nsid w:val="66F22FBF"/>
     <w:multiLevelType w:val="multilevel"/>
     <w:tmpl w:val="CA7467AE"/>
@@ -16190,7 +21239,305 @@
       </w:rPr>
     </w:lvl>
   </w:abstractNum>
-  <w:abstractNum w:abstractNumId="87" w15:restartNumberingAfterBreak="0">
+  <w:abstractNum w:abstractNumId="109" w15:restartNumberingAfterBreak="0">
+    <w:nsid w:val="68D44A47"/>
+    <w:multiLevelType w:val="multilevel"/>
+    <w:tmpl w:val="B29CA4EE"/>
+    <w:lvl w:ilvl="0">
+      <w:start w:val="1"/>
+      <w:numFmt w:val="bullet"/>
+      <w:lvlText w:val=""/>
+      <w:lvlJc w:val="left"/>
+      <w:pPr>
+        <w:tabs>
+          <w:tab w:val="num" w:pos="720"/>
+        </w:tabs>
+        <w:ind w:left="720" w:hanging="360"/>
+      </w:pPr>
+      <w:rPr>
+        <w:rFonts w:ascii="Symbol" w:hAnsi="Symbol" w:hint="default"/>
+        <w:sz w:val="20"/>
+      </w:rPr>
+    </w:lvl>
+    <w:lvl w:ilvl="1" w:tentative="1">
+      <w:start w:val="1"/>
+      <w:numFmt w:val="bullet"/>
+      <w:lvlText w:val="o"/>
+      <w:lvlJc w:val="left"/>
+      <w:pPr>
+        <w:tabs>
+          <w:tab w:val="num" w:pos="1440"/>
+        </w:tabs>
+        <w:ind w:left="1440" w:hanging="360"/>
+      </w:pPr>
+      <w:rPr>
+        <w:rFonts w:ascii="Courier New" w:hAnsi="Courier New" w:hint="default"/>
+        <w:sz w:val="20"/>
+      </w:rPr>
+    </w:lvl>
+    <w:lvl w:ilvl="2" w:tentative="1">
+      <w:start w:val="1"/>
+      <w:numFmt w:val="bullet"/>
+      <w:lvlText w:val=""/>
+      <w:lvlJc w:val="left"/>
+      <w:pPr>
+        <w:tabs>
+          <w:tab w:val="num" w:pos="2160"/>
+        </w:tabs>
+        <w:ind w:left="2160" w:hanging="360"/>
+      </w:pPr>
+      <w:rPr>
+        <w:rFonts w:ascii="Wingdings" w:hAnsi="Wingdings" w:hint="default"/>
+        <w:sz w:val="20"/>
+      </w:rPr>
+    </w:lvl>
+    <w:lvl w:ilvl="3" w:tentative="1">
+      <w:start w:val="1"/>
+      <w:numFmt w:val="bullet"/>
+      <w:lvlText w:val=""/>
+      <w:lvlJc w:val="left"/>
+      <w:pPr>
+        <w:tabs>
+          <w:tab w:val="num" w:pos="2880"/>
+        </w:tabs>
+        <w:ind w:left="2880" w:hanging="360"/>
+      </w:pPr>
+      <w:rPr>
+        <w:rFonts w:ascii="Wingdings" w:hAnsi="Wingdings" w:hint="default"/>
+        <w:sz w:val="20"/>
+      </w:rPr>
+    </w:lvl>
+    <w:lvl w:ilvl="4" w:tentative="1">
+      <w:start w:val="1"/>
+      <w:numFmt w:val="bullet"/>
+      <w:lvlText w:val=""/>
+      <w:lvlJc w:val="left"/>
+      <w:pPr>
+        <w:tabs>
+          <w:tab w:val="num" w:pos="3600"/>
+        </w:tabs>
+        <w:ind w:left="3600" w:hanging="360"/>
+      </w:pPr>
+      <w:rPr>
+        <w:rFonts w:ascii="Wingdings" w:hAnsi="Wingdings" w:hint="default"/>
+        <w:sz w:val="20"/>
+      </w:rPr>
+    </w:lvl>
+    <w:lvl w:ilvl="5" w:tentative="1">
+      <w:start w:val="1"/>
+      <w:numFmt w:val="bullet"/>
+      <w:lvlText w:val=""/>
+      <w:lvlJc w:val="left"/>
+      <w:pPr>
+        <w:tabs>
+          <w:tab w:val="num" w:pos="4320"/>
+        </w:tabs>
+        <w:ind w:left="4320" w:hanging="360"/>
+      </w:pPr>
+      <w:rPr>
+        <w:rFonts w:ascii="Wingdings" w:hAnsi="Wingdings" w:hint="default"/>
+        <w:sz w:val="20"/>
+      </w:rPr>
+    </w:lvl>
+    <w:lvl w:ilvl="6" w:tentative="1">
+      <w:start w:val="1"/>
+      <w:numFmt w:val="bullet"/>
+      <w:lvlText w:val=""/>
+      <w:lvlJc w:val="left"/>
+      <w:pPr>
+        <w:tabs>
+          <w:tab w:val="num" w:pos="5040"/>
+        </w:tabs>
+        <w:ind w:left="5040" w:hanging="360"/>
+      </w:pPr>
+      <w:rPr>
+        <w:rFonts w:ascii="Wingdings" w:hAnsi="Wingdings" w:hint="default"/>
+        <w:sz w:val="20"/>
+      </w:rPr>
+    </w:lvl>
+    <w:lvl w:ilvl="7" w:tentative="1">
+      <w:start w:val="1"/>
+      <w:numFmt w:val="bullet"/>
+      <w:lvlText w:val=""/>
+      <w:lvlJc w:val="left"/>
+      <w:pPr>
+        <w:tabs>
+          <w:tab w:val="num" w:pos="5760"/>
+        </w:tabs>
+        <w:ind w:left="5760" w:hanging="360"/>
+      </w:pPr>
+      <w:rPr>
+        <w:rFonts w:ascii="Wingdings" w:hAnsi="Wingdings" w:hint="default"/>
+        <w:sz w:val="20"/>
+      </w:rPr>
+    </w:lvl>
+    <w:lvl w:ilvl="8" w:tentative="1">
+      <w:start w:val="1"/>
+      <w:numFmt w:val="bullet"/>
+      <w:lvlText w:val=""/>
+      <w:lvlJc w:val="left"/>
+      <w:pPr>
+        <w:tabs>
+          <w:tab w:val="num" w:pos="6480"/>
+        </w:tabs>
+        <w:ind w:left="6480" w:hanging="360"/>
+      </w:pPr>
+      <w:rPr>
+        <w:rFonts w:ascii="Wingdings" w:hAnsi="Wingdings" w:hint="default"/>
+        <w:sz w:val="20"/>
+      </w:rPr>
+    </w:lvl>
+  </w:abstractNum>
+  <w:abstractNum w:abstractNumId="110" w15:restartNumberingAfterBreak="0">
+    <w:nsid w:val="697B5879"/>
+    <w:multiLevelType w:val="multilevel"/>
+    <w:tmpl w:val="C13A6EE2"/>
+    <w:lvl w:ilvl="0">
+      <w:start w:val="1"/>
+      <w:numFmt w:val="bullet"/>
+      <w:lvlText w:val=""/>
+      <w:lvlJc w:val="left"/>
+      <w:pPr>
+        <w:tabs>
+          <w:tab w:val="num" w:pos="720"/>
+        </w:tabs>
+        <w:ind w:left="720" w:hanging="360"/>
+      </w:pPr>
+      <w:rPr>
+        <w:rFonts w:ascii="Symbol" w:hAnsi="Symbol" w:hint="default"/>
+        <w:sz w:val="20"/>
+      </w:rPr>
+    </w:lvl>
+    <w:lvl w:ilvl="1" w:tentative="1">
+      <w:start w:val="1"/>
+      <w:numFmt w:val="bullet"/>
+      <w:lvlText w:val="o"/>
+      <w:lvlJc w:val="left"/>
+      <w:pPr>
+        <w:tabs>
+          <w:tab w:val="num" w:pos="1440"/>
+        </w:tabs>
+        <w:ind w:left="1440" w:hanging="360"/>
+      </w:pPr>
+      <w:rPr>
+        <w:rFonts w:ascii="Courier New" w:hAnsi="Courier New" w:hint="default"/>
+        <w:sz w:val="20"/>
+      </w:rPr>
+    </w:lvl>
+    <w:lvl w:ilvl="2" w:tentative="1">
+      <w:start w:val="1"/>
+      <w:numFmt w:val="bullet"/>
+      <w:lvlText w:val=""/>
+      <w:lvlJc w:val="left"/>
+      <w:pPr>
+        <w:tabs>
+          <w:tab w:val="num" w:pos="2160"/>
+        </w:tabs>
+        <w:ind w:left="2160" w:hanging="360"/>
+      </w:pPr>
+      <w:rPr>
+        <w:rFonts w:ascii="Wingdings" w:hAnsi="Wingdings" w:hint="default"/>
+        <w:sz w:val="20"/>
+      </w:rPr>
+    </w:lvl>
+    <w:lvl w:ilvl="3" w:tentative="1">
+      <w:start w:val="1"/>
+      <w:numFmt w:val="bullet"/>
+      <w:lvlText w:val=""/>
+      <w:lvlJc w:val="left"/>
+      <w:pPr>
+        <w:tabs>
+          <w:tab w:val="num" w:pos="2880"/>
+        </w:tabs>
+        <w:ind w:left="2880" w:hanging="360"/>
+      </w:pPr>
+      <w:rPr>
+        <w:rFonts w:ascii="Wingdings" w:hAnsi="Wingdings" w:hint="default"/>
+        <w:sz w:val="20"/>
+      </w:rPr>
+    </w:lvl>
+    <w:lvl w:ilvl="4" w:tentative="1">
+      <w:start w:val="1"/>
+      <w:numFmt w:val="bullet"/>
+      <w:lvlText w:val=""/>
+      <w:lvlJc w:val="left"/>
+      <w:pPr>
+        <w:tabs>
+          <w:tab w:val="num" w:pos="3600"/>
+        </w:tabs>
+        <w:ind w:left="3600" w:hanging="360"/>
+      </w:pPr>
+      <w:rPr>
+        <w:rFonts w:ascii="Wingdings" w:hAnsi="Wingdings" w:hint="default"/>
+        <w:sz w:val="20"/>
+      </w:rPr>
+    </w:lvl>
+    <w:lvl w:ilvl="5" w:tentative="1">
+      <w:start w:val="1"/>
+      <w:numFmt w:val="bullet"/>
+      <w:lvlText w:val=""/>
+      <w:lvlJc w:val="left"/>
+      <w:pPr>
+        <w:tabs>
+          <w:tab w:val="num" w:pos="4320"/>
+        </w:tabs>
+        <w:ind w:left="4320" w:hanging="360"/>
+      </w:pPr>
+      <w:rPr>
+        <w:rFonts w:ascii="Wingdings" w:hAnsi="Wingdings" w:hint="default"/>
+        <w:sz w:val="20"/>
+      </w:rPr>
+    </w:lvl>
+    <w:lvl w:ilvl="6" w:tentative="1">
+      <w:start w:val="1"/>
+      <w:numFmt w:val="bullet"/>
+      <w:lvlText w:val=""/>
+      <w:lvlJc w:val="left"/>
+      <w:pPr>
+        <w:tabs>
+          <w:tab w:val="num" w:pos="5040"/>
+        </w:tabs>
+        <w:ind w:left="5040" w:hanging="360"/>
+      </w:pPr>
+      <w:rPr>
+        <w:rFonts w:ascii="Wingdings" w:hAnsi="Wingdings" w:hint="default"/>
+        <w:sz w:val="20"/>
+      </w:rPr>
+    </w:lvl>
+    <w:lvl w:ilvl="7" w:tentative="1">
+      <w:start w:val="1"/>
+      <w:numFmt w:val="bullet"/>
+      <w:lvlText w:val=""/>
+      <w:lvlJc w:val="left"/>
+      <w:pPr>
+        <w:tabs>
+          <w:tab w:val="num" w:pos="5760"/>
+        </w:tabs>
+        <w:ind w:left="5760" w:hanging="360"/>
+      </w:pPr>
+      <w:rPr>
+        <w:rFonts w:ascii="Wingdings" w:hAnsi="Wingdings" w:hint="default"/>
+        <w:sz w:val="20"/>
+      </w:rPr>
+    </w:lvl>
+    <w:lvl w:ilvl="8" w:tentative="1">
+      <w:start w:val="1"/>
+      <w:numFmt w:val="bullet"/>
+      <w:lvlText w:val=""/>
+      <w:lvlJc w:val="left"/>
+      <w:pPr>
+        <w:tabs>
+          <w:tab w:val="num" w:pos="6480"/>
+        </w:tabs>
+        <w:ind w:left="6480" w:hanging="360"/>
+      </w:pPr>
+      <w:rPr>
+        <w:rFonts w:ascii="Wingdings" w:hAnsi="Wingdings" w:hint="default"/>
+        <w:sz w:val="20"/>
+      </w:rPr>
+    </w:lvl>
+  </w:abstractNum>
+  <w:abstractNum w:abstractNumId="111" w15:restartNumberingAfterBreak="0">
     <w:nsid w:val="6C8E546B"/>
     <w:multiLevelType w:val="multilevel"/>
     <w:tmpl w:val="96E43620"/>
@@ -16339,7 +21686,7 @@
       </w:rPr>
     </w:lvl>
   </w:abstractNum>
-  <w:abstractNum w:abstractNumId="88" w15:restartNumberingAfterBreak="0">
+  <w:abstractNum w:abstractNumId="112" w15:restartNumberingAfterBreak="0">
     <w:nsid w:val="6D2D36EB"/>
     <w:multiLevelType w:val="multilevel"/>
     <w:tmpl w:val="1D4A2808"/>
@@ -16488,7 +21835,7 @@
       </w:rPr>
     </w:lvl>
   </w:abstractNum>
-  <w:abstractNum w:abstractNumId="89" w15:restartNumberingAfterBreak="0">
+  <w:abstractNum w:abstractNumId="113" w15:restartNumberingAfterBreak="0">
     <w:nsid w:val="6E0B70A9"/>
     <w:multiLevelType w:val="multilevel"/>
     <w:tmpl w:val="9BFED9F6"/>
@@ -16637,7 +21984,7 @@
       </w:rPr>
     </w:lvl>
   </w:abstractNum>
-  <w:abstractNum w:abstractNumId="90" w15:restartNumberingAfterBreak="0">
+  <w:abstractNum w:abstractNumId="114" w15:restartNumberingAfterBreak="0">
     <w:nsid w:val="706055F7"/>
     <w:multiLevelType w:val="multilevel"/>
     <w:tmpl w:val="3494922A"/>
@@ -16786,7 +22133,7 @@
       </w:rPr>
     </w:lvl>
   </w:abstractNum>
-  <w:abstractNum w:abstractNumId="91" w15:restartNumberingAfterBreak="0">
+  <w:abstractNum w:abstractNumId="115" w15:restartNumberingAfterBreak="0">
     <w:nsid w:val="70BC2B17"/>
     <w:multiLevelType w:val="multilevel"/>
     <w:tmpl w:val="B28E65DA"/>
@@ -16899,7 +22246,7 @@
       </w:pPr>
     </w:lvl>
   </w:abstractNum>
-  <w:abstractNum w:abstractNumId="92" w15:restartNumberingAfterBreak="0">
+  <w:abstractNum w:abstractNumId="116" w15:restartNumberingAfterBreak="0">
     <w:nsid w:val="729B7ACA"/>
     <w:multiLevelType w:val="multilevel"/>
     <w:tmpl w:val="F5F8F552"/>
@@ -17012,7 +22359,156 @@
       </w:pPr>
     </w:lvl>
   </w:abstractNum>
-  <w:abstractNum w:abstractNumId="93" w15:restartNumberingAfterBreak="0">
+  <w:abstractNum w:abstractNumId="117" w15:restartNumberingAfterBreak="0">
+    <w:nsid w:val="737C308E"/>
+    <w:multiLevelType w:val="multilevel"/>
+    <w:tmpl w:val="F3BAF0F8"/>
+    <w:lvl w:ilvl="0">
+      <w:start w:val="1"/>
+      <w:numFmt w:val="bullet"/>
+      <w:lvlText w:val=""/>
+      <w:lvlJc w:val="left"/>
+      <w:pPr>
+        <w:tabs>
+          <w:tab w:val="num" w:pos="720"/>
+        </w:tabs>
+        <w:ind w:left="720" w:hanging="360"/>
+      </w:pPr>
+      <w:rPr>
+        <w:rFonts w:ascii="Symbol" w:hAnsi="Symbol" w:hint="default"/>
+        <w:sz w:val="20"/>
+      </w:rPr>
+    </w:lvl>
+    <w:lvl w:ilvl="1" w:tentative="1">
+      <w:start w:val="1"/>
+      <w:numFmt w:val="bullet"/>
+      <w:lvlText w:val="o"/>
+      <w:lvlJc w:val="left"/>
+      <w:pPr>
+        <w:tabs>
+          <w:tab w:val="num" w:pos="1440"/>
+        </w:tabs>
+        <w:ind w:left="1440" w:hanging="360"/>
+      </w:pPr>
+      <w:rPr>
+        <w:rFonts w:ascii="Courier New" w:hAnsi="Courier New" w:hint="default"/>
+        <w:sz w:val="20"/>
+      </w:rPr>
+    </w:lvl>
+    <w:lvl w:ilvl="2" w:tentative="1">
+      <w:start w:val="1"/>
+      <w:numFmt w:val="bullet"/>
+      <w:lvlText w:val=""/>
+      <w:lvlJc w:val="left"/>
+      <w:pPr>
+        <w:tabs>
+          <w:tab w:val="num" w:pos="2160"/>
+        </w:tabs>
+        <w:ind w:left="2160" w:hanging="360"/>
+      </w:pPr>
+      <w:rPr>
+        <w:rFonts w:ascii="Wingdings" w:hAnsi="Wingdings" w:hint="default"/>
+        <w:sz w:val="20"/>
+      </w:rPr>
+    </w:lvl>
+    <w:lvl w:ilvl="3" w:tentative="1">
+      <w:start w:val="1"/>
+      <w:numFmt w:val="bullet"/>
+      <w:lvlText w:val=""/>
+      <w:lvlJc w:val="left"/>
+      <w:pPr>
+        <w:tabs>
+          <w:tab w:val="num" w:pos="2880"/>
+        </w:tabs>
+        <w:ind w:left="2880" w:hanging="360"/>
+      </w:pPr>
+      <w:rPr>
+        <w:rFonts w:ascii="Wingdings" w:hAnsi="Wingdings" w:hint="default"/>
+        <w:sz w:val="20"/>
+      </w:rPr>
+    </w:lvl>
+    <w:lvl w:ilvl="4" w:tentative="1">
+      <w:start w:val="1"/>
+      <w:numFmt w:val="bullet"/>
+      <w:lvlText w:val=""/>
+      <w:lvlJc w:val="left"/>
+      <w:pPr>
+        <w:tabs>
+          <w:tab w:val="num" w:pos="3600"/>
+        </w:tabs>
+        <w:ind w:left="3600" w:hanging="360"/>
+      </w:pPr>
+      <w:rPr>
+        <w:rFonts w:ascii="Wingdings" w:hAnsi="Wingdings" w:hint="default"/>
+        <w:sz w:val="20"/>
+      </w:rPr>
+    </w:lvl>
+    <w:lvl w:ilvl="5" w:tentative="1">
+      <w:start w:val="1"/>
+      <w:numFmt w:val="bullet"/>
+      <w:lvlText w:val=""/>
+      <w:lvlJc w:val="left"/>
+      <w:pPr>
+        <w:tabs>
+          <w:tab w:val="num" w:pos="4320"/>
+        </w:tabs>
+        <w:ind w:left="4320" w:hanging="360"/>
+      </w:pPr>
+      <w:rPr>
+        <w:rFonts w:ascii="Wingdings" w:hAnsi="Wingdings" w:hint="default"/>
+        <w:sz w:val="20"/>
+      </w:rPr>
+    </w:lvl>
+    <w:lvl w:ilvl="6" w:tentative="1">
+      <w:start w:val="1"/>
+      <w:numFmt w:val="bullet"/>
+      <w:lvlText w:val=""/>
+      <w:lvlJc w:val="left"/>
+      <w:pPr>
+        <w:tabs>
+          <w:tab w:val="num" w:pos="5040"/>
+        </w:tabs>
+        <w:ind w:left="5040" w:hanging="360"/>
+      </w:pPr>
+      <w:rPr>
+        <w:rFonts w:ascii="Wingdings" w:hAnsi="Wingdings" w:hint="default"/>
+        <w:sz w:val="20"/>
+      </w:rPr>
+    </w:lvl>
+    <w:lvl w:ilvl="7" w:tentative="1">
+      <w:start w:val="1"/>
+      <w:numFmt w:val="bullet"/>
+      <w:lvlText w:val=""/>
+      <w:lvlJc w:val="left"/>
+      <w:pPr>
+        <w:tabs>
+          <w:tab w:val="num" w:pos="5760"/>
+        </w:tabs>
+        <w:ind w:left="5760" w:hanging="360"/>
+      </w:pPr>
+      <w:rPr>
+        <w:rFonts w:ascii="Wingdings" w:hAnsi="Wingdings" w:hint="default"/>
+        <w:sz w:val="20"/>
+      </w:rPr>
+    </w:lvl>
+    <w:lvl w:ilvl="8" w:tentative="1">
+      <w:start w:val="1"/>
+      <w:numFmt w:val="bullet"/>
+      <w:lvlText w:val=""/>
+      <w:lvlJc w:val="left"/>
+      <w:pPr>
+        <w:tabs>
+          <w:tab w:val="num" w:pos="6480"/>
+        </w:tabs>
+        <w:ind w:left="6480" w:hanging="360"/>
+      </w:pPr>
+      <w:rPr>
+        <w:rFonts w:ascii="Wingdings" w:hAnsi="Wingdings" w:hint="default"/>
+        <w:sz w:val="20"/>
+      </w:rPr>
+    </w:lvl>
+  </w:abstractNum>
+  <w:abstractNum w:abstractNumId="118" w15:restartNumberingAfterBreak="0">
     <w:nsid w:val="7895341B"/>
     <w:multiLevelType w:val="multilevel"/>
     <w:tmpl w:val="61988F62"/>
@@ -17161,7 +22657,7 @@
       </w:rPr>
     </w:lvl>
   </w:abstractNum>
-  <w:abstractNum w:abstractNumId="94" w15:restartNumberingAfterBreak="0">
+  <w:abstractNum w:abstractNumId="119" w15:restartNumberingAfterBreak="0">
     <w:nsid w:val="790C1464"/>
     <w:multiLevelType w:val="multilevel"/>
     <w:tmpl w:val="EF1809EA"/>
@@ -17310,7 +22806,7 @@
       </w:rPr>
     </w:lvl>
   </w:abstractNum>
-  <w:abstractNum w:abstractNumId="95" w15:restartNumberingAfterBreak="0">
+  <w:abstractNum w:abstractNumId="120" w15:restartNumberingAfterBreak="0">
     <w:nsid w:val="796C66B1"/>
     <w:multiLevelType w:val="multilevel"/>
     <w:tmpl w:val="AF3C109A"/>
@@ -17459,7 +22955,7 @@
       </w:rPr>
     </w:lvl>
   </w:abstractNum>
-  <w:abstractNum w:abstractNumId="96" w15:restartNumberingAfterBreak="0">
+  <w:abstractNum w:abstractNumId="121" w15:restartNumberingAfterBreak="0">
     <w:nsid w:val="7A5B49E5"/>
     <w:multiLevelType w:val="multilevel"/>
     <w:tmpl w:val="24D099E4"/>
@@ -17608,7 +23104,7 @@
       </w:rPr>
     </w:lvl>
   </w:abstractNum>
-  <w:abstractNum w:abstractNumId="97" w15:restartNumberingAfterBreak="0">
+  <w:abstractNum w:abstractNumId="122" w15:restartNumberingAfterBreak="0">
     <w:nsid w:val="7BAD6106"/>
     <w:multiLevelType w:val="multilevel"/>
     <w:tmpl w:val="BDFE5324"/>
@@ -17757,7 +23253,7 @@
       </w:rPr>
     </w:lvl>
   </w:abstractNum>
-  <w:abstractNum w:abstractNumId="98" w15:restartNumberingAfterBreak="0">
+  <w:abstractNum w:abstractNumId="123" w15:restartNumberingAfterBreak="0">
     <w:nsid w:val="7C4C3411"/>
     <w:multiLevelType w:val="multilevel"/>
     <w:tmpl w:val="3B92AACA"/>
@@ -17906,7 +23402,7 @@
       </w:rPr>
     </w:lvl>
   </w:abstractNum>
-  <w:abstractNum w:abstractNumId="99" w15:restartNumberingAfterBreak="0">
+  <w:abstractNum w:abstractNumId="124" w15:restartNumberingAfterBreak="0">
     <w:nsid w:val="7D54642F"/>
     <w:multiLevelType w:val="multilevel"/>
     <w:tmpl w:val="4B8CA31E"/>
@@ -18055,7 +23551,156 @@
       </w:rPr>
     </w:lvl>
   </w:abstractNum>
-  <w:abstractNum w:abstractNumId="100" w15:restartNumberingAfterBreak="0">
+  <w:abstractNum w:abstractNumId="125" w15:restartNumberingAfterBreak="0">
+    <w:nsid w:val="7E3E6AAD"/>
+    <w:multiLevelType w:val="multilevel"/>
+    <w:tmpl w:val="5B785F36"/>
+    <w:lvl w:ilvl="0">
+      <w:start w:val="1"/>
+      <w:numFmt w:val="bullet"/>
+      <w:lvlText w:val=""/>
+      <w:lvlJc w:val="left"/>
+      <w:pPr>
+        <w:tabs>
+          <w:tab w:val="num" w:pos="720"/>
+        </w:tabs>
+        <w:ind w:left="720" w:hanging="360"/>
+      </w:pPr>
+      <w:rPr>
+        <w:rFonts w:ascii="Symbol" w:hAnsi="Symbol" w:hint="default"/>
+        <w:sz w:val="20"/>
+      </w:rPr>
+    </w:lvl>
+    <w:lvl w:ilvl="1" w:tentative="1">
+      <w:start w:val="1"/>
+      <w:numFmt w:val="bullet"/>
+      <w:lvlText w:val="o"/>
+      <w:lvlJc w:val="left"/>
+      <w:pPr>
+        <w:tabs>
+          <w:tab w:val="num" w:pos="1440"/>
+        </w:tabs>
+        <w:ind w:left="1440" w:hanging="360"/>
+      </w:pPr>
+      <w:rPr>
+        <w:rFonts w:ascii="Courier New" w:hAnsi="Courier New" w:hint="default"/>
+        <w:sz w:val="20"/>
+      </w:rPr>
+    </w:lvl>
+    <w:lvl w:ilvl="2" w:tentative="1">
+      <w:start w:val="1"/>
+      <w:numFmt w:val="bullet"/>
+      <w:lvlText w:val=""/>
+      <w:lvlJc w:val="left"/>
+      <w:pPr>
+        <w:tabs>
+          <w:tab w:val="num" w:pos="2160"/>
+        </w:tabs>
+        <w:ind w:left="2160" w:hanging="360"/>
+      </w:pPr>
+      <w:rPr>
+        <w:rFonts w:ascii="Wingdings" w:hAnsi="Wingdings" w:hint="default"/>
+        <w:sz w:val="20"/>
+      </w:rPr>
+    </w:lvl>
+    <w:lvl w:ilvl="3" w:tentative="1">
+      <w:start w:val="1"/>
+      <w:numFmt w:val="bullet"/>
+      <w:lvlText w:val=""/>
+      <w:lvlJc w:val="left"/>
+      <w:pPr>
+        <w:tabs>
+          <w:tab w:val="num" w:pos="2880"/>
+        </w:tabs>
+        <w:ind w:left="2880" w:hanging="360"/>
+      </w:pPr>
+      <w:rPr>
+        <w:rFonts w:ascii="Wingdings" w:hAnsi="Wingdings" w:hint="default"/>
+        <w:sz w:val="20"/>
+      </w:rPr>
+    </w:lvl>
+    <w:lvl w:ilvl="4" w:tentative="1">
+      <w:start w:val="1"/>
+      <w:numFmt w:val="bullet"/>
+      <w:lvlText w:val=""/>
+      <w:lvlJc w:val="left"/>
+      <w:pPr>
+        <w:tabs>
+          <w:tab w:val="num" w:pos="3600"/>
+        </w:tabs>
+        <w:ind w:left="3600" w:hanging="360"/>
+      </w:pPr>
+      <w:rPr>
+        <w:rFonts w:ascii="Wingdings" w:hAnsi="Wingdings" w:hint="default"/>
+        <w:sz w:val="20"/>
+      </w:rPr>
+    </w:lvl>
+    <w:lvl w:ilvl="5" w:tentative="1">
+      <w:start w:val="1"/>
+      <w:numFmt w:val="bullet"/>
+      <w:lvlText w:val=""/>
+      <w:lvlJc w:val="left"/>
+      <w:pPr>
+        <w:tabs>
+          <w:tab w:val="num" w:pos="4320"/>
+        </w:tabs>
+        <w:ind w:left="4320" w:hanging="360"/>
+      </w:pPr>
+      <w:rPr>
+        <w:rFonts w:ascii="Wingdings" w:hAnsi="Wingdings" w:hint="default"/>
+        <w:sz w:val="20"/>
+      </w:rPr>
+    </w:lvl>
+    <w:lvl w:ilvl="6" w:tentative="1">
+      <w:start w:val="1"/>
+      <w:numFmt w:val="bullet"/>
+      <w:lvlText w:val=""/>
+      <w:lvlJc w:val="left"/>
+      <w:pPr>
+        <w:tabs>
+          <w:tab w:val="num" w:pos="5040"/>
+        </w:tabs>
+        <w:ind w:left="5040" w:hanging="360"/>
+      </w:pPr>
+      <w:rPr>
+        <w:rFonts w:ascii="Wingdings" w:hAnsi="Wingdings" w:hint="default"/>
+        <w:sz w:val="20"/>
+      </w:rPr>
+    </w:lvl>
+    <w:lvl w:ilvl="7" w:tentative="1">
+      <w:start w:val="1"/>
+      <w:numFmt w:val="bullet"/>
+      <w:lvlText w:val=""/>
+      <w:lvlJc w:val="left"/>
+      <w:pPr>
+        <w:tabs>
+          <w:tab w:val="num" w:pos="5760"/>
+        </w:tabs>
+        <w:ind w:left="5760" w:hanging="360"/>
+      </w:pPr>
+      <w:rPr>
+        <w:rFonts w:ascii="Wingdings" w:hAnsi="Wingdings" w:hint="default"/>
+        <w:sz w:val="20"/>
+      </w:rPr>
+    </w:lvl>
+    <w:lvl w:ilvl="8" w:tentative="1">
+      <w:start w:val="1"/>
+      <w:numFmt w:val="bullet"/>
+      <w:lvlText w:val=""/>
+      <w:lvlJc w:val="left"/>
+      <w:pPr>
+        <w:tabs>
+          <w:tab w:val="num" w:pos="6480"/>
+        </w:tabs>
+        <w:ind w:left="6480" w:hanging="360"/>
+      </w:pPr>
+      <w:rPr>
+        <w:rFonts w:ascii="Wingdings" w:hAnsi="Wingdings" w:hint="default"/>
+        <w:sz w:val="20"/>
+      </w:rPr>
+    </w:lvl>
+  </w:abstractNum>
+  <w:abstractNum w:abstractNumId="126" w15:restartNumberingAfterBreak="0">
     <w:nsid w:val="7F053751"/>
     <w:multiLevelType w:val="multilevel"/>
     <w:tmpl w:val="AEFA59CE"/>
@@ -18204,7 +23849,7 @@
       </w:rPr>
     </w:lvl>
   </w:abstractNum>
-  <w:abstractNum w:abstractNumId="101" w15:restartNumberingAfterBreak="0">
+  <w:abstractNum w:abstractNumId="127" w15:restartNumberingAfterBreak="0">
     <w:nsid w:val="7FDD0C1F"/>
     <w:multiLevelType w:val="multilevel"/>
     <w:tmpl w:val="616A966A"/>
@@ -18354,310 +23999,388 @@
     </w:lvl>
   </w:abstractNum>
   <w:num w:numId="1" w16cid:durableId="1774084159">
-    <w:abstractNumId w:val="6"/>
+    <w:abstractNumId w:val="7"/>
   </w:num>
   <w:num w:numId="2" w16cid:durableId="250087273">
-    <w:abstractNumId w:val="79"/>
+    <w:abstractNumId w:val="97"/>
   </w:num>
   <w:num w:numId="3" w16cid:durableId="753823492">
-    <w:abstractNumId w:val="12"/>
+    <w:abstractNumId w:val="14"/>
   </w:num>
   <w:num w:numId="4" w16cid:durableId="621377941">
-    <w:abstractNumId w:val="62"/>
+    <w:abstractNumId w:val="78"/>
   </w:num>
   <w:num w:numId="5" w16cid:durableId="262079462">
+    <w:abstractNumId w:val="86"/>
+  </w:num>
+  <w:num w:numId="6" w16cid:durableId="175390824">
     <w:abstractNumId w:val="69"/>
   </w:num>
-  <w:num w:numId="6" w16cid:durableId="175390824">
-    <w:abstractNumId w:val="55"/>
-  </w:num>
   <w:num w:numId="7" w16cid:durableId="1793597412">
-    <w:abstractNumId w:val="8"/>
+    <w:abstractNumId w:val="9"/>
   </w:num>
   <w:num w:numId="8" w16cid:durableId="732391695">
-    <w:abstractNumId w:val="45"/>
+    <w:abstractNumId w:val="54"/>
   </w:num>
   <w:num w:numId="9" w16cid:durableId="1846629422">
-    <w:abstractNumId w:val="3"/>
+    <w:abstractNumId w:val="4"/>
   </w:num>
   <w:num w:numId="10" w16cid:durableId="1098522592">
+    <w:abstractNumId w:val="107"/>
+  </w:num>
+  <w:num w:numId="11" w16cid:durableId="104230059">
+    <w:abstractNumId w:val="101"/>
+  </w:num>
+  <w:num w:numId="12" w16cid:durableId="1714580056">
+    <w:abstractNumId w:val="35"/>
+  </w:num>
+  <w:num w:numId="13" w16cid:durableId="1362509032">
+    <w:abstractNumId w:val="21"/>
+  </w:num>
+  <w:num w:numId="14" w16cid:durableId="1597128674">
     <w:abstractNumId w:val="85"/>
   </w:num>
-  <w:num w:numId="11" w16cid:durableId="104230059">
-    <w:abstractNumId w:val="82"/>
-  </w:num>
-  <w:num w:numId="12" w16cid:durableId="1714580056">
-    <w:abstractNumId w:val="27"/>
-  </w:num>
-  <w:num w:numId="13" w16cid:durableId="1362509032">
-    <w:abstractNumId w:val="17"/>
-  </w:num>
-  <w:num w:numId="14" w16cid:durableId="1597128674">
-    <w:abstractNumId w:val="68"/>
-  </w:num>
   <w:num w:numId="15" w16cid:durableId="2002657475">
-    <w:abstractNumId w:val="18"/>
+    <w:abstractNumId w:val="23"/>
   </w:num>
   <w:num w:numId="16" w16cid:durableId="579145292">
     <w:abstractNumId w:val="0"/>
   </w:num>
   <w:num w:numId="17" w16cid:durableId="1031761327">
-    <w:abstractNumId w:val="64"/>
+    <w:abstractNumId w:val="81"/>
   </w:num>
   <w:num w:numId="18" w16cid:durableId="987130212">
-    <w:abstractNumId w:val="43"/>
+    <w:abstractNumId w:val="52"/>
   </w:num>
   <w:num w:numId="19" w16cid:durableId="1386642574">
-    <w:abstractNumId w:val="81"/>
+    <w:abstractNumId w:val="100"/>
   </w:num>
   <w:num w:numId="20" w16cid:durableId="381754046">
-    <w:abstractNumId w:val="75"/>
+    <w:abstractNumId w:val="93"/>
   </w:num>
   <w:num w:numId="21" w16cid:durableId="1239705760">
-    <w:abstractNumId w:val="40"/>
+    <w:abstractNumId w:val="49"/>
   </w:num>
   <w:num w:numId="22" w16cid:durableId="1011953870">
+    <w:abstractNumId w:val="32"/>
+  </w:num>
+  <w:num w:numId="23" w16cid:durableId="351343082">
+    <w:abstractNumId w:val="112"/>
+  </w:num>
+  <w:num w:numId="24" w16cid:durableId="1962766590">
+    <w:abstractNumId w:val="116"/>
+  </w:num>
+  <w:num w:numId="25" w16cid:durableId="1842576544">
+    <w:abstractNumId w:val="115"/>
+  </w:num>
+  <w:num w:numId="26" w16cid:durableId="1269511902">
+    <w:abstractNumId w:val="102"/>
+  </w:num>
+  <w:num w:numId="27" w16cid:durableId="298730271">
+    <w:abstractNumId w:val="67"/>
+  </w:num>
+  <w:num w:numId="28" w16cid:durableId="1707827488">
+    <w:abstractNumId w:val="114"/>
+  </w:num>
+  <w:num w:numId="29" w16cid:durableId="750587279">
+    <w:abstractNumId w:val="57"/>
+  </w:num>
+  <w:num w:numId="30" w16cid:durableId="609437615">
+    <w:abstractNumId w:val="84"/>
+  </w:num>
+  <w:num w:numId="31" w16cid:durableId="1476289045">
+    <w:abstractNumId w:val="34"/>
+  </w:num>
+  <w:num w:numId="32" w16cid:durableId="1866750299">
+    <w:abstractNumId w:val="26"/>
+  </w:num>
+  <w:num w:numId="33" w16cid:durableId="2067600896">
+    <w:abstractNumId w:val="15"/>
+  </w:num>
+  <w:num w:numId="34" w16cid:durableId="2055351193">
+    <w:abstractNumId w:val="59"/>
+  </w:num>
+  <w:num w:numId="35" w16cid:durableId="786312182">
+    <w:abstractNumId w:val="94"/>
+  </w:num>
+  <w:num w:numId="36" w16cid:durableId="631635976">
+    <w:abstractNumId w:val="58"/>
+  </w:num>
+  <w:num w:numId="37" w16cid:durableId="778523791">
+    <w:abstractNumId w:val="99"/>
+  </w:num>
+  <w:num w:numId="38" w16cid:durableId="900099042">
+    <w:abstractNumId w:val="56"/>
+  </w:num>
+  <w:num w:numId="39" w16cid:durableId="2014257577">
+    <w:abstractNumId w:val="5"/>
+  </w:num>
+  <w:num w:numId="40" w16cid:durableId="191310434">
+    <w:abstractNumId w:val="8"/>
+  </w:num>
+  <w:num w:numId="41" w16cid:durableId="1374617803">
+    <w:abstractNumId w:val="123"/>
+  </w:num>
+  <w:num w:numId="42" w16cid:durableId="2134249984">
+    <w:abstractNumId w:val="13"/>
+  </w:num>
+  <w:num w:numId="43" w16cid:durableId="579297244">
+    <w:abstractNumId w:val="74"/>
+  </w:num>
+  <w:num w:numId="44" w16cid:durableId="1960065605">
+    <w:abstractNumId w:val="73"/>
+  </w:num>
+  <w:num w:numId="45" w16cid:durableId="314915334">
     <w:abstractNumId w:val="24"/>
   </w:num>
-  <w:num w:numId="23" w16cid:durableId="351343082">
-    <w:abstractNumId w:val="88"/>
+  <w:num w:numId="46" w16cid:durableId="398600932">
+    <w:abstractNumId w:val="68"/>
   </w:num>
-  <w:num w:numId="24" w16cid:durableId="1962766590">
-    <w:abstractNumId w:val="92"/>
+  <w:num w:numId="47" w16cid:durableId="285429618">
+    <w:abstractNumId w:val="46"/>
   </w:num>
-  <w:num w:numId="25" w16cid:durableId="1842576544">
-    <w:abstractNumId w:val="91"/>
+  <w:num w:numId="48" w16cid:durableId="897401999">
+    <w:abstractNumId w:val="31"/>
   </w:num>
-  <w:num w:numId="26" w16cid:durableId="1269511902">
+  <w:num w:numId="49" w16cid:durableId="1951159085">
+    <w:abstractNumId w:val="111"/>
+  </w:num>
+  <w:num w:numId="50" w16cid:durableId="1520043386">
+    <w:abstractNumId w:val="51"/>
+  </w:num>
+  <w:num w:numId="51" w16cid:durableId="45299108">
     <w:abstractNumId w:val="83"/>
   </w:num>
-  <w:num w:numId="27" w16cid:durableId="298730271">
-    <w:abstractNumId w:val="53"/>
-  </w:num>
-  <w:num w:numId="28" w16cid:durableId="1707827488">
-    <w:abstractNumId w:val="90"/>
-  </w:num>
-  <w:num w:numId="29" w16cid:durableId="750587279">
-    <w:abstractNumId w:val="48"/>
-  </w:num>
-  <w:num w:numId="30" w16cid:durableId="609437615">
-    <w:abstractNumId w:val="67"/>
-  </w:num>
-  <w:num w:numId="31" w16cid:durableId="1476289045">
-    <w:abstractNumId w:val="26"/>
-  </w:num>
-  <w:num w:numId="32" w16cid:durableId="1866750299">
-    <w:abstractNumId w:val="21"/>
-  </w:num>
-  <w:num w:numId="33" w16cid:durableId="2067600896">
-    <w:abstractNumId w:val="13"/>
-  </w:num>
-  <w:num w:numId="34" w16cid:durableId="2055351193">
-    <w:abstractNumId w:val="50"/>
-  </w:num>
-  <w:num w:numId="35" w16cid:durableId="786312182">
-    <w:abstractNumId w:val="76"/>
-  </w:num>
-  <w:num w:numId="36" w16cid:durableId="631635976">
-    <w:abstractNumId w:val="49"/>
-  </w:num>
-  <w:num w:numId="37" w16cid:durableId="778523791">
-    <w:abstractNumId w:val="80"/>
-  </w:num>
-  <w:num w:numId="38" w16cid:durableId="900099042">
-    <w:abstractNumId w:val="47"/>
-  </w:num>
-  <w:num w:numId="39" w16cid:durableId="2014257577">
-    <w:abstractNumId w:val="4"/>
-  </w:num>
-  <w:num w:numId="40" w16cid:durableId="191310434">
-    <w:abstractNumId w:val="7"/>
-  </w:num>
-  <w:num w:numId="41" w16cid:durableId="1374617803">
-    <w:abstractNumId w:val="98"/>
-  </w:num>
-  <w:num w:numId="42" w16cid:durableId="2134249984">
-    <w:abstractNumId w:val="11"/>
-  </w:num>
-  <w:num w:numId="43" w16cid:durableId="579297244">
-    <w:abstractNumId w:val="60"/>
-  </w:num>
-  <w:num w:numId="44" w16cid:durableId="1960065605">
-    <w:abstractNumId w:val="59"/>
-  </w:num>
-  <w:num w:numId="45" w16cid:durableId="314915334">
-    <w:abstractNumId w:val="19"/>
-  </w:num>
-  <w:num w:numId="46" w16cid:durableId="398600932">
-    <w:abstractNumId w:val="54"/>
-  </w:num>
-  <w:num w:numId="47" w16cid:durableId="285429618">
-    <w:abstractNumId w:val="37"/>
-  </w:num>
-  <w:num w:numId="48" w16cid:durableId="897401999">
-    <w:abstractNumId w:val="23"/>
-  </w:num>
-  <w:num w:numId="49" w16cid:durableId="1951159085">
-    <w:abstractNumId w:val="87"/>
-  </w:num>
-  <w:num w:numId="50" w16cid:durableId="1520043386">
-    <w:abstractNumId w:val="42"/>
-  </w:num>
-  <w:num w:numId="51" w16cid:durableId="45299108">
-    <w:abstractNumId w:val="66"/>
-  </w:num>
   <w:num w:numId="52" w16cid:durableId="19863704">
-    <w:abstractNumId w:val="28"/>
+    <w:abstractNumId w:val="36"/>
   </w:num>
   <w:num w:numId="53" w16cid:durableId="975797343">
-    <w:abstractNumId w:val="32"/>
+    <w:abstractNumId w:val="41"/>
   </w:num>
   <w:num w:numId="54" w16cid:durableId="1708868928">
-    <w:abstractNumId w:val="36"/>
+    <w:abstractNumId w:val="45"/>
   </w:num>
   <w:num w:numId="55" w16cid:durableId="794525017">
-    <w:abstractNumId w:val="95"/>
+    <w:abstractNumId w:val="120"/>
   </w:num>
   <w:num w:numId="56" w16cid:durableId="1988851913">
     <w:abstractNumId w:val="2"/>
   </w:num>
   <w:num w:numId="57" w16cid:durableId="1151140915">
-    <w:abstractNumId w:val="9"/>
+    <w:abstractNumId w:val="10"/>
   </w:num>
   <w:num w:numId="58" w16cid:durableId="1233196296">
-    <w:abstractNumId w:val="46"/>
+    <w:abstractNumId w:val="55"/>
   </w:num>
   <w:num w:numId="59" w16cid:durableId="206332143">
-    <w:abstractNumId w:val="93"/>
+    <w:abstractNumId w:val="118"/>
   </w:num>
   <w:num w:numId="60" w16cid:durableId="786702525">
+    <w:abstractNumId w:val="113"/>
+  </w:num>
+  <w:num w:numId="61" w16cid:durableId="1148593438">
+    <w:abstractNumId w:val="33"/>
+  </w:num>
+  <w:num w:numId="62" w16cid:durableId="505173619">
+    <w:abstractNumId w:val="42"/>
+  </w:num>
+  <w:num w:numId="63" w16cid:durableId="777258893">
+    <w:abstractNumId w:val="60"/>
+  </w:num>
+  <w:num w:numId="64" w16cid:durableId="723255658">
+    <w:abstractNumId w:val="91"/>
+  </w:num>
+  <w:num w:numId="65" w16cid:durableId="266428309">
+    <w:abstractNumId w:val="122"/>
+  </w:num>
+  <w:num w:numId="66" w16cid:durableId="1676304736">
+    <w:abstractNumId w:val="53"/>
+  </w:num>
+  <w:num w:numId="67" w16cid:durableId="874318049">
+    <w:abstractNumId w:val="106"/>
+  </w:num>
+  <w:num w:numId="68" w16cid:durableId="44259878">
+    <w:abstractNumId w:val="96"/>
+  </w:num>
+  <w:num w:numId="69" w16cid:durableId="96873573">
+    <w:abstractNumId w:val="43"/>
+  </w:num>
+  <w:num w:numId="70" w16cid:durableId="658728550">
+    <w:abstractNumId w:val="95"/>
+  </w:num>
+  <w:num w:numId="71" w16cid:durableId="1820340088">
+    <w:abstractNumId w:val="50"/>
+  </w:num>
+  <w:num w:numId="72" w16cid:durableId="804004250">
+    <w:abstractNumId w:val="79"/>
+  </w:num>
+  <w:num w:numId="73" w16cid:durableId="1213884484">
+    <w:abstractNumId w:val="71"/>
+  </w:num>
+  <w:num w:numId="74" w16cid:durableId="103159128">
     <w:abstractNumId w:val="89"/>
   </w:num>
-  <w:num w:numId="61" w16cid:durableId="1148593438">
+  <w:num w:numId="75" w16cid:durableId="70585262">
+    <w:abstractNumId w:val="127"/>
+  </w:num>
+  <w:num w:numId="76" w16cid:durableId="832456644">
+    <w:abstractNumId w:val="87"/>
+  </w:num>
+  <w:num w:numId="77" w16cid:durableId="598291326">
+    <w:abstractNumId w:val="124"/>
+  </w:num>
+  <w:num w:numId="78" w16cid:durableId="1381130800">
     <w:abstractNumId w:val="25"/>
   </w:num>
-  <w:num w:numId="62" w16cid:durableId="505173619">
-    <w:abstractNumId w:val="33"/>
+  <w:num w:numId="79" w16cid:durableId="129715335">
+    <w:abstractNumId w:val="29"/>
   </w:num>
-  <w:num w:numId="63" w16cid:durableId="777258893">
-    <w:abstractNumId w:val="51"/>
+  <w:num w:numId="80" w16cid:durableId="1682006243">
+    <w:abstractNumId w:val="37"/>
   </w:num>
-  <w:num w:numId="64" w16cid:durableId="723255658">
-    <w:abstractNumId w:val="74"/>
+  <w:num w:numId="81" w16cid:durableId="795830269">
+    <w:abstractNumId w:val="61"/>
   </w:num>
-  <w:num w:numId="65" w16cid:durableId="266428309">
-    <w:abstractNumId w:val="97"/>
+  <w:num w:numId="82" w16cid:durableId="588588743">
+    <w:abstractNumId w:val="47"/>
   </w:num>
-  <w:num w:numId="66" w16cid:durableId="1676304736">
+  <w:num w:numId="83" w16cid:durableId="1607150088">
+    <w:abstractNumId w:val="126"/>
+  </w:num>
+  <w:num w:numId="84" w16cid:durableId="1237276770">
+    <w:abstractNumId w:val="48"/>
+  </w:num>
+  <w:num w:numId="85" w16cid:durableId="1734502538">
+    <w:abstractNumId w:val="119"/>
+  </w:num>
+  <w:num w:numId="86" w16cid:durableId="1503080012">
+    <w:abstractNumId w:val="82"/>
+  </w:num>
+  <w:num w:numId="87" w16cid:durableId="268123981">
+    <w:abstractNumId w:val="12"/>
+  </w:num>
+  <w:num w:numId="88" w16cid:durableId="340812516">
     <w:abstractNumId w:val="44"/>
   </w:num>
-  <w:num w:numId="67" w16cid:durableId="874318049">
-    <w:abstractNumId w:val="84"/>
+  <w:num w:numId="89" w16cid:durableId="1989555427">
+    <w:abstractNumId w:val="6"/>
   </w:num>
-  <w:num w:numId="68" w16cid:durableId="44259878">
-    <w:abstractNumId w:val="78"/>
-  </w:num>
-  <w:num w:numId="69" w16cid:durableId="96873573">
-    <w:abstractNumId w:val="34"/>
-  </w:num>
-  <w:num w:numId="70" w16cid:durableId="658728550">
-    <w:abstractNumId w:val="77"/>
-  </w:num>
-  <w:num w:numId="71" w16cid:durableId="1820340088">
-    <w:abstractNumId w:val="41"/>
-  </w:num>
-  <w:num w:numId="72" w16cid:durableId="804004250">
-    <w:abstractNumId w:val="63"/>
-  </w:num>
-  <w:num w:numId="73" w16cid:durableId="1213884484">
-    <w:abstractNumId w:val="57"/>
-  </w:num>
-  <w:num w:numId="74" w16cid:durableId="103159128">
-    <w:abstractNumId w:val="72"/>
-  </w:num>
-  <w:num w:numId="75" w16cid:durableId="70585262">
-    <w:abstractNumId w:val="101"/>
-  </w:num>
-  <w:num w:numId="76" w16cid:durableId="832456644">
-    <w:abstractNumId w:val="70"/>
-  </w:num>
-  <w:num w:numId="77" w16cid:durableId="598291326">
-    <w:abstractNumId w:val="99"/>
-  </w:num>
-  <w:num w:numId="78" w16cid:durableId="1381130800">
-    <w:abstractNumId w:val="20"/>
-  </w:num>
-  <w:num w:numId="79" w16cid:durableId="129715335">
-    <w:abstractNumId w:val="22"/>
-  </w:num>
-  <w:num w:numId="80" w16cid:durableId="1682006243">
-    <w:abstractNumId w:val="29"/>
-  </w:num>
-  <w:num w:numId="81" w16cid:durableId="795830269">
-    <w:abstractNumId w:val="52"/>
-  </w:num>
-  <w:num w:numId="82" w16cid:durableId="588588743">
-    <w:abstractNumId w:val="38"/>
-  </w:num>
-  <w:num w:numId="83" w16cid:durableId="1607150088">
-    <w:abstractNumId w:val="100"/>
-  </w:num>
-  <w:num w:numId="84" w16cid:durableId="1237276770">
+  <w:num w:numId="90" w16cid:durableId="967979304">
     <w:abstractNumId w:val="39"/>
   </w:num>
-  <w:num w:numId="85" w16cid:durableId="1734502538">
-    <w:abstractNumId w:val="94"/>
-  </w:num>
-  <w:num w:numId="86" w16cid:durableId="1503080012">
-    <w:abstractNumId w:val="65"/>
-  </w:num>
-  <w:num w:numId="87" w16cid:durableId="268123981">
-    <w:abstractNumId w:val="10"/>
-  </w:num>
-  <w:num w:numId="88" w16cid:durableId="340812516">
-    <w:abstractNumId w:val="35"/>
-  </w:num>
-  <w:num w:numId="89" w16cid:durableId="1989555427">
-    <w:abstractNumId w:val="5"/>
-  </w:num>
-  <w:num w:numId="90" w16cid:durableId="967979304">
-    <w:abstractNumId w:val="31"/>
-  </w:num>
   <w:num w:numId="91" w16cid:durableId="1127816622">
-    <w:abstractNumId w:val="15"/>
+    <w:abstractNumId w:val="17"/>
   </w:num>
   <w:num w:numId="92" w16cid:durableId="108284619">
-    <w:abstractNumId w:val="61"/>
+    <w:abstractNumId w:val="75"/>
   </w:num>
   <w:num w:numId="93" w16cid:durableId="490877951">
-    <w:abstractNumId w:val="16"/>
+    <w:abstractNumId w:val="18"/>
   </w:num>
   <w:num w:numId="94" w16cid:durableId="943683754">
-    <w:abstractNumId w:val="96"/>
+    <w:abstractNumId w:val="121"/>
   </w:num>
   <w:num w:numId="95" w16cid:durableId="2133206965">
-    <w:abstractNumId w:val="86"/>
+    <w:abstractNumId w:val="108"/>
   </w:num>
   <w:num w:numId="96" w16cid:durableId="47651397">
     <w:abstractNumId w:val="1"/>
   </w:num>
   <w:num w:numId="97" w16cid:durableId="20324417">
-    <w:abstractNumId w:val="14"/>
+    <w:abstractNumId w:val="16"/>
   </w:num>
   <w:num w:numId="98" w16cid:durableId="1393116379">
+    <w:abstractNumId w:val="38"/>
+  </w:num>
+  <w:num w:numId="99" w16cid:durableId="1724063196">
+    <w:abstractNumId w:val="88"/>
+  </w:num>
+  <w:num w:numId="100" w16cid:durableId="1848861947">
+    <w:abstractNumId w:val="70"/>
+  </w:num>
+  <w:num w:numId="101" w16cid:durableId="1036278118">
+    <w:abstractNumId w:val="72"/>
+  </w:num>
+  <w:num w:numId="102" w16cid:durableId="380903221">
+    <w:abstractNumId w:val="90"/>
+  </w:num>
+  <w:num w:numId="103" w16cid:durableId="1493523624">
+    <w:abstractNumId w:val="27"/>
+  </w:num>
+  <w:num w:numId="104" w16cid:durableId="1905724698">
+    <w:abstractNumId w:val="117"/>
+  </w:num>
+  <w:num w:numId="105" w16cid:durableId="1882742599">
+    <w:abstractNumId w:val="103"/>
+  </w:num>
+  <w:num w:numId="106" w16cid:durableId="18702184">
+    <w:abstractNumId w:val="125"/>
+  </w:num>
+  <w:num w:numId="107" w16cid:durableId="522980782">
+    <w:abstractNumId w:val="98"/>
+  </w:num>
+  <w:num w:numId="108" w16cid:durableId="1180968386">
+    <w:abstractNumId w:val="11"/>
+  </w:num>
+  <w:num w:numId="109" w16cid:durableId="1446582849">
+    <w:abstractNumId w:val="65"/>
+  </w:num>
+  <w:num w:numId="110" w16cid:durableId="1347169213">
+    <w:abstractNumId w:val="105"/>
+  </w:num>
+  <w:num w:numId="111" w16cid:durableId="1504130209">
     <w:abstractNumId w:val="30"/>
   </w:num>
-  <w:num w:numId="99" w16cid:durableId="1724063196">
-    <w:abstractNumId w:val="71"/>
+  <w:num w:numId="112" w16cid:durableId="1062825465">
+    <w:abstractNumId w:val="62"/>
   </w:num>
-  <w:num w:numId="100" w16cid:durableId="1848861947">
-    <w:abstractNumId w:val="56"/>
+  <w:num w:numId="113" w16cid:durableId="1891915426">
+    <w:abstractNumId w:val="63"/>
   </w:num>
-  <w:num w:numId="101" w16cid:durableId="1036278118">
-    <w:abstractNumId w:val="58"/>
+  <w:num w:numId="114" w16cid:durableId="2099211856">
+    <w:abstractNumId w:val="80"/>
   </w:num>
-  <w:num w:numId="102" w16cid:durableId="380903221">
-    <w:abstractNumId w:val="73"/>
+  <w:num w:numId="115" w16cid:durableId="2023192879">
+    <w:abstractNumId w:val="76"/>
+  </w:num>
+  <w:num w:numId="116" w16cid:durableId="1439912582">
+    <w:abstractNumId w:val="92"/>
+  </w:num>
+  <w:num w:numId="117" w16cid:durableId="2140880387">
+    <w:abstractNumId w:val="40"/>
+  </w:num>
+  <w:num w:numId="118" w16cid:durableId="191891580">
+    <w:abstractNumId w:val="66"/>
+  </w:num>
+  <w:num w:numId="119" w16cid:durableId="2012830469">
+    <w:abstractNumId w:val="28"/>
+  </w:num>
+  <w:num w:numId="120" w16cid:durableId="619724263">
+    <w:abstractNumId w:val="22"/>
+  </w:num>
+  <w:num w:numId="121" w16cid:durableId="1371101806">
+    <w:abstractNumId w:val="20"/>
+  </w:num>
+  <w:num w:numId="122" w16cid:durableId="440539381">
+    <w:abstractNumId w:val="110"/>
+  </w:num>
+  <w:num w:numId="123" w16cid:durableId="1309507558">
+    <w:abstractNumId w:val="19"/>
+  </w:num>
+  <w:num w:numId="124" w16cid:durableId="1588148609">
+    <w:abstractNumId w:val="109"/>
+  </w:num>
+  <w:num w:numId="125" w16cid:durableId="1613316248">
+    <w:abstractNumId w:val="64"/>
+  </w:num>
+  <w:num w:numId="126" w16cid:durableId="1991520288">
+    <w:abstractNumId w:val="77"/>
+  </w:num>
+  <w:num w:numId="127" w16cid:durableId="475033282">
+    <w:abstractNumId w:val="3"/>
+  </w:num>
+  <w:num w:numId="128" w16cid:durableId="1753158199">
+    <w:abstractNumId w:val="104"/>
   </w:num>
 </w:numbering>
 </file>

--- a/Casita Gabriela vizsgaremek projektfeladat.docx
+++ b/Casita Gabriela vizsgaremek projektfeladat.docx
@@ -483,16 +483,28 @@
         <w:t xml:space="preserve">. </w:t>
       </w:r>
       <w:r>
-        <w:t xml:space="preserve">Az adott jóváhagyások widget-je az admin felületen kinyitható, így minden szükséges </w:t>
-      </w:r>
-      <w:r>
-        <w:t xml:space="preserve">vendégadat, a </w:t>
-      </w:r>
-      <w:r>
-        <w:t>be- és kijelentkezés dátuma, a foglalás időpontja, stb. megtekintésre kerülhet. Így</w:t>
-      </w:r>
-      <w:r>
-        <w:t xml:space="preserve"> a recepciós gyorsan kommunikálhat a vendéggel vagy módosíthatja a foglalást.</w:t>
+        <w:t>Az adott jóváhagyások widget-je az admin felületen kinyitható, így minden szükséges vendégadat, a be- és kijelentkezés dátuma, a foglalás időpontja, stb. megtekintésre kerülhet. Így</w:t>
+      </w:r>
+      <w:r>
+        <w:t xml:space="preserve"> a recepciós gyorsan </w:t>
+      </w:r>
+      <w:r>
+        <w:t xml:space="preserve">kezelheti a foglalásokat, azok státuszát, illetve a szobákhoz tartozó véleményeket. A véleményeket a felhasználó </w:t>
+      </w:r>
+      <w:r>
+        <w:t>adhatja meg</w:t>
+      </w:r>
+      <w:r>
+        <w:t xml:space="preserve"> 1-5 </w:t>
+      </w:r>
+      <w:r>
+        <w:t xml:space="preserve">értékelési csillaggal </w:t>
+      </w:r>
+      <w:r>
+        <w:t>és egy rövid leírással</w:t>
+      </w:r>
+      <w:r>
+        <w:t xml:space="preserve"> a szoba oldalán, majd az jóváhagyásra vagy elutasításra kerül az admin által, a foglalások kezeléséhez hasonlóan.</w:t>
       </w:r>
     </w:p>
     <w:p>
@@ -500,7 +512,14 @@
         <w:spacing w:before="240" w:after="240"/>
       </w:pPr>
       <w:r>
-        <w:t>A nézet ábrázolja a szobák foglaltságát, a be- és kijelentkezéseket. A szobák adatlapján szerkeszthető a szoba leírása, alapára egyéb információkkal együtt; az admin egyszerűen fel tud tölteni képeket és frissíteni az adatokat.</w:t>
+        <w:lastRenderedPageBreak/>
+        <w:t xml:space="preserve">Ugyanitt, a </w:t>
+      </w:r>
+      <w:r>
+        <w:t>szobák adatlapján szerkeszthető a szoba leírása, alapára egyéb információkkal együtt; az admin egyszerűen fel tud tölteni képeket és frissíteni az adatokat.</w:t>
+      </w:r>
+      <w:r>
+        <w:t xml:space="preserve"> Új szoba hozzáadásakor nagyon hasonló felület jelenik meg, az input mezők megegyeznek a módosításkor levő oldallal (szoba adatlap).</w:t>
       </w:r>
     </w:p>
     <w:p>
@@ -508,7 +527,6 @@
         <w:spacing w:before="240" w:after="240"/>
       </w:pPr>
       <w:r>
-        <w:lastRenderedPageBreak/>
         <w:t>A rendszer rendelkezik e-mail levelezőrendszerrel, ahol a visszaigazolás, a módosításról szóló értesítés és a lemondási visszaigazolás kerül továbbításra, így a vendégkapcsolat egységes, nyomonkövethető és azonnali marad.</w:t>
       </w:r>
     </w:p>
@@ -548,7 +566,10 @@
         <w:t xml:space="preserve"> dátumokat, illetve egyéb fontos adatokat</w:t>
       </w:r>
       <w:r>
-        <w:t>. Az admin szintén kap értesítést minden új foglalásról, valamint a foglalások státuszváltozásairól.</w:t>
+        <w:t>. Az admin szintén kap értesítést minden új foglalásról, valamint a foglalások státuszváltozásairól</w:t>
+      </w:r>
+      <w:r>
+        <w:t xml:space="preserve"> és egyéb releváns információról.</w:t>
       </w:r>
     </w:p>
     <w:p>
@@ -556,7 +577,13 @@
         <w:spacing w:before="240" w:after="240"/>
       </w:pPr>
       <w:r>
-        <w:t xml:space="preserve">Az e-mailek sablonjai rugalmasan szerkeszthetők, a sablonmezők automatikusan kitöltődnek a foglalási adatokkal. A küldési folyamat technikailag egy egyszerű </w:t>
+        <w:t>Az e-mailek sablonjai rugalmasan szerkeszthetők, a sablonmezők automatikusan kitöltődnek a foglalás</w:t>
+      </w:r>
+      <w:r>
+        <w:t xml:space="preserve"> releváns adataival</w:t>
+      </w:r>
+      <w:r>
+        <w:t xml:space="preserve">. A küldési folyamat technikailag egy egyszerű </w:t>
       </w:r>
       <w:r>
         <w:t>G</w:t>
@@ -568,7 +595,7 @@
         <w:t xml:space="preserve"> </w:t>
       </w:r>
       <w:r>
-        <w:t>SMTP kapcsolaton keresztül történik, a rendszer rögzíti a sikeres és sikertelen kézbesítéseket. Az e-mail naplózás lehetővé teszi a kézbesítési problémák felderítését és a vendéggel való gyors egyeztetést szükség esetén.</w:t>
+        <w:t xml:space="preserve">SMTP kapcsolaton keresztül történik, a rendszer rögzíti a sikeres és sikertelen kézbesítéseket. </w:t>
       </w:r>
     </w:p>
     <w:p>
@@ -600,19 +627,6 @@
       </w:r>
       <w:r>
         <w:t>a további levelezések közvetlenül a saját felhasznált levelezőszoftveren (pl. Gmail) keresztül történnek.</w:t>
-      </w:r>
-    </w:p>
-    <w:p>
-      <w:pPr>
-        <w:spacing w:before="240" w:after="240"/>
-      </w:pPr>
-    </w:p>
-    <w:p>
-      <w:pPr>
-        <w:spacing w:before="240" w:after="240"/>
-      </w:pPr>
-      <w:r>
-        <w:t>INNEN FOLYTATNI</w:t>
       </w:r>
     </w:p>
     <w:p>
@@ -645,7 +659,76 @@
         <w:spacing w:before="240" w:after="240"/>
       </w:pPr>
       <w:r>
-        <w:t xml:space="preserve">A rendszer adatbázisa tíz, jól definiált táblára épül, amelyek együtt biztosítják az üzleti logika működését és a keresési hatékonyságot. A Users tábla tárolja a rendszerbe belépő adminisztrátorok és recepciósok adatait, köztük a nevüket, e-mail címüket és a jelszó hash értékét. A Szoba táblák részletesen leírnak minden egyes szobát: azon belül a szoba azonosítója, szobaszám, típusmegjelölés, maximális vendégszám, alapár és a leírás, valamint a szoba állapota. A Foglalások tábla tartalmazza a minden foglalásra vonatkozó adatokat: melyik szobához kapcsolódik, a vendég neve és e-mail címe, a be- és kijelentkezési dátumok, vendégek száma és a foglalás aktuális státusza. </w:t>
+        <w:t xml:space="preserve">A rendszer adatbázisa </w:t>
+      </w:r>
+      <w:r>
+        <w:t>öt</w:t>
+      </w:r>
+      <w:r>
+        <w:t>, jól definiált táblára épül, amelyek együtt biztosítják az üzleti logika működését és a</w:t>
+      </w:r>
+      <w:r>
+        <w:t xml:space="preserve"> megfelelő backend kapcsolatot</w:t>
+      </w:r>
+      <w:r>
+        <w:t>.</w:t>
+      </w:r>
+      <w:r>
+        <w:t xml:space="preserve"> A táblák megnevezései: users, booking, room, room_review, form.</w:t>
+      </w:r>
+      <w:r>
+        <w:t xml:space="preserve"> A </w:t>
+      </w:r>
+      <w:r>
+        <w:t>u</w:t>
+      </w:r>
+      <w:r>
+        <w:t xml:space="preserve">sers tábla tárolja a rendszerbe belépő adminisztrátorok és </w:t>
+      </w:r>
+      <w:r>
+        <w:t>vendégek (felhasználók)</w:t>
+      </w:r>
+      <w:r>
+        <w:t xml:space="preserve"> adatait, köztük a nevüket, e-mail címüket és a jelszó hash értékét</w:t>
+      </w:r>
+      <w:r>
+        <w:t xml:space="preserve"> a biztonság érdekében</w:t>
+      </w:r>
+      <w:r>
+        <w:t xml:space="preserve">. A </w:t>
+      </w:r>
+      <w:r>
+        <w:t xml:space="preserve">room </w:t>
+      </w:r>
+      <w:r>
+        <w:t xml:space="preserve">táblák részletesen leírnak minden egyes szobát: azon belül a szoba azonosítója, </w:t>
+      </w:r>
+      <w:r>
+        <w:t>ac (klíma) elérhetőség</w:t>
+      </w:r>
+      <w:r>
+        <w:t xml:space="preserve">, típusmegjelölés, maximális vendégszám, alapár és a leírás. A </w:t>
+      </w:r>
+      <w:r>
+        <w:t>booking</w:t>
+      </w:r>
+      <w:r>
+        <w:t xml:space="preserve"> tábla tartalmazza a minden foglalásra vonatkozó adatokat: melyik szobához kapcsolódik, a vendég neve és e-mail címe, a be- és kijelentkezési dátumok, vendégek száma és a foglalás aktuális státusza. </w:t>
+      </w:r>
+      <w:r>
+        <w:t xml:space="preserve">A </w:t>
+      </w:r>
+      <w:r>
+        <w:t xml:space="preserve">room_review </w:t>
+      </w:r>
+      <w:r>
+        <w:t xml:space="preserve">tábla tartalmazza a csillagszámot és a leírt véleményt, a </w:t>
+      </w:r>
+      <w:r>
+        <w:t>form</w:t>
+      </w:r>
+      <w:r>
+        <w:t xml:space="preserve"> tábla pedig egyedülállóként kizárólag a form működtetése miatt létezik.</w:t>
       </w:r>
     </w:p>
     <w:p>
@@ -653,7 +736,34 @@
         <w:spacing w:before="240" w:after="240"/>
       </w:pPr>
       <w:r>
-        <w:t>Az összefüggések egyértelműek: a Foglalás rekordok hivatkoznak a Szoba tábla bejegyzéseire, a Form mezőiben pedig megtalálhatók az űrlappal kapcsolatos adatok. A táblák struktúrája lehetővé teszi a gyors lekérdezést mind a vendégoldali elérhetőség-ellenőrzéshez, mind az adminisztráció napi munkájához.</w:t>
+        <w:t xml:space="preserve">Az összefüggések egyértelműek: a </w:t>
+      </w:r>
+      <w:r>
+        <w:t>booking</w:t>
+      </w:r>
+      <w:r>
+        <w:t xml:space="preserve"> rekordok hivatkoznak a </w:t>
+      </w:r>
+      <w:r>
+        <w:t>room</w:t>
+      </w:r>
+      <w:r>
+        <w:t xml:space="preserve"> tábla bejegyzéseire, a </w:t>
+      </w:r>
+      <w:r>
+        <w:t>f</w:t>
+      </w:r>
+      <w:r>
+        <w:t xml:space="preserve">orm mezőiben pedig megtalálhatók az űrlappal kapcsolatos adatok. </w:t>
+      </w:r>
+      <w:r>
+        <w:t xml:space="preserve">A room_review tábla a room táblával áll összekötésben, így id alapján történik az adott szobához tartozó vélemény meghívása. </w:t>
+      </w:r>
+      <w:r>
+        <w:t xml:space="preserve">A form tábla önálló, a Kapcsolat oldalon található űrlap működését teszi lehetővé. </w:t>
+      </w:r>
+      <w:r>
+        <w:t>A táblák struktúrája lehetővé teszi a gyors lekérdezést mind a vendégoldali elérhetőség-ellenőrzéshez, mind az adminisztráció napi munkájához.</w:t>
       </w:r>
     </w:p>
     <w:p>
@@ -678,6 +788,7 @@
           <w:sz w:val="26"/>
           <w:szCs w:val="26"/>
         </w:rPr>
+        <w:lastRenderedPageBreak/>
         <w:t>Adatvédelem, biztonság</w:t>
       </w:r>
     </w:p>
@@ -686,11 +797,60 @@
         <w:spacing w:before="240" w:after="240"/>
       </w:pPr>
       <w:r>
-        <w:t xml:space="preserve">A vendégek személyes adatai a foglaláshoz szükséges minimális körben kerülnek rögzítésre, és minden adatkezelési művelet naplózásra kerül. A webes kapcsolat titkosított </w:t>
-      </w:r>
-      <w:r>
-        <w:lastRenderedPageBreak/>
-        <w:t>csatornán halad, a belépési jelszavak hash-elve tárolódnak, így a rendszer védelme megfelel a gyakorlatban alkalmazott alapvető biztonsági elvárásoknak. A fizetési tranzakciók nem kerülnek kezelésre a rendszerben; a foglalás adminisztrációját követően a vendégnek a szálloda ad tájékoztatást a fizetési módokról.</w:t>
+        <w:t>Elsősorban megjegyzendő, hogy a felhasználó jelszavai hash-elve kerülnek rögzítésre</w:t>
+      </w:r>
+      <w:r>
+        <w:t xml:space="preserve"> SHA256 módszerrel</w:t>
+      </w:r>
+      <w:r>
+        <w:t xml:space="preserve">, így minimálisra csökken annak esélye, ha az adatbázishoz hozzáfér egy hacker és mindenki adata érhetően előtte álljon. Az admin ellenőrzése a backend-en történik, amennyiben az adatbázis users táblájában az isAdmin mező 1, a felhasználó adminnak minősül. Kizárólag így történhet az Admin felhasználók azonosítása. </w:t>
+      </w:r>
+      <w:r>
+        <w:t>A projekt során egy nyílt forráskódú ORM (</w:t>
+      </w:r>
+      <w:r>
+        <w:t>Object-Relational Mapping</w:t>
+      </w:r>
+      <w:r>
+        <w:t xml:space="preserve">) programozási technikát, a Prisma-t használjuk, amelybe beépített SQL-injection védelem van beépítve, így lehetetlenné téve az input mezők által az adatbázis incidensét jogosulatlan személyek számára. </w:t>
+      </w:r>
+      <w:r>
+        <w:t>Így a biztonsági incidensek esélye minimalizálásra kerül.</w:t>
+      </w:r>
+    </w:p>
+    <w:p>
+      <w:pPr>
+        <w:spacing w:before="240" w:after="240"/>
+      </w:pPr>
+      <w:r>
+        <w:t>A</w:t>
+      </w:r>
+      <w:r>
+        <w:t>z adatvédelem a projekt életszerűsége, de természetéből fakadóan nem teljes megvalósítása során</w:t>
+      </w:r>
+      <w:r>
+        <w:t xml:space="preserve"> létrehoztunk a GDPR és egyéb jogi megfelelés miatt jogi dokumentumokat (ÁSZF, Adatkezelési tájékoztató és Impresszum), süti falat (CookieYes segítségével), és jelölőnégyzeteket, hogy bekérjük a felhasználó hozzájárulásait az érintett adatkezeléshez, illetve szerződés teljesítéshez.</w:t>
+      </w:r>
+      <w:r>
+        <w:t xml:space="preserve"> </w:t>
+      </w:r>
+      <w:r>
+        <w:t>Ezek alapján</w:t>
+      </w:r>
+      <w:r>
+        <w:t xml:space="preserve"> a rendszer </w:t>
+      </w:r>
+      <w:r>
+        <w:t>adatvédelme és biztonsága</w:t>
+      </w:r>
+      <w:r>
+        <w:t xml:space="preserve"> megfelel a gyakorlatban alkalmazott alapvető elvárásoknak. A fizetési tranzakciók nem kerülnek kezelésre a rendszerben; a foglalás</w:t>
+      </w:r>
+      <w:r>
+        <w:t xml:space="preserve">t </w:t>
+      </w:r>
+      <w:r>
+        <w:t>követően a vendégnek a szálloda ad tájékoztatást a fizetési módokról.</w:t>
       </w:r>
     </w:p>
     <w:p>
@@ -723,7 +883,99 @@
         <w:spacing w:before="240" w:after="240"/>
       </w:pPr>
       <w:r>
-        <w:t>A fejlesztés éles üzembe helyezése előtt részletes tesztelés történik: minden foglalási forgatókönyv végigpróbálásra kerül, a naptárnézet és a státuszkezelés működését több szempontból is ellenőrizzük a levélküldéssel együtt. Az átadáskor a szálloda kap egy rövid üzemeltetési dokumentációt és a szükséges belépési adatokat az admin felülethez. A projekt célja, hogy a KKK és egyéb elvárások szerint teljesüljön, illetve a mindennapi működés egyszerű legyen, a vendégek pedig átlátható foglalási élményben részesüljenek.</w:t>
+        <w:t>Egyszerűen felvázolva a megvalósítás a következőféleképpen, az alábbi pontok szerint zajlik, az iskolai elvárásokat figyelembe véve:</w:t>
+      </w:r>
+      <w:r>
+        <w:br/>
+        <w:t>1. Figma terv elkészítése</w:t>
+      </w:r>
+      <w:r>
+        <w:br/>
+        <w:t>2. Adatbázis és annak kapcsolatainak létrehozása</w:t>
+      </w:r>
+      <w:r>
+        <w:br/>
+        <w:t>3. Alap szerintű regisztráció és bejelentkezés megvalósítása</w:t>
+      </w:r>
+      <w:r>
+        <w:br/>
+        <w:t xml:space="preserve">4. </w:t>
+      </w:r>
+      <w:r>
+        <w:t>A frontend oldalak elkészítése</w:t>
+      </w:r>
+      <w:r>
+        <w:br/>
+        <w:t>5. Admin oldal elkészítése, szobák kezelésének elkészítése adatbázis kapcsolattal</w:t>
+      </w:r>
+      <w:r>
+        <w:br/>
+        <w:t>6. Az Admin oldal szerint a szobák megjelennek a Home oldalon és az adott Szoba oldalon</w:t>
+      </w:r>
+      <w:r>
+        <w:br/>
+        <w:t xml:space="preserve">7. Form, </w:t>
+      </w:r>
+      <w:r>
+        <w:t>review és foglalások kezelésének létrehozása e-mail rendszerrel</w:t>
+      </w:r>
+      <w:r>
+        <w:br/>
+        <w:t>8. Egyéb funkciók és dizájnelemek hozzáadása</w:t>
+      </w:r>
+      <w:r>
+        <w:br/>
+        <w:t>9. A projekt megfelelőségének</w:t>
+      </w:r>
+      <w:r>
+        <w:t xml:space="preserve"> és működésének</w:t>
+      </w:r>
+      <w:r>
+        <w:t xml:space="preserve"> leelenőrzése</w:t>
+      </w:r>
+      <w:r>
+        <w:t>, tesztelése</w:t>
+      </w:r>
+      <w:r>
+        <w:br/>
+        <w:t>10. Utolsó simítások</w:t>
+      </w:r>
+      <w:r>
+        <w:br/>
+      </w:r>
+      <w:r>
+        <w:br/>
+      </w:r>
+      <w:r>
+        <w:t xml:space="preserve">A fejlesztés </w:t>
+      </w:r>
+      <w:r>
+        <w:t>után</w:t>
+      </w:r>
+      <w:r>
+        <w:t xml:space="preserve"> részletes tesztelés történik: minden foglalási forgatókönyv végigpróbálásra kerül,</w:t>
+      </w:r>
+      <w:r>
+        <w:t xml:space="preserve"> minden oldal ellenőrzése megtörténik, a leglogikátlanabb tesztműveleteket elvégezzük a teljes weboldal (rendszer) kapcsán, akár dizájn, funkció, minden téren, hogy biztosan teljesen rendben legyen.</w:t>
+      </w:r>
+    </w:p>
+    <w:p>
+      <w:pPr>
+        <w:spacing w:before="240" w:after="240"/>
+      </w:pPr>
+      <w:r>
+        <w:t>A weboldal elkészítése közben a dokumentáció vezetése azzal párhuzamosan történik</w:t>
+      </w:r>
+      <w:r>
+        <w:t>.</w:t>
+      </w:r>
+    </w:p>
+    <w:p>
+      <w:pPr>
+        <w:spacing w:before="240" w:after="240"/>
+      </w:pPr>
+      <w:r>
+        <w:t>A projekt célja, hogy a KKK és egyéb elvárások szerint teljesüljön, illetve a mindennapi működés egyszerű legyen, a vendégek pedig átlátható foglalási élményben részesüljenek.</w:t>
       </w:r>
     </w:p>
     <w:p>
@@ -731,6 +983,7 @@
         <w:pStyle w:val="Cmsor3"/>
       </w:pPr>
       <w:r>
+        <w:lastRenderedPageBreak/>
         <w:t>2. Projekt áttekintés és célok</w:t>
       </w:r>
     </w:p>
@@ -956,7 +1209,6 @@
         <w:pStyle w:val="Cmsor3"/>
       </w:pPr>
       <w:r>
-        <w:lastRenderedPageBreak/>
         <w:t>4. Fejlesztőkörnyezet és technológiák</w:t>
       </w:r>
     </w:p>
@@ -1138,6 +1390,7 @@
         <w:rPr>
           <w:rStyle w:val="Kiemels2"/>
         </w:rPr>
+        <w:lastRenderedPageBreak/>
         <w:t>MariaDB</w:t>
       </w:r>
       <w:r>
@@ -1483,191 +1736,191 @@
         <w:rPr>
           <w:rStyle w:val="Kiemels2"/>
         </w:rPr>
+        <w:t>Backend</w:t>
+      </w:r>
+    </w:p>
+    <w:p>
+      <w:r>
+        <w:t>Kód</w:t>
+      </w:r>
+    </w:p>
+    <w:p>
+      <w:pPr>
+        <w:pStyle w:val="HTML-kntformzott"/>
+        <w:rPr>
+          <w:rStyle w:val="HTML-kd"/>
+        </w:rPr>
+      </w:pPr>
+      <w:r>
+        <w:rPr>
+          <w:rStyle w:val="HTML-kd"/>
+        </w:rPr>
+        <w:t>backend</w:t>
+      </w:r>
+    </w:p>
+    <w:p>
+      <w:pPr>
+        <w:pStyle w:val="HTML-kntformzott"/>
+        <w:rPr>
+          <w:rStyle w:val="HTML-kd"/>
+        </w:rPr>
+      </w:pPr>
+      <w:r>
+        <w:rPr>
+          <w:rStyle w:val="HTML-kd"/>
+        </w:rPr>
+        <w:t xml:space="preserve">  prisma</w:t>
+      </w:r>
+    </w:p>
+    <w:p>
+      <w:pPr>
+        <w:pStyle w:val="HTML-kntformzott"/>
+        <w:rPr>
+          <w:rStyle w:val="HTML-kd"/>
+        </w:rPr>
+      </w:pPr>
+      <w:r>
+        <w:rPr>
+          <w:rStyle w:val="HTML-kd"/>
+        </w:rPr>
+        <w:t xml:space="preserve">    schema.prisma</w:t>
+      </w:r>
+    </w:p>
+    <w:p>
+      <w:pPr>
+        <w:pStyle w:val="HTML-kntformzott"/>
+        <w:rPr>
+          <w:rStyle w:val="HTML-kd"/>
+        </w:rPr>
+      </w:pPr>
+      <w:r>
+        <w:rPr>
+          <w:rStyle w:val="HTML-kd"/>
+        </w:rPr>
+        <w:t xml:space="preserve">  src</w:t>
+      </w:r>
+    </w:p>
+    <w:p>
+      <w:pPr>
+        <w:pStyle w:val="HTML-kntformzott"/>
+        <w:rPr>
+          <w:rStyle w:val="HTML-kd"/>
+        </w:rPr>
+      </w:pPr>
+      <w:r>
+        <w:rPr>
+          <w:rStyle w:val="HTML-kd"/>
+        </w:rPr>
+        <w:t xml:space="preserve">    controllers</w:t>
+      </w:r>
+    </w:p>
+    <w:p>
+      <w:pPr>
+        <w:pStyle w:val="HTML-kntformzott"/>
+        <w:rPr>
+          <w:rStyle w:val="HTML-kd"/>
+        </w:rPr>
+      </w:pPr>
+      <w:r>
+        <w:rPr>
+          <w:rStyle w:val="HTML-kd"/>
+        </w:rPr>
+        <w:t xml:space="preserve">    routes</w:t>
+      </w:r>
+    </w:p>
+    <w:p>
+      <w:pPr>
+        <w:pStyle w:val="HTML-kntformzott"/>
+        <w:rPr>
+          <w:rStyle w:val="HTML-kd"/>
+        </w:rPr>
+      </w:pPr>
+      <w:r>
+        <w:rPr>
+          <w:rStyle w:val="HTML-kd"/>
+        </w:rPr>
+        <w:t xml:space="preserve">    middleware</w:t>
+      </w:r>
+    </w:p>
+    <w:p>
+      <w:pPr>
+        <w:pStyle w:val="HTML-kntformzott"/>
+        <w:rPr>
+          <w:rStyle w:val="HTML-kd"/>
+        </w:rPr>
+      </w:pPr>
+      <w:r>
+        <w:rPr>
+          <w:rStyle w:val="HTML-kd"/>
+        </w:rPr>
+        <w:t xml:space="preserve">    services</w:t>
+      </w:r>
+    </w:p>
+    <w:p>
+      <w:pPr>
+        <w:pStyle w:val="HTML-kntformzott"/>
+        <w:rPr>
+          <w:rStyle w:val="HTML-kd"/>
+        </w:rPr>
+      </w:pPr>
+      <w:r>
+        <w:rPr>
+          <w:rStyle w:val="HTML-kd"/>
+        </w:rPr>
+        <w:t xml:space="preserve">    utils</w:t>
+      </w:r>
+    </w:p>
+    <w:p>
+      <w:pPr>
+        <w:pStyle w:val="HTML-kntformzott"/>
+        <w:rPr>
+          <w:rStyle w:val="HTML-kd"/>
+        </w:rPr>
+      </w:pPr>
+      <w:r>
+        <w:rPr>
+          <w:rStyle w:val="HTML-kd"/>
+        </w:rPr>
+        <w:t xml:space="preserve">    server.js</w:t>
+      </w:r>
+    </w:p>
+    <w:p>
+      <w:pPr>
+        <w:pStyle w:val="HTML-kntformzott"/>
+        <w:rPr>
+          <w:rStyle w:val="HTML-kd"/>
+        </w:rPr>
+      </w:pPr>
+      <w:r>
+        <w:rPr>
+          <w:rStyle w:val="HTML-kd"/>
+        </w:rPr>
+        <w:t xml:space="preserve">  .env</w:t>
+      </w:r>
+    </w:p>
+    <w:p>
+      <w:pPr>
+        <w:pStyle w:val="HTML-kntformzott"/>
+        <w:rPr>
+          <w:rStyle w:val="HTML-kd"/>
+        </w:rPr>
+      </w:pPr>
+      <w:r>
+        <w:rPr>
+          <w:rStyle w:val="HTML-kd"/>
+        </w:rPr>
+        <w:t xml:space="preserve">  package.json</w:t>
+      </w:r>
+    </w:p>
+    <w:p>
+      <w:pPr>
+        <w:pStyle w:val="NormlWeb"/>
+      </w:pPr>
+      <w:r>
+        <w:rPr>
+          <w:rStyle w:val="Kiemels2"/>
+        </w:rPr>
         <w:lastRenderedPageBreak/>
-        <w:t>Backend</w:t>
-      </w:r>
-    </w:p>
-    <w:p>
-      <w:r>
-        <w:t>Kód</w:t>
-      </w:r>
-    </w:p>
-    <w:p>
-      <w:pPr>
-        <w:pStyle w:val="HTML-kntformzott"/>
-        <w:rPr>
-          <w:rStyle w:val="HTML-kd"/>
-        </w:rPr>
-      </w:pPr>
-      <w:r>
-        <w:rPr>
-          <w:rStyle w:val="HTML-kd"/>
-        </w:rPr>
-        <w:t>backend</w:t>
-      </w:r>
-    </w:p>
-    <w:p>
-      <w:pPr>
-        <w:pStyle w:val="HTML-kntformzott"/>
-        <w:rPr>
-          <w:rStyle w:val="HTML-kd"/>
-        </w:rPr>
-      </w:pPr>
-      <w:r>
-        <w:rPr>
-          <w:rStyle w:val="HTML-kd"/>
-        </w:rPr>
-        <w:t xml:space="preserve">  prisma</w:t>
-      </w:r>
-    </w:p>
-    <w:p>
-      <w:pPr>
-        <w:pStyle w:val="HTML-kntformzott"/>
-        <w:rPr>
-          <w:rStyle w:val="HTML-kd"/>
-        </w:rPr>
-      </w:pPr>
-      <w:r>
-        <w:rPr>
-          <w:rStyle w:val="HTML-kd"/>
-        </w:rPr>
-        <w:t xml:space="preserve">    schema.prisma</w:t>
-      </w:r>
-    </w:p>
-    <w:p>
-      <w:pPr>
-        <w:pStyle w:val="HTML-kntformzott"/>
-        <w:rPr>
-          <w:rStyle w:val="HTML-kd"/>
-        </w:rPr>
-      </w:pPr>
-      <w:r>
-        <w:rPr>
-          <w:rStyle w:val="HTML-kd"/>
-        </w:rPr>
-        <w:t xml:space="preserve">  src</w:t>
-      </w:r>
-    </w:p>
-    <w:p>
-      <w:pPr>
-        <w:pStyle w:val="HTML-kntformzott"/>
-        <w:rPr>
-          <w:rStyle w:val="HTML-kd"/>
-        </w:rPr>
-      </w:pPr>
-      <w:r>
-        <w:rPr>
-          <w:rStyle w:val="HTML-kd"/>
-        </w:rPr>
-        <w:t xml:space="preserve">    controllers</w:t>
-      </w:r>
-    </w:p>
-    <w:p>
-      <w:pPr>
-        <w:pStyle w:val="HTML-kntformzott"/>
-        <w:rPr>
-          <w:rStyle w:val="HTML-kd"/>
-        </w:rPr>
-      </w:pPr>
-      <w:r>
-        <w:rPr>
-          <w:rStyle w:val="HTML-kd"/>
-        </w:rPr>
-        <w:t xml:space="preserve">    routes</w:t>
-      </w:r>
-    </w:p>
-    <w:p>
-      <w:pPr>
-        <w:pStyle w:val="HTML-kntformzott"/>
-        <w:rPr>
-          <w:rStyle w:val="HTML-kd"/>
-        </w:rPr>
-      </w:pPr>
-      <w:r>
-        <w:rPr>
-          <w:rStyle w:val="HTML-kd"/>
-        </w:rPr>
-        <w:t xml:space="preserve">    middleware</w:t>
-      </w:r>
-    </w:p>
-    <w:p>
-      <w:pPr>
-        <w:pStyle w:val="HTML-kntformzott"/>
-        <w:rPr>
-          <w:rStyle w:val="HTML-kd"/>
-        </w:rPr>
-      </w:pPr>
-      <w:r>
-        <w:rPr>
-          <w:rStyle w:val="HTML-kd"/>
-        </w:rPr>
-        <w:t xml:space="preserve">    services</w:t>
-      </w:r>
-    </w:p>
-    <w:p>
-      <w:pPr>
-        <w:pStyle w:val="HTML-kntformzott"/>
-        <w:rPr>
-          <w:rStyle w:val="HTML-kd"/>
-        </w:rPr>
-      </w:pPr>
-      <w:r>
-        <w:rPr>
-          <w:rStyle w:val="HTML-kd"/>
-        </w:rPr>
-        <w:t xml:space="preserve">    utils</w:t>
-      </w:r>
-    </w:p>
-    <w:p>
-      <w:pPr>
-        <w:pStyle w:val="HTML-kntformzott"/>
-        <w:rPr>
-          <w:rStyle w:val="HTML-kd"/>
-        </w:rPr>
-      </w:pPr>
-      <w:r>
-        <w:rPr>
-          <w:rStyle w:val="HTML-kd"/>
-        </w:rPr>
-        <w:t xml:space="preserve">    server.js</w:t>
-      </w:r>
-    </w:p>
-    <w:p>
-      <w:pPr>
-        <w:pStyle w:val="HTML-kntformzott"/>
-        <w:rPr>
-          <w:rStyle w:val="HTML-kd"/>
-        </w:rPr>
-      </w:pPr>
-      <w:r>
-        <w:rPr>
-          <w:rStyle w:val="HTML-kd"/>
-        </w:rPr>
-        <w:t xml:space="preserve">  .env</w:t>
-      </w:r>
-    </w:p>
-    <w:p>
-      <w:pPr>
-        <w:pStyle w:val="HTML-kntformzott"/>
-        <w:rPr>
-          <w:rStyle w:val="HTML-kd"/>
-        </w:rPr>
-      </w:pPr>
-      <w:r>
-        <w:rPr>
-          <w:rStyle w:val="HTML-kd"/>
-        </w:rPr>
-        <w:t xml:space="preserve">  package.json</w:t>
-      </w:r>
-    </w:p>
-    <w:p>
-      <w:pPr>
-        <w:pStyle w:val="NormlWeb"/>
-      </w:pPr>
-      <w:r>
-        <w:rPr>
-          <w:rStyle w:val="Kiemels2"/>
-        </w:rPr>
         <w:t>Megjegyzés</w:t>
       </w:r>
     </w:p>
@@ -2125,7 +2378,6 @@
         <w:rPr>
           <w:rStyle w:val="Kiemels2"/>
         </w:rPr>
-        <w:lastRenderedPageBreak/>
         <w:t>booking</w:t>
       </w:r>
     </w:p>
@@ -2296,6 +2548,7 @@
         <w:rPr>
           <w:rStyle w:val="Kiemels2"/>
         </w:rPr>
+        <w:lastRenderedPageBreak/>
         <w:t>id</w:t>
       </w:r>
       <w:r>
@@ -2716,7 +2969,6 @@
         <w:rPr>
           <w:rStyle w:val="Kiemels2"/>
         </w:rPr>
-        <w:lastRenderedPageBreak/>
         <w:t>ER diagram helye</w:t>
       </w:r>
     </w:p>
@@ -2792,6 +3044,7 @@
         <w:rPr>
           <w:rStyle w:val="Kiemels2"/>
         </w:rPr>
+        <w:lastRenderedPageBreak/>
         <w:t>Bemenet</w:t>
       </w:r>
       <w:r>
@@ -3374,7 +3627,6 @@
         <w:rPr>
           <w:rStyle w:val="HTML-kd"/>
         </w:rPr>
-        <w:lastRenderedPageBreak/>
         <w:t>POST /api/forms</w:t>
       </w:r>
     </w:p>
@@ -3481,6 +3733,7 @@
         </w:numPr>
       </w:pPr>
       <w:r>
+        <w:lastRenderedPageBreak/>
         <w:t>minden kritikus művelet naplózása (foglalás létrehozva, státusz változott, e-mail küldés sikertelen).</w:t>
       </w:r>
     </w:p>
@@ -3825,7 +4078,6 @@
         <w:pStyle w:val="Cmsor3"/>
       </w:pPr>
       <w:r>
-        <w:lastRenderedPageBreak/>
         <w:t>10. Foglalási folyamat lépésről lépésre és üzleti szabályok</w:t>
       </w:r>
     </w:p>
@@ -3992,6 +4244,7 @@
         <w:rPr>
           <w:rStyle w:val="Kiemels2"/>
         </w:rPr>
+        <w:lastRenderedPageBreak/>
         <w:t>Üzleti szabályok</w:t>
       </w:r>
     </w:p>
@@ -4291,7 +4544,6 @@
         <w:rPr>
           <w:rStyle w:val="Kiemels2"/>
         </w:rPr>
-        <w:lastRenderedPageBreak/>
         <w:t>Alap sablonok</w:t>
       </w:r>
     </w:p>
@@ -4383,6 +4635,7 @@
         <w:pStyle w:val="Cmsor3"/>
       </w:pPr>
       <w:r>
+        <w:lastRenderedPageBreak/>
         <w:t>13. Tesztelés, minőségbiztosítás és tesztforgatókönyvek</w:t>
       </w:r>
     </w:p>
@@ -4661,7 +4914,6 @@
         <w:rPr>
           <w:rStyle w:val="Kiemels2"/>
         </w:rPr>
-        <w:lastRenderedPageBreak/>
         <w:t>Hozzáférés-kezelés</w:t>
       </w:r>
     </w:p>
@@ -4741,6 +4993,7 @@
         </w:numPr>
       </w:pPr>
       <w:r>
+        <w:lastRenderedPageBreak/>
         <w:t xml:space="preserve">környezeti változók </w:t>
       </w:r>
       <w:r>
@@ -4998,7 +5251,6 @@
         <w:pStyle w:val="Cmsor3"/>
       </w:pPr>
       <w:r>
-        <w:lastRenderedPageBreak/>
         <w:t>17. Mellékletek helyei képek és diagramok számára</w:t>
       </w:r>
     </w:p>
@@ -5146,6 +5398,7 @@
         <w:pStyle w:val="Cmsor3"/>
       </w:pPr>
       <w:r>
+        <w:lastRenderedPageBreak/>
         <w:t>18. Összefoglalás és köszönetnyilvánítás</w:t>
       </w:r>
     </w:p>

--- a/Casita Gabriela vizsgaremek projektfeladat.docx
+++ b/Casita Gabriela vizsgaremek projektfeladat.docx
@@ -246,6 +246,12 @@
     </w:p>
     <w:p>
       <w:pPr>
+        <w:pStyle w:val="NormlWeb"/>
+        <w:ind w:left="720"/>
+      </w:pPr>
+    </w:p>
+    <w:p>
+      <w:pPr>
         <w:pStyle w:val="Cmsor3"/>
       </w:pPr>
       <w:r>
@@ -338,11 +344,11 @@
         <w:spacing w:before="240" w:after="240"/>
       </w:pPr>
       <w:r>
-        <w:t xml:space="preserve">A Casita Gabriela projekt célja egy Casa Gabriel nevű spanyolországi szállodához kapcsolódó, professzionális és megbízható webes felület és foglalórendszer megvalósítása. A weboldal arculata követi a szálloda hangulatát: meleg, vendégszerető megjelenés, nagy felbontású fényképek és könnyen olvasható tipográfia. A kezdőoldal elsődleges feladata </w:t>
+        <w:t xml:space="preserve">A Casita Gabriela projekt célja egy Casa Gabriel nevű spanyolországi szállodához kapcsolódó, professzionális és megbízható webes felület és foglalórendszer megvalósítása. </w:t>
       </w:r>
       <w:r>
         <w:lastRenderedPageBreak/>
-        <w:t>bemutatni a hely szobáit, érzékeltetni a szobák hangulatát és irányt mutatni a foglalási folyamat felé. A látogató rögtön rátalál a legfontosabb információkra: szobatípusok rövid bemutatása, árak, foglalni kívánó személyek száma, maga a foglalófelület, elérhetőség.</w:t>
+        <w:t>A weboldal arculata követi a szálloda hangulatát: meleg, vendégszerető megjelenés, nagy felbontású fényképek és könnyen olvasható tipográfia. A kezdőoldal elsődleges feladata bemutatni a hely szobáit, érzékeltetni a szobák hangulatát és irányt mutatni a foglalási folyamat felé. A látogató rögtön rátalál a legfontosabb információkra: szobatípusok rövid bemutatása, árak, foglalni kívánó személyek száma, maga a foglalófelület, elérhetőség.</w:t>
       </w:r>
     </w:p>
     <w:p>
@@ -351,6 +357,9 @@
       </w:pPr>
       <w:r>
         <w:t>A weboldal tartalma gondosan szerkesztett szövegekből és képekből épül fel. Minden szobatípus részletes leírást kap, amely ismerteti a szoba alapfelszereltségét, maximális kapacitását és jellemző hangulatát. A kapcsolat oldalon szerepel a pontos cím, telefonszám és a vendég számára szükséges elérhetőségek.</w:t>
+      </w:r>
+      <w:r>
+        <w:br/>
       </w:r>
     </w:p>
     <w:p>
@@ -430,9 +439,114 @@
     <w:p>
       <w:pPr>
         <w:spacing w:before="240" w:after="240"/>
+        <w:rPr>
+          <w:b/>
+          <w:color w:val="000000"/>
+          <w:sz w:val="26"/>
+          <w:szCs w:val="26"/>
+        </w:rPr>
       </w:pPr>
       <w:r>
         <w:t>A foglalások állapotát a rendszer egyértelműen kezeli. Egy foglalás lehet várakozó státuszú, amíg az admin jóvá nem hagyja, megerősített státuszú vagy elutasított/lemondott. A státuszok változtatása az admin felületen keresztül történik, az egyéni üzenetváltás pedig e-mailben vagy az oldalon megadott űrlappal, ezzel biztosítható a kommunikáció és a szükséges korrekciók kezelése.</w:t>
+      </w:r>
+      <w:r>
+        <w:br/>
+      </w:r>
+      <w:bookmarkStart w:id="2" w:name="_fshcsaue9172" w:colFirst="0" w:colLast="0"/>
+      <w:bookmarkEnd w:id="2"/>
+      <w:r>
+        <w:rPr>
+          <w:b/>
+          <w:color w:val="000000"/>
+          <w:sz w:val="26"/>
+          <w:szCs w:val="26"/>
+        </w:rPr>
+        <w:br/>
+      </w:r>
+      <w:r>
+        <w:rPr>
+          <w:b/>
+          <w:color w:val="000000"/>
+          <w:sz w:val="26"/>
+          <w:szCs w:val="26"/>
+        </w:rPr>
+        <w:t>Admin felület és napi üzemeltetés</w:t>
+      </w:r>
+    </w:p>
+    <w:p>
+      <w:pPr>
+        <w:spacing w:before="240" w:after="240"/>
+      </w:pPr>
+      <w:r>
+        <w:t>Az admin felület a szálloda dolgozóinak hatékony eszköze: egy helyen kezelhetőek a beérkező foglalások, szerkeszthetők a szobák adatai</w:t>
+      </w:r>
+      <w:r>
+        <w:t>, illetve hozzáadhatók szobák,</w:t>
+      </w:r>
+      <w:r>
+        <w:t xml:space="preserve"> és nyomon követhetők a naplózott események. Az admin belépése után átlátható listát lát minden beérkezett foglalásról</w:t>
+      </w:r>
+      <w:r>
+        <w:t>, az adott szobára rákattintva, így egyszerűen átlátható a szobákhoz tartozó összes foglalás</w:t>
+      </w:r>
+      <w:r>
+        <w:t xml:space="preserve"> és azok státuszai</w:t>
+      </w:r>
+      <w:r>
+        <w:t xml:space="preserve">. </w:t>
+      </w:r>
+      <w:r>
+        <w:t>Az adott jóváhagyások widget-je az admin felületen kinyitható, így minden szükséges vendégadat, a be- és kijelentkezés dátuma, a foglalás időpontja, stb. megtekintésre kerülhet. Így</w:t>
+      </w:r>
+      <w:r>
+        <w:t xml:space="preserve"> a recepciós gyorsan </w:t>
+      </w:r>
+      <w:r>
+        <w:t xml:space="preserve">kezelheti a foglalásokat, azok státuszát, illetve a szobákhoz tartozó véleményeket. A véleményeket a felhasználó </w:t>
+      </w:r>
+      <w:r>
+        <w:t>adhatja meg</w:t>
+      </w:r>
+      <w:r>
+        <w:t xml:space="preserve"> 1-5 </w:t>
+      </w:r>
+      <w:r>
+        <w:t xml:space="preserve">értékelési csillaggal </w:t>
+      </w:r>
+      <w:r>
+        <w:t>és egy rövid leírással</w:t>
+      </w:r>
+      <w:r>
+        <w:t xml:space="preserve"> a szoba oldalán, </w:t>
+      </w:r>
+      <w:r>
+        <w:lastRenderedPageBreak/>
+        <w:t>majd az jóváhagyásra vagy elutasításra kerül az admin által, a foglalások kezeléséhez hasonlóan.</w:t>
+      </w:r>
+    </w:p>
+    <w:p>
+      <w:pPr>
+        <w:spacing w:before="240" w:after="240"/>
+      </w:pPr>
+      <w:r>
+        <w:t xml:space="preserve">Ugyanitt, a </w:t>
+      </w:r>
+      <w:r>
+        <w:t>szobák adatlapján szerkeszthető a szoba leírása, alapára egyéb információkkal együtt; az admin egyszerűen fel tud tölteni képeket és frissíteni az adatokat.</w:t>
+      </w:r>
+      <w:r>
+        <w:t xml:space="preserve"> Új szoba hozzáadásakor nagyon hasonló felület jelenik meg, az input mezők megegyeznek a módosításkor levő oldallal (szoba adatlap).</w:t>
+      </w:r>
+    </w:p>
+    <w:p>
+      <w:pPr>
+        <w:spacing w:before="240" w:after="240"/>
+      </w:pPr>
+      <w:r>
+        <w:t>A rendszer rendelkezik e-mail levelezőrendszerrel, ahol a visszaigazolás, a módosításról szóló értesítés és a lemondási visszaigazolás kerül továbbításra, így a vendégkapcsolat egységes, nyomonkövethető és azonnali marad.</w:t>
+      </w:r>
+      <w:r>
+        <w:br/>
       </w:r>
     </w:p>
     <w:p>
@@ -448,8 +562,8 @@
           <w:szCs w:val="26"/>
         </w:rPr>
       </w:pPr>
-      <w:bookmarkStart w:id="2" w:name="_fshcsaue9172" w:colFirst="0" w:colLast="0"/>
-      <w:bookmarkEnd w:id="2"/>
+      <w:bookmarkStart w:id="3" w:name="_eoei8j4nvnhq" w:colFirst="0" w:colLast="0"/>
+      <w:bookmarkEnd w:id="3"/>
       <w:r>
         <w:rPr>
           <w:b/>
@@ -457,7 +571,7 @@
           <w:sz w:val="26"/>
           <w:szCs w:val="26"/>
         </w:rPr>
-        <w:t>Admin felület és napi üzemeltetés</w:t>
+        <w:t>E-mail rendszer és belső kommunikáció</w:t>
       </w:r>
     </w:p>
     <w:p>
@@ -465,46 +579,16 @@
         <w:spacing w:before="240" w:after="240"/>
       </w:pPr>
       <w:r>
-        <w:t>Az admin felület a szálloda dolgozóinak hatékony eszköze: egy helyen kezelhetőek a beérkező foglalások, szerkeszthetők a szobák adatai</w:t>
-      </w:r>
-      <w:r>
-        <w:t>, illetve hozzáadhatók szobák,</w:t>
-      </w:r>
-      <w:r>
-        <w:t xml:space="preserve"> és nyomon követhetők a naplózott események. Az admin belépése után átlátható listát lát minden beérkezett foglalásról</w:t>
-      </w:r>
-      <w:r>
-        <w:t>, az adott szobára rákattintva, így egyszerűen átlátható a szobákhoz tartozó összes foglalás</w:t>
-      </w:r>
-      <w:r>
-        <w:t xml:space="preserve"> és azok státuszai</w:t>
-      </w:r>
-      <w:r>
-        <w:t xml:space="preserve">. </w:t>
-      </w:r>
-      <w:r>
-        <w:t>Az adott jóváhagyások widget-je az admin felületen kinyitható, így minden szükséges vendégadat, a be- és kijelentkezés dátuma, a foglalás időpontja, stb. megtekintésre kerülhet. Így</w:t>
-      </w:r>
-      <w:r>
-        <w:t xml:space="preserve"> a recepciós gyorsan </w:t>
-      </w:r>
-      <w:r>
-        <w:t xml:space="preserve">kezelheti a foglalásokat, azok státuszát, illetve a szobákhoz tartozó véleményeket. A véleményeket a felhasználó </w:t>
-      </w:r>
-      <w:r>
-        <w:t>adhatja meg</w:t>
-      </w:r>
-      <w:r>
-        <w:t xml:space="preserve"> 1-5 </w:t>
-      </w:r>
-      <w:r>
-        <w:t xml:space="preserve">értékelési csillaggal </w:t>
-      </w:r>
-      <w:r>
-        <w:t>és egy rövid leírással</w:t>
-      </w:r>
-      <w:r>
-        <w:t xml:space="preserve"> a szoba oldalán, majd az jóváhagyásra vagy elutasításra kerül az admin által, a foglalások kezeléséhez hasonlóan.</w:t>
+        <w:t>Az oldal e-mail rendszere a foglalási folyamat szerves része, fontos szerepet tölt be a vendégek tájékoztatásában és az adminisztráció támogatásában. A rendszer automatikusan küldi a vendégnek a foglalási visszaigazolást, amely tartalmazza a foglalás azonosítóját, a bérelt szoba adatait, a be- és kijelentkezési</w:t>
+      </w:r>
+      <w:r>
+        <w:t xml:space="preserve"> dátumokat, illetve egyéb fontos adatokat</w:t>
+      </w:r>
+      <w:r>
+        <w:t>. Az admin szintén kap értesítést minden új foglalásról, valamint a foglalások státuszváltozásairól</w:t>
+      </w:r>
+      <w:r>
+        <w:t xml:space="preserve"> és egyéb releváns információról.</w:t>
       </w:r>
     </w:p>
     <w:p>
@@ -512,14 +596,25 @@
         <w:spacing w:before="240" w:after="240"/>
       </w:pPr>
       <w:r>
-        <w:lastRenderedPageBreak/>
-        <w:t xml:space="preserve">Ugyanitt, a </w:t>
-      </w:r>
-      <w:r>
-        <w:t>szobák adatlapján szerkeszthető a szoba leírása, alapára egyéb információkkal együtt; az admin egyszerűen fel tud tölteni képeket és frissíteni az adatokat.</w:t>
-      </w:r>
-      <w:r>
-        <w:t xml:space="preserve"> Új szoba hozzáadásakor nagyon hasonló felület jelenik meg, az input mezők megegyeznek a módosításkor levő oldallal (szoba adatlap).</w:t>
+        <w:t>Az e-mailek sablonjai rugalmasan szerkeszthetők, a sablonmezők automatikusan kitöltődnek a foglalás</w:t>
+      </w:r>
+      <w:r>
+        <w:t xml:space="preserve"> releváns adataival</w:t>
+      </w:r>
+      <w:r>
+        <w:t xml:space="preserve">. A küldési folyamat technikailag egy egyszerű </w:t>
+      </w:r>
+      <w:r>
+        <w:t>G</w:t>
+      </w:r>
+      <w:r>
+        <w:t>mail</w:t>
+      </w:r>
+      <w:r>
+        <w:t xml:space="preserve"> </w:t>
+      </w:r>
+      <w:r>
+        <w:t xml:space="preserve">SMTP kapcsolaton keresztül történik, a rendszer rögzíti a sikeres és sikertelen kézbesítéseket. </w:t>
       </w:r>
     </w:p>
     <w:p>
@@ -527,7 +622,33 @@
         <w:spacing w:before="240" w:after="240"/>
       </w:pPr>
       <w:r>
-        <w:t>A rendszer rendelkezik e-mail levelezőrendszerrel, ahol a visszaigazolás, a módosításról szóló értesítés és a lemondási visszaigazolás kerül továbbításra, így a vendégkapcsolat egységes, nyomonkövethető és azonnali marad.</w:t>
+        <w:t>Az Ügyfélszolgálat levelezésváltása a</w:t>
+      </w:r>
+      <w:r>
+        <w:t xml:space="preserve"> felhasználókkal a</w:t>
+      </w:r>
+      <w:r>
+        <w:t xml:space="preserve"> következőféleképpen történik</w:t>
+      </w:r>
+      <w:r>
+        <w:t>:</w:t>
+      </w:r>
+    </w:p>
+    <w:p>
+      <w:pPr>
+        <w:spacing w:before="240" w:after="240"/>
+      </w:pPr>
+      <w:r>
+        <w:t xml:space="preserve">A felhasználó az űrlapon vagy közvetlenül e-mailben küld egy </w:t>
+      </w:r>
+      <w:r>
+        <w:t xml:space="preserve">üzenetet az ügyfélszolgálatnak, majd </w:t>
+      </w:r>
+      <w:r>
+        <w:t>a további levelezések közvetlenül a saját felhasznált levelezőszoftveren (pl. Gmail) keresztül történnek.</w:t>
+      </w:r>
+      <w:r>
+        <w:br/>
       </w:r>
     </w:p>
     <w:p>
@@ -543,8 +664,8 @@
           <w:szCs w:val="26"/>
         </w:rPr>
       </w:pPr>
-      <w:bookmarkStart w:id="3" w:name="_eoei8j4nvnhq" w:colFirst="0" w:colLast="0"/>
-      <w:bookmarkEnd w:id="3"/>
+      <w:bookmarkStart w:id="4" w:name="_uqgiv9paqcfo" w:colFirst="0" w:colLast="0"/>
+      <w:bookmarkEnd w:id="4"/>
       <w:r>
         <w:rPr>
           <w:b/>
@@ -552,7 +673,7 @@
           <w:sz w:val="26"/>
           <w:szCs w:val="26"/>
         </w:rPr>
-        <w:t>E-mail rendszer és belső kommunikáció</w:t>
+        <w:t>Adatmodell és táblák</w:t>
       </w:r>
     </w:p>
     <w:p>
@@ -560,16 +681,76 @@
         <w:spacing w:before="240" w:after="240"/>
       </w:pPr>
       <w:r>
-        <w:t>Az oldal e-mail rendszere a foglalási folyamat szerves része, fontos szerepet tölt be a vendégek tájékoztatásában és az adminisztráció támogatásában. A rendszer automatikusan küldi a vendégnek a foglalási visszaigazolást, amely tartalmazza a foglalás azonosítóját, a bérelt szoba adatait, a be- és kijelentkezési</w:t>
-      </w:r>
-      <w:r>
-        <w:t xml:space="preserve"> dátumokat, illetve egyéb fontos adatokat</w:t>
-      </w:r>
-      <w:r>
-        <w:t>. Az admin szintén kap értesítést minden új foglalásról, valamint a foglalások státuszváltozásairól</w:t>
-      </w:r>
-      <w:r>
-        <w:t xml:space="preserve"> és egyéb releváns információról.</w:t>
+        <w:t xml:space="preserve">A rendszer adatbázisa </w:t>
+      </w:r>
+      <w:r>
+        <w:t>öt</w:t>
+      </w:r>
+      <w:r>
+        <w:t>, jól definiált táblára épül, amelyek együtt biztosítják az üzleti logika működését és a</w:t>
+      </w:r>
+      <w:r>
+        <w:t xml:space="preserve"> megfelelő backend kapcsolatot</w:t>
+      </w:r>
+      <w:r>
+        <w:t>.</w:t>
+      </w:r>
+      <w:r>
+        <w:t xml:space="preserve"> A táblák megnevezései: users, booking, room, room_review, form.</w:t>
+      </w:r>
+      <w:r>
+        <w:t xml:space="preserve"> A </w:t>
+      </w:r>
+      <w:r>
+        <w:t>u</w:t>
+      </w:r>
+      <w:r>
+        <w:t xml:space="preserve">sers tábla tárolja a rendszerbe belépő adminisztrátorok és </w:t>
+      </w:r>
+      <w:r>
+        <w:t>vendégek (felhasználók)</w:t>
+      </w:r>
+      <w:r>
+        <w:t xml:space="preserve"> adatait, köztük a nevüket, e-mail címüket és a jelszó hash értékét</w:t>
+      </w:r>
+      <w:r>
+        <w:t xml:space="preserve"> a biztonság érdekében</w:t>
+      </w:r>
+      <w:r>
+        <w:t xml:space="preserve">. A </w:t>
+      </w:r>
+      <w:r>
+        <w:t xml:space="preserve">room </w:t>
+      </w:r>
+      <w:r>
+        <w:t xml:space="preserve">táblák részletesen leírnak minden egyes szobát: azon belül a szoba azonosítója, </w:t>
+      </w:r>
+      <w:r>
+        <w:t>ac (klíma) elérhetőség</w:t>
+      </w:r>
+      <w:r>
+        <w:t xml:space="preserve">, típusmegjelölés, maximális vendégszám, alapár és a leírás. A </w:t>
+      </w:r>
+      <w:r>
+        <w:t>booking</w:t>
+      </w:r>
+      <w:r>
+        <w:t xml:space="preserve"> tábla tartalmazza a minden foglalásra vonatkozó adatokat: melyik szobához kapcsolódik, a vendég neve és e-mail címe, a be- és kijelentkezési dátumok, vendégek száma és a foglalás aktuális státusza. </w:t>
+      </w:r>
+      <w:r>
+        <w:t xml:space="preserve">A </w:t>
+      </w:r>
+      <w:r>
+        <w:t xml:space="preserve">room_review </w:t>
+      </w:r>
+      <w:r>
+        <w:t xml:space="preserve">tábla tartalmazza a csillagszámot és a leírt véleményt, a </w:t>
+      </w:r>
+      <w:r>
+        <w:t>form</w:t>
+      </w:r>
+      <w:r>
+        <w:t xml:space="preserve"> tábla pedig egyedülállóként kizárólag a form működtetése miatt létezik.</w:t>
       </w:r>
     </w:p>
     <w:p>
@@ -577,56 +758,41 @@
         <w:spacing w:before="240" w:after="240"/>
       </w:pPr>
       <w:r>
-        <w:t>Az e-mailek sablonjai rugalmasan szerkeszthetők, a sablonmezők automatikusan kitöltődnek a foglalás</w:t>
-      </w:r>
-      <w:r>
-        <w:t xml:space="preserve"> releváns adataival</w:t>
-      </w:r>
-      <w:r>
-        <w:t xml:space="preserve">. A küldési folyamat technikailag egy egyszerű </w:t>
-      </w:r>
-      <w:r>
-        <w:t>G</w:t>
-      </w:r>
-      <w:r>
-        <w:t>mail</w:t>
-      </w:r>
-      <w:r>
-        <w:t xml:space="preserve"> </w:t>
-      </w:r>
-      <w:r>
-        <w:t xml:space="preserve">SMTP kapcsolaton keresztül történik, a rendszer rögzíti a sikeres és sikertelen kézbesítéseket. </w:t>
-      </w:r>
-    </w:p>
-    <w:p>
-      <w:pPr>
-        <w:spacing w:before="240" w:after="240"/>
-      </w:pPr>
-      <w:r>
-        <w:t>Az Ügyfélszolgálat levelezésváltása a</w:t>
-      </w:r>
-      <w:r>
-        <w:t xml:space="preserve"> felhasználókkal a</w:t>
-      </w:r>
-      <w:r>
-        <w:t xml:space="preserve"> következőféleképpen történik</w:t>
-      </w:r>
-      <w:r>
-        <w:t>:</w:t>
-      </w:r>
-    </w:p>
-    <w:p>
-      <w:pPr>
-        <w:spacing w:before="240" w:after="240"/>
-      </w:pPr>
-      <w:r>
-        <w:t xml:space="preserve">A felhasználó az űrlapon vagy közvetlenül e-mailben küld egy </w:t>
-      </w:r>
-      <w:r>
-        <w:t xml:space="preserve">üzenetet az ügyfélszolgálatnak, majd </w:t>
-      </w:r>
-      <w:r>
-        <w:t>a további levelezések közvetlenül a saját felhasznált levelezőszoftveren (pl. Gmail) keresztül történnek.</w:t>
+        <w:t xml:space="preserve">Az összefüggések egyértelműek: a </w:t>
+      </w:r>
+      <w:r>
+        <w:t>booking</w:t>
+      </w:r>
+      <w:r>
+        <w:t xml:space="preserve"> rekordok hivatkoznak a </w:t>
+      </w:r>
+      <w:r>
+        <w:t>room</w:t>
+      </w:r>
+      <w:r>
+        <w:t xml:space="preserve"> tábla bejegyzéseire, a </w:t>
+      </w:r>
+      <w:r>
+        <w:t>f</w:t>
+      </w:r>
+      <w:r>
+        <w:t xml:space="preserve">orm mezőiben pedig megtalálhatók az űrlappal kapcsolatos adatok. </w:t>
+      </w:r>
+      <w:r>
+        <w:t xml:space="preserve">A </w:t>
+      </w:r>
+      <w:r>
+        <w:lastRenderedPageBreak/>
+        <w:t xml:space="preserve">room_review tábla a room táblával áll összekötésben, így id alapján történik az adott szobához tartozó vélemény meghívása. </w:t>
+      </w:r>
+      <w:r>
+        <w:t xml:space="preserve">A form tábla önálló, a Kapcsolat oldalon található űrlap működését teszi lehetővé. </w:t>
+      </w:r>
+      <w:r>
+        <w:t>A táblák struktúrája lehetővé teszi a gyors lekérdezést mind a vendégoldali elérhetőség-ellenőrzéshez, mind az adminisztráció napi munkájához.</w:t>
+      </w:r>
+      <w:r>
+        <w:br/>
       </w:r>
     </w:p>
     <w:p>
@@ -642,8 +808,8 @@
           <w:szCs w:val="26"/>
         </w:rPr>
       </w:pPr>
-      <w:bookmarkStart w:id="4" w:name="_uqgiv9paqcfo" w:colFirst="0" w:colLast="0"/>
-      <w:bookmarkEnd w:id="4"/>
+      <w:bookmarkStart w:id="5" w:name="_5lsqj7hrby1t" w:colFirst="0" w:colLast="0"/>
+      <w:bookmarkEnd w:id="5"/>
       <w:r>
         <w:rPr>
           <w:b/>
@@ -651,7 +817,7 @@
           <w:sz w:val="26"/>
           <w:szCs w:val="26"/>
         </w:rPr>
-        <w:t>Adatmodell és táblák</w:t>
+        <w:t>Adatvédelem, biztonság</w:t>
       </w:r>
     </w:p>
     <w:p>
@@ -659,76 +825,25 @@
         <w:spacing w:before="240" w:after="240"/>
       </w:pPr>
       <w:r>
-        <w:t xml:space="preserve">A rendszer adatbázisa </w:t>
-      </w:r>
-      <w:r>
-        <w:t>öt</w:t>
-      </w:r>
-      <w:r>
-        <w:t>, jól definiált táblára épül, amelyek együtt biztosítják az üzleti logika működését és a</w:t>
-      </w:r>
-      <w:r>
-        <w:t xml:space="preserve"> megfelelő backend kapcsolatot</w:t>
-      </w:r>
-      <w:r>
-        <w:t>.</w:t>
-      </w:r>
-      <w:r>
-        <w:t xml:space="preserve"> A táblák megnevezései: users, booking, room, room_review, form.</w:t>
-      </w:r>
-      <w:r>
-        <w:t xml:space="preserve"> A </w:t>
-      </w:r>
-      <w:r>
-        <w:t>u</w:t>
-      </w:r>
-      <w:r>
-        <w:t xml:space="preserve">sers tábla tárolja a rendszerbe belépő adminisztrátorok és </w:t>
-      </w:r>
-      <w:r>
-        <w:t>vendégek (felhasználók)</w:t>
-      </w:r>
-      <w:r>
-        <w:t xml:space="preserve"> adatait, köztük a nevüket, e-mail címüket és a jelszó hash értékét</w:t>
-      </w:r>
-      <w:r>
-        <w:t xml:space="preserve"> a biztonság érdekében</w:t>
-      </w:r>
-      <w:r>
-        <w:t xml:space="preserve">. A </w:t>
-      </w:r>
-      <w:r>
-        <w:t xml:space="preserve">room </w:t>
-      </w:r>
-      <w:r>
-        <w:t xml:space="preserve">táblák részletesen leírnak minden egyes szobát: azon belül a szoba azonosítója, </w:t>
-      </w:r>
-      <w:r>
-        <w:t>ac (klíma) elérhetőség</w:t>
-      </w:r>
-      <w:r>
-        <w:t xml:space="preserve">, típusmegjelölés, maximális vendégszám, alapár és a leírás. A </w:t>
-      </w:r>
-      <w:r>
-        <w:t>booking</w:t>
-      </w:r>
-      <w:r>
-        <w:t xml:space="preserve"> tábla tartalmazza a minden foglalásra vonatkozó adatokat: melyik szobához kapcsolódik, a vendég neve és e-mail címe, a be- és kijelentkezési dátumok, vendégek száma és a foglalás aktuális státusza. </w:t>
-      </w:r>
-      <w:r>
-        <w:t xml:space="preserve">A </w:t>
-      </w:r>
-      <w:r>
-        <w:t xml:space="preserve">room_review </w:t>
-      </w:r>
-      <w:r>
-        <w:t xml:space="preserve">tábla tartalmazza a csillagszámot és a leírt véleményt, a </w:t>
-      </w:r>
-      <w:r>
-        <w:t>form</w:t>
-      </w:r>
-      <w:r>
-        <w:t xml:space="preserve"> tábla pedig egyedülállóként kizárólag a form működtetése miatt létezik.</w:t>
+        <w:t>Elsősorban megjegyzendő, hogy a felhasználó jelszavai hash-elve kerülnek rögzítésre</w:t>
+      </w:r>
+      <w:r>
+        <w:t xml:space="preserve"> SHA256 módszerrel</w:t>
+      </w:r>
+      <w:r>
+        <w:t xml:space="preserve">, így minimálisra csökken annak esélye, ha az adatbázishoz hozzáfér egy hacker és mindenki adata érhetően előtte álljon. Az admin ellenőrzése a backend-en történik, amennyiben az adatbázis users táblájában az isAdmin mező 1, a felhasználó adminnak minősül. Kizárólag így történhet az Admin felhasználók azonosítása. </w:t>
+      </w:r>
+      <w:r>
+        <w:t>A projekt során egy nyílt forráskódú ORM (</w:t>
+      </w:r>
+      <w:r>
+        <w:t>Object-Relational Mapping</w:t>
+      </w:r>
+      <w:r>
+        <w:t xml:space="preserve">) programozási technikát, a Prisma-t használjuk, amelybe beépített SQL-injection védelem van beépítve, így lehetetlenné téve az input mezők által az adatbázis incidensét jogosulatlan személyek számára. </w:t>
+      </w:r>
+      <w:r>
+        <w:t>Így a biztonsági incidensek esélye minimalizálásra kerül.</w:t>
       </w:r>
     </w:p>
     <w:p>
@@ -736,34 +851,37 @@
         <w:spacing w:before="240" w:after="240"/>
       </w:pPr>
       <w:r>
-        <w:t xml:space="preserve">Az összefüggések egyértelműek: a </w:t>
-      </w:r>
-      <w:r>
-        <w:t>booking</w:t>
-      </w:r>
-      <w:r>
-        <w:t xml:space="preserve"> rekordok hivatkoznak a </w:t>
-      </w:r>
-      <w:r>
-        <w:t>room</w:t>
-      </w:r>
-      <w:r>
-        <w:t xml:space="preserve"> tábla bejegyzéseire, a </w:t>
-      </w:r>
-      <w:r>
-        <w:t>f</w:t>
-      </w:r>
-      <w:r>
-        <w:t xml:space="preserve">orm mezőiben pedig megtalálhatók az űrlappal kapcsolatos adatok. </w:t>
-      </w:r>
-      <w:r>
-        <w:t xml:space="preserve">A room_review tábla a room táblával áll összekötésben, így id alapján történik az adott szobához tartozó vélemény meghívása. </w:t>
-      </w:r>
-      <w:r>
-        <w:t xml:space="preserve">A form tábla önálló, a Kapcsolat oldalon található űrlap működését teszi lehetővé. </w:t>
-      </w:r>
-      <w:r>
-        <w:t>A táblák struktúrája lehetővé teszi a gyors lekérdezést mind a vendégoldali elérhetőség-ellenőrzéshez, mind az adminisztráció napi munkájához.</w:t>
+        <w:t>A</w:t>
+      </w:r>
+      <w:r>
+        <w:t>z adatvédelem a projekt életszerűsége, de természetéből fakadóan nem teljes megvalósítása során</w:t>
+      </w:r>
+      <w:r>
+        <w:t xml:space="preserve"> létrehoztunk a GDPR és egyéb jogi megfelelés miatt jogi dokumentumokat (ÁSZF, Adatkezelési tájékoztató és Impresszum), süti falat (CookieYes segítségével), és jelölőnégyzeteket, hogy bekérjük a felhasználó hozzájárulásait az érintett adatkezeléshez, illetve szerződés teljesítéshez.</w:t>
+      </w:r>
+      <w:r>
+        <w:t xml:space="preserve"> </w:t>
+      </w:r>
+      <w:r>
+        <w:t>Ezek alapján</w:t>
+      </w:r>
+      <w:r>
+        <w:t xml:space="preserve"> a rendszer </w:t>
+      </w:r>
+      <w:r>
+        <w:t>adatvédelme és biztonsága</w:t>
+      </w:r>
+      <w:r>
+        <w:t xml:space="preserve"> megfelel a gyakorlatban alkalmazott alapvető elvárásoknak. A fizetési tranzakciók nem kerülnek kezelésre a rendszerben; a foglalás</w:t>
+      </w:r>
+      <w:r>
+        <w:t xml:space="preserve">t </w:t>
+      </w:r>
+      <w:r>
+        <w:t>követően a vendégnek a szálloda ad tájékoztatást a fizetési módokról.</w:t>
+      </w:r>
+      <w:r>
+        <w:br/>
       </w:r>
     </w:p>
     <w:p>
@@ -779,8 +897,8 @@
           <w:szCs w:val="26"/>
         </w:rPr>
       </w:pPr>
-      <w:bookmarkStart w:id="5" w:name="_5lsqj7hrby1t" w:colFirst="0" w:colLast="0"/>
-      <w:bookmarkEnd w:id="5"/>
+      <w:bookmarkStart w:id="6" w:name="_dreyfvhz749p" w:colFirst="0" w:colLast="0"/>
+      <w:bookmarkEnd w:id="6"/>
       <w:r>
         <w:rPr>
           <w:b/>
@@ -788,93 +906,6 @@
           <w:sz w:val="26"/>
           <w:szCs w:val="26"/>
         </w:rPr>
-        <w:lastRenderedPageBreak/>
-        <w:t>Adatvédelem, biztonság</w:t>
-      </w:r>
-    </w:p>
-    <w:p>
-      <w:pPr>
-        <w:spacing w:before="240" w:after="240"/>
-      </w:pPr>
-      <w:r>
-        <w:t>Elsősorban megjegyzendő, hogy a felhasználó jelszavai hash-elve kerülnek rögzítésre</w:t>
-      </w:r>
-      <w:r>
-        <w:t xml:space="preserve"> SHA256 módszerrel</w:t>
-      </w:r>
-      <w:r>
-        <w:t xml:space="preserve">, így minimálisra csökken annak esélye, ha az adatbázishoz hozzáfér egy hacker és mindenki adata érhetően előtte álljon. Az admin ellenőrzése a backend-en történik, amennyiben az adatbázis users táblájában az isAdmin mező 1, a felhasználó adminnak minősül. Kizárólag így történhet az Admin felhasználók azonosítása. </w:t>
-      </w:r>
-      <w:r>
-        <w:t>A projekt során egy nyílt forráskódú ORM (</w:t>
-      </w:r>
-      <w:r>
-        <w:t>Object-Relational Mapping</w:t>
-      </w:r>
-      <w:r>
-        <w:t xml:space="preserve">) programozási technikát, a Prisma-t használjuk, amelybe beépített SQL-injection védelem van beépítve, így lehetetlenné téve az input mezők által az adatbázis incidensét jogosulatlan személyek számára. </w:t>
-      </w:r>
-      <w:r>
-        <w:t>Így a biztonsági incidensek esélye minimalizálásra kerül.</w:t>
-      </w:r>
-    </w:p>
-    <w:p>
-      <w:pPr>
-        <w:spacing w:before="240" w:after="240"/>
-      </w:pPr>
-      <w:r>
-        <w:t>A</w:t>
-      </w:r>
-      <w:r>
-        <w:t>z adatvédelem a projekt életszerűsége, de természetéből fakadóan nem teljes megvalósítása során</w:t>
-      </w:r>
-      <w:r>
-        <w:t xml:space="preserve"> létrehoztunk a GDPR és egyéb jogi megfelelés miatt jogi dokumentumokat (ÁSZF, Adatkezelési tájékoztató és Impresszum), süti falat (CookieYes segítségével), és jelölőnégyzeteket, hogy bekérjük a felhasználó hozzájárulásait az érintett adatkezeléshez, illetve szerződés teljesítéshez.</w:t>
-      </w:r>
-      <w:r>
-        <w:t xml:space="preserve"> </w:t>
-      </w:r>
-      <w:r>
-        <w:t>Ezek alapján</w:t>
-      </w:r>
-      <w:r>
-        <w:t xml:space="preserve"> a rendszer </w:t>
-      </w:r>
-      <w:r>
-        <w:t>adatvédelme és biztonsága</w:t>
-      </w:r>
-      <w:r>
-        <w:t xml:space="preserve"> megfelel a gyakorlatban alkalmazott alapvető elvárásoknak. A fizetési tranzakciók nem kerülnek kezelésre a rendszerben; a foglalás</w:t>
-      </w:r>
-      <w:r>
-        <w:t xml:space="preserve">t </w:t>
-      </w:r>
-      <w:r>
-        <w:t>követően a vendégnek a szálloda ad tájékoztatást a fizetési módokról.</w:t>
-      </w:r>
-    </w:p>
-    <w:p>
-      <w:pPr>
-        <w:pStyle w:val="Cmsor3"/>
-        <w:keepNext w:val="0"/>
-        <w:keepLines w:val="0"/>
-        <w:spacing w:before="280"/>
-        <w:rPr>
-          <w:b/>
-          <w:color w:val="000000"/>
-          <w:sz w:val="26"/>
-          <w:szCs w:val="26"/>
-        </w:rPr>
-      </w:pPr>
-      <w:bookmarkStart w:id="6" w:name="_dreyfvhz749p" w:colFirst="0" w:colLast="0"/>
-      <w:bookmarkEnd w:id="6"/>
-      <w:r>
-        <w:rPr>
-          <w:b/>
-          <w:color w:val="000000"/>
-          <w:sz w:val="26"/>
-          <w:szCs w:val="26"/>
-        </w:rPr>
         <w:t>Megvalósítási fázisok és átadás</w:t>
       </w:r>
     </w:p>
@@ -964,10 +995,8 @@
         <w:spacing w:before="240" w:after="240"/>
       </w:pPr>
       <w:r>
-        <w:t>A weboldal elkészítése közben a dokumentáció vezetése azzal párhuzamosan történik</w:t>
-      </w:r>
-      <w:r>
-        <w:t>.</w:t>
+        <w:lastRenderedPageBreak/>
+        <w:t>A weboldal elkészítése közben a dokumentáció vezetése azzal párhuzamosan történik.</w:t>
       </w:r>
     </w:p>
     <w:p>
@@ -980,10 +1009,14 @@
     </w:p>
     <w:p>
       <w:pPr>
+        <w:spacing w:before="240" w:after="240"/>
+      </w:pPr>
+    </w:p>
+    <w:p>
+      <w:pPr>
         <w:pStyle w:val="Cmsor3"/>
       </w:pPr>
       <w:r>
-        <w:lastRenderedPageBreak/>
         <w:t>2. Projekt áttekintés és célok</w:t>
       </w:r>
     </w:p>
@@ -992,7 +1025,130 @@
         <w:pStyle w:val="NormlWeb"/>
       </w:pPr>
       <w:r>
-        <w:t>A Casita Gabriela projekt célja egy egyedi, megbízható és felhasználóbarát webes foglalórendszer megvalósítása a Casa Gabriel szálloda számára. A rendszer lehetővé teszi a vendégek számára, hogy dátum és vendégszám megadásával szűrjék a szobákat, megtekintsék a részletes leírásokat és képeket, majd néhány lépésben leadják a foglalást. Az adminisztráció számára egy átlátható admin felület biztosítja a foglalások kezelését, státuszok kezelését és a vendégkommunikációt.</w:t>
+        <w:t xml:space="preserve">A Casita Gabriela projekt célja egy egyedi, </w:t>
+      </w:r>
+      <w:r>
+        <w:t xml:space="preserve">a </w:t>
+      </w:r>
+      <w:r>
+        <w:t>részletezett</w:t>
+      </w:r>
+      <w:r>
+        <w:t xml:space="preserve"> komplexebb funkciókkal rendelkező, </w:t>
+      </w:r>
+      <w:r>
+        <w:t xml:space="preserve">megbízható és felhasználóbarát </w:t>
+      </w:r>
+      <w:r>
+        <w:t xml:space="preserve">és </w:t>
+      </w:r>
+      <w:r>
+        <w:t>adminbarát</w:t>
+      </w:r>
+      <w:r>
+        <w:t xml:space="preserve"> </w:t>
+      </w:r>
+      <w:r>
+        <w:t xml:space="preserve">webes foglalórendszer megvalósítása a Casa Gabriel szálloda számára. </w:t>
+      </w:r>
+      <w:r>
+        <w:t>Minden funkciót az életszerűség és valódi problémamegoldás figyelembevételével készítettünk el</w:t>
+      </w:r>
+      <w:r>
+        <w:t>, így jelentős szempontból hasonlít a szállás.hu és egyéb hasonló szálláshelyfoglaló weboldalakra</w:t>
+      </w:r>
+      <w:r>
+        <w:t xml:space="preserve">. </w:t>
+      </w:r>
+      <w:r>
+        <w:t>A rendszer</w:t>
+      </w:r>
+      <w:r>
+        <w:t xml:space="preserve"> egyik fő funkciója az, hogy</w:t>
+      </w:r>
+      <w:r>
+        <w:t xml:space="preserve"> lehetővé teszi a vendégek számára dátum és vendégszám megadásával szűr</w:t>
+      </w:r>
+      <w:r>
+        <w:t>ni</w:t>
+      </w:r>
+      <w:r>
+        <w:t xml:space="preserve"> a szobákat, </w:t>
+      </w:r>
+      <w:r>
+        <w:t>amik a keresés után megjelenítésre kerülnek. Ezután lehetőségük van m</w:t>
+      </w:r>
+      <w:r>
+        <w:t>egtekint</w:t>
+      </w:r>
+      <w:r>
+        <w:t>eni</w:t>
+      </w:r>
+      <w:r>
+        <w:t xml:space="preserve"> a részletes leírásokat</w:t>
+      </w:r>
+      <w:r>
+        <w:t>,</w:t>
+      </w:r>
+      <w:r>
+        <w:t xml:space="preserve"> képeket</w:t>
+      </w:r>
+      <w:r>
+        <w:t xml:space="preserve"> és minden releváns információt</w:t>
+      </w:r>
+      <w:r>
+        <w:t>, majd néhány lépésben lead</w:t>
+      </w:r>
+      <w:r>
+        <w:t>hat</w:t>
+      </w:r>
+      <w:r>
+        <w:t xml:space="preserve">ják a foglalást. </w:t>
+      </w:r>
+      <w:r>
+        <w:t xml:space="preserve">Cél volt, </w:t>
+      </w:r>
+      <w:r>
+        <w:t xml:space="preserve">hogy </w:t>
+      </w:r>
+      <w:r>
+        <w:t>a</w:t>
+      </w:r>
+      <w:r>
+        <w:t>z adminisztráció számára egy átlátható</w:t>
+      </w:r>
+      <w:r>
+        <w:t xml:space="preserve"> és hasznos</w:t>
+      </w:r>
+      <w:r>
+        <w:t xml:space="preserve"> admin felület </w:t>
+      </w:r>
+      <w:r>
+        <w:t>álljon rendelkezésre, többek között</w:t>
+      </w:r>
+      <w:r>
+        <w:t xml:space="preserve"> a foglalások</w:t>
+      </w:r>
+      <w:r>
+        <w:t>, azok</w:t>
+      </w:r>
+      <w:r>
+        <w:t xml:space="preserve"> státusz</w:t>
+      </w:r>
+      <w:r>
+        <w:t>ainak, a szobák</w:t>
+      </w:r>
+      <w:r>
+        <w:t xml:space="preserve"> kezelését és a vendégkommunikációt</w:t>
+      </w:r>
+      <w:r>
+        <w:t xml:space="preserve"> </w:t>
+      </w:r>
+      <w:r>
+        <w:t xml:space="preserve">egyszerűen </w:t>
+      </w:r>
+      <w:r>
+        <w:t>lehetővé téve.</w:t>
       </w:r>
     </w:p>
     <w:p>
@@ -1003,7 +1159,19 @@
         <w:rPr>
           <w:rStyle w:val="Kiemels2"/>
         </w:rPr>
-        <w:t>Fő célok</w:t>
+        <w:t>R</w:t>
+      </w:r>
+      <w:r>
+        <w:rPr>
+          <w:rStyle w:val="Kiemels2"/>
+        </w:rPr>
+        <w:t xml:space="preserve">észletezett </w:t>
+      </w:r>
+      <w:r>
+        <w:rPr>
+          <w:rStyle w:val="Kiemels2"/>
+        </w:rPr>
+        <w:t>célok</w:t>
       </w:r>
     </w:p>
     <w:p>
@@ -1027,7 +1195,10 @@
         </w:numPr>
       </w:pPr>
       <w:r>
-        <w:t>a szálloda arculatához illeszkedő, reszponzív felhasználói felület;</w:t>
+        <w:t xml:space="preserve">a szálloda </w:t>
+      </w:r>
+      <w:r>
+        <w:t xml:space="preserve">és nyaralási élményhez kapcsolódó színvilág és kontraszt, illetve az ehhez kapcsolódó betűtípus (fontok) alkalmazása; </w:t>
       </w:r>
     </w:p>
     <w:p>
@@ -1039,7 +1210,16 @@
         </w:numPr>
       </w:pPr>
       <w:r>
-        <w:t>adminisztrációs eszközök a napi működéshez;</w:t>
+        <w:t>általánosan elvárható</w:t>
+      </w:r>
+      <w:r>
+        <w:t xml:space="preserve"> reszponzív felhasználói</w:t>
+      </w:r>
+      <w:r>
+        <w:t xml:space="preserve"> és admin</w:t>
+      </w:r>
+      <w:r>
+        <w:t xml:space="preserve"> felület;</w:t>
       </w:r>
     </w:p>
     <w:p>
@@ -1051,7 +1231,7 @@
         </w:numPr>
       </w:pPr>
       <w:r>
-        <w:t>biztonságos adatkezelés és GDPR-kompatibilitás;</w:t>
+        <w:t>adminisztrációs eszközök a napi működéshez;</w:t>
       </w:r>
     </w:p>
     <w:p>
@@ -1063,8 +1243,20 @@
         </w:numPr>
       </w:pPr>
       <w:r>
-        <w:t>könnyű karbantarthatóság és bővíthetőség.</w:t>
-      </w:r>
+        <w:t xml:space="preserve">biztonságos </w:t>
+      </w:r>
+      <w:r>
+        <w:t>működés</w:t>
+      </w:r>
+      <w:r>
+        <w:t>;</w:t>
+      </w:r>
+    </w:p>
+    <w:p>
+      <w:pPr>
+        <w:pStyle w:val="NormlWeb"/>
+        <w:ind w:left="720"/>
+      </w:pPr>
     </w:p>
     <w:p>
       <w:pPr>
@@ -1155,6 +1347,12 @@
         </w:rPr>
         <w:t>Tipikus forgatókönyvek</w:t>
       </w:r>
+      <w:r>
+        <w:rPr>
+          <w:rStyle w:val="Kiemels2"/>
+        </w:rPr>
+        <w:t xml:space="preserve"> // IN PROGRESS</w:t>
+      </w:r>
     </w:p>
     <w:p>
       <w:pPr>
@@ -1165,7 +1363,13 @@
         </w:numPr>
       </w:pPr>
       <w:r>
-        <w:t>Gyors foglalás: vendég 3 lépésben lefoglalja a szobát.</w:t>
+        <w:t xml:space="preserve">Gyors foglalás: vendég </w:t>
+      </w:r>
+      <w:r>
+        <w:t>néhány</w:t>
+      </w:r>
+      <w:r>
+        <w:t xml:space="preserve"> lépésben lefoglalja a szobát.</w:t>
       </w:r>
     </w:p>
     <w:p>
@@ -1209,6 +1413,7 @@
         <w:pStyle w:val="Cmsor3"/>
       </w:pPr>
       <w:r>
+        <w:lastRenderedPageBreak/>
         <w:t>4. Fejlesztőkörnyezet és technológiák</w:t>
       </w:r>
     </w:p>
@@ -1390,11 +1595,13 @@
         <w:rPr>
           <w:rStyle w:val="Kiemels2"/>
         </w:rPr>
-        <w:lastRenderedPageBreak/>
         <w:t>MariaDB</w:t>
       </w:r>
       <w:r>
         <w:t xml:space="preserve"> / MySQL kompatibilis adatbázis (adatbázis dump alapján)</w:t>
+      </w:r>
+      <w:r>
+        <w:t xml:space="preserve"> // IN PROGRESS</w:t>
       </w:r>
     </w:p>
     <w:p>
@@ -1424,13 +1631,26 @@
         </w:numPr>
       </w:pPr>
       <w:r>
-        <w:rPr>
-          <w:rStyle w:val="Kiemels2"/>
-        </w:rPr>
-        <w:t>jsonwebtoken</w:t>
-      </w:r>
-      <w:r>
-        <w:t xml:space="preserve"> (JWT alapú autentikáció)</w:t>
+        <w:t>Cross-origin resource sharing (</w:t>
+      </w:r>
+      <w:r>
+        <w:rPr>
+          <w:b/>
+          <w:bCs/>
+        </w:rPr>
+        <w:t>CORS</w:t>
+      </w:r>
+      <w:r>
+        <w:t xml:space="preserve">) </w:t>
+      </w:r>
+      <w:r>
+        <w:t>(</w:t>
+      </w:r>
+      <w:r>
+        <w:t>security feature</w:t>
+      </w:r>
+      <w:r>
+        <w:t>)</w:t>
       </w:r>
     </w:p>
     <w:p>
@@ -1445,6 +1665,24 @@
         <w:rPr>
           <w:rStyle w:val="Kiemels2"/>
         </w:rPr>
+        <w:t>jsonwebtoken</w:t>
+      </w:r>
+      <w:r>
+        <w:t xml:space="preserve"> (JWT alapú autentikáció)</w:t>
+      </w:r>
+    </w:p>
+    <w:p>
+      <w:pPr>
+        <w:pStyle w:val="NormlWeb"/>
+        <w:numPr>
+          <w:ilvl w:val="0"/>
+          <w:numId w:val="84"/>
+        </w:numPr>
+      </w:pPr>
+      <w:r>
+        <w:rPr>
+          <w:rStyle w:val="Kiemels2"/>
+        </w:rPr>
         <w:t>Nodemailer</w:t>
       </w:r>
       <w:r>
@@ -1454,12 +1692,39 @@
     <w:p>
       <w:pPr>
         <w:pStyle w:val="NormlWeb"/>
+        <w:numPr>
+          <w:ilvl w:val="0"/>
+          <w:numId w:val="84"/>
+        </w:numPr>
       </w:pPr>
       <w:r>
         <w:rPr>
           <w:rStyle w:val="Kiemels2"/>
         </w:rPr>
-        <w:t>Fejlesztői eszközök</w:t>
+        <w:t>DOTENV?</w:t>
+      </w:r>
+      <w:r>
+        <w:rPr>
+          <w:rStyle w:val="Kiemels2"/>
+        </w:rPr>
+        <w:t xml:space="preserve"> // IN PROGRESS</w:t>
+      </w:r>
+    </w:p>
+    <w:p>
+      <w:pPr>
+        <w:pStyle w:val="NormlWeb"/>
+      </w:pPr>
+      <w:r>
+        <w:rPr>
+          <w:rStyle w:val="Kiemels2"/>
+        </w:rPr>
+        <w:t>Felhasznált</w:t>
+      </w:r>
+      <w:r>
+        <w:rPr>
+          <w:rStyle w:val="Kiemels2"/>
+        </w:rPr>
+        <w:t xml:space="preserve"> eszközök</w:t>
       </w:r>
     </w:p>
     <w:p>
@@ -1473,6 +1738,9 @@
       <w:r>
         <w:t>Visual Studio Code</w:t>
       </w:r>
+      <w:r>
+        <w:t xml:space="preserve"> kódoláshoz</w:t>
+      </w:r>
     </w:p>
     <w:p>
       <w:pPr>
@@ -1483,7 +1751,13 @@
         </w:numPr>
       </w:pPr>
       <w:r>
-        <w:t>Postman vagy Insomnia az API teszteléshez</w:t>
+        <w:t xml:space="preserve">Microsoft Word dokumentáció írásához (és </w:t>
+      </w:r>
+      <w:r>
+        <w:t xml:space="preserve">fejlesztés közbeni </w:t>
+      </w:r>
+      <w:r>
+        <w:t>ötletek feljegyzéséhez)</w:t>
       </w:r>
     </w:p>
     <w:p>
@@ -1495,7 +1769,7 @@
         </w:numPr>
       </w:pPr>
       <w:r>
-        <w:t>Git és GitHub a verziókezeléshez</w:t>
+        <w:t>Postman az API teszteléshez</w:t>
       </w:r>
     </w:p>
     <w:p>
@@ -1507,18 +1781,10 @@
         </w:numPr>
       </w:pPr>
       <w:r>
-        <w:t>Docker opcionális fejlesztési környezethez</w:t>
-      </w:r>
-    </w:p>
-    <w:p>
-      <w:pPr>
-        <w:pStyle w:val="NormlWeb"/>
-      </w:pPr>
-      <w:r>
-        <w:rPr>
-          <w:rStyle w:val="Kiemels2"/>
-        </w:rPr>
-        <w:t>Ajánlott verziók</w:t>
+        <w:t>Git és GitHub a verziókezeléshez</w:t>
+      </w:r>
+      <w:r>
+        <w:t xml:space="preserve"> és csoportmunkához</w:t>
       </w:r>
     </w:p>
     <w:p>
@@ -1526,19 +1792,45 @@
         <w:pStyle w:val="NormlWeb"/>
         <w:numPr>
           <w:ilvl w:val="0"/>
-          <w:numId w:val="86"/>
+          <w:numId w:val="85"/>
         </w:numPr>
       </w:pPr>
       <w:r>
-        <w:t>Node.js 20+; React 18+; Prisma 5+; MariaDB 10.4+; Vite 4+.</w:t>
-      </w:r>
+        <w:t xml:space="preserve">Figma </w:t>
+      </w:r>
+      <w:r>
+        <w:t>dizájnkészítéshez</w:t>
+      </w:r>
+    </w:p>
+    <w:p>
+      <w:pPr>
+        <w:pStyle w:val="NormlWeb"/>
+        <w:numPr>
+          <w:ilvl w:val="0"/>
+          <w:numId w:val="85"/>
+        </w:numPr>
+      </w:pPr>
+      <w:r>
+        <w:t>XAMPP és PHPMyadmin adatbázis-kapcsolathoz és adatbázis elkészítéséhez</w:t>
+      </w:r>
+    </w:p>
+    <w:p>
+      <w:pPr>
+        <w:pStyle w:val="NormlWeb"/>
+      </w:pPr>
     </w:p>
     <w:p>
       <w:pPr>
         <w:pStyle w:val="Cmsor3"/>
       </w:pPr>
       <w:r>
-        <w:t>5. Fájl- és mappastruktúra helykitöltő</w:t>
+        <w:t xml:space="preserve">5. Fájl- és mappastruktúra </w:t>
+      </w:r>
+      <w:r>
+        <w:t xml:space="preserve">// </w:t>
+      </w:r>
+      <w:r>
+        <w:t>IN PROGRESS</w:t>
       </w:r>
     </w:p>
     <w:p>
@@ -1683,6 +1975,7 @@
         <w:rPr>
           <w:rStyle w:val="HTML-kd"/>
         </w:rPr>
+        <w:lastRenderedPageBreak/>
         <w:t xml:space="preserve">    App.jsx</w:t>
       </w:r>
     </w:p>
@@ -1920,7 +2213,6 @@
         <w:rPr>
           <w:rStyle w:val="Kiemels2"/>
         </w:rPr>
-        <w:lastRenderedPageBreak/>
         <w:t>Megjegyzés</w:t>
       </w:r>
     </w:p>
@@ -2010,6 +2302,12 @@
     </w:p>
     <w:p>
       <w:pPr>
+        <w:pStyle w:val="NormlWeb"/>
+        <w:ind w:left="720"/>
+      </w:pPr>
+    </w:p>
+    <w:p>
+      <w:pPr>
         <w:pStyle w:val="Cmsor3"/>
       </w:pPr>
       <w:r>
@@ -2030,7 +2328,22 @@
         <w:t>casita_gabriela</w:t>
       </w:r>
       <w:r>
-        <w:t>. Az alábbi táblák és mezők a feltöltött SQL dump alapján kerültek részletezésre.</w:t>
+        <w:t xml:space="preserve">. </w:t>
+      </w:r>
+      <w:r>
+        <w:t xml:space="preserve">Az adatbázis több módosításon esett át, mindig a legkésbőbbi az irányadó, amelyet annak neve is jelez. </w:t>
+      </w:r>
+      <w:r>
+        <w:t xml:space="preserve">Az </w:t>
+      </w:r>
+      <w:r>
+        <w:t xml:space="preserve">adatbázis a következő táblákat </w:t>
+      </w:r>
+      <w:r>
+        <w:t>tartalmazza</w:t>
+      </w:r>
+      <w:r>
+        <w:t>:</w:t>
       </w:r>
     </w:p>
     <w:p>
@@ -2059,7 +2372,24 @@
         <w:t>id</w:t>
       </w:r>
       <w:r>
-        <w:t xml:space="preserve"> INT AUTO_INCREMENT PRIMARY KEY</w:t>
+        <w:rPr>
+          <w:rStyle w:val="Kiemels2"/>
+        </w:rPr>
+        <w:t xml:space="preserve"> </w:t>
+      </w:r>
+      <w:r>
+        <w:t>INT</w:t>
+      </w:r>
+      <w:r>
+        <w:rPr>
+          <w:rStyle w:val="Kiemels2"/>
+          <w:b w:val="0"/>
+          <w:bCs w:val="0"/>
+        </w:rPr>
+        <w:t>(5)</w:t>
+      </w:r>
+      <w:r>
+        <w:t xml:space="preserve"> AUTO_INCREMENT PRIMARY KEY</w:t>
       </w:r>
     </w:p>
     <w:p>
@@ -2079,6 +2409,9 @@
       <w:r>
         <w:t xml:space="preserve"> TEXT</w:t>
       </w:r>
+      <w:r>
+        <w:t xml:space="preserve"> </w:t>
+      </w:r>
     </w:p>
     <w:p>
       <w:pPr>
@@ -2149,7 +2482,13 @@
         <w:t>address</w:t>
       </w:r>
       <w:r>
-        <w:t xml:space="preserve"> VARCHAR(255)</w:t>
+        <w:t xml:space="preserve"> VARCHAR(</w:t>
+      </w:r>
+      <w:r>
+        <w:t>50</w:t>
+      </w:r>
+      <w:r>
+        <w:t>)</w:t>
       </w:r>
     </w:p>
     <w:p>
@@ -2185,7 +2524,13 @@
         <w:t>email</w:t>
       </w:r>
       <w:r>
-        <w:t xml:space="preserve"> VARCHAR(255) UNIQUE</w:t>
+        <w:t xml:space="preserve"> VARCHAR(</w:t>
+      </w:r>
+      <w:r>
+        <w:t>30</w:t>
+      </w:r>
+      <w:r>
+        <w:t>) UNIQUE</w:t>
       </w:r>
     </w:p>
     <w:p>
@@ -2232,7 +2577,13 @@
         <w:t>id</w:t>
       </w:r>
       <w:r>
-        <w:t xml:space="preserve"> INT AUTO_INCREMENT PRIMARY KEY</w:t>
+        <w:t xml:space="preserve"> INT</w:t>
+      </w:r>
+      <w:r>
+        <w:t xml:space="preserve">(5) </w:t>
+      </w:r>
+      <w:r>
+        <w:t>AUTO_INCREMENT PRIMARY KEY</w:t>
       </w:r>
     </w:p>
     <w:p>
@@ -2265,6 +2616,7 @@
         <w:rPr>
           <w:rStyle w:val="Kiemels2"/>
         </w:rPr>
+        <w:lastRenderedPageBreak/>
         <w:t>description</w:t>
       </w:r>
       <w:r>
@@ -2288,6 +2640,9 @@
       <w:r>
         <w:t xml:space="preserve"> INT</w:t>
       </w:r>
+      <w:r>
+        <w:t>(7)</w:t>
+      </w:r>
     </w:p>
     <w:p>
       <w:pPr>
@@ -2340,7 +2695,13 @@
         <w:t>space</w:t>
       </w:r>
       <w:r>
-        <w:t xml:space="preserve"> INT — maximális vendégszám vagy négyzetméter</w:t>
+        <w:t xml:space="preserve"> INT</w:t>
+      </w:r>
+      <w:r>
+        <w:t>(2)</w:t>
+      </w:r>
+      <w:r>
+        <w:t xml:space="preserve"> — maximális vendégszám</w:t>
       </w:r>
     </w:p>
     <w:p>
@@ -2358,16 +2719,7 @@
         <w:t>images</w:t>
       </w:r>
       <w:r>
-        <w:t xml:space="preserve"> MEDIUMBLOB — képek bináris tárolása (javasolt alternatíva: </w:t>
-      </w:r>
-      <w:r>
-        <w:rPr>
-          <w:rStyle w:val="HTML-kd"/>
-        </w:rPr>
-        <w:t>room_images</w:t>
-      </w:r>
-      <w:r>
-        <w:t xml:space="preserve"> tábla)</w:t>
+        <w:t xml:space="preserve"> MEDIUMBLOB — képek bináris tárolása</w:t>
       </w:r>
     </w:p>
     <w:p>
@@ -2396,7 +2748,13 @@
         <w:t>id</w:t>
       </w:r>
       <w:r>
-        <w:t xml:space="preserve"> INT AUTO_INCREMENT PRIMARY KEY</w:t>
+        <w:t xml:space="preserve"> INT</w:t>
+      </w:r>
+      <w:r>
+        <w:t>(5)</w:t>
+      </w:r>
+      <w:r>
+        <w:t xml:space="preserve"> AUTO_INCREMENT PRIMARY KEY</w:t>
       </w:r>
     </w:p>
     <w:p>
@@ -2452,6 +2810,9 @@
       <w:r>
         <w:t xml:space="preserve"> INT</w:t>
       </w:r>
+      <w:r>
+        <w:t>(2)</w:t>
+      </w:r>
     </w:p>
     <w:p>
       <w:pPr>
@@ -2504,7 +2865,13 @@
         <w:t>user_id</w:t>
       </w:r>
       <w:r>
-        <w:t xml:space="preserve"> INT FOREIGN KEY -&gt; users.id</w:t>
+        <w:t xml:space="preserve"> INT</w:t>
+      </w:r>
+      <w:r>
+        <w:t>(5)</w:t>
+      </w:r>
+      <w:r>
+        <w:t xml:space="preserve"> FOREIGN KEY -&gt; users.id</w:t>
       </w:r>
     </w:p>
     <w:p>
@@ -2522,7 +2889,13 @@
         <w:t>room_id</w:t>
       </w:r>
       <w:r>
-        <w:t xml:space="preserve"> INT FOREIGN KEY -&gt; room.id</w:t>
+        <w:t xml:space="preserve"> INT</w:t>
+      </w:r>
+      <w:r>
+        <w:t>(5)</w:t>
+      </w:r>
+      <w:r>
+        <w:t xml:space="preserve"> FOREIGN KEY -&gt; room.id</w:t>
       </w:r>
     </w:p>
     <w:p>
@@ -2548,11 +2921,16 @@
         <w:rPr>
           <w:rStyle w:val="Kiemels2"/>
         </w:rPr>
-        <w:lastRenderedPageBreak/>
         <w:t>id</w:t>
       </w:r>
       <w:r>
-        <w:t xml:space="preserve"> INT AUTO_INCREMENT PRIMARY KEY</w:t>
+        <w:t xml:space="preserve"> INT</w:t>
+      </w:r>
+      <w:r>
+        <w:t>(5)</w:t>
+      </w:r>
+      <w:r>
+        <w:t xml:space="preserve"> AUTO_INCREMENT PRIMARY KEY</w:t>
       </w:r>
     </w:p>
     <w:p>
@@ -2570,7 +2948,10 @@
         <w:t>stars</w:t>
       </w:r>
       <w:r>
-        <w:t xml:space="preserve"> INT (1–5)</w:t>
+        <w:t xml:space="preserve"> INT (1)</w:t>
+      </w:r>
+      <w:r>
+        <w:t xml:space="preserve"> – 1-5 csillagok</w:t>
       </w:r>
     </w:p>
     <w:p>
@@ -2606,7 +2987,13 @@
         <w:t>room_id</w:t>
       </w:r>
       <w:r>
-        <w:t xml:space="preserve"> INT FOREIGN KEY -&gt; room.id</w:t>
+        <w:t xml:space="preserve"> INT</w:t>
+      </w:r>
+      <w:r>
+        <w:t>(5)</w:t>
+      </w:r>
+      <w:r>
+        <w:t xml:space="preserve"> FOREIGN KEY -&gt; room.id</w:t>
       </w:r>
     </w:p>
     <w:p>
@@ -2822,13 +3209,28 @@
       <w:r>
         <w:t xml:space="preserve"> a lekérdezési teljesítményhez.</w:t>
       </w:r>
+      <w:r>
+        <w:t xml:space="preserve"> // IN PROGRESS</w:t>
+      </w:r>
+    </w:p>
+    <w:p>
+      <w:pPr>
+        <w:pStyle w:val="NormlWeb"/>
+        <w:ind w:left="720"/>
+      </w:pPr>
     </w:p>
     <w:p>
       <w:pPr>
         <w:pStyle w:val="Cmsor3"/>
       </w:pPr>
       <w:r>
-        <w:t>7. ER kapcsolatok és adatintegritás</w:t>
+        <w:t>7. E</w:t>
+      </w:r>
+      <w:r>
+        <w:t>K diagram, adatbázis-</w:t>
+      </w:r>
+      <w:r>
+        <w:t>kapcsolatok</w:t>
       </w:r>
     </w:p>
     <w:p>
@@ -2865,15 +3267,9 @@
         </w:rPr>
         <w:t>booking</w:t>
       </w:r>
-    </w:p>
-    <w:p>
-      <w:pPr>
-        <w:pStyle w:val="NormlWeb"/>
-        <w:numPr>
-          <w:ilvl w:val="0"/>
-          <w:numId w:val="94"/>
-        </w:numPr>
-      </w:pPr>
+      <w:r>
+        <w:t xml:space="preserve">; </w:t>
+      </w:r>
       <w:r>
         <w:rPr>
           <w:rStyle w:val="HTML-kd"/>
@@ -2889,15 +3285,9 @@
         </w:rPr>
         <w:t>booking</w:t>
       </w:r>
-    </w:p>
-    <w:p>
-      <w:pPr>
-        <w:pStyle w:val="NormlWeb"/>
-        <w:numPr>
-          <w:ilvl w:val="0"/>
-          <w:numId w:val="94"/>
-        </w:numPr>
-      </w:pPr>
+      <w:r>
+        <w:t xml:space="preserve">; </w:t>
+      </w:r>
       <w:r>
         <w:rPr>
           <w:rStyle w:val="HTML-kd"/>
@@ -2922,6 +3312,7 @@
         <w:rPr>
           <w:rStyle w:val="Kiemels2"/>
         </w:rPr>
+        <w:lastRenderedPageBreak/>
         <w:t>Adatintegritás biztosítása</w:t>
       </w:r>
     </w:p>
@@ -2946,48 +3337,88 @@
         </w:numPr>
       </w:pPr>
       <w:r>
-        <w:t>foglalás létrehozásakor tranzakció alkalmazása, hogy a foglalás és a kapcsolódó naplóbejegyzések egyszerre mentődjenek;</w:t>
-      </w:r>
-    </w:p>
-    <w:p>
-      <w:pPr>
-        <w:pStyle w:val="NormlWeb"/>
-        <w:numPr>
-          <w:ilvl w:val="0"/>
-          <w:numId w:val="95"/>
-        </w:numPr>
-      </w:pPr>
-      <w:r>
         <w:t>adatvalidáció backend oldalon minden bejövő kérésnél.</w:t>
       </w:r>
     </w:p>
     <w:p>
       <w:pPr>
         <w:pStyle w:val="NormlWeb"/>
-      </w:pPr>
-      <w:r>
         <w:rPr>
           <w:rStyle w:val="Kiemels2"/>
         </w:rPr>
-        <w:t>ER diagram helye</w:t>
-      </w:r>
-    </w:p>
-    <w:p>
-      <w:pPr>
-        <w:pStyle w:val="NormlWeb"/>
-        <w:numPr>
-          <w:ilvl w:val="0"/>
-          <w:numId w:val="96"/>
-        </w:numPr>
       </w:pPr>
       <w:r>
         <w:rPr>
           <w:rStyle w:val="Kiemels2"/>
         </w:rPr>
-        <w:t>Kép helye</w:t>
-      </w:r>
-      <w:r>
-        <w:t>: ide illessz be egy ER diagramot (PNG vagy SVG), amely vizuálisan ábrázolja a fenti kapcsolatokat.</w:t>
+        <w:t>ER diagram</w:t>
+      </w:r>
+    </w:p>
+    <w:p>
+      <w:pPr>
+        <w:pStyle w:val="NormlWeb"/>
+      </w:pPr>
+      <w:r>
+        <w:rPr>
+          <w:noProof/>
+        </w:rPr>
+        <w:drawing>
+          <wp:inline distT="0" distB="0" distL="0" distR="0" wp14:anchorId="6A73E0E0" wp14:editId="1C6E0A44">
+            <wp:extent cx="2889504" cy="3328696"/>
+            <wp:effectExtent l="0" t="0" r="6350" b="5080"/>
+            <wp:docPr id="1" name="Kép 1"/>
+            <wp:cNvGraphicFramePr>
+              <a:graphicFrameLocks xmlns:a="http://schemas.openxmlformats.org/drawingml/2006/main" noChangeAspect="1"/>
+            </wp:cNvGraphicFramePr>
+            <a:graphic xmlns:a="http://schemas.openxmlformats.org/drawingml/2006/main">
+              <a:graphicData uri="http://schemas.openxmlformats.org/drawingml/2006/picture">
+                <pic:pic xmlns:pic="http://schemas.openxmlformats.org/drawingml/2006/picture">
+                  <pic:nvPicPr>
+                    <pic:cNvPr id="0" name="Picture 1"/>
+                    <pic:cNvPicPr>
+                      <a:picLocks noChangeAspect="1" noChangeArrowheads="1"/>
+                    </pic:cNvPicPr>
+                  </pic:nvPicPr>
+                  <pic:blipFill>
+                    <a:blip r:embed="rId5">
+                      <a:extLst>
+                        <a:ext uri="{28A0092B-C50C-407E-A947-70E740481C1C}">
+                          <a14:useLocalDpi xmlns:a14="http://schemas.microsoft.com/office/drawing/2010/main" val="0"/>
+                        </a:ext>
+                      </a:extLst>
+                    </a:blip>
+                    <a:srcRect/>
+                    <a:stretch>
+                      <a:fillRect/>
+                    </a:stretch>
+                  </pic:blipFill>
+                  <pic:spPr bwMode="auto">
+                    <a:xfrm>
+                      <a:off x="0" y="0"/>
+                      <a:ext cx="2893264" cy="3333028"/>
+                    </a:xfrm>
+                    <a:prstGeom prst="rect">
+                      <a:avLst/>
+                    </a:prstGeom>
+                    <a:noFill/>
+                    <a:ln>
+                      <a:noFill/>
+                    </a:ln>
+                  </pic:spPr>
+                </pic:pic>
+              </a:graphicData>
+            </a:graphic>
+          </wp:inline>
+        </w:drawing>
+      </w:r>
+    </w:p>
+    <w:p>
+      <w:pPr>
+        <w:pStyle w:val="NormlWeb"/>
+        <w:ind w:left="720"/>
+      </w:pPr>
+      <w:r>
+        <w:t>// INNEN FOLYTATNI</w:t>
       </w:r>
     </w:p>
     <w:p>
@@ -3044,7 +3475,6 @@
         <w:rPr>
           <w:rStyle w:val="Kiemels2"/>
         </w:rPr>
-        <w:lastRenderedPageBreak/>
         <w:t>Bemenet</w:t>
       </w:r>
       <w:r>
@@ -3266,6 +3696,7 @@
         <w:rPr>
           <w:rStyle w:val="Kiemels2"/>
         </w:rPr>
+        <w:lastRenderedPageBreak/>
         <w:t>Művelet</w:t>
       </w:r>
       <w:r>
@@ -3733,9 +4164,14 @@
         </w:numPr>
       </w:pPr>
       <w:r>
-        <w:lastRenderedPageBreak/>
         <w:t>minden kritikus művelet naplózása (foglalás létrehozva, státusz változott, e-mail küldés sikertelen).</w:t>
       </w:r>
+    </w:p>
+    <w:p>
+      <w:pPr>
+        <w:pStyle w:val="NormlWeb"/>
+        <w:ind w:left="720"/>
+      </w:pPr>
     </w:p>
     <w:p>
       <w:pPr>
@@ -3822,6 +4258,7 @@
         <w:rPr>
           <w:rStyle w:val="Kiemels2"/>
         </w:rPr>
+        <w:lastRenderedPageBreak/>
         <w:t>Login</w:t>
       </w:r>
       <w:r>
@@ -4075,6 +4512,12 @@
     </w:p>
     <w:p>
       <w:pPr>
+        <w:pStyle w:val="NormlWeb"/>
+        <w:ind w:left="720"/>
+      </w:pPr>
+    </w:p>
+    <w:p>
+      <w:pPr>
         <w:pStyle w:val="Cmsor3"/>
       </w:pPr>
       <w:r>
@@ -4244,7 +4687,6 @@
         <w:rPr>
           <w:rStyle w:val="Kiemels2"/>
         </w:rPr>
-        <w:lastRenderedPageBreak/>
         <w:t>Üzleti szabályok</w:t>
       </w:r>
     </w:p>
@@ -4304,6 +4746,12 @@
     </w:p>
     <w:p>
       <w:pPr>
+        <w:pStyle w:val="NormlWeb"/>
+        <w:ind w:left="720"/>
+      </w:pPr>
+    </w:p>
+    <w:p>
+      <w:pPr>
         <w:pStyle w:val="Cmsor3"/>
       </w:pPr>
       <w:r>
@@ -4465,6 +4913,12 @@
     </w:p>
     <w:p>
       <w:pPr>
+        <w:pStyle w:val="NormlWeb"/>
+        <w:ind w:left="720"/>
+      </w:pPr>
+    </w:p>
+    <w:p>
+      <w:pPr>
         <w:pStyle w:val="Cmsor3"/>
       </w:pPr>
       <w:r>
@@ -4632,6 +5086,12 @@
     </w:p>
     <w:p>
       <w:pPr>
+        <w:pStyle w:val="NormlWeb"/>
+        <w:ind w:left="720"/>
+      </w:pPr>
+    </w:p>
+    <w:p>
+      <w:pPr>
         <w:pStyle w:val="Cmsor3"/>
       </w:pPr>
       <w:r>
@@ -4794,6 +5254,12 @@
     </w:p>
     <w:p>
       <w:pPr>
+        <w:pStyle w:val="NormlWeb"/>
+        <w:ind w:left="720"/>
+      </w:pPr>
+    </w:p>
+    <w:p>
+      <w:pPr>
         <w:pStyle w:val="Cmsor3"/>
       </w:pPr>
       <w:r>
@@ -4943,9 +5409,16 @@
     </w:p>
     <w:p>
       <w:pPr>
+        <w:pStyle w:val="NormlWeb"/>
+        <w:ind w:left="720"/>
+      </w:pPr>
+    </w:p>
+    <w:p>
+      <w:pPr>
         <w:pStyle w:val="Cmsor3"/>
       </w:pPr>
       <w:r>
+        <w:lastRenderedPageBreak/>
         <w:t>15. Üzemeltetés, telepítés és karbantartás</w:t>
       </w:r>
     </w:p>
@@ -4993,7 +5466,6 @@
         </w:numPr>
       </w:pPr>
       <w:r>
-        <w:lastRenderedPageBreak/>
         <w:t xml:space="preserve">környezeti változók </w:t>
       </w:r>
       <w:r>
@@ -5102,6 +5574,12 @@
     </w:p>
     <w:p>
       <w:pPr>
+        <w:pStyle w:val="NormlWeb"/>
+        <w:ind w:left="720"/>
+      </w:pPr>
+    </w:p>
+    <w:p>
+      <w:pPr>
         <w:pStyle w:val="Cmsor3"/>
       </w:pPr>
       <w:r>
@@ -5248,10 +5726,22 @@
     </w:p>
     <w:p>
       <w:pPr>
+        <w:pStyle w:val="NormlWeb"/>
+        <w:ind w:left="720"/>
+      </w:pPr>
+    </w:p>
+    <w:p>
+      <w:pPr>
         <w:pStyle w:val="Cmsor3"/>
       </w:pPr>
       <w:r>
-        <w:t>17. Mellékletek helyei képek és diagramok számára</w:t>
+        <w:t xml:space="preserve">17. Mellékletek helyei </w:t>
+      </w:r>
+      <w:r>
+        <w:t>képek</w:t>
+      </w:r>
+      <w:r>
+        <w:t xml:space="preserve"> és diagramok számára</w:t>
       </w:r>
     </w:p>
     <w:p>
@@ -5283,6 +5773,7 @@
         <w:rPr>
           <w:rStyle w:val="Kiemels2"/>
         </w:rPr>
+        <w:lastRenderedPageBreak/>
         <w:t>Kép A</w:t>
       </w:r>
       <w:r>
@@ -5392,13 +5883,15 @@
       <w:r>
         <w:t>: PNG vagy JPG, 150–300 DPI, szélesség 1200–2000 px a jó megjelenéshez Word-ben.</w:t>
       </w:r>
+      <w:r>
+        <w:br/>
+      </w:r>
     </w:p>
     <w:p>
       <w:pPr>
         <w:pStyle w:val="Cmsor3"/>
       </w:pPr>
       <w:r>
-        <w:lastRenderedPageBreak/>
         <w:t>18. Összefoglalás és köszönetnyilvánítás</w:t>
       </w:r>
     </w:p>
@@ -5409,11 +5902,6 @@
       <w:r>
         <w:t>Ez a dokumentáció a Casita Gabriela projekt technikai és felhasználói oldalát részletesen lefedi. A cél egy olyan, vizsgaremek szintű anyag elkészítése volt, amelyet közvetlenül be tudsz illeszteni a Word dokumentumodba: a bevezetőt a dokumentum elejére helyezd, a többi fejezetet pedig a fentiek szerint szerkeszd tovább. Köszönet a projektért és a részletes inputokért — a dokumentum a te munkádra épül, és úgy íródott, hogy a te hangod és szándékaid tükröződjenek benne.</w:t>
       </w:r>
-    </w:p>
-    <w:p>
-      <w:pPr>
-        <w:spacing w:before="240" w:after="240"/>
-      </w:pPr>
     </w:p>
     <w:sectPr>
       <w:pgSz w:w="11909" w:h="16834"/>
@@ -25151,7 +25639,6 @@
   <w:style w:type="character" w:default="1" w:styleId="Bekezdsalapbettpusa">
     <w:name w:val="Default Paragraph Font"/>
     <w:uiPriority w:val="1"/>
-    <w:semiHidden/>
     <w:unhideWhenUsed/>
   </w:style>
   <w:style w:type="table" w:default="1" w:styleId="Normltblzat">

--- a/Casita Gabriela vizsgaremek projektfeladat.docx
+++ b/Casita Gabriela vizsgaremek projektfeladat.docx
@@ -3351,7 +3351,19 @@
         <w:rPr>
           <w:rStyle w:val="Kiemels2"/>
         </w:rPr>
-        <w:t>ER diagram</w:t>
+        <w:t>E</w:t>
+      </w:r>
+      <w:r>
+        <w:rPr>
+          <w:rStyle w:val="Kiemels2"/>
+        </w:rPr>
+        <w:t>K</w:t>
+      </w:r>
+      <w:r>
+        <w:rPr>
+          <w:rStyle w:val="Kiemels2"/>
+        </w:rPr>
+        <w:t xml:space="preserve"> diagram</w:t>
       </w:r>
     </w:p>
     <w:p>
@@ -3415,10 +3427,9 @@
     <w:p>
       <w:pPr>
         <w:pStyle w:val="NormlWeb"/>
-        <w:ind w:left="720"/>
-      </w:pPr>
-      <w:r>
-        <w:t>// INNEN FOLYTATNI</w:t>
+      </w:pPr>
+      <w:r>
+        <w:t xml:space="preserve">// ÁTNÉZNI </w:t>
       </w:r>
     </w:p>
     <w:p>
@@ -4180,6 +4191,15 @@
       <w:r>
         <w:t>9. Frontend architektúra és komponensek részletesen</w:t>
       </w:r>
+      <w:r>
+        <w:t xml:space="preserve"> // A VÉGÉN KÉPEK</w:t>
+      </w:r>
+      <w:r>
+        <w:t xml:space="preserve"> ÉS KIBŐVÍTÉS</w:t>
+      </w:r>
+      <w:r>
+        <w:t xml:space="preserve"> IDE</w:t>
+      </w:r>
     </w:p>
     <w:p>
       <w:pPr>
@@ -4199,15 +4219,25 @@
           <w:ilvl w:val="0"/>
           <w:numId w:val="103"/>
         </w:numPr>
-      </w:pPr>
-      <w:r>
         <w:rPr>
           <w:rStyle w:val="Kiemels2"/>
-        </w:rPr>
-        <w:t>Home</w:t>
-      </w:r>
-      <w:r>
-        <w:t xml:space="preserve"> — hero kép, keresőpanel, kiemelt szobák. (Kép helye: hero)</w:t>
+          <w:b w:val="0"/>
+          <w:bCs w:val="0"/>
+        </w:rPr>
+      </w:pPr>
+      <w:r>
+        <w:rPr>
+          <w:rStyle w:val="Kiemels2"/>
+        </w:rPr>
+        <w:t xml:space="preserve">About.jsx – </w:t>
+      </w:r>
+      <w:r>
+        <w:rPr>
+          <w:rStyle w:val="Kiemels2"/>
+          <w:b w:val="0"/>
+          <w:bCs w:val="0"/>
+        </w:rPr>
+        <w:t>A szálloda Rólunk oldala, amely minden információt tartalmaz a felhasználó számára a szállodáról.</w:t>
       </w:r>
     </w:p>
     <w:p>
@@ -4217,15 +4247,26 @@
           <w:ilvl w:val="0"/>
           <w:numId w:val="103"/>
         </w:numPr>
-      </w:pPr>
-      <w:r>
         <w:rPr>
           <w:rStyle w:val="Kiemels2"/>
-        </w:rPr>
-        <w:t>Rooms</w:t>
-      </w:r>
-      <w:r>
-        <w:t xml:space="preserve"> — lista nézet, szűrők, lapozás.</w:t>
+          <w:b w:val="0"/>
+          <w:bCs w:val="0"/>
+        </w:rPr>
+      </w:pPr>
+      <w:r>
+        <w:rPr>
+          <w:rStyle w:val="Kiemels2"/>
+        </w:rPr>
+        <w:lastRenderedPageBreak/>
+        <w:t xml:space="preserve">Contact.jsx – </w:t>
+      </w:r>
+      <w:r>
+        <w:rPr>
+          <w:rStyle w:val="Kiemels2"/>
+          <w:b w:val="0"/>
+          <w:bCs w:val="0"/>
+        </w:rPr>
+        <w:t>A szálloda kapcsolat oldala, ahol az elérhetőségek és a kapcsolati űrlap található, amelyen a felhasználó felveszi a kapcsolatot a szállodával</w:t>
       </w:r>
     </w:p>
     <w:p>
@@ -4235,15 +4276,25 @@
           <w:ilvl w:val="0"/>
           <w:numId w:val="103"/>
         </w:numPr>
-      </w:pPr>
-      <w:r>
         <w:rPr>
           <w:rStyle w:val="Kiemels2"/>
-        </w:rPr>
-        <w:t>RoomDetails</w:t>
-      </w:r>
-      <w:r>
-        <w:t xml:space="preserve"> — galéria, részletes leírás, foglaló űrlap. (Kép helye: galéria)</w:t>
+          <w:b w:val="0"/>
+          <w:bCs w:val="0"/>
+        </w:rPr>
+      </w:pPr>
+      <w:r>
+        <w:rPr>
+          <w:rStyle w:val="Kiemels2"/>
+        </w:rPr>
+        <w:t xml:space="preserve">Adatkezeles.jsx – </w:t>
+      </w:r>
+      <w:r>
+        <w:rPr>
+          <w:rStyle w:val="Kiemels2"/>
+          <w:b w:val="0"/>
+          <w:bCs w:val="0"/>
+        </w:rPr>
+        <w:t>Adatkezelési tájékoztató oldala</w:t>
       </w:r>
     </w:p>
     <w:p>
@@ -4253,16 +4304,25 @@
           <w:ilvl w:val="0"/>
           <w:numId w:val="103"/>
         </w:numPr>
-      </w:pPr>
-      <w:r>
         <w:rPr>
           <w:rStyle w:val="Kiemels2"/>
-        </w:rPr>
-        <w:lastRenderedPageBreak/>
-        <w:t>Login</w:t>
-      </w:r>
-      <w:r>
-        <w:t xml:space="preserve"> — admin bejelentkezés.</w:t>
+          <w:b w:val="0"/>
+          <w:bCs w:val="0"/>
+        </w:rPr>
+      </w:pPr>
+      <w:r>
+        <w:rPr>
+          <w:rStyle w:val="Kiemels2"/>
+        </w:rPr>
+        <w:t xml:space="preserve">Aszf.jsx – </w:t>
+      </w:r>
+      <w:r>
+        <w:rPr>
+          <w:rStyle w:val="Kiemels2"/>
+          <w:b w:val="0"/>
+          <w:bCs w:val="0"/>
+        </w:rPr>
+        <w:t>Általános Szerződési Feltételek oldala</w:t>
       </w:r>
     </w:p>
     <w:p>
@@ -4272,20 +4332,291 @@
           <w:ilvl w:val="0"/>
           <w:numId w:val="103"/>
         </w:numPr>
-      </w:pPr>
-      <w:r>
         <w:rPr>
           <w:rStyle w:val="Kiemels2"/>
-        </w:rPr>
-        <w:t>Admin</w:t>
-      </w:r>
-      <w:r>
-        <w:t xml:space="preserve"> — dashboard, foglaláslista, szobaszerkesztő.</w:t>
-      </w:r>
-    </w:p>
-    <w:p>
-      <w:pPr>
-        <w:pStyle w:val="NormlWeb"/>
+          <w:b w:val="0"/>
+          <w:bCs w:val="0"/>
+        </w:rPr>
+      </w:pPr>
+      <w:r>
+        <w:rPr>
+          <w:rStyle w:val="Kiemels2"/>
+        </w:rPr>
+        <w:t xml:space="preserve">Impresszum.jsx – </w:t>
+      </w:r>
+      <w:r>
+        <w:rPr>
+          <w:rStyle w:val="Kiemels2"/>
+          <w:b w:val="0"/>
+          <w:bCs w:val="0"/>
+        </w:rPr>
+        <w:t>A szálloda szolgáltatójának adatait tartalmazó jogi oldal.</w:t>
+      </w:r>
+    </w:p>
+    <w:p>
+      <w:pPr>
+        <w:pStyle w:val="NormlWeb"/>
+        <w:numPr>
+          <w:ilvl w:val="0"/>
+          <w:numId w:val="103"/>
+        </w:numPr>
+        <w:rPr>
+          <w:rStyle w:val="Kiemels2"/>
+          <w:b w:val="0"/>
+          <w:bCs w:val="0"/>
+        </w:rPr>
+      </w:pPr>
+      <w:r>
+        <w:rPr>
+          <w:rStyle w:val="Kiemels2"/>
+        </w:rPr>
+        <w:t xml:space="preserve">AdminKezeles.jsx – </w:t>
+      </w:r>
+      <w:r>
+        <w:t>Az admin szoba módosítás/hozzáadás oldala, ahol a</w:t>
+      </w:r>
+      <w:r>
+        <w:t xml:space="preserve"> foglalás- és értékeléslista</w:t>
+      </w:r>
+      <w:r>
+        <w:t xml:space="preserve"> jelenik meg</w:t>
+      </w:r>
+      <w:r>
+        <w:t xml:space="preserve">, </w:t>
+      </w:r>
+      <w:r>
+        <w:t xml:space="preserve">a </w:t>
+      </w:r>
+      <w:r>
+        <w:t>szoba módosítását és szoba hozzáadását szolgáló aloldal</w:t>
+      </w:r>
+      <w:r>
+        <w:t xml:space="preserve"> az Admin.jsx-en belül.</w:t>
+      </w:r>
+    </w:p>
+    <w:p>
+      <w:pPr>
+        <w:pStyle w:val="NormlWeb"/>
+        <w:numPr>
+          <w:ilvl w:val="0"/>
+          <w:numId w:val="103"/>
+        </w:numPr>
+      </w:pPr>
+      <w:r>
+        <w:rPr>
+          <w:rStyle w:val="Kiemels2"/>
+        </w:rPr>
+        <w:t>Home</w:t>
+      </w:r>
+      <w:r>
+        <w:rPr>
+          <w:rStyle w:val="Kiemels2"/>
+        </w:rPr>
+        <w:t>.jsx</w:t>
+      </w:r>
+      <w:r>
+        <w:t xml:space="preserve"> — hero kép, keresőpanel, </w:t>
+      </w:r>
+      <w:r>
+        <w:t xml:space="preserve">esetlegesen ajánlatok, </w:t>
+      </w:r>
+      <w:r>
+        <w:t>kiemelt</w:t>
+      </w:r>
+      <w:r>
+        <w:t xml:space="preserve"> és egyéb megnevezéssel ellátott</w:t>
+      </w:r>
+      <w:r>
+        <w:t xml:space="preserve"> szobák</w:t>
+      </w:r>
+      <w:r>
+        <w:t>. Ez nem mindegyik szobát jelenti.</w:t>
+      </w:r>
+      <w:r>
+        <w:t xml:space="preserve"> (Kép helye: hero)</w:t>
+      </w:r>
+    </w:p>
+    <w:p>
+      <w:pPr>
+        <w:pStyle w:val="NormlWeb"/>
+        <w:numPr>
+          <w:ilvl w:val="0"/>
+          <w:numId w:val="103"/>
+        </w:numPr>
+      </w:pPr>
+      <w:r>
+        <w:rPr>
+          <w:rStyle w:val="Kiemels2"/>
+        </w:rPr>
+        <w:t>Rooms</w:t>
+      </w:r>
+      <w:r>
+        <w:rPr>
+          <w:rStyle w:val="Kiemels2"/>
+        </w:rPr>
+        <w:t>.jsx</w:t>
+      </w:r>
+      <w:r>
+        <w:t xml:space="preserve"> — lista nézet, szűrők, lapozás.</w:t>
+      </w:r>
+      <w:r>
+        <w:t xml:space="preserve"> Ez a szoba akkor jön be, </w:t>
+      </w:r>
+      <w:r>
+        <w:t xml:space="preserve">miután </w:t>
+      </w:r>
+      <w:r>
+        <w:t>megtörtént a keresés</w:t>
+      </w:r>
+    </w:p>
+    <w:p>
+      <w:pPr>
+        <w:pStyle w:val="NormlWeb"/>
+        <w:numPr>
+          <w:ilvl w:val="0"/>
+          <w:numId w:val="103"/>
+        </w:numPr>
+      </w:pPr>
+      <w:r>
+        <w:rPr>
+          <w:rStyle w:val="Kiemels2"/>
+        </w:rPr>
+        <w:t>RoomDetails</w:t>
+      </w:r>
+      <w:r>
+        <w:rPr>
+          <w:rStyle w:val="Kiemels2"/>
+        </w:rPr>
+        <w:t>.jsx</w:t>
+      </w:r>
+      <w:r>
+        <w:t xml:space="preserve"> — galéria, részletes leírás, foglaló űrlap. (Kép helye: galéria)</w:t>
+      </w:r>
+      <w:r>
+        <w:t xml:space="preserve"> // IN PROGRESS</w:t>
+      </w:r>
+    </w:p>
+    <w:p>
+      <w:pPr>
+        <w:pStyle w:val="NormlWeb"/>
+        <w:numPr>
+          <w:ilvl w:val="0"/>
+          <w:numId w:val="103"/>
+        </w:numPr>
+      </w:pPr>
+      <w:r>
+        <w:rPr>
+          <w:rStyle w:val="Kiemels2"/>
+        </w:rPr>
+        <w:t>Login</w:t>
+      </w:r>
+      <w:r>
+        <w:rPr>
+          <w:rStyle w:val="Kiemels2"/>
+        </w:rPr>
+        <w:t>.jsx</w:t>
+      </w:r>
+      <w:r>
+        <w:t xml:space="preserve"> — admin</w:t>
+      </w:r>
+      <w:r>
+        <w:t xml:space="preserve"> és felhasználó</w:t>
+      </w:r>
+      <w:r>
+        <w:t xml:space="preserve"> bejelentkezés.</w:t>
+      </w:r>
+    </w:p>
+    <w:p>
+      <w:pPr>
+        <w:pStyle w:val="NormlWeb"/>
+        <w:numPr>
+          <w:ilvl w:val="0"/>
+          <w:numId w:val="103"/>
+        </w:numPr>
+      </w:pPr>
+      <w:r>
+        <w:rPr>
+          <w:rStyle w:val="Kiemels2"/>
+        </w:rPr>
+        <w:t>Regis</w:t>
+      </w:r>
+      <w:r>
+        <w:rPr>
+          <w:rStyle w:val="Kiemels2"/>
+        </w:rPr>
+        <w:t>tration.jsx</w:t>
+      </w:r>
+      <w:r>
+        <w:rPr>
+          <w:rStyle w:val="Kiemels2"/>
+        </w:rPr>
+        <w:t xml:space="preserve"> </w:t>
+      </w:r>
+      <w:r>
+        <w:rPr>
+          <w:b/>
+          <w:bCs/>
+        </w:rPr>
+        <w:t xml:space="preserve">– </w:t>
+      </w:r>
+      <w:r>
+        <w:t>felhasználó regisztráció</w:t>
+      </w:r>
+      <w:r>
+        <w:t>.</w:t>
+      </w:r>
+    </w:p>
+    <w:p>
+      <w:pPr>
+        <w:pStyle w:val="NormlWeb"/>
+        <w:numPr>
+          <w:ilvl w:val="0"/>
+          <w:numId w:val="103"/>
+        </w:numPr>
+        <w:rPr>
+          <w:rStyle w:val="Kiemels2"/>
+          <w:b w:val="0"/>
+          <w:bCs w:val="0"/>
+        </w:rPr>
+      </w:pPr>
+      <w:r>
+        <w:rPr>
+          <w:rStyle w:val="Kiemels2"/>
+        </w:rPr>
+        <w:t>Admi</w:t>
+      </w:r>
+      <w:r>
+        <w:rPr>
+          <w:rStyle w:val="Kiemels2"/>
+        </w:rPr>
+        <w:t>n</w:t>
+      </w:r>
+      <w:r>
+        <w:rPr>
+          <w:rStyle w:val="Kiemels2"/>
+        </w:rPr>
+        <w:t>.jsx</w:t>
+      </w:r>
+      <w:r>
+        <w:rPr>
+          <w:rStyle w:val="Kiemels2"/>
+        </w:rPr>
+        <w:t xml:space="preserve"> </w:t>
+      </w:r>
+      <w:r>
+        <w:t xml:space="preserve">— </w:t>
+      </w:r>
+      <w:r>
+        <w:t xml:space="preserve">Admin </w:t>
+      </w:r>
+      <w:r>
+        <w:t>dashboard</w:t>
+      </w:r>
+    </w:p>
+    <w:p>
+      <w:pPr>
+        <w:pStyle w:val="NormlWeb"/>
+        <w:ind w:left="360"/>
       </w:pPr>
       <w:r>
         <w:rPr>
@@ -4306,7 +4637,13 @@
         <w:rPr>
           <w:rStyle w:val="Kiemels2"/>
         </w:rPr>
-        <w:t>Header</w:t>
+        <w:t>Navigation</w:t>
+      </w:r>
+      <w:r>
+        <w:rPr>
+          <w:rStyle w:val="Kiemels2"/>
+        </w:rPr>
+        <w:t>.jsx</w:t>
       </w:r>
       <w:r>
         <w:t xml:space="preserve"> — navigáció, bejelentkezés állapota.</w:t>
@@ -4327,6 +4664,12 @@
         <w:t>Footer</w:t>
       </w:r>
       <w:r>
+        <w:rPr>
+          <w:rStyle w:val="Kiemels2"/>
+        </w:rPr>
+        <w:t>.jsx</w:t>
+      </w:r>
+      <w:r>
         <w:t xml:space="preserve"> — elérhetőségek, jogi információk.</w:t>
       </w:r>
     </w:p>
@@ -4342,10 +4685,37 @@
         <w:rPr>
           <w:rStyle w:val="Kiemels2"/>
         </w:rPr>
-        <w:t>RoomCard</w:t>
-      </w:r>
-      <w:r>
-        <w:t xml:space="preserve"> — kép, rövid leírás, ár, foglalás gomb.</w:t>
+        <w:t>Offer</w:t>
+      </w:r>
+      <w:r>
+        <w:rPr>
+          <w:rStyle w:val="Kiemels2"/>
+        </w:rPr>
+        <w:t>Admin</w:t>
+      </w:r>
+      <w:r>
+        <w:rPr>
+          <w:rStyle w:val="Kiemels2"/>
+        </w:rPr>
+        <w:t>.jsx</w:t>
+      </w:r>
+      <w:r>
+        <w:t xml:space="preserve"> — </w:t>
+      </w:r>
+      <w:r>
+        <w:t>Home oldalon</w:t>
+      </w:r>
+      <w:r>
+        <w:t xml:space="preserve"> megjelenő szoba kártyák minimális információval, mint </w:t>
+      </w:r>
+      <w:r>
+        <w:t xml:space="preserve">kép, ár, </w:t>
+      </w:r>
+      <w:r>
+        <w:t>megnevezés</w:t>
+      </w:r>
+      <w:r>
+        <w:t>.</w:t>
       </w:r>
     </w:p>
     <w:p>
@@ -4360,10 +4730,27 @@
         <w:rPr>
           <w:rStyle w:val="Kiemels2"/>
         </w:rPr>
-        <w:t>BookingForm</w:t>
-      </w:r>
-      <w:r>
-        <w:t xml:space="preserve"> — dátumválasztó, vendégszám, személyes adatok.</w:t>
+        <w:t>OfferAdminEdit</w:t>
+      </w:r>
+      <w:r>
+        <w:rPr>
+          <w:b/>
+          <w:bCs/>
+        </w:rPr>
+        <w:t>.jsx</w:t>
+      </w:r>
+      <w:r>
+        <w:t xml:space="preserve"> </w:t>
+      </w:r>
+      <w:r>
+        <w:rPr>
+          <w:b/>
+          <w:bCs/>
+        </w:rPr>
+        <w:t xml:space="preserve">– </w:t>
+      </w:r>
+      <w:r>
+        <w:t>Az Admin oldalon megjelenő szobakártyák, amelyekre kattintáskor megnyílik az AdminKezeles.jsx</w:t>
       </w:r>
     </w:p>
     <w:p>
@@ -4378,33 +4765,15 @@
         <w:rPr>
           <w:rStyle w:val="Kiemels2"/>
         </w:rPr>
-        <w:t>ImageGallery</w:t>
-      </w:r>
-      <w:r>
-        <w:t xml:space="preserve"> — képek lapozása, nagyítás.</w:t>
-      </w:r>
-    </w:p>
-    <w:p>
-      <w:pPr>
-        <w:pStyle w:val="NormlWeb"/>
-      </w:pPr>
+        <w:t xml:space="preserve">ProtectedRoute – </w:t>
+      </w:r>
       <w:r>
         <w:rPr>
           <w:rStyle w:val="Kiemels2"/>
-        </w:rPr>
-        <w:t>Állapotkezelés</w:t>
-      </w:r>
-    </w:p>
-    <w:p>
-      <w:pPr>
-        <w:pStyle w:val="NormlWeb"/>
-        <w:numPr>
-          <w:ilvl w:val="0"/>
-          <w:numId w:val="105"/>
-        </w:numPr>
-      </w:pPr>
-      <w:r>
-        <w:t>kisebb projekt esetén React Context elegendő; ha bővülés várható, érdemes Redux vagy más megoldás bevezetése.</w:t>
+          <w:b w:val="0"/>
+          <w:bCs w:val="0"/>
+        </w:rPr>
+        <w:t>Bejelentkezés általi hozzáférésű oldalakhoz létrehozott komponens</w:t>
       </w:r>
     </w:p>
     <w:p>
@@ -4430,10 +4799,16 @@
         <w:rPr>
           <w:rStyle w:val="HTML-kd"/>
         </w:rPr>
-        <w:t>services/apis.js</w:t>
-      </w:r>
-      <w:r>
-        <w:t xml:space="preserve"> tartalmazza az Axios példányt és a wrapper függvényeket (pl. </w:t>
+        <w:t>services/api.js</w:t>
+      </w:r>
+      <w:r>
+        <w:t xml:space="preserve"> tartalmazza az Axios példányt </w:t>
+      </w:r>
+      <w:r>
+        <w:t xml:space="preserve">// IN PROGRESS </w:t>
+      </w:r>
+      <w:r>
+        <w:t xml:space="preserve">és a wrapper függvényeket (pl. </w:t>
       </w:r>
       <w:r>
         <w:rPr>
@@ -4472,6 +4847,20 @@
           <w:rStyle w:val="Kiemels2"/>
         </w:rPr>
         <w:t>Hozzáférhetőség és UX</w:t>
+      </w:r>
+      <w:r>
+        <w:rPr>
+          <w:rStyle w:val="Kiemels2"/>
+        </w:rPr>
+        <w:t xml:space="preserve"> </w:t>
+      </w:r>
+      <w:r>
+        <w:rPr>
+          <w:rStyle w:val="Kiemels2"/>
+          <w:b w:val="0"/>
+          <w:bCs w:val="0"/>
+        </w:rPr>
+        <w:t>// IN PROGRESS</w:t>
       </w:r>
     </w:p>
     <w:p>
@@ -4483,7 +4872,7 @@
         </w:numPr>
       </w:pPr>
       <w:r>
-        <w:t>űrlapok validálása, érthető hibaüzenetek;</w:t>
+        <w:t>könnyen kezelhető és logikus oldalfelépítés</w:t>
       </w:r>
     </w:p>
     <w:p>
@@ -4495,7 +4884,7 @@
         </w:numPr>
       </w:pPr>
       <w:r>
-        <w:t>mobilbarát elrendezés;</w:t>
+        <w:t>űrlapok validálása</w:t>
       </w:r>
     </w:p>
     <w:p>
@@ -4507,6 +4896,18 @@
         </w:numPr>
       </w:pPr>
       <w:r>
+        <w:t>mobilbarát elrendezés;</w:t>
+      </w:r>
+    </w:p>
+    <w:p>
+      <w:pPr>
+        <w:pStyle w:val="NormlWeb"/>
+        <w:numPr>
+          <w:ilvl w:val="0"/>
+          <w:numId w:val="107"/>
+        </w:numPr>
+      </w:pPr>
+      <w:r>
         <w:t>képek alt szövegekkel az akadálymentességért.</w:t>
       </w:r>
     </w:p>
@@ -4550,7 +4951,39 @@
         <w:t>Keresés</w:t>
       </w:r>
       <w:r>
-        <w:t>: vendég megadja érkezési és távozási dátumot, vendégek számát.</w:t>
+        <w:rPr>
+          <w:rStyle w:val="Kiemels2"/>
+        </w:rPr>
+        <w:t xml:space="preserve"> </w:t>
+      </w:r>
+      <w:r>
+        <w:rPr>
+          <w:rStyle w:val="Kiemels2"/>
+          <w:b w:val="0"/>
+          <w:bCs w:val="0"/>
+        </w:rPr>
+        <w:t xml:space="preserve">vagy </w:t>
+      </w:r>
+      <w:r>
+        <w:rPr>
+          <w:rStyle w:val="Kiemels2"/>
+        </w:rPr>
+        <w:t>Kiválasztás</w:t>
+      </w:r>
+      <w:r>
+        <w:t>:</w:t>
+      </w:r>
+      <w:r>
+        <w:t xml:space="preserve"> A</w:t>
+      </w:r>
+      <w:r>
+        <w:t xml:space="preserve"> vendég megadja érkezési és távozási dátumot, vendégek számát</w:t>
+      </w:r>
+      <w:r>
+        <w:t xml:space="preserve"> vagy a Home oldalról direktben</w:t>
+      </w:r>
+      <w:r>
+        <w:t xml:space="preserve"> kiválasztja a számára megfelelő szobát.</w:t>
       </w:r>
     </w:p>
     <w:p>
@@ -4565,6 +4998,7 @@
         <w:rPr>
           <w:rStyle w:val="Kiemels2"/>
         </w:rPr>
+        <w:lastRenderedPageBreak/>
         <w:t>Elérhetőség ellenőrzése</w:t>
       </w:r>
       <w:r>
@@ -4577,7 +5011,10 @@
         <w:t>booking</w:t>
       </w:r>
       <w:r>
-        <w:t xml:space="preserve"> táblát a dátumtartományra és a kiválasztott szobára.</w:t>
+        <w:t xml:space="preserve"> táblát a dátumtartományra és a kiválasztott szobára</w:t>
+      </w:r>
+      <w:r>
+        <w:t>, majd az oldal kilistázza az elérhető szobákat.</w:t>
       </w:r>
     </w:p>
     <w:p>
@@ -4711,19 +5148,13 @@
         </w:numPr>
       </w:pPr>
       <w:r>
-        <w:t>lemondási feltételek dokumentálása és kommunikálása a vendég felé;</w:t>
-      </w:r>
-    </w:p>
-    <w:p>
-      <w:pPr>
-        <w:pStyle w:val="NormlWeb"/>
-        <w:numPr>
-          <w:ilvl w:val="0"/>
-          <w:numId w:val="109"/>
-        </w:numPr>
-      </w:pPr>
-      <w:r>
-        <w:t xml:space="preserve">ha a </w:t>
+        <w:t>ha a</w:t>
+      </w:r>
+      <w:r>
+        <w:t>z</w:t>
+      </w:r>
+      <w:r>
+        <w:t xml:space="preserve"> </w:t>
       </w:r>
       <w:r>
         <w:rPr>
@@ -4743,12 +5174,18 @@
       <w:r>
         <w:t xml:space="preserve"> tábla.</w:t>
       </w:r>
+      <w:r>
+        <w:t xml:space="preserve"> // IN PROGRESS</w:t>
+      </w:r>
     </w:p>
     <w:p>
       <w:pPr>
         <w:pStyle w:val="NormlWeb"/>
         <w:ind w:left="720"/>
       </w:pPr>
+      <w:r>
+        <w:t>// INNEN FOLYTATNI</w:t>
+      </w:r>
     </w:p>
     <w:p>
       <w:pPr>
@@ -5010,6 +5447,7 @@
         </w:numPr>
       </w:pPr>
       <w:r>
+        <w:lastRenderedPageBreak/>
         <w:t>Foglalás visszaigazolása.</w:t>
       </w:r>
     </w:p>
@@ -5095,7 +5533,6 @@
         <w:pStyle w:val="Cmsor3"/>
       </w:pPr>
       <w:r>
-        <w:lastRenderedPageBreak/>
         <w:t>13. Tesztelés, minőségbiztosítás és tesztforgatókönyvek</w:t>
       </w:r>
     </w:p>
@@ -5369,6 +5806,7 @@
         </w:numPr>
       </w:pPr>
       <w:r>
+        <w:lastRenderedPageBreak/>
         <w:t>naplózás és adatkezelési műveletek dokumentálása.</w:t>
       </w:r>
     </w:p>
@@ -5418,7 +5856,6 @@
         <w:pStyle w:val="Cmsor3"/>
       </w:pPr>
       <w:r>
-        <w:lastRenderedPageBreak/>
         <w:t>15. Üzemeltetés, telepítés és karbantartás</w:t>
       </w:r>
     </w:p>
@@ -5773,7 +6210,6 @@
         <w:rPr>
           <w:rStyle w:val="Kiemels2"/>
         </w:rPr>
-        <w:lastRenderedPageBreak/>
         <w:t>Kép A</w:t>
       </w:r>
       <w:r>
@@ -25639,6 +26075,7 @@
   <w:style w:type="character" w:default="1" w:styleId="Bekezdsalapbettpusa">
     <w:name w:val="Default Paragraph Font"/>
     <w:uiPriority w:val="1"/>
+    <w:semiHidden/>
     <w:unhideWhenUsed/>
   </w:style>
   <w:style w:type="table" w:default="1" w:styleId="Normltblzat">
